--- a/input/master-resume/master-resume-v4.docx
+++ b/input/master-resume/master-resume-v4.docx
@@ -2258,7 +2258,6 @@
         <w:rPr>
           <w:rFonts w:ascii="Times New Roman" w:hAnsi="Times New Roman" w:cs="Times New Roman"/>
         </w:rPr>
-        <w:lastRenderedPageBreak/>
         <w:t>Marketing Technology/AI | Paid Media | E-Commerce | Analytics | Digital Marketing</w:t>
       </w:r>
     </w:p>
@@ -9050,6 +9049,7 @@
         <w:rPr>
           <w:rStyle w:val="Strong"/>
         </w:rPr>
+        <w:lastRenderedPageBreak/>
         <w:t>Skills</w:t>
       </w:r>
     </w:p>
@@ -14479,7 +14479,6 @@
         <w:rPr>
           <w:rStyle w:val="Strong"/>
         </w:rPr>
-        <w:lastRenderedPageBreak/>
         <w:t>Technology, Platforms &amp; Skills Inventory</w:t>
       </w:r>
     </w:p>
@@ -14752,6 +14751,12 @@
         </w:rPr>
         <w:t>Work Experience (jobs)</w:t>
       </w:r>
+      <w:r>
+        <w:rPr>
+          <w:rStyle w:val="Strong"/>
+        </w:rPr>
+        <w:t xml:space="preserve"> </w:t>
+      </w:r>
     </w:p>
     <w:p>
       <w:pPr>
@@ -14764,102 +14769,43 @@
       </w:pPr>
       <w:r>
         <w:rPr>
-          <w:rFonts w:ascii="Times New Roman" w:hAnsi="Times New Roman" w:eastAsia="Calibri" w:cs="Times New Roman" w:eastAsiaTheme="minorHAnsi"/>
+          <w:rFonts w:ascii="Times New Roman" w:hAnsi="Times New Roman" w:cs="Times New Roman"/>
           <w:b/>
           <w:bCs/>
-          <w:kern w:val="2"/>
-          <w:sz w:val="24"/>
-          <w:szCs w:val="24"/>
-        </w:rPr>
-        <w:t>Marketing/Technology Manager - Vortex UTV - American Fork, UT</w:t>
-      </w:r>
-      <w:r>
-        <w:tab/>
-      </w:r>
-      <w:r>
-        <w:rPr>
-          <w:rFonts w:ascii="Times New Roman" w:hAnsi="Times New Roman" w:eastAsia="Calibri" w:cs="Times New Roman" w:eastAsiaTheme="minorHAnsi"/>
+        </w:rPr>
+        <w:t xml:space="preserve">Marketing/Technology Manager </w:t>
+      </w:r>
+      <w:r>
+        <w:rPr>
+          <w:rFonts w:ascii="Times New Roman" w:hAnsi="Times New Roman" w:cs="Times New Roman"/>
           <w:b/>
           <w:bCs/>
-          <w:kern w:val="2"/>
-          <w:sz w:val="24"/>
-          <w:szCs w:val="24"/>
-        </w:rPr>
-        <w:t xml:space="preserve">    </w:t>
-      </w:r>
-      <w:r>
-        <w:tab/>
-      </w:r>
-      <w:r>
-        <w:tab/>
-      </w:r>
-      <w:r>
-        <w:tab/>
-      </w:r>
-      <w:r>
-        <w:tab/>
-      </w:r>
-      <w:r>
-        <w:tab/>
-      </w:r>
-      <w:r>
-        <w:tab/>
-      </w:r>
-      <w:r>
-        <w:rPr>
-          <w:rFonts w:ascii="Times New Roman" w:hAnsi="Times New Roman" w:eastAsia="Calibri" w:cs="Times New Roman" w:eastAsiaTheme="minorHAnsi"/>
+        </w:rPr>
+        <w:t>–</w:t>
+      </w:r>
+      <w:r>
+        <w:rPr>
+          <w:rFonts w:ascii="Times New Roman" w:hAnsi="Times New Roman" w:cs="Times New Roman"/>
           <w:b/>
           <w:bCs/>
-          <w:kern w:val="2"/>
-          <w:sz w:val="24"/>
-          <w:szCs w:val="24"/>
-        </w:rPr>
-        <w:t xml:space="preserve">                            Jan 2024 - Present</w:t>
-      </w:r>
-    </w:p>
-    <w:p>
-      <w:pPr>
-        <w:pStyle w:val="ListParagraph"/>
-        <w:numPr>
-          <w:ilvl w:val="0"/>
-          <w:numId w:val="37"/>
-        </w:numPr>
-        <w:spacing w:after="0" w:line="240" w:lineRule="auto"/>
-        <w:rPr>
-          <w:rFonts w:ascii="Times New Roman" w:hAnsi="Times New Roman" w:cs="Times New Roman"/>
-        </w:rPr>
-      </w:pPr>
-      <w:r>
-        <w:rPr>
-          <w:rFonts w:ascii="Times New Roman" w:hAnsi="Times New Roman" w:cs="Times New Roman"/>
-        </w:rPr>
-        <w:t>I created this website two years ago.  built it on a headless system using REACT and Next.js. The site is a 3rd party retailer. I found a great manufacturer. The magic behind this is that I connected the backend of the Shopify Store directly to their databases. It updated orders and shipping all through GraphQL. Out of the 50 major companies, I haven’t seen anyone do it. They hire out a handful of people and all they do is submit orders. So now everything is automated. I don’t spend more than 10 minutes a week just to make sure it’s running</w:t>
-      </w:r>
-    </w:p>
-    <w:p>
-      <w:pPr>
-        <w:spacing w:after="0" w:line="240" w:lineRule="auto"/>
-        <w:rPr>
-          <w:rFonts w:ascii="Times New Roman" w:hAnsi="Times New Roman" w:cs="Times New Roman"/>
-        </w:rPr>
-      </w:pPr>
-    </w:p>
-    <w:p>
-      <w:pPr>
-        <w:spacing w:after="0" w:line="240" w:lineRule="auto"/>
+        </w:rPr>
+        <w:t xml:space="preserve"> </w:t>
+      </w:r>
+      <w:r>
         <w:rPr>
           <w:rFonts w:ascii="Times New Roman" w:hAnsi="Times New Roman" w:cs="Times New Roman"/>
           <w:b/>
           <w:bCs/>
         </w:rPr>
-      </w:pPr>
+        <w:t>ILT Marketing</w:t>
+      </w:r>
       <w:r>
         <w:rPr>
           <w:rFonts w:ascii="Times New Roman" w:hAnsi="Times New Roman" w:cs="Times New Roman"/>
           <w:b/>
           <w:bCs/>
         </w:rPr>
-        <w:t xml:space="preserve">Marketing Strategist/Analyst - 1-800-Contacts - Draper, UT </w:t>
+        <w:t xml:space="preserve"> - American Fork, U</w:t>
       </w:r>
       <w:r>
         <w:rPr>
@@ -14867,6 +14813,98 @@
           <w:b/>
           <w:bCs/>
         </w:rPr>
+        <w:t>T</w:t>
+      </w:r>
+      <w:r>
+        <w:tab/>
+      </w:r>
+      <w:r>
+        <w:rPr>
+          <w:rFonts w:ascii="Times New Roman" w:hAnsi="Times New Roman" w:cs="Times New Roman"/>
+          <w:b/>
+          <w:bCs/>
+        </w:rPr>
+        <w:t xml:space="preserve">               </w:t>
+      </w:r>
+      <w:r>
+        <w:rPr>
+          <w:rFonts w:ascii="Times New Roman" w:hAnsi="Times New Roman" w:cs="Times New Roman"/>
+          <w:b/>
+          <w:bCs/>
+        </w:rPr>
+        <w:t>Aug</w:t>
+      </w:r>
+      <w:r>
+        <w:rPr>
+          <w:rFonts w:ascii="Times New Roman" w:hAnsi="Times New Roman" w:cs="Times New Roman"/>
+          <w:b/>
+          <w:bCs/>
+        </w:rPr>
+        <w:t xml:space="preserve"> 2024 - Present</w:t>
+      </w:r>
+    </w:p>
+    <w:p>
+      <w:pPr>
+        <w:pStyle w:val="ListParagraph"/>
+        <w:numPr>
+          <w:ilvl w:val="0"/>
+          <w:numId w:val="37"/>
+        </w:numPr>
+        <w:spacing w:after="0" w:line="240" w:lineRule="auto"/>
+        <w:rPr>
+          <w:rFonts w:ascii="Times New Roman" w:hAnsi="Times New Roman" w:cs="Times New Roman"/>
+        </w:rPr>
+      </w:pPr>
+      <w:r>
+        <w:rPr>
+          <w:rFonts w:ascii="Times New Roman" w:hAnsi="Times New Roman" w:cs="Times New Roman"/>
+        </w:rPr>
+        <w:t xml:space="preserve">I created this website two years ago. </w:t>
+      </w:r>
+      <w:r>
+        <w:rPr>
+          <w:rFonts w:ascii="Times New Roman" w:hAnsi="Times New Roman" w:cs="Times New Roman"/>
+        </w:rPr>
+        <w:t>B</w:t>
+      </w:r>
+      <w:r>
+        <w:rPr>
+          <w:rFonts w:ascii="Times New Roman" w:hAnsi="Times New Roman" w:cs="Times New Roman"/>
+        </w:rPr>
+        <w:t>uilt it on a headless system using REACT and Next.js. The site is a 3rd party retailer. I found a great manufacturer. The magic behind this is that I connected the backend of the Shopify Store directly to their databases. It updated orders and shipping all through GraphQL. Out of the 50 major companies, I haven’t seen anyone do it. They hire out a handful of people and all they do is submit orders. So now everything is automated. I don’t spend more than 10 minutes a week just to make sure it’s running</w:t>
+      </w:r>
+    </w:p>
+    <w:p>
+      <w:pPr>
+        <w:spacing w:after="0" w:line="240" w:lineRule="auto"/>
+        <w:rPr>
+          <w:rFonts w:ascii="Times New Roman" w:hAnsi="Times New Roman" w:cs="Times New Roman"/>
+        </w:rPr>
+      </w:pPr>
+    </w:p>
+    <w:p>
+      <w:pPr>
+        <w:spacing w:after="0" w:line="240" w:lineRule="auto"/>
+        <w:rPr>
+          <w:rFonts w:ascii="Times New Roman" w:hAnsi="Times New Roman" w:cs="Times New Roman"/>
+          <w:b/>
+          <w:bCs/>
+        </w:rPr>
+      </w:pPr>
+      <w:r>
+        <w:rPr>
+          <w:rFonts w:ascii="Times New Roman" w:hAnsi="Times New Roman" w:cs="Times New Roman"/>
+          <w:b/>
+          <w:bCs/>
+        </w:rPr>
+        <w:t xml:space="preserve">Marketing Strategist/Analyst - 1-800-Contacts - Draper, UT </w:t>
+      </w:r>
+      <w:r>
+        <w:rPr>
+          <w:rFonts w:ascii="Times New Roman" w:hAnsi="Times New Roman" w:cs="Times New Roman"/>
+          <w:b/>
+          <w:bCs/>
+        </w:rPr>
         <w:tab/>
         <w:t xml:space="preserve">                        </w:t>
       </w:r>
@@ -14876,7 +14914,7 @@
           <w:b/>
           <w:bCs/>
         </w:rPr>
-        <w:t xml:space="preserve">          </w:t>
+        <w:t xml:space="preserve">      </w:t>
       </w:r>
       <w:r>
         <w:rPr>
@@ -14884,7 +14922,7 @@
           <w:b/>
           <w:bCs/>
         </w:rPr>
-        <w:t>Nov 2022 – June 202</w:t>
+        <w:t xml:space="preserve">  </w:t>
       </w:r>
       <w:r>
         <w:rPr>
@@ -14892,223 +14930,23 @@
           <w:b/>
           <w:bCs/>
         </w:rPr>
-        <w:t>4</w:t>
-      </w:r>
-    </w:p>
-    <w:p>
-      <w:pPr>
-        <w:pStyle w:val="ListParagraph"/>
-        <w:numPr>
-          <w:ilvl w:val="0"/>
-          <w:numId w:val="54"/>
-        </w:numPr>
-        <w:spacing w:after="0" w:line="240" w:lineRule="auto"/>
-        <w:rPr>
-          <w:rFonts w:ascii="Times New Roman" w:hAnsi="Times New Roman" w:cs="Times New Roman"/>
-        </w:rPr>
-      </w:pPr>
-      <w:r>
-        <w:rPr>
-          <w:rFonts w:ascii="Times New Roman" w:hAnsi="Times New Roman" w:cs="Times New Roman"/>
-        </w:rPr>
-        <w:t>Analyzed maximum CPC versus smart bidding, brand CPC optimization, brand and non-brand target CPA, incremental CPA during scale-ups and scale-downs, omnichannel brand holdouts, data-driven attribution (DDA), and the Performance Max/Google Shopping mix</w:t>
-      </w:r>
-    </w:p>
-    <w:p>
-      <w:pPr>
-        <w:pStyle w:val="ListParagraph"/>
-        <w:numPr>
-          <w:ilvl w:val="0"/>
-          <w:numId w:val="54"/>
-        </w:numPr>
-        <w:spacing w:after="0" w:line="240" w:lineRule="auto"/>
-        <w:rPr>
-          <w:rFonts w:ascii="Times New Roman" w:hAnsi="Times New Roman" w:cs="Times New Roman"/>
-        </w:rPr>
-      </w:pPr>
-      <w:r>
-        <w:rPr>
-          <w:rFonts w:ascii="Times New Roman" w:hAnsi="Times New Roman" w:cs="Times New Roman"/>
-        </w:rPr>
-        <w:t>Analyzed Google Ads audience performance to identify audiences and strategies to test and apply across other platforms</w:t>
-      </w:r>
-    </w:p>
-    <w:p>
-      <w:pPr>
-        <w:pStyle w:val="ListParagraph"/>
-        <w:numPr>
-          <w:ilvl w:val="0"/>
-          <w:numId w:val="54"/>
-        </w:numPr>
-        <w:spacing w:after="0" w:line="240" w:lineRule="auto"/>
-        <w:rPr>
-          <w:rFonts w:ascii="Times New Roman" w:hAnsi="Times New Roman" w:cs="Times New Roman"/>
-        </w:rPr>
-      </w:pPr>
-      <w:r>
-        <w:rPr>
-          <w:rFonts w:ascii="Times New Roman" w:hAnsi="Times New Roman" w:cs="Times New Roman"/>
-        </w:rPr>
-        <w:t>Conducted customer lifetime value (LTV) analysis, affiliate commission analysis and discount negotiation, and AI-assisted promotion performance analysis using Namogoo</w:t>
-      </w:r>
-    </w:p>
-    <w:p>
-      <w:pPr>
-        <w:pStyle w:val="ListParagraph"/>
-        <w:numPr>
-          <w:ilvl w:val="0"/>
-          <w:numId w:val="54"/>
-        </w:numPr>
-        <w:spacing w:after="0" w:line="240" w:lineRule="auto"/>
-        <w:rPr>
-          <w:rFonts w:ascii="Times New Roman" w:hAnsi="Times New Roman" w:cs="Times New Roman"/>
-        </w:rPr>
-      </w:pPr>
-      <w:r>
-        <w:rPr>
-          <w:rFonts w:ascii="Times New Roman" w:hAnsi="Times New Roman" w:cs="Times New Roman"/>
-        </w:rPr>
-        <w:t>Developed five-year projections using predictive statistical models</w:t>
-      </w:r>
-    </w:p>
-    <w:p>
-      <w:pPr>
-        <w:pStyle w:val="ListParagraph"/>
-        <w:numPr>
-          <w:ilvl w:val="0"/>
-          <w:numId w:val="54"/>
-        </w:numPr>
-        <w:spacing w:after="0" w:line="240" w:lineRule="auto"/>
-        <w:rPr>
-          <w:rFonts w:ascii="Times New Roman" w:hAnsi="Times New Roman" w:cs="Times New Roman"/>
-        </w:rPr>
-      </w:pPr>
-      <w:r>
-        <w:rPr>
-          <w:rFonts w:ascii="Times New Roman" w:hAnsi="Times New Roman" w:cs="Times New Roman"/>
-        </w:rPr>
-        <w:t>Designed and interpreted funnel testing across reach, comparison, conversion, micro-conversion, purchase, and internal customer lifetime value to identify scalable search and budget opportunities</w:t>
-      </w:r>
-    </w:p>
-    <w:p>
-      <w:pPr>
-        <w:pStyle w:val="ListParagraph"/>
-        <w:numPr>
-          <w:ilvl w:val="0"/>
-          <w:numId w:val="54"/>
-        </w:numPr>
-        <w:spacing w:after="0" w:line="240" w:lineRule="auto"/>
-        <w:rPr>
-          <w:rFonts w:ascii="Times New Roman" w:hAnsi="Times New Roman" w:cs="Times New Roman"/>
-        </w:rPr>
-      </w:pPr>
-      <w:r>
-        <w:rPr>
-          <w:rFonts w:ascii="Times New Roman" w:hAnsi="Times New Roman" w:cs="Times New Roman"/>
-        </w:rPr>
-        <w:t>Assessed click-to-call systems and used iSpot to analyze TV/OTT reach campaigns</w:t>
-      </w:r>
-    </w:p>
-    <w:p>
-      <w:pPr>
-        <w:pStyle w:val="ListParagraph"/>
-        <w:numPr>
-          <w:ilvl w:val="0"/>
-          <w:numId w:val="54"/>
-        </w:numPr>
-        <w:spacing w:after="0" w:line="240" w:lineRule="auto"/>
-        <w:rPr>
-          <w:rFonts w:ascii="Times New Roman" w:hAnsi="Times New Roman" w:cs="Times New Roman"/>
-        </w:rPr>
-      </w:pPr>
-      <w:r>
-        <w:rPr>
-          <w:rFonts w:ascii="Times New Roman" w:hAnsi="Times New Roman" w:cs="Times New Roman"/>
-        </w:rPr>
-        <w:t>Built complex Tableau dashboards for paid search, including Google Ads and Bing Ads, and helped migrate existing Power BI dashboards and reporting to Tableau</w:t>
-      </w:r>
-    </w:p>
-    <w:p>
-      <w:pPr>
-        <w:pStyle w:val="ListParagraph"/>
-        <w:numPr>
-          <w:ilvl w:val="0"/>
-          <w:numId w:val="54"/>
-        </w:numPr>
-        <w:spacing w:after="0" w:line="240" w:lineRule="auto"/>
-        <w:rPr>
-          <w:rFonts w:ascii="Times New Roman" w:hAnsi="Times New Roman" w:cs="Times New Roman"/>
-        </w:rPr>
-      </w:pPr>
-      <w:r>
-        <w:rPr>
-          <w:rFonts w:ascii="Times New Roman" w:hAnsi="Times New Roman" w:cs="Times New Roman"/>
-        </w:rPr>
-        <w:t>Created a customized reporting system using Python, Databricks, SQL, blended Excel data, and Funnel.io to automatically collect data weekly from more than 10 marketing channels, improve reporting accuracy, and accelerate decision-making</w:t>
-      </w:r>
-    </w:p>
-    <w:p>
-      <w:pPr>
-        <w:pStyle w:val="ListParagraph"/>
-        <w:numPr>
-          <w:ilvl w:val="0"/>
-          <w:numId w:val="54"/>
-        </w:numPr>
-        <w:spacing w:after="0" w:line="240" w:lineRule="auto"/>
-        <w:rPr>
-          <w:rFonts w:ascii="Times New Roman" w:hAnsi="Times New Roman" w:cs="Times New Roman"/>
-        </w:rPr>
-      </w:pPr>
-      <w:r>
-        <w:rPr>
-          <w:rFonts w:ascii="Times New Roman" w:hAnsi="Times New Roman" w:cs="Times New Roman"/>
-        </w:rPr>
-        <w:t>Following successful optimization work, evaluated management’s question of where and why to invest an additional $10 million. Used regression models based on prior-year and prior-period data to forecast outcomes and support investment recommendations involving holdouts, geographic promotional offers, scale-ups, scale-downs, and budget reallocations across channels</w:t>
-      </w:r>
-    </w:p>
-    <w:p>
-      <w:pPr>
-        <w:pStyle w:val="ListParagraph"/>
-        <w:numPr>
-          <w:ilvl w:val="0"/>
-          <w:numId w:val="54"/>
-        </w:numPr>
-        <w:spacing w:after="0" w:line="240" w:lineRule="auto"/>
-        <w:rPr>
-          <w:rFonts w:ascii="Times New Roman" w:hAnsi="Times New Roman" w:cs="Times New Roman"/>
-        </w:rPr>
-      </w:pPr>
-      <w:r>
-        <w:rPr>
-          <w:rFonts w:ascii="Times New Roman" w:hAnsi="Times New Roman" w:cs="Times New Roman"/>
-        </w:rPr>
-        <w:t>Helped transition work from four to five agencies to in-house management, evaluating agency fees that combined percentages of total sales with retainers, account prioritization, and excessive automation that reduced channel effectiveness. Assessed inefficient legacy rule-based systems built using the Google Ads API and how newer Google machine-learning capabilities had made those systems outdated</w:t>
-      </w:r>
-    </w:p>
-    <w:p>
-      <w:pPr>
-        <w:spacing w:after="0" w:line="240" w:lineRule="auto"/>
-        <w:rPr>
-          <w:rFonts w:ascii="Times New Roman" w:hAnsi="Times New Roman" w:cs="Times New Roman"/>
-        </w:rPr>
-      </w:pPr>
-    </w:p>
-    <w:p>
-      <w:pPr>
-        <w:spacing w:after="0" w:line="240" w:lineRule="auto"/>
+        <w:t xml:space="preserve">  </w:t>
+      </w:r>
+      <w:r>
         <w:rPr>
           <w:rFonts w:ascii="Times New Roman" w:hAnsi="Times New Roman" w:cs="Times New Roman"/>
           <w:b/>
           <w:bCs/>
         </w:rPr>
-      </w:pPr>
+        <w:t xml:space="preserve">  Feb</w:t>
+      </w:r>
       <w:r>
         <w:rPr>
           <w:rFonts w:ascii="Times New Roman" w:hAnsi="Times New Roman" w:cs="Times New Roman"/>
           <w:b/>
           <w:bCs/>
         </w:rPr>
-        <w:t xml:space="preserve">Director of Digital Marketing </w:t>
+        <w:t xml:space="preserve"> </w:t>
       </w:r>
       <w:r>
         <w:rPr>
@@ -15116,15 +14954,562 @@
           <w:b/>
           <w:bCs/>
         </w:rPr>
-        <w:t>- GRIP6 - Midvale, UT</w:t>
-      </w:r>
-      <w:proofErr w:type="gramStart"/>
+        <w:t>202</w:t>
+      </w:r>
       <w:r>
         <w:rPr>
           <w:rFonts w:ascii="Times New Roman" w:hAnsi="Times New Roman" w:cs="Times New Roman"/>
           <w:b/>
           <w:bCs/>
         </w:rPr>
+        <w:t>3</w:t>
+      </w:r>
+      <w:r>
+        <w:rPr>
+          <w:rFonts w:ascii="Times New Roman" w:hAnsi="Times New Roman" w:cs="Times New Roman"/>
+          <w:b/>
+          <w:bCs/>
+        </w:rPr>
+        <w:t xml:space="preserve"> – </w:t>
+      </w:r>
+      <w:r>
+        <w:rPr>
+          <w:rFonts w:ascii="Times New Roman" w:hAnsi="Times New Roman" w:cs="Times New Roman"/>
+          <w:b/>
+          <w:bCs/>
+        </w:rPr>
+        <w:t>July</w:t>
+      </w:r>
+      <w:r>
+        <w:rPr>
+          <w:rFonts w:ascii="Times New Roman" w:hAnsi="Times New Roman" w:cs="Times New Roman"/>
+          <w:b/>
+          <w:bCs/>
+        </w:rPr>
+        <w:t xml:space="preserve"> 202</w:t>
+      </w:r>
+      <w:r>
+        <w:rPr>
+          <w:rFonts w:ascii="Times New Roman" w:hAnsi="Times New Roman" w:cs="Times New Roman"/>
+          <w:b/>
+          <w:bCs/>
+        </w:rPr>
+        <w:t>4</w:t>
+      </w:r>
+    </w:p>
+    <w:p>
+      <w:pPr>
+        <w:pStyle w:val="ListParagraph"/>
+        <w:numPr>
+          <w:ilvl w:val="0"/>
+          <w:numId w:val="54"/>
+        </w:numPr>
+        <w:spacing w:after="0" w:line="240" w:lineRule="auto"/>
+        <w:rPr>
+          <w:rFonts w:ascii="Times New Roman" w:hAnsi="Times New Roman" w:cs="Times New Roman"/>
+        </w:rPr>
+      </w:pPr>
+      <w:r>
+        <w:rPr>
+          <w:rFonts w:ascii="Times New Roman" w:hAnsi="Times New Roman" w:cs="Times New Roman"/>
+        </w:rPr>
+        <w:t>Analyzed maximum CPC versus smart bidding, brand CPC optimization, brand and non-brand target CPA, incremental CPA during scale-ups and scale-downs, omnichannel brand holdouts, data-driven attribution (DDA), and the Performance Max/Google Shopping mix</w:t>
+      </w:r>
+    </w:p>
+    <w:p>
+      <w:pPr>
+        <w:pStyle w:val="ListParagraph"/>
+        <w:numPr>
+          <w:ilvl w:val="0"/>
+          <w:numId w:val="54"/>
+        </w:numPr>
+        <w:spacing w:after="0" w:line="240" w:lineRule="auto"/>
+        <w:rPr>
+          <w:rFonts w:ascii="Times New Roman" w:hAnsi="Times New Roman" w:cs="Times New Roman"/>
+        </w:rPr>
+      </w:pPr>
+      <w:r>
+        <w:rPr>
+          <w:rFonts w:ascii="Times New Roman" w:hAnsi="Times New Roman" w:cs="Times New Roman"/>
+        </w:rPr>
+        <w:t>Analyzed Google Ads audience performance to identify audiences and strategies to test and apply across other platforms</w:t>
+      </w:r>
+    </w:p>
+    <w:p>
+      <w:pPr>
+        <w:pStyle w:val="ListParagraph"/>
+        <w:numPr>
+          <w:ilvl w:val="0"/>
+          <w:numId w:val="54"/>
+        </w:numPr>
+        <w:spacing w:after="0" w:line="240" w:lineRule="auto"/>
+        <w:rPr>
+          <w:rFonts w:ascii="Times New Roman" w:hAnsi="Times New Roman" w:cs="Times New Roman"/>
+        </w:rPr>
+      </w:pPr>
+      <w:r>
+        <w:rPr>
+          <w:rFonts w:ascii="Times New Roman" w:hAnsi="Times New Roman" w:cs="Times New Roman"/>
+        </w:rPr>
+        <w:t>Conducted customer lifetime value (LTV) analysis, affiliate commission analysis and discount negotiation, and AI-assisted promotion performance analysis using Namogoo</w:t>
+      </w:r>
+    </w:p>
+    <w:p>
+      <w:pPr>
+        <w:pStyle w:val="ListParagraph"/>
+        <w:numPr>
+          <w:ilvl w:val="0"/>
+          <w:numId w:val="54"/>
+        </w:numPr>
+        <w:spacing w:after="0" w:line="240" w:lineRule="auto"/>
+        <w:rPr>
+          <w:rFonts w:ascii="Times New Roman" w:hAnsi="Times New Roman" w:cs="Times New Roman"/>
+        </w:rPr>
+      </w:pPr>
+      <w:r>
+        <w:rPr>
+          <w:rFonts w:ascii="Times New Roman" w:hAnsi="Times New Roman" w:cs="Times New Roman"/>
+        </w:rPr>
+        <w:t>Developed five-year projections using predictive statistical models</w:t>
+      </w:r>
+    </w:p>
+    <w:p>
+      <w:pPr>
+        <w:pStyle w:val="ListParagraph"/>
+        <w:numPr>
+          <w:ilvl w:val="0"/>
+          <w:numId w:val="54"/>
+        </w:numPr>
+        <w:spacing w:after="0" w:line="240" w:lineRule="auto"/>
+        <w:rPr>
+          <w:rFonts w:ascii="Times New Roman" w:hAnsi="Times New Roman" w:cs="Times New Roman"/>
+        </w:rPr>
+      </w:pPr>
+      <w:r>
+        <w:rPr>
+          <w:rFonts w:ascii="Times New Roman" w:hAnsi="Times New Roman" w:cs="Times New Roman"/>
+        </w:rPr>
+        <w:t>Designed and interpreted funnel testing across reach, comparison, conversion, micro-conversion, purchase, and internal customer lifetime value to identify scalable search and budget opportunities</w:t>
+      </w:r>
+    </w:p>
+    <w:p>
+      <w:pPr>
+        <w:pStyle w:val="ListParagraph"/>
+        <w:numPr>
+          <w:ilvl w:val="0"/>
+          <w:numId w:val="54"/>
+        </w:numPr>
+        <w:spacing w:after="0" w:line="240" w:lineRule="auto"/>
+        <w:rPr>
+          <w:rFonts w:ascii="Times New Roman" w:hAnsi="Times New Roman" w:cs="Times New Roman"/>
+        </w:rPr>
+      </w:pPr>
+      <w:r>
+        <w:rPr>
+          <w:rFonts w:ascii="Times New Roman" w:hAnsi="Times New Roman" w:cs="Times New Roman"/>
+        </w:rPr>
+        <w:t>Assessed click-to-call systems and used iSpot to analyze TV/OTT reach campaigns</w:t>
+      </w:r>
+    </w:p>
+    <w:p>
+      <w:pPr>
+        <w:pStyle w:val="ListParagraph"/>
+        <w:numPr>
+          <w:ilvl w:val="0"/>
+          <w:numId w:val="54"/>
+        </w:numPr>
+        <w:spacing w:after="0" w:line="240" w:lineRule="auto"/>
+        <w:rPr>
+          <w:rFonts w:ascii="Times New Roman" w:hAnsi="Times New Roman" w:cs="Times New Roman"/>
+        </w:rPr>
+      </w:pPr>
+      <w:r>
+        <w:rPr>
+          <w:rFonts w:ascii="Times New Roman" w:hAnsi="Times New Roman" w:cs="Times New Roman"/>
+        </w:rPr>
+        <w:t>Built complex Tableau dashboards for paid search, including Google Ads and Bing Ads, and helped migrate existing Power BI dashboards and reporting to Tableau</w:t>
+      </w:r>
+    </w:p>
+    <w:p>
+      <w:pPr>
+        <w:pStyle w:val="ListParagraph"/>
+        <w:numPr>
+          <w:ilvl w:val="0"/>
+          <w:numId w:val="54"/>
+        </w:numPr>
+        <w:spacing w:after="0" w:line="240" w:lineRule="auto"/>
+        <w:rPr>
+          <w:rFonts w:ascii="Times New Roman" w:hAnsi="Times New Roman" w:cs="Times New Roman"/>
+        </w:rPr>
+      </w:pPr>
+      <w:r>
+        <w:rPr>
+          <w:rFonts w:ascii="Times New Roman" w:hAnsi="Times New Roman" w:cs="Times New Roman"/>
+        </w:rPr>
+        <w:t>Created a customized reporting system using Python, Databricks, SQL, blended Excel data, and Funnel.io to automatically collect data weekly from more than 10 marketing channels, improve reporting accuracy, and accelerate decision-making</w:t>
+      </w:r>
+    </w:p>
+    <w:p>
+      <w:pPr>
+        <w:pStyle w:val="ListParagraph"/>
+        <w:numPr>
+          <w:ilvl w:val="0"/>
+          <w:numId w:val="54"/>
+        </w:numPr>
+        <w:spacing w:after="0" w:line="240" w:lineRule="auto"/>
+        <w:rPr>
+          <w:rFonts w:ascii="Times New Roman" w:hAnsi="Times New Roman" w:cs="Times New Roman"/>
+        </w:rPr>
+      </w:pPr>
+      <w:r>
+        <w:rPr>
+          <w:rFonts w:ascii="Times New Roman" w:hAnsi="Times New Roman" w:cs="Times New Roman"/>
+        </w:rPr>
+        <w:t>Following successful optimization work, evaluated management’s question of where and why to invest an additional $10 million. Used regression models based on prior-year and prior-period data to forecast outcomes and support investment recommendations involving holdouts, geographic promotional offers, scale-ups, scale-downs, and budget reallocations across channels</w:t>
+      </w:r>
+    </w:p>
+    <w:p>
+      <w:pPr>
+        <w:pStyle w:val="ListParagraph"/>
+        <w:numPr>
+          <w:ilvl w:val="0"/>
+          <w:numId w:val="54"/>
+        </w:numPr>
+        <w:spacing w:after="0" w:line="240" w:lineRule="auto"/>
+        <w:rPr>
+          <w:rFonts w:ascii="Times New Roman" w:hAnsi="Times New Roman" w:cs="Times New Roman"/>
+        </w:rPr>
+      </w:pPr>
+      <w:r>
+        <w:rPr>
+          <w:rFonts w:ascii="Times New Roman" w:hAnsi="Times New Roman" w:cs="Times New Roman"/>
+        </w:rPr>
+        <w:t>Helped transition work from four to five agencies to in-house management, evaluating agency fees that combined percentages of total sales with retainers, account prioritization, and excessive automation that reduced channel effectiveness. Assessed inefficient legacy rule-based systems built using the Google Ads API and how newer Google machine-learning capabilities had made those systems outdated</w:t>
+      </w:r>
+    </w:p>
+    <w:p>
+      <w:pPr>
+        <w:spacing w:after="0" w:line="240" w:lineRule="auto"/>
+        <w:rPr>
+          <w:rFonts w:ascii="Times New Roman" w:hAnsi="Times New Roman" w:cs="Times New Roman"/>
+        </w:rPr>
+      </w:pPr>
+    </w:p>
+    <w:p>
+      <w:pPr>
+        <w:pStyle w:val="ListParagraph"/>
+        <w:numPr>
+          <w:ilvl w:val="0"/>
+          <w:numId w:val="21"/>
+        </w:numPr>
+        <w:spacing w:after="0" w:line="240" w:lineRule="auto"/>
+        <w:rPr>
+          <w:rFonts w:ascii="Times New Roman" w:hAnsi="Times New Roman" w:cs="Times New Roman"/>
+        </w:rPr>
+      </w:pPr>
+      <w:r>
+        <w:rPr>
+          <w:rFonts w:ascii="Times New Roman" w:hAnsi="Times New Roman" w:cs="Times New Roman"/>
+        </w:rPr>
+        <w:lastRenderedPageBreak/>
+        <w:t>Analyzed max CPC versus smart bidding, brand CPC optimization, non-brand target CPA, Performance Max and Google Shopping mix, audience performance, data-driven attribution, incremental CPA, lifetime value, affiliate commissions, and AI-assisted promotion performance using Namogoo</w:t>
+      </w:r>
+    </w:p>
+    <w:p>
+      <w:pPr>
+        <w:pStyle w:val="ListParagraph"/>
+        <w:numPr>
+          <w:ilvl w:val="0"/>
+          <w:numId w:val="21"/>
+        </w:numPr>
+        <w:spacing w:after="0" w:line="240" w:lineRule="auto"/>
+        <w:rPr>
+          <w:rFonts w:ascii="Times New Roman" w:hAnsi="Times New Roman" w:cs="Times New Roman"/>
+        </w:rPr>
+      </w:pPr>
+      <w:r>
+        <w:rPr>
+          <w:rFonts w:ascii="Times New Roman" w:hAnsi="Times New Roman" w:cs="Times New Roman"/>
+        </w:rPr>
+        <w:t>Designed and interpreted reach, comparison, conversion, micro-conversion, and internal lifetime-value funnel testing, including click-to-call systems assessment and iSpot analysis for TV/OTT reach campaigns</w:t>
+      </w:r>
+    </w:p>
+    <w:p>
+      <w:pPr>
+        <w:pStyle w:val="ListParagraph"/>
+        <w:numPr>
+          <w:ilvl w:val="0"/>
+          <w:numId w:val="21"/>
+        </w:numPr>
+        <w:spacing w:after="0" w:line="240" w:lineRule="auto"/>
+        <w:rPr>
+          <w:rFonts w:ascii="Times New Roman" w:hAnsi="Times New Roman" w:cs="Times New Roman"/>
+        </w:rPr>
+      </w:pPr>
+      <w:r>
+        <w:rPr>
+          <w:rFonts w:ascii="Times New Roman" w:hAnsi="Times New Roman" w:cs="Times New Roman"/>
+        </w:rPr>
+        <w:t>Built complex Tableau dashboards for paid search and helped convert existing Power BI reporting to Tableau</w:t>
+      </w:r>
+    </w:p>
+    <w:p>
+      <w:pPr>
+        <w:pStyle w:val="ListParagraph"/>
+        <w:numPr>
+          <w:ilvl w:val="0"/>
+          <w:numId w:val="21"/>
+        </w:numPr>
+        <w:spacing w:after="0" w:line="240" w:lineRule="auto"/>
+        <w:rPr>
+          <w:rFonts w:ascii="Times New Roman" w:hAnsi="Times New Roman" w:cs="Times New Roman"/>
+        </w:rPr>
+      </w:pPr>
+      <w:r>
+        <w:rPr>
+          <w:rFonts w:ascii="Times New Roman" w:hAnsi="Times New Roman" w:cs="Times New Roman"/>
+        </w:rPr>
+        <w:t>Built automated weekly reporting across 10+ channels using Python, Databricks, SQL, blended Excel data, and Funnel.io to improve accuracy and decision speed</w:t>
+      </w:r>
+    </w:p>
+    <w:p>
+      <w:pPr>
+        <w:pStyle w:val="ListParagraph"/>
+        <w:numPr>
+          <w:ilvl w:val="0"/>
+          <w:numId w:val="21"/>
+        </w:numPr>
+        <w:spacing w:after="0" w:line="240" w:lineRule="auto"/>
+        <w:rPr>
+          <w:rFonts w:ascii="Times New Roman" w:hAnsi="Times New Roman" w:cs="Times New Roman"/>
+        </w:rPr>
+      </w:pPr>
+      <w:r>
+        <w:rPr>
+          <w:rFonts w:ascii="Times New Roman" w:hAnsi="Times New Roman" w:cs="Times New Roman"/>
+        </w:rPr>
+        <w:t>Used regression models, prior-year/prior-period data, holdouts, geo-promotional tests, scale-up/down analysis, and budget reallocation scenarios to forecast investment outcomes and support recommendations involving substantial incremental media budgets</w:t>
+      </w:r>
+    </w:p>
+    <w:p>
+      <w:pPr>
+        <w:pStyle w:val="ListParagraph"/>
+        <w:numPr>
+          <w:ilvl w:val="0"/>
+          <w:numId w:val="21"/>
+        </w:numPr>
+        <w:spacing w:after="0" w:line="240" w:lineRule="auto"/>
+        <w:rPr>
+          <w:rFonts w:ascii="Times New Roman" w:hAnsi="Times New Roman" w:cs="Times New Roman"/>
+        </w:rPr>
+      </w:pPr>
+      <w:r>
+        <w:rPr>
+          <w:rFonts w:ascii="Times New Roman" w:hAnsi="Times New Roman" w:cs="Times New Roman"/>
+        </w:rPr>
+        <w:t>Helped facilitate the transition of four to five agency relationships in-house, evaluating agency cost structures, prioritization, automation approaches, and the impact of newer Google machine-learning capabilities on legacy rule-based systems</w:t>
+      </w:r>
+    </w:p>
+    <w:p>
+      <w:pPr>
+        <w:pStyle w:val="ListParagraph"/>
+        <w:numPr>
+          <w:ilvl w:val="0"/>
+          <w:numId w:val="21"/>
+        </w:numPr>
+        <w:spacing w:after="0" w:line="240" w:lineRule="auto"/>
+        <w:rPr>
+          <w:rFonts w:ascii="Times New Roman" w:hAnsi="Times New Roman" w:cs="Times New Roman"/>
+        </w:rPr>
+      </w:pPr>
+      <w:r>
+        <w:rPr>
+          <w:rFonts w:ascii="Times New Roman" w:hAnsi="Times New Roman" w:cs="Times New Roman"/>
+        </w:rPr>
+        <w:t>Digital Marketing Manager | TravelPass Group / Reservation Counter</w:t>
+      </w:r>
+    </w:p>
+    <w:p>
+      <w:pPr>
+        <w:pStyle w:val="ListParagraph"/>
+        <w:numPr>
+          <w:ilvl w:val="0"/>
+          <w:numId w:val="21"/>
+        </w:numPr>
+        <w:spacing w:after="0" w:line="240" w:lineRule="auto"/>
+        <w:rPr>
+          <w:rFonts w:ascii="Times New Roman" w:hAnsi="Times New Roman" w:cs="Times New Roman"/>
+        </w:rPr>
+      </w:pPr>
+      <w:r>
+        <w:rPr>
+          <w:rFonts w:ascii="Times New Roman" w:hAnsi="Times New Roman" w:cs="Times New Roman"/>
+        </w:rPr>
+        <w:t>South Jordan, UT | August 2021 - April 2022</w:t>
+      </w:r>
+    </w:p>
+    <w:p>
+      <w:pPr>
+        <w:pStyle w:val="ListParagraph"/>
+        <w:numPr>
+          <w:ilvl w:val="0"/>
+          <w:numId w:val="21"/>
+        </w:numPr>
+        <w:spacing w:after="0" w:line="240" w:lineRule="auto"/>
+        <w:rPr>
+          <w:rFonts w:ascii="Times New Roman" w:hAnsi="Times New Roman" w:cs="Times New Roman"/>
+        </w:rPr>
+      </w:pPr>
+      <w:r>
+        <w:rPr>
+          <w:rFonts w:ascii="Times New Roman" w:hAnsi="Times New Roman" w:cs="Times New Roman"/>
+        </w:rPr>
+        <w:t>Managed PPC efforts across Google Ads and Microsoft/Bing Ads</w:t>
+      </w:r>
+    </w:p>
+    <w:p>
+      <w:pPr>
+        <w:pStyle w:val="ListParagraph"/>
+        <w:numPr>
+          <w:ilvl w:val="0"/>
+          <w:numId w:val="21"/>
+        </w:numPr>
+        <w:spacing w:after="0" w:line="240" w:lineRule="auto"/>
+        <w:rPr>
+          <w:rFonts w:ascii="Times New Roman" w:hAnsi="Times New Roman" w:cs="Times New Roman"/>
+        </w:rPr>
+      </w:pPr>
+      <w:r>
+        <w:rPr>
+          <w:rFonts w:ascii="Times New Roman" w:hAnsi="Times New Roman" w:cs="Times New Roman"/>
+        </w:rPr>
+        <w:t>Managed 12 accounts, 32 campaigns, approximately 110,000 ad groups, 1.6 million keywords, and approximately $3.6 million in monthly spend for one brand</w:t>
+      </w:r>
+    </w:p>
+    <w:p>
+      <w:pPr>
+        <w:pStyle w:val="ListParagraph"/>
+        <w:numPr>
+          <w:ilvl w:val="0"/>
+          <w:numId w:val="21"/>
+        </w:numPr>
+        <w:spacing w:after="0" w:line="240" w:lineRule="auto"/>
+        <w:rPr>
+          <w:rFonts w:ascii="Times New Roman" w:hAnsi="Times New Roman" w:cs="Times New Roman"/>
+        </w:rPr>
+      </w:pPr>
+      <w:r>
+        <w:rPr>
+          <w:rFonts w:ascii="Times New Roman" w:hAnsi="Times New Roman" w:cs="Times New Roman"/>
+        </w:rPr>
+        <w:t>Automated keyword creation and permutations for thousands of ad groups using VBA in Excel</w:t>
+      </w:r>
+    </w:p>
+    <w:p>
+      <w:pPr>
+        <w:pStyle w:val="ListParagraph"/>
+        <w:numPr>
+          <w:ilvl w:val="0"/>
+          <w:numId w:val="21"/>
+        </w:numPr>
+        <w:spacing w:after="0" w:line="240" w:lineRule="auto"/>
+        <w:rPr>
+          <w:rFonts w:ascii="Times New Roman" w:hAnsi="Times New Roman" w:cs="Times New Roman"/>
+        </w:rPr>
+      </w:pPr>
+      <w:r>
+        <w:rPr>
+          <w:rFonts w:ascii="Times New Roman" w:hAnsi="Times New Roman" w:cs="Times New Roman"/>
+        </w:rPr>
+        <w:t>Automated SERP analysis with Python and used machine-learning models and the Google Ads API to support budgets, bids, ad copy, keyword decisions, and other optimizations</w:t>
+      </w:r>
+    </w:p>
+    <w:p>
+      <w:pPr>
+        <w:pStyle w:val="ListParagraph"/>
+        <w:numPr>
+          <w:ilvl w:val="0"/>
+          <w:numId w:val="21"/>
+        </w:numPr>
+        <w:spacing w:after="0" w:line="240" w:lineRule="auto"/>
+        <w:rPr>
+          <w:rFonts w:ascii="Times New Roman" w:hAnsi="Times New Roman" w:cs="Times New Roman"/>
+        </w:rPr>
+      </w:pPr>
+      <w:r>
+        <w:rPr>
+          <w:rFonts w:ascii="Times New Roman" w:hAnsi="Times New Roman" w:cs="Times New Roman"/>
+        </w:rPr>
+        <w:t>Converted and interpreted JSON results for SERP data mining</w:t>
+      </w:r>
+    </w:p>
+    <w:p>
+      <w:pPr>
+        <w:pStyle w:val="ListParagraph"/>
+        <w:numPr>
+          <w:ilvl w:val="0"/>
+          <w:numId w:val="21"/>
+        </w:numPr>
+        <w:spacing w:after="0" w:line="240" w:lineRule="auto"/>
+        <w:rPr>
+          <w:rFonts w:ascii="Times New Roman" w:hAnsi="Times New Roman" w:cs="Times New Roman"/>
+        </w:rPr>
+      </w:pPr>
+      <w:r>
+        <w:rPr>
+          <w:rFonts w:ascii="Times New Roman" w:hAnsi="Times New Roman" w:cs="Times New Roman"/>
+        </w:rPr>
+        <w:t>Conducted competitor research using Python web scraping</w:t>
+      </w:r>
+    </w:p>
+    <w:p>
+      <w:pPr>
+        <w:spacing w:after="0" w:line="240" w:lineRule="auto"/>
+        <w:rPr>
+          <w:rFonts w:ascii="Times New Roman" w:hAnsi="Times New Roman" w:cs="Times New Roman"/>
+          <w:color w:val="EE0000"/>
+        </w:rPr>
+      </w:pPr>
+    </w:p>
+    <w:p>
+      <w:pPr>
+        <w:spacing w:after="0" w:line="240" w:lineRule="auto"/>
+        <w:rPr>
+          <w:rFonts w:ascii="Times New Roman" w:hAnsi="Times New Roman" w:cs="Times New Roman"/>
+        </w:rPr>
+      </w:pPr>
+    </w:p>
+    <w:p>
+      <w:pPr>
+        <w:spacing w:after="0" w:line="240" w:lineRule="auto"/>
+        <w:rPr>
+          <w:rFonts w:ascii="Times New Roman" w:hAnsi="Times New Roman" w:cs="Times New Roman"/>
+          <w:b/>
+          <w:bCs/>
+        </w:rPr>
+      </w:pPr>
+      <w:r>
+        <w:rPr>
+          <w:rFonts w:ascii="Times New Roman" w:hAnsi="Times New Roman" w:cs="Times New Roman"/>
+          <w:b/>
+          <w:bCs/>
+        </w:rPr>
+        <w:t xml:space="preserve">Director of Digital Marketing </w:t>
+      </w:r>
+      <w:r>
+        <w:rPr>
+          <w:rFonts w:ascii="Times New Roman" w:hAnsi="Times New Roman" w:cs="Times New Roman"/>
+          <w:b/>
+          <w:bCs/>
+        </w:rPr>
+        <w:t>- GRIP6 - Midvale, UT</w:t>
+      </w:r>
+      <w:r>
+        <w:rPr>
+          <w:rFonts w:ascii="Times New Roman" w:hAnsi="Times New Roman" w:cs="Times New Roman"/>
+          <w:b/>
+          <w:bCs/>
+        </w:rPr>
         <w:tab/>
         <w:t xml:space="preserve">  </w:t>
       </w:r>
@@ -15136,7 +15521,6 @@
         </w:rPr>
         <w:tab/>
       </w:r>
-      <w:proofErr w:type="gramEnd"/>
       <w:r>
         <w:rPr>
           <w:rFonts w:ascii="Times New Roman" w:hAnsi="Times New Roman" w:cs="Times New Roman"/>
@@ -15212,13 +15596,11 @@
         <w:spacing w:after="0" w:line="240" w:lineRule="auto"/>
         <w:rPr>
           <w:rFonts w:ascii="Times New Roman" w:hAnsi="Times New Roman" w:cs="Times New Roman"/>
-          <w:color w:val="EE0000"/>
-        </w:rPr>
-      </w:pPr>
-      <w:r>
-        <w:rPr>
-          <w:rFonts w:ascii="Times New Roman" w:hAnsi="Times New Roman" w:cs="Times New Roman"/>
-          <w:color w:val="EE0000"/>
+        </w:rPr>
+      </w:pPr>
+      <w:r>
+        <w:rPr>
+          <w:rFonts w:ascii="Times New Roman" w:hAnsi="Times New Roman" w:cs="Times New Roman"/>
         </w:rPr>
         <w:t>Managed all marketing platforms: Google Ads, Bing Ads, Amazon, Facebook, Instagram, and TikTok with a 400k/month budget</w:t>
       </w:r>
@@ -15233,13 +15615,11 @@
         <w:spacing w:after="0" w:line="240" w:lineRule="auto"/>
         <w:rPr>
           <w:rFonts w:ascii="Times New Roman" w:hAnsi="Times New Roman" w:cs="Times New Roman"/>
-          <w:color w:val="EE0000"/>
-        </w:rPr>
-      </w:pPr>
-      <w:r>
-        <w:rPr>
-          <w:rFonts w:ascii="Times New Roman" w:hAnsi="Times New Roman" w:cs="Times New Roman"/>
-          <w:color w:val="EE0000"/>
+        </w:rPr>
+      </w:pPr>
+      <w:r>
+        <w:rPr>
+          <w:rFonts w:ascii="Times New Roman" w:hAnsi="Times New Roman" w:cs="Times New Roman"/>
         </w:rPr>
         <w:t>Successfully achieved goals which were to get 4 times the volume (800k/month) at a 3.5 ROAS (return on ad spend). Our marketing campaigns before I started were at 200k/month at a 1.5 ROAS</w:t>
       </w:r>
@@ -15254,13 +15634,11 @@
         <w:spacing w:after="0" w:line="240" w:lineRule="auto"/>
         <w:rPr>
           <w:rFonts w:ascii="Times New Roman" w:hAnsi="Times New Roman" w:cs="Times New Roman"/>
-          <w:color w:val="EE0000"/>
-        </w:rPr>
-      </w:pPr>
-      <w:r>
-        <w:rPr>
-          <w:rFonts w:ascii="Times New Roman" w:hAnsi="Times New Roman" w:cs="Times New Roman"/>
-          <w:color w:val="EE0000"/>
+        </w:rPr>
+      </w:pPr>
+      <w:r>
+        <w:rPr>
+          <w:rFonts w:ascii="Times New Roman" w:hAnsi="Times New Roman" w:cs="Times New Roman"/>
         </w:rPr>
         <w:t>Setup KPI's in Google Looker Studio for different departments to provide transparency. This helped with inventory planning, engineering processes based on reviews, management decisions, website development, email efficacy, and cross-platform budget management</w:t>
       </w:r>
@@ -15275,13 +15653,11 @@
         <w:spacing w:after="0" w:line="240" w:lineRule="auto"/>
         <w:rPr>
           <w:rFonts w:ascii="Times New Roman" w:hAnsi="Times New Roman" w:cs="Times New Roman"/>
-          <w:color w:val="EE0000"/>
-        </w:rPr>
-      </w:pPr>
-      <w:r>
-        <w:rPr>
-          <w:rFonts w:ascii="Times New Roman" w:hAnsi="Times New Roman" w:cs="Times New Roman"/>
-          <w:color w:val="EE0000"/>
+        </w:rPr>
+      </w:pPr>
+      <w:r>
+        <w:rPr>
+          <w:rFonts w:ascii="Times New Roman" w:hAnsi="Times New Roman" w:cs="Times New Roman"/>
         </w:rPr>
         <w:t>Consulted the Webmaster on SEO best practices and on-page optimization</w:t>
       </w:r>
@@ -15296,13 +15672,11 @@
         <w:spacing w:after="0" w:line="240" w:lineRule="auto"/>
         <w:rPr>
           <w:rFonts w:ascii="Times New Roman" w:hAnsi="Times New Roman" w:cs="Times New Roman"/>
-          <w:color w:val="EE0000"/>
-        </w:rPr>
-      </w:pPr>
-      <w:r>
-        <w:rPr>
-          <w:rFonts w:ascii="Times New Roman" w:hAnsi="Times New Roman" w:cs="Times New Roman"/>
-          <w:color w:val="EE0000"/>
+        </w:rPr>
+      </w:pPr>
+      <w:r>
+        <w:rPr>
+          <w:rFonts w:ascii="Times New Roman" w:hAnsi="Times New Roman" w:cs="Times New Roman"/>
         </w:rPr>
         <w:t>Setup custom reporting in GA4 using custom Google Tag Manager configurations</w:t>
       </w:r>
@@ -15317,150 +15691,146 @@
         <w:spacing w:after="0" w:line="240" w:lineRule="auto"/>
         <w:rPr>
           <w:rFonts w:ascii="Times New Roman" w:hAnsi="Times New Roman" w:cs="Times New Roman"/>
-          <w:color w:val="EE0000"/>
-        </w:rPr>
-      </w:pPr>
-      <w:r>
-        <w:rPr>
-          <w:rFonts w:ascii="Times New Roman" w:hAnsi="Times New Roman" w:cs="Times New Roman"/>
-          <w:color w:val="EE0000"/>
+        </w:rPr>
+      </w:pPr>
+      <w:r>
+        <w:rPr>
+          <w:rFonts w:ascii="Times New Roman" w:hAnsi="Times New Roman" w:cs="Times New Roman"/>
+        </w:rPr>
+        <w:t>Created an inventory planning methodology with a custom robust spreadsheet used by the multiple departments</w:t>
+      </w:r>
+    </w:p>
+    <w:p>
+      <w:pPr>
+        <w:pStyle w:val="ListParagraph"/>
+        <w:numPr>
+          <w:ilvl w:val="0"/>
+          <w:numId w:val="20"/>
+        </w:numPr>
+        <w:spacing w:after="0" w:line="240" w:lineRule="auto"/>
+        <w:rPr>
+          <w:rFonts w:ascii="Times New Roman" w:hAnsi="Times New Roman" w:cs="Times New Roman"/>
+        </w:rPr>
+      </w:pPr>
+      <w:r>
+        <w:rPr>
+          <w:rFonts w:ascii="Times New Roman" w:hAnsi="Times New Roman" w:cs="Times New Roman"/>
+        </w:rPr>
+        <w:t>Managed all marketing platforms: Google Ads, Bing Ads, Amazon, Facebook, Instagram, and TikTok with a 400k/month budget</w:t>
+      </w:r>
+    </w:p>
+    <w:p>
+      <w:pPr>
+        <w:pStyle w:val="ListParagraph"/>
+        <w:numPr>
+          <w:ilvl w:val="0"/>
+          <w:numId w:val="20"/>
+        </w:numPr>
+        <w:spacing w:after="0" w:line="240" w:lineRule="auto"/>
+        <w:rPr>
+          <w:rFonts w:ascii="Times New Roman" w:hAnsi="Times New Roman" w:cs="Times New Roman"/>
+        </w:rPr>
+      </w:pPr>
+      <w:r>
+        <w:rPr>
+          <w:rFonts w:ascii="Times New Roman" w:hAnsi="Times New Roman" w:cs="Times New Roman"/>
+        </w:rPr>
+        <w:t>Successfully achieved goals which were to get 4 times the volume (800k/month) at a 3.5 ROAS (return on ad spend). Our marketing campaigns before I started were at 200k/month at a 1.5 ROAS</w:t>
+      </w:r>
+    </w:p>
+    <w:p>
+      <w:pPr>
+        <w:pStyle w:val="ListParagraph"/>
+        <w:numPr>
+          <w:ilvl w:val="0"/>
+          <w:numId w:val="20"/>
+        </w:numPr>
+        <w:spacing w:after="0" w:line="240" w:lineRule="auto"/>
+        <w:rPr>
+          <w:rFonts w:ascii="Times New Roman" w:hAnsi="Times New Roman" w:cs="Times New Roman"/>
+        </w:rPr>
+      </w:pPr>
+      <w:r>
+        <w:rPr>
+          <w:rFonts w:ascii="Times New Roman" w:hAnsi="Times New Roman" w:cs="Times New Roman"/>
+        </w:rPr>
+        <w:t>Setup KPI's in Google Looker Studio for different departments to provide transparency. This helped with inventory planning, engineering processes based on reviews, management decisions, website development, email efficacy, and cross-platform budget management</w:t>
+      </w:r>
+    </w:p>
+    <w:p>
+      <w:pPr>
+        <w:pStyle w:val="ListParagraph"/>
+        <w:numPr>
+          <w:ilvl w:val="0"/>
+          <w:numId w:val="20"/>
+        </w:numPr>
+        <w:spacing w:after="0" w:line="240" w:lineRule="auto"/>
+        <w:rPr>
+          <w:rFonts w:ascii="Times New Roman" w:hAnsi="Times New Roman" w:cs="Times New Roman"/>
+        </w:rPr>
+      </w:pPr>
+      <w:r>
+        <w:rPr>
+          <w:rFonts w:ascii="Times New Roman" w:hAnsi="Times New Roman" w:cs="Times New Roman"/>
+        </w:rPr>
+        <w:t>Consulted the Webmaster on SEO best practices and on-page optimization</w:t>
+      </w:r>
+    </w:p>
+    <w:p>
+      <w:pPr>
+        <w:pStyle w:val="ListParagraph"/>
+        <w:numPr>
+          <w:ilvl w:val="0"/>
+          <w:numId w:val="20"/>
+        </w:numPr>
+        <w:spacing w:after="0" w:line="240" w:lineRule="auto"/>
+        <w:rPr>
+          <w:rFonts w:ascii="Times New Roman" w:hAnsi="Times New Roman" w:cs="Times New Roman"/>
+        </w:rPr>
+      </w:pPr>
+      <w:r>
+        <w:rPr>
+          <w:rFonts w:ascii="Times New Roman" w:hAnsi="Times New Roman" w:cs="Times New Roman"/>
+        </w:rPr>
+        <w:t>Setup custom reporting in GA4 using custom Google Tag Manager configurations</w:t>
+      </w:r>
+    </w:p>
+    <w:p>
+      <w:pPr>
+        <w:pStyle w:val="ListParagraph"/>
+        <w:numPr>
+          <w:ilvl w:val="0"/>
+          <w:numId w:val="20"/>
+        </w:numPr>
+        <w:spacing w:after="0" w:line="240" w:lineRule="auto"/>
+        <w:rPr>
+          <w:rFonts w:ascii="Times New Roman" w:hAnsi="Times New Roman" w:cs="Times New Roman"/>
+        </w:rPr>
+      </w:pPr>
+      <w:r>
+        <w:rPr>
+          <w:rFonts w:ascii="Times New Roman" w:hAnsi="Times New Roman" w:cs="Times New Roman"/>
+        </w:rPr>
+        <w:t>Created an inventory planning methodology with a custom robust spreadsheet used by the multiple departments</w:t>
+      </w:r>
+    </w:p>
+    <w:p>
+      <w:pPr>
+        <w:pStyle w:val="ListParagraph"/>
+        <w:numPr>
+          <w:ilvl w:val="0"/>
+          <w:numId w:val="20"/>
+        </w:numPr>
+        <w:spacing w:after="0" w:line="240" w:lineRule="auto"/>
+        <w:rPr>
+          <w:rFonts w:ascii="Times New Roman" w:hAnsi="Times New Roman" w:cs="Times New Roman"/>
+        </w:rPr>
+      </w:pPr>
+      <w:r>
+        <w:rPr>
+          <w:rFonts w:ascii="Times New Roman" w:hAnsi="Times New Roman" w:cs="Times New Roman"/>
         </w:rPr>
         <w:lastRenderedPageBreak/>
-        <w:t>Created an inventory planning methodology with a custom robust spreadsheet used by the multiple departments</w:t>
-      </w:r>
-    </w:p>
-    <w:p>
-      <w:pPr>
-        <w:pStyle w:val="ListParagraph"/>
-        <w:numPr>
-          <w:ilvl w:val="0"/>
-          <w:numId w:val="20"/>
-        </w:numPr>
-        <w:spacing w:after="0" w:line="240" w:lineRule="auto"/>
-        <w:rPr>
-          <w:rFonts w:ascii="Times New Roman" w:hAnsi="Times New Roman" w:cs="Times New Roman"/>
-          <w:color w:val="EE0000"/>
-        </w:rPr>
-      </w:pPr>
-      <w:r>
-        <w:rPr>
-          <w:rFonts w:ascii="Times New Roman" w:hAnsi="Times New Roman" w:cs="Times New Roman"/>
-          <w:color w:val="EE0000"/>
-        </w:rPr>
-        <w:t>Managed all marketing platforms: Google Ads, Bing Ads, Amazon, Facebook, Instagram, and TikTok with a 400k/month budget</w:t>
-      </w:r>
-    </w:p>
-    <w:p>
-      <w:pPr>
-        <w:pStyle w:val="ListParagraph"/>
-        <w:numPr>
-          <w:ilvl w:val="0"/>
-          <w:numId w:val="20"/>
-        </w:numPr>
-        <w:spacing w:after="0" w:line="240" w:lineRule="auto"/>
-        <w:rPr>
-          <w:rFonts w:ascii="Times New Roman" w:hAnsi="Times New Roman" w:cs="Times New Roman"/>
-        </w:rPr>
-      </w:pPr>
-      <w:r>
-        <w:rPr>
-          <w:rFonts w:ascii="Times New Roman" w:hAnsi="Times New Roman" w:cs="Times New Roman"/>
-        </w:rPr>
-        <w:t>Successfully achieved goals which were to get 4 times the volume (800k/month) at a 3.5 ROAS (return on ad spend). Our marketing campaigns before I started were at 200k/month at a 1.5 ROAS</w:t>
-      </w:r>
-    </w:p>
-    <w:p>
-      <w:pPr>
-        <w:pStyle w:val="ListParagraph"/>
-        <w:numPr>
-          <w:ilvl w:val="0"/>
-          <w:numId w:val="20"/>
-        </w:numPr>
-        <w:spacing w:after="0" w:line="240" w:lineRule="auto"/>
-        <w:rPr>
-          <w:rFonts w:ascii="Times New Roman" w:hAnsi="Times New Roman" w:cs="Times New Roman"/>
-        </w:rPr>
-      </w:pPr>
-      <w:r>
-        <w:rPr>
-          <w:rFonts w:ascii="Times New Roman" w:hAnsi="Times New Roman" w:cs="Times New Roman"/>
-        </w:rPr>
-        <w:t>Setup KPI's in Google Looker Studio for different departments to provide transparency. This helped with inventory planning, engineering processes based on reviews, management decisions, website development, email efficacy, and cross-platform budget management</w:t>
-      </w:r>
-    </w:p>
-    <w:p>
-      <w:pPr>
-        <w:pStyle w:val="ListParagraph"/>
-        <w:numPr>
-          <w:ilvl w:val="0"/>
-          <w:numId w:val="20"/>
-        </w:numPr>
-        <w:spacing w:after="0" w:line="240" w:lineRule="auto"/>
-        <w:rPr>
-          <w:rFonts w:ascii="Times New Roman" w:hAnsi="Times New Roman" w:cs="Times New Roman"/>
-        </w:rPr>
-      </w:pPr>
-      <w:r>
-        <w:rPr>
-          <w:rFonts w:ascii="Times New Roman" w:hAnsi="Times New Roman" w:cs="Times New Roman"/>
-        </w:rPr>
-        <w:t>Consulted the Webmaster on SEO best practices and on-page optimization</w:t>
-      </w:r>
-    </w:p>
-    <w:p>
-      <w:pPr>
-        <w:pStyle w:val="ListParagraph"/>
-        <w:numPr>
-          <w:ilvl w:val="0"/>
-          <w:numId w:val="20"/>
-        </w:numPr>
-        <w:spacing w:after="0" w:line="240" w:lineRule="auto"/>
-        <w:rPr>
-          <w:rFonts w:ascii="Times New Roman" w:hAnsi="Times New Roman" w:cs="Times New Roman"/>
-        </w:rPr>
-      </w:pPr>
-      <w:r>
-        <w:rPr>
-          <w:rFonts w:ascii="Times New Roman" w:hAnsi="Times New Roman" w:cs="Times New Roman"/>
-        </w:rPr>
-        <w:t>Setup custom reporting in GA4 using custom Google Tag Manager configurations</w:t>
-      </w:r>
-    </w:p>
-    <w:p>
-      <w:pPr>
-        <w:pStyle w:val="ListParagraph"/>
-        <w:numPr>
-          <w:ilvl w:val="0"/>
-          <w:numId w:val="20"/>
-        </w:numPr>
-        <w:spacing w:after="0" w:line="240" w:lineRule="auto"/>
-        <w:rPr>
-          <w:rFonts w:ascii="Times New Roman" w:hAnsi="Times New Roman" w:cs="Times New Roman"/>
-        </w:rPr>
-      </w:pPr>
-      <w:r>
-        <w:rPr>
-          <w:rFonts w:ascii="Times New Roman" w:hAnsi="Times New Roman" w:cs="Times New Roman"/>
-        </w:rPr>
-        <w:t>Created an inventory planning methodology with a custom robust spreadsheet used by the multiple departments</w:t>
-      </w:r>
-    </w:p>
-    <w:p>
-      <w:pPr>
-        <w:pStyle w:val="ListParagraph"/>
-        <w:numPr>
-          <w:ilvl w:val="0"/>
-          <w:numId w:val="20"/>
-        </w:numPr>
-        <w:spacing w:after="0" w:line="240" w:lineRule="auto"/>
-        <w:rPr>
-          <w:rFonts w:ascii="Times New Roman" w:hAnsi="Times New Roman" w:cs="Times New Roman"/>
-        </w:rPr>
-      </w:pPr>
-      <w:r>
-        <w:rPr>
-          <w:rFonts w:ascii="Times New Roman" w:hAnsi="Times New Roman" w:cs="Times New Roman"/>
-        </w:rPr>
         <w:t>Managed Google Ads, Microsoft Ads, Amazon, Meta, Instagram, and TikTok across an approximately $400K monthly advertising budget</w:t>
       </w:r>
     </w:p>
@@ -15722,7 +16092,7 @@
           <w:b/>
           <w:bCs/>
         </w:rPr>
-        <w:t xml:space="preserve">2021 </w:t>
+        <w:t>202</w:t>
       </w:r>
       <w:r>
         <w:rPr>
@@ -15730,7 +16100,7 @@
           <w:b/>
           <w:bCs/>
         </w:rPr>
-        <w:t>-</w:t>
+        <w:t>0</w:t>
       </w:r>
       <w:r>
         <w:rPr>
@@ -15738,7 +16108,7 @@
           <w:b/>
           <w:bCs/>
         </w:rPr>
-        <w:t xml:space="preserve"> Ap</w:t>
+        <w:t xml:space="preserve"> </w:t>
       </w:r>
       <w:r>
         <w:rPr>
@@ -15746,7 +16116,7 @@
           <w:b/>
           <w:bCs/>
         </w:rPr>
-        <w:t>r</w:t>
+        <w:t>-</w:t>
       </w:r>
       <w:r>
         <w:rPr>
@@ -15754,458 +16124,171 @@
           <w:b/>
           <w:bCs/>
         </w:rPr>
-        <w:t xml:space="preserve"> 2022</w:t>
-      </w:r>
-    </w:p>
-    <w:p>
-      <w:pPr>
-        <w:pStyle w:val="ListParagraph"/>
-        <w:numPr>
-          <w:ilvl w:val="0"/>
-          <w:numId w:val="21"/>
-        </w:numPr>
-        <w:spacing w:after="0" w:line="240" w:lineRule="auto"/>
-        <w:rPr>
-          <w:rFonts w:ascii="Times New Roman" w:hAnsi="Times New Roman" w:cs="Times New Roman"/>
-        </w:rPr>
-      </w:pPr>
-      <w:r>
-        <w:rPr>
-          <w:rFonts w:ascii="Times New Roman" w:hAnsi="Times New Roman" w:cs="Times New Roman"/>
-        </w:rPr>
-        <w:t>Managed PPC efforts on Google Ads and Bing</w:t>
-      </w:r>
-    </w:p>
-    <w:p>
-      <w:pPr>
-        <w:pStyle w:val="ListParagraph"/>
-        <w:numPr>
-          <w:ilvl w:val="0"/>
-          <w:numId w:val="21"/>
-        </w:numPr>
-        <w:spacing w:after="0" w:line="240" w:lineRule="auto"/>
-        <w:rPr>
-          <w:rFonts w:ascii="Times New Roman" w:hAnsi="Times New Roman" w:cs="Times New Roman"/>
-        </w:rPr>
-      </w:pPr>
-      <w:r>
-        <w:rPr>
-          <w:rFonts w:ascii="Times New Roman" w:hAnsi="Times New Roman" w:cs="Times New Roman"/>
-        </w:rPr>
-        <w:t>12 accounts, 32 campaigns, 110k Ad Groups, 1.6 million keywords, with a $3.6 million/month spend in one brand</w:t>
-      </w:r>
-    </w:p>
-    <w:p>
-      <w:pPr>
-        <w:pStyle w:val="ListParagraph"/>
-        <w:numPr>
-          <w:ilvl w:val="0"/>
-          <w:numId w:val="21"/>
-        </w:numPr>
-        <w:spacing w:after="0" w:line="240" w:lineRule="auto"/>
-        <w:rPr>
-          <w:rFonts w:ascii="Times New Roman" w:hAnsi="Times New Roman" w:cs="Times New Roman"/>
-        </w:rPr>
-      </w:pPr>
-      <w:r>
-        <w:rPr>
-          <w:rFonts w:ascii="Times New Roman" w:hAnsi="Times New Roman" w:cs="Times New Roman"/>
-        </w:rPr>
-        <w:t>Automated keyword creation with different permutations for thousands of Ad Groups using VBA in Excel</w:t>
-      </w:r>
-    </w:p>
-    <w:p>
-      <w:pPr>
-        <w:pStyle w:val="ListParagraph"/>
-        <w:numPr>
-          <w:ilvl w:val="0"/>
-          <w:numId w:val="21"/>
-        </w:numPr>
-        <w:spacing w:after="0" w:line="240" w:lineRule="auto"/>
-        <w:rPr>
-          <w:rFonts w:ascii="Times New Roman" w:hAnsi="Times New Roman" w:cs="Times New Roman"/>
-        </w:rPr>
-      </w:pPr>
-      <w:r>
-        <w:rPr>
-          <w:rFonts w:ascii="Times New Roman" w:hAnsi="Times New Roman" w:cs="Times New Roman"/>
-        </w:rPr>
-        <w:t>Automated SERP analysis with Python and used Machine Learning Models for budgets, bids, ad copy, keywords, etc with Google API</w:t>
-      </w:r>
-    </w:p>
-    <w:p>
-      <w:pPr>
-        <w:pStyle w:val="ListParagraph"/>
-        <w:numPr>
-          <w:ilvl w:val="0"/>
-          <w:numId w:val="21"/>
-        </w:numPr>
-        <w:spacing w:after="0" w:line="240" w:lineRule="auto"/>
-        <w:rPr>
-          <w:rFonts w:ascii="Times New Roman" w:hAnsi="Times New Roman" w:cs="Times New Roman"/>
-        </w:rPr>
-      </w:pPr>
-      <w:r>
-        <w:rPr>
-          <w:rFonts w:ascii="Times New Roman" w:hAnsi="Times New Roman" w:cs="Times New Roman"/>
-        </w:rPr>
-        <w:t>Converted and interpreted JSON results to data-mine SERP</w:t>
-      </w:r>
-    </w:p>
-    <w:p>
-      <w:pPr>
-        <w:pStyle w:val="ListParagraph"/>
-        <w:numPr>
-          <w:ilvl w:val="0"/>
-          <w:numId w:val="21"/>
-        </w:numPr>
-        <w:spacing w:after="0" w:line="240" w:lineRule="auto"/>
-        <w:rPr>
-          <w:rFonts w:ascii="Times New Roman" w:hAnsi="Times New Roman" w:cs="Times New Roman"/>
-        </w:rPr>
-      </w:pPr>
-      <w:r>
-        <w:rPr>
-          <w:rFonts w:ascii="Times New Roman" w:hAnsi="Times New Roman" w:cs="Times New Roman"/>
-        </w:rPr>
-        <w:t>Competitor research using Python web-scraping priorities to maintain efficient delivery and support profitable growth</w:t>
-      </w:r>
-    </w:p>
-    <w:p>
-      <w:pPr>
-        <w:spacing w:after="0" w:line="240" w:lineRule="auto"/>
-        <w:rPr>
-          <w:rFonts w:ascii="Times New Roman" w:hAnsi="Times New Roman" w:cs="Times New Roman"/>
-        </w:rPr>
-      </w:pPr>
-    </w:p>
-    <w:p>
-      <w:pPr>
-        <w:spacing w:after="0" w:line="240" w:lineRule="auto"/>
-        <w:ind w:left="360"/>
+        <w:t xml:space="preserve"> Ap</w:t>
+      </w:r>
+      <w:r>
         <w:rPr>
           <w:rFonts w:ascii="Times New Roman" w:hAnsi="Times New Roman" w:cs="Times New Roman"/>
           <w:b/>
           <w:bCs/>
         </w:rPr>
-      </w:pPr>
+        <w:t>r</w:t>
+      </w:r>
       <w:r>
         <w:rPr>
           <w:rFonts w:ascii="Times New Roman" w:hAnsi="Times New Roman" w:cs="Times New Roman"/>
           <w:b/>
           <w:bCs/>
         </w:rPr>
-        <w:t>Marketing Strategist / Analyst | 1-800 Contacts</w:t>
-      </w:r>
-    </w:p>
-    <w:p>
-      <w:pPr>
-        <w:spacing w:after="0" w:line="240" w:lineRule="auto"/>
-        <w:ind w:left="360"/>
-        <w:rPr>
-          <w:rFonts w:ascii="Times New Roman" w:hAnsi="Times New Roman" w:cs="Times New Roman"/>
-        </w:rPr>
-      </w:pPr>
-      <w:r>
+        <w:t xml:space="preserve"> 2022</w:t>
+      </w:r>
+    </w:p>
+    <w:p>
+      <w:pPr>
+        <w:pStyle w:val="ListParagraph"/>
+        <w:numPr>
+          <w:ilvl w:val="0"/>
+          <w:numId w:val="21"/>
+        </w:numPr>
+        <w:spacing w:after="0" w:line="240" w:lineRule="auto"/>
+        <w:rPr>
+          <w:rFonts w:ascii="Times New Roman" w:hAnsi="Times New Roman" w:cs="Times New Roman"/>
+        </w:rPr>
+      </w:pPr>
+      <w:r>
+        <w:rPr>
+          <w:rFonts w:ascii="Times New Roman" w:hAnsi="Times New Roman" w:cs="Times New Roman"/>
+        </w:rPr>
+        <w:t>Managed PPC efforts on Google Ads and Bing</w:t>
+      </w:r>
+    </w:p>
+    <w:p>
+      <w:pPr>
+        <w:pStyle w:val="ListParagraph"/>
+        <w:numPr>
+          <w:ilvl w:val="0"/>
+          <w:numId w:val="21"/>
+        </w:numPr>
+        <w:spacing w:after="0" w:line="240" w:lineRule="auto"/>
+        <w:rPr>
+          <w:rFonts w:ascii="Times New Roman" w:hAnsi="Times New Roman" w:cs="Times New Roman"/>
+        </w:rPr>
+      </w:pPr>
+      <w:r>
+        <w:rPr>
+          <w:rFonts w:ascii="Times New Roman" w:hAnsi="Times New Roman" w:cs="Times New Roman"/>
+        </w:rPr>
+        <w:t>12 accounts, 32 campaigns, 110k Ad Groups, 1.6 million keywords, with a $3.6 million/month spend in one brand</w:t>
+      </w:r>
+    </w:p>
+    <w:p>
+      <w:pPr>
+        <w:pStyle w:val="ListParagraph"/>
+        <w:numPr>
+          <w:ilvl w:val="0"/>
+          <w:numId w:val="21"/>
+        </w:numPr>
+        <w:spacing w:after="0" w:line="240" w:lineRule="auto"/>
+        <w:rPr>
+          <w:rFonts w:ascii="Times New Roman" w:hAnsi="Times New Roman" w:cs="Times New Roman"/>
+        </w:rPr>
+      </w:pPr>
+      <w:r>
+        <w:rPr>
+          <w:rFonts w:ascii="Times New Roman" w:hAnsi="Times New Roman" w:cs="Times New Roman"/>
+        </w:rPr>
+        <w:t>Automated keyword creation with different permutations for thousands of Ad Groups using VBA in Excel</w:t>
+      </w:r>
+    </w:p>
+    <w:p>
+      <w:pPr>
+        <w:pStyle w:val="ListParagraph"/>
+        <w:numPr>
+          <w:ilvl w:val="0"/>
+          <w:numId w:val="21"/>
+        </w:numPr>
+        <w:spacing w:after="0" w:line="240" w:lineRule="auto"/>
+        <w:rPr>
+          <w:rFonts w:ascii="Times New Roman" w:hAnsi="Times New Roman" w:cs="Times New Roman"/>
+        </w:rPr>
+      </w:pPr>
+      <w:r>
+        <w:rPr>
+          <w:rFonts w:ascii="Times New Roman" w:hAnsi="Times New Roman" w:cs="Times New Roman"/>
+        </w:rPr>
+        <w:t>Automated SERP analysis with Python and used Machine Learning Models for budgets, bids, ad copy, keywords, etc with Google API</w:t>
+      </w:r>
+    </w:p>
+    <w:p>
+      <w:pPr>
+        <w:pStyle w:val="ListParagraph"/>
+        <w:numPr>
+          <w:ilvl w:val="0"/>
+          <w:numId w:val="21"/>
+        </w:numPr>
+        <w:spacing w:after="0" w:line="240" w:lineRule="auto"/>
+        <w:rPr>
+          <w:rFonts w:ascii="Times New Roman" w:hAnsi="Times New Roman" w:cs="Times New Roman"/>
+        </w:rPr>
+      </w:pPr>
+      <w:r>
+        <w:rPr>
+          <w:rFonts w:ascii="Times New Roman" w:hAnsi="Times New Roman" w:cs="Times New Roman"/>
+        </w:rPr>
+        <w:t>Converted and interpreted JSON results to data-mine SERP</w:t>
+      </w:r>
+    </w:p>
+    <w:p>
+      <w:pPr>
+        <w:pStyle w:val="ListParagraph"/>
+        <w:numPr>
+          <w:ilvl w:val="0"/>
+          <w:numId w:val="21"/>
+        </w:numPr>
+        <w:spacing w:after="0" w:line="240" w:lineRule="auto"/>
+        <w:rPr>
+          <w:rFonts w:ascii="Times New Roman" w:hAnsi="Times New Roman" w:cs="Times New Roman"/>
+        </w:rPr>
+      </w:pPr>
+      <w:r>
+        <w:rPr>
+          <w:rFonts w:ascii="Times New Roman" w:hAnsi="Times New Roman" w:cs="Times New Roman"/>
+        </w:rPr>
+        <w:t>Competitor research using Python web-scraping priorities to maintain efficient delivery and support profitable growth</w:t>
+      </w:r>
+    </w:p>
+    <w:p>
+      <w:pPr>
+        <w:spacing w:after="0" w:line="240" w:lineRule="auto"/>
+        <w:rPr>
+          <w:rFonts w:ascii="Times New Roman" w:hAnsi="Times New Roman" w:cs="Times New Roman"/>
+        </w:rPr>
+      </w:pPr>
+    </w:p>
+    <w:p>
+      <w:pPr>
+        <w:spacing w:after="0" w:line="240" w:lineRule="auto"/>
         <w:rPr>
           <w:rFonts w:ascii="Times New Roman" w:hAnsi="Times New Roman" w:cs="Times New Roman"/>
           <w:b/>
           <w:bCs/>
         </w:rPr>
-        <w:t>Draper, UT | November 2022 - June 2024</w:t>
-      </w:r>
-    </w:p>
-    <w:p>
-      <w:pPr>
-        <w:pStyle w:val="ListParagraph"/>
-        <w:numPr>
-          <w:ilvl w:val="0"/>
-          <w:numId w:val="21"/>
-        </w:numPr>
-        <w:spacing w:after="0" w:line="240" w:lineRule="auto"/>
-        <w:rPr>
-          <w:rFonts w:ascii="Times New Roman" w:hAnsi="Times New Roman" w:cs="Times New Roman"/>
-        </w:rPr>
-      </w:pPr>
-      <w:r>
-        <w:rPr>
-          <w:rFonts w:ascii="Times New Roman" w:hAnsi="Times New Roman" w:cs="Times New Roman"/>
-        </w:rPr>
-        <w:t>Analyzed max CPC versus smart bidding, brand CPC optimization, non-brand target CPA, Performance Max and Google Shopping mix, audience performance, data-driven attribution, incremental CPA, lifetime value, affiliate commissions, and AI-assisted promotion performance using Namogoo</w:t>
-      </w:r>
-    </w:p>
-    <w:p>
-      <w:pPr>
-        <w:pStyle w:val="ListParagraph"/>
-        <w:numPr>
-          <w:ilvl w:val="0"/>
-          <w:numId w:val="21"/>
-        </w:numPr>
-        <w:spacing w:after="0" w:line="240" w:lineRule="auto"/>
-        <w:rPr>
-          <w:rFonts w:ascii="Times New Roman" w:hAnsi="Times New Roman" w:cs="Times New Roman"/>
-        </w:rPr>
-      </w:pPr>
-      <w:r>
-        <w:rPr>
-          <w:rFonts w:ascii="Times New Roman" w:hAnsi="Times New Roman" w:cs="Times New Roman"/>
-        </w:rPr>
-        <w:lastRenderedPageBreak/>
-        <w:t>Designed and interpreted reach, comparison, conversion, micro-conversion, and internal lifetime-value funnel testing, including click-to-call systems assessment and iSpot analysis for TV/OTT reach campaigns</w:t>
-      </w:r>
-    </w:p>
-    <w:p>
-      <w:pPr>
-        <w:pStyle w:val="ListParagraph"/>
-        <w:numPr>
-          <w:ilvl w:val="0"/>
-          <w:numId w:val="21"/>
-        </w:numPr>
-        <w:spacing w:after="0" w:line="240" w:lineRule="auto"/>
-        <w:rPr>
-          <w:rFonts w:ascii="Times New Roman" w:hAnsi="Times New Roman" w:cs="Times New Roman"/>
-        </w:rPr>
-      </w:pPr>
-      <w:r>
-        <w:rPr>
-          <w:rFonts w:ascii="Times New Roman" w:hAnsi="Times New Roman" w:cs="Times New Roman"/>
-        </w:rPr>
-        <w:t>Built complex Tableau dashboards for paid search and helped convert existing Power BI reporting to Tableau</w:t>
-      </w:r>
-    </w:p>
-    <w:p>
-      <w:pPr>
-        <w:pStyle w:val="ListParagraph"/>
-        <w:numPr>
-          <w:ilvl w:val="0"/>
-          <w:numId w:val="21"/>
-        </w:numPr>
-        <w:spacing w:after="0" w:line="240" w:lineRule="auto"/>
-        <w:rPr>
-          <w:rFonts w:ascii="Times New Roman" w:hAnsi="Times New Roman" w:cs="Times New Roman"/>
-        </w:rPr>
-      </w:pPr>
-      <w:r>
-        <w:rPr>
-          <w:rFonts w:ascii="Times New Roman" w:hAnsi="Times New Roman" w:cs="Times New Roman"/>
-        </w:rPr>
-        <w:t>Built automated weekly reporting across 10+ channels using Python, Databricks, SQL, blended Excel data, and Funnel.io to improve accuracy and decision speed</w:t>
-      </w:r>
-    </w:p>
-    <w:p>
-      <w:pPr>
-        <w:pStyle w:val="ListParagraph"/>
-        <w:numPr>
-          <w:ilvl w:val="0"/>
-          <w:numId w:val="21"/>
-        </w:numPr>
-        <w:spacing w:after="0" w:line="240" w:lineRule="auto"/>
-        <w:rPr>
-          <w:rFonts w:ascii="Times New Roman" w:hAnsi="Times New Roman" w:cs="Times New Roman"/>
-        </w:rPr>
-      </w:pPr>
-      <w:r>
-        <w:rPr>
-          <w:rFonts w:ascii="Times New Roman" w:hAnsi="Times New Roman" w:cs="Times New Roman"/>
-        </w:rPr>
-        <w:t>Used regression models, prior-year/prior-period data, holdouts, geo-promotional tests, scale-up/down analysis, and budget reallocation scenarios to forecast investment outcomes and support recommendations involving substantial incremental media budgets</w:t>
-      </w:r>
-    </w:p>
-    <w:p>
-      <w:pPr>
-        <w:pStyle w:val="ListParagraph"/>
-        <w:numPr>
-          <w:ilvl w:val="0"/>
-          <w:numId w:val="21"/>
-        </w:numPr>
-        <w:spacing w:after="0" w:line="240" w:lineRule="auto"/>
-        <w:rPr>
-          <w:rFonts w:ascii="Times New Roman" w:hAnsi="Times New Roman" w:cs="Times New Roman"/>
-        </w:rPr>
-      </w:pPr>
-      <w:r>
-        <w:rPr>
-          <w:rFonts w:ascii="Times New Roman" w:hAnsi="Times New Roman" w:cs="Times New Roman"/>
-        </w:rPr>
-        <w:t>Helped facilitate the transition of four to five agency relationships in-house, evaluating agency cost structures, prioritization, automation approaches, and the impact of newer Google machine-learning capabilities on legacy rule-based systems</w:t>
-      </w:r>
-    </w:p>
-    <w:p>
-      <w:pPr>
-        <w:pStyle w:val="ListParagraph"/>
-        <w:numPr>
-          <w:ilvl w:val="0"/>
-          <w:numId w:val="21"/>
-        </w:numPr>
-        <w:spacing w:after="0" w:line="240" w:lineRule="auto"/>
-        <w:rPr>
-          <w:rFonts w:ascii="Times New Roman" w:hAnsi="Times New Roman" w:cs="Times New Roman"/>
-        </w:rPr>
-      </w:pPr>
-      <w:r>
-        <w:rPr>
-          <w:rFonts w:ascii="Times New Roman" w:hAnsi="Times New Roman" w:cs="Times New Roman"/>
-        </w:rPr>
-        <w:t>Digital Marketing Manager | TravelPass Group / Reservation Counter</w:t>
-      </w:r>
-    </w:p>
-    <w:p>
-      <w:pPr>
-        <w:pStyle w:val="ListParagraph"/>
-        <w:numPr>
-          <w:ilvl w:val="0"/>
-          <w:numId w:val="21"/>
-        </w:numPr>
-        <w:spacing w:after="0" w:line="240" w:lineRule="auto"/>
-        <w:rPr>
-          <w:rFonts w:ascii="Times New Roman" w:hAnsi="Times New Roman" w:cs="Times New Roman"/>
-        </w:rPr>
-      </w:pPr>
-      <w:r>
-        <w:rPr>
-          <w:rFonts w:ascii="Times New Roman" w:hAnsi="Times New Roman" w:cs="Times New Roman"/>
-        </w:rPr>
-        <w:t>South Jordan, UT | August 2021 - April 2022</w:t>
-      </w:r>
-    </w:p>
-    <w:p>
-      <w:pPr>
-        <w:pStyle w:val="ListParagraph"/>
-        <w:numPr>
-          <w:ilvl w:val="0"/>
-          <w:numId w:val="21"/>
-        </w:numPr>
-        <w:spacing w:after="0" w:line="240" w:lineRule="auto"/>
-        <w:rPr>
-          <w:rFonts w:ascii="Times New Roman" w:hAnsi="Times New Roman" w:cs="Times New Roman"/>
-        </w:rPr>
-      </w:pPr>
-      <w:r>
-        <w:rPr>
-          <w:rFonts w:ascii="Times New Roman" w:hAnsi="Times New Roman" w:cs="Times New Roman"/>
-        </w:rPr>
-        <w:t>Managed PPC efforts across Google Ads and Microsoft/Bing Ads</w:t>
-      </w:r>
-    </w:p>
-    <w:p>
-      <w:pPr>
-        <w:pStyle w:val="ListParagraph"/>
-        <w:numPr>
-          <w:ilvl w:val="0"/>
-          <w:numId w:val="21"/>
-        </w:numPr>
-        <w:spacing w:after="0" w:line="240" w:lineRule="auto"/>
-        <w:rPr>
-          <w:rFonts w:ascii="Times New Roman" w:hAnsi="Times New Roman" w:cs="Times New Roman"/>
-        </w:rPr>
-      </w:pPr>
-      <w:r>
-        <w:rPr>
-          <w:rFonts w:ascii="Times New Roman" w:hAnsi="Times New Roman" w:cs="Times New Roman"/>
-        </w:rPr>
-        <w:t>Managed 12 accounts, 32 campaigns, approximately 110,000 ad groups, 1.6 million keywords, and approximately $3.6 million in monthly spend for one brand</w:t>
-      </w:r>
-    </w:p>
-    <w:p>
-      <w:pPr>
-        <w:pStyle w:val="ListParagraph"/>
-        <w:numPr>
-          <w:ilvl w:val="0"/>
-          <w:numId w:val="21"/>
-        </w:numPr>
-        <w:spacing w:after="0" w:line="240" w:lineRule="auto"/>
-        <w:rPr>
-          <w:rFonts w:ascii="Times New Roman" w:hAnsi="Times New Roman" w:cs="Times New Roman"/>
-        </w:rPr>
-      </w:pPr>
-      <w:r>
-        <w:rPr>
-          <w:rFonts w:ascii="Times New Roman" w:hAnsi="Times New Roman" w:cs="Times New Roman"/>
-        </w:rPr>
-        <w:t>Automated keyword creation and permutations for thousands of ad groups using VBA in Excel</w:t>
-      </w:r>
-    </w:p>
-    <w:p>
-      <w:pPr>
-        <w:pStyle w:val="ListParagraph"/>
-        <w:numPr>
-          <w:ilvl w:val="0"/>
-          <w:numId w:val="21"/>
-        </w:numPr>
-        <w:spacing w:after="0" w:line="240" w:lineRule="auto"/>
-        <w:rPr>
-          <w:rFonts w:ascii="Times New Roman" w:hAnsi="Times New Roman" w:cs="Times New Roman"/>
-        </w:rPr>
-      </w:pPr>
-      <w:r>
-        <w:rPr>
-          <w:rFonts w:ascii="Times New Roman" w:hAnsi="Times New Roman" w:cs="Times New Roman"/>
-        </w:rPr>
-        <w:t>Automated SERP analysis with Python and used machine-learning models and the Google Ads API to support budgets, bids, ad copy, keyword decisions, and other optimizations</w:t>
-      </w:r>
-    </w:p>
-    <w:p>
-      <w:pPr>
-        <w:pStyle w:val="ListParagraph"/>
-        <w:numPr>
-          <w:ilvl w:val="0"/>
-          <w:numId w:val="21"/>
-        </w:numPr>
-        <w:spacing w:after="0" w:line="240" w:lineRule="auto"/>
-        <w:rPr>
-          <w:rFonts w:ascii="Times New Roman" w:hAnsi="Times New Roman" w:cs="Times New Roman"/>
-        </w:rPr>
-      </w:pPr>
-      <w:r>
-        <w:rPr>
-          <w:rFonts w:ascii="Times New Roman" w:hAnsi="Times New Roman" w:cs="Times New Roman"/>
-        </w:rPr>
-        <w:t>Converted and interpreted JSON results for SERP data mining</w:t>
-      </w:r>
-    </w:p>
-    <w:p>
-      <w:pPr>
-        <w:pStyle w:val="ListParagraph"/>
-        <w:numPr>
-          <w:ilvl w:val="0"/>
-          <w:numId w:val="21"/>
-        </w:numPr>
-        <w:spacing w:after="0" w:line="240" w:lineRule="auto"/>
-        <w:rPr>
-          <w:rFonts w:ascii="Times New Roman" w:hAnsi="Times New Roman" w:cs="Times New Roman"/>
-        </w:rPr>
-      </w:pPr>
-      <w:r>
-        <w:rPr>
-          <w:rFonts w:ascii="Times New Roman" w:hAnsi="Times New Roman" w:cs="Times New Roman"/>
-        </w:rPr>
-        <w:t>Conducted competitor research using Python web scraping</w:t>
-      </w:r>
-    </w:p>
-    <w:p>
-      <w:pPr>
-        <w:spacing w:after="0" w:line="240" w:lineRule="auto"/>
-        <w:rPr>
-          <w:rFonts w:ascii="Times New Roman" w:hAnsi="Times New Roman" w:cs="Times New Roman"/>
-        </w:rPr>
-      </w:pPr>
-    </w:p>
-    <w:p>
-      <w:pPr>
-        <w:spacing w:after="0" w:line="240" w:lineRule="auto"/>
+      </w:pPr>
+      <w:r>
         <w:rPr>
           <w:rFonts w:ascii="Times New Roman" w:hAnsi="Times New Roman" w:cs="Times New Roman"/>
           <w:b/>
           <w:bCs/>
         </w:rPr>
-      </w:pPr>
+        <w:t xml:space="preserve">Director of E-Commerce </w:t>
+      </w:r>
       <w:r>
         <w:rPr>
           <w:rFonts w:ascii="Times New Roman" w:hAnsi="Times New Roman" w:cs="Times New Roman"/>
           <w:b/>
           <w:bCs/>
         </w:rPr>
-        <w:t xml:space="preserve">Intercon Inc - Salt Lake City, UT </w:t>
+        <w:t>Intercon Inc - Salt Lake City, UT</w:t>
       </w:r>
       <w:r>
         <w:rPr>
@@ -16213,7 +16296,7 @@
           <w:b/>
           <w:bCs/>
         </w:rPr>
-        <w:t xml:space="preserve">                    </w:t>
+        <w:t xml:space="preserve">      </w:t>
       </w:r>
       <w:r>
         <w:rPr>
@@ -16221,7 +16304,7 @@
           <w:b/>
           <w:bCs/>
         </w:rPr>
-        <w:t xml:space="preserve">   </w:t>
+        <w:tab/>
       </w:r>
       <w:r>
         <w:rPr>
@@ -16238,6 +16321,7 @@
           <w:bCs/>
         </w:rPr>
         <w:tab/>
+        <w:t xml:space="preserve"> </w:t>
       </w:r>
       <w:r>
         <w:rPr>
@@ -16245,7 +16329,7 @@
           <w:b/>
           <w:bCs/>
         </w:rPr>
-        <w:tab/>
+        <w:t xml:space="preserve">          </w:t>
       </w:r>
       <w:r>
         <w:rPr>
@@ -16253,7 +16337,7 @@
           <w:b/>
           <w:bCs/>
         </w:rPr>
-        <w:tab/>
+        <w:t xml:space="preserve">Feb 2018 </w:t>
       </w:r>
       <w:r>
         <w:rPr>
@@ -16261,7 +16345,7 @@
           <w:b/>
           <w:bCs/>
         </w:rPr>
-        <w:tab/>
+        <w:t>–</w:t>
       </w:r>
       <w:r>
         <w:rPr>
@@ -16269,7 +16353,6 @@
           <w:b/>
           <w:bCs/>
         </w:rPr>
-        <w:tab/>
         <w:t xml:space="preserve"> </w:t>
       </w:r>
       <w:r>
@@ -16278,7 +16361,7 @@
           <w:b/>
           <w:bCs/>
         </w:rPr>
-        <w:t xml:space="preserve">Feb 2018 </w:t>
+        <w:t xml:space="preserve">June </w:t>
       </w:r>
       <w:r>
         <w:rPr>
@@ -16286,7 +16369,7 @@
           <w:b/>
           <w:bCs/>
         </w:rPr>
-        <w:t>-</w:t>
+        <w:t>202</w:t>
       </w:r>
       <w:r>
         <w:rPr>
@@ -16294,7 +16377,7 @@
           <w:b/>
           <w:bCs/>
         </w:rPr>
-        <w:t xml:space="preserve"> Feb 2020</w:t>
+        <w:t>0</w:t>
       </w:r>
     </w:p>
     <w:p>
@@ -16579,6 +16662,7 @@
         <w:rPr>
           <w:rFonts w:ascii="Times New Roman" w:hAnsi="Times New Roman" w:cs="Times New Roman"/>
         </w:rPr>
+        <w:lastRenderedPageBreak/>
         <w:t>Directed digital marketing and e-commerce for a large B2B distributor, coordinating execution and reporting across marketing, sales, operations, finance, IT, and product teams</w:t>
       </w:r>
     </w:p>
@@ -16655,7 +16739,6 @@
         <w:rPr>
           <w:rFonts w:ascii="Times New Roman" w:hAnsi="Times New Roman" w:cs="Times New Roman"/>
         </w:rPr>
-        <w:lastRenderedPageBreak/>
         <w:t>Managed all aspects of e-commerce and marketing for a large B2B distributor</w:t>
       </w:r>
     </w:p>
@@ -16860,27 +16943,20 @@
     </w:p>
     <w:p>
       <w:pPr>
-        <w:pStyle w:val="ListParagraph"/>
-        <w:spacing w:after="0" w:line="240" w:lineRule="auto"/>
-        <w:rPr>
-          <w:rFonts w:ascii="Times New Roman" w:hAnsi="Times New Roman" w:cs="Times New Roman"/>
-        </w:rPr>
-      </w:pPr>
-      <w:r>
+        <w:spacing w:after="0" w:line="240" w:lineRule="auto"/>
         <w:rPr>
           <w:rFonts w:ascii="Times New Roman" w:hAnsi="Times New Roman" w:cs="Times New Roman"/>
           <w:b/>
           <w:bCs/>
         </w:rPr>
-        <w:t xml:space="preserve">Director of E-Commerce/Marketing </w:t>
-      </w:r>
+      </w:pPr>
       <w:r>
         <w:rPr>
           <w:rFonts w:ascii="Times New Roman" w:hAnsi="Times New Roman" w:cs="Times New Roman"/>
           <w:b/>
           <w:bCs/>
         </w:rPr>
-        <w:t xml:space="preserve">– LifeSpan Fitness - Salt Lake City, UT </w:t>
+        <w:t xml:space="preserve">SEM Manager/Project Manager - The Infinite Agency - Dallas, TX         </w:t>
       </w:r>
       <w:r>
         <w:rPr>
@@ -16888,7 +16964,7 @@
           <w:b/>
           <w:bCs/>
         </w:rPr>
-        <w:tab/>
+        <w:t xml:space="preserve">                       </w:t>
       </w:r>
       <w:r>
         <w:rPr>
@@ -16896,7 +16972,7 @@
           <w:b/>
           <w:bCs/>
         </w:rPr>
-        <w:tab/>
+        <w:t xml:space="preserve">Sep 2016 </w:t>
       </w:r>
       <w:r>
         <w:rPr>
@@ -16904,7 +16980,7 @@
           <w:b/>
           <w:bCs/>
         </w:rPr>
-        <w:tab/>
+        <w:t>-</w:t>
       </w:r>
       <w:r>
         <w:rPr>
@@ -16912,6 +16988,199 @@
           <w:b/>
           <w:bCs/>
         </w:rPr>
+        <w:t xml:space="preserve"> Feb 2018</w:t>
+      </w:r>
+    </w:p>
+    <w:p>
+      <w:pPr>
+        <w:pStyle w:val="ListParagraph"/>
+        <w:numPr>
+          <w:ilvl w:val="0"/>
+          <w:numId w:val="53"/>
+        </w:numPr>
+        <w:spacing w:after="0" w:line="240" w:lineRule="auto"/>
+        <w:rPr>
+          <w:rFonts w:ascii="Times New Roman" w:hAnsi="Times New Roman" w:cs="Times New Roman"/>
+        </w:rPr>
+      </w:pPr>
+      <w:r>
+        <w:rPr>
+          <w:rFonts w:ascii="Times New Roman" w:hAnsi="Times New Roman" w:cs="Times New Roman"/>
+        </w:rPr>
+        <w:t>Set up and managed more than 75 Google Ads/AdWords accounts with combined monthly spend of more than $476,000, supporting lead generation and multichannel client programs</w:t>
+      </w:r>
+    </w:p>
+    <w:p>
+      <w:pPr>
+        <w:pStyle w:val="ListParagraph"/>
+        <w:numPr>
+          <w:ilvl w:val="0"/>
+          <w:numId w:val="53"/>
+        </w:numPr>
+        <w:spacing w:after="0" w:line="240" w:lineRule="auto"/>
+        <w:rPr>
+          <w:rFonts w:ascii="Times New Roman" w:hAnsi="Times New Roman" w:cs="Times New Roman"/>
+        </w:rPr>
+      </w:pPr>
+      <w:r>
+        <w:rPr>
+          <w:rFonts w:ascii="Times New Roman" w:hAnsi="Times New Roman" w:cs="Times New Roman"/>
+        </w:rPr>
+        <w:t>Consulted directly with clients on business goals, pain points, campaign structure, and budget allocation across website development, SEO, email campaigns, paid search, display, mobile, remarketing, YouTube, and social media platforms</w:t>
+      </w:r>
+    </w:p>
+    <w:p>
+      <w:pPr>
+        <w:pStyle w:val="ListParagraph"/>
+        <w:numPr>
+          <w:ilvl w:val="0"/>
+          <w:numId w:val="53"/>
+        </w:numPr>
+        <w:spacing w:after="0" w:line="240" w:lineRule="auto"/>
+        <w:rPr>
+          <w:rFonts w:ascii="Times New Roman" w:hAnsi="Times New Roman" w:cs="Times New Roman"/>
+        </w:rPr>
+      </w:pPr>
+      <w:r>
+        <w:rPr>
+          <w:rFonts w:ascii="Times New Roman" w:hAnsi="Times New Roman" w:cs="Times New Roman"/>
+        </w:rPr>
+        <w:t>Used industry-leading analytical tools to evaluate account performance and make data-driven recommendations</w:t>
+      </w:r>
+    </w:p>
+    <w:p>
+      <w:pPr>
+        <w:pStyle w:val="ListParagraph"/>
+        <w:numPr>
+          <w:ilvl w:val="0"/>
+          <w:numId w:val="53"/>
+        </w:numPr>
+        <w:spacing w:after="0" w:line="240" w:lineRule="auto"/>
+        <w:rPr>
+          <w:rFonts w:ascii="Times New Roman" w:hAnsi="Times New Roman" w:cs="Times New Roman"/>
+        </w:rPr>
+      </w:pPr>
+      <w:r>
+        <w:rPr>
+          <w:rFonts w:ascii="Times New Roman" w:hAnsi="Times New Roman" w:cs="Times New Roman"/>
+        </w:rPr>
+        <w:t>Conducted keyword, audience, and competitive research to develop targeting, messaging, campaign, and growth recommendations</w:t>
+      </w:r>
+    </w:p>
+    <w:p>
+      <w:pPr>
+        <w:pStyle w:val="ListParagraph"/>
+        <w:numPr>
+          <w:ilvl w:val="0"/>
+          <w:numId w:val="53"/>
+        </w:numPr>
+        <w:spacing w:after="0" w:line="240" w:lineRule="auto"/>
+        <w:rPr>
+          <w:rFonts w:ascii="Times New Roman" w:hAnsi="Times New Roman" w:cs="Times New Roman"/>
+        </w:rPr>
+      </w:pPr>
+      <w:r>
+        <w:rPr>
+          <w:rFonts w:ascii="Times New Roman" w:hAnsi="Times New Roman" w:cs="Times New Roman"/>
+        </w:rPr>
+        <w:t>Built reporting pipelines using Funnel.io to consolidate data sources and presented performance data through Google Data Studio/Looker Studio</w:t>
+      </w:r>
+    </w:p>
+    <w:p>
+      <w:pPr>
+        <w:pStyle w:val="ListParagraph"/>
+        <w:numPr>
+          <w:ilvl w:val="0"/>
+          <w:numId w:val="53"/>
+        </w:numPr>
+        <w:spacing w:after="0" w:line="240" w:lineRule="auto"/>
+        <w:rPr>
+          <w:rFonts w:ascii="Times New Roman" w:hAnsi="Times New Roman" w:cs="Times New Roman"/>
+        </w:rPr>
+      </w:pPr>
+      <w:r>
+        <w:rPr>
+          <w:rFonts w:ascii="Times New Roman" w:hAnsi="Times New Roman" w:cs="Times New Roman"/>
+        </w:rPr>
+        <w:t>Created custom scripts for continuous, automated monitoring of client marketing efforts</w:t>
+      </w:r>
+    </w:p>
+    <w:p>
+      <w:pPr>
+        <w:pStyle w:val="ListParagraph"/>
+        <w:numPr>
+          <w:ilvl w:val="0"/>
+          <w:numId w:val="53"/>
+        </w:numPr>
+        <w:spacing w:after="0" w:line="240" w:lineRule="auto"/>
+        <w:rPr>
+          <w:rFonts w:ascii="Times New Roman" w:hAnsi="Times New Roman" w:cs="Times New Roman"/>
+        </w:rPr>
+      </w:pPr>
+      <w:r>
+        <w:rPr>
+          <w:rFonts w:ascii="Times New Roman" w:hAnsi="Times New Roman" w:cs="Times New Roman"/>
+        </w:rPr>
+        <w:t>Developed a repeatable Google Ads account-management system that maintained consistent service quality across clients regardless of spend; the system was adopted across the agency</w:t>
+      </w:r>
+    </w:p>
+    <w:p>
+      <w:pPr>
+        <w:pStyle w:val="ListParagraph"/>
+        <w:numPr>
+          <w:ilvl w:val="0"/>
+          <w:numId w:val="53"/>
+        </w:numPr>
+        <w:spacing w:after="0" w:line="240" w:lineRule="auto"/>
+        <w:rPr>
+          <w:rFonts w:ascii="Times New Roman" w:hAnsi="Times New Roman" w:cs="Times New Roman"/>
+        </w:rPr>
+      </w:pPr>
+      <w:r>
+        <w:rPr>
+          <w:rFonts w:ascii="Times New Roman" w:hAnsi="Times New Roman" w:cs="Times New Roman"/>
+        </w:rPr>
+        <w:t>Built conversion and attribution models and designed A/B and multivariate tests across multiple levels of the marketing funnel</w:t>
+      </w:r>
+    </w:p>
+    <w:p>
+      <w:pPr>
+        <w:pStyle w:val="ListParagraph"/>
+        <w:spacing w:after="0" w:line="240" w:lineRule="auto"/>
+        <w:rPr>
+          <w:rFonts w:ascii="Times New Roman" w:hAnsi="Times New Roman" w:cs="Times New Roman"/>
+        </w:rPr>
+      </w:pPr>
+    </w:p>
+    <w:p>
+      <w:pPr>
+        <w:spacing w:after="0" w:line="240" w:lineRule="auto"/>
+        <w:rPr>
+          <w:rFonts w:ascii="Times New Roman" w:hAnsi="Times New Roman" w:cs="Times New Roman"/>
+        </w:rPr>
+      </w:pPr>
+      <w:r>
+        <w:rPr>
+          <w:rFonts w:ascii="Times New Roman" w:hAnsi="Times New Roman" w:cs="Times New Roman"/>
+          <w:b/>
+          <w:bCs/>
+        </w:rPr>
+        <w:t xml:space="preserve">Director of E-Commerce/Marketing – LifeSpan Fitness - Salt Lake City, UT </w:t>
+      </w:r>
+      <w:r>
+        <w:rPr>
+          <w:rFonts w:ascii="Times New Roman" w:hAnsi="Times New Roman" w:cs="Times New Roman"/>
+          <w:b/>
+          <w:bCs/>
+        </w:rPr>
+        <w:tab/>
+      </w:r>
+      <w:r>
+        <w:rPr>
+          <w:rFonts w:ascii="Times New Roman" w:hAnsi="Times New Roman" w:cs="Times New Roman"/>
+          <w:b/>
+          <w:bCs/>
+        </w:rPr>
         <w:tab/>
         <w:t>June 2013 -Aug 2016</w:t>
       </w:r>
@@ -16989,6 +17258,7 @@
         <w:rPr>
           <w:rFonts w:ascii="Times New Roman" w:hAnsi="Times New Roman" w:cs="Times New Roman"/>
         </w:rPr>
+        <w:lastRenderedPageBreak/>
         <w:t>Conducted advanced keyword research, channel analysis, monitored trends, created custom attribution models, acquisition analysis, conversion path and funnel analysis, landing page optimization, A/B multivariate testing, conversion rate optimization (CRO), created advanced bid strategies and testing, setup bid experiments, created an affiliate program strategy, and created ad copy for search and display ads using Adobe design software</w:t>
       </w:r>
     </w:p>
@@ -17253,7 +17523,6 @@
         <w:rPr>
           <w:rFonts w:ascii="Times New Roman" w:hAnsi="Times New Roman" w:cs="Times New Roman"/>
         </w:rPr>
-        <w:lastRenderedPageBreak/>
         <w:t>Managed more than 150 campaigns across Google Ads/AdWords, Microsoft/Bing Ads, Yahoo Gemini, Amazon Marketing Services, search, shopping, display, video, remarketing, mobile, social, local, email, and related campaign types</w:t>
       </w:r>
     </w:p>
@@ -17444,7 +17713,7 @@
           <w:b/>
           <w:bCs/>
         </w:rPr>
-        <w:t xml:space="preserve">SEM Manager/Project Manager </w:t>
+        <w:t xml:space="preserve">Marketing Strategy &amp; Development </w:t>
       </w:r>
       <w:r>
         <w:rPr>
@@ -17452,7 +17721,7 @@
           <w:b/>
           <w:bCs/>
         </w:rPr>
-        <w:t>- The Infinite Agency - Dallas, TX</w:t>
+        <w:t>– Bowen Law Professional Group - Salt Lake City, UT</w:t>
       </w:r>
       <w:r>
         <w:rPr>
@@ -17460,7 +17729,7 @@
           <w:b/>
           <w:bCs/>
         </w:rPr>
-        <w:t xml:space="preserve">         </w:t>
+        <w:tab/>
       </w:r>
       <w:r>
         <w:rPr>
@@ -17468,7 +17737,7 @@
           <w:b/>
           <w:bCs/>
         </w:rPr>
-        <w:t xml:space="preserve">                     </w:t>
+        <w:tab/>
       </w:r>
       <w:r>
         <w:rPr>
@@ -17476,7 +17745,7 @@
           <w:b/>
           <w:bCs/>
         </w:rPr>
-        <w:t xml:space="preserve">  </w:t>
+        <w:t xml:space="preserve">          </w:t>
       </w:r>
       <w:r>
         <w:rPr>
@@ -17484,7 +17753,7 @@
           <w:b/>
           <w:bCs/>
         </w:rPr>
-        <w:t>Sep</w:t>
+        <w:t xml:space="preserve">  </w:t>
       </w:r>
       <w:r>
         <w:rPr>
@@ -17492,7 +17761,7 @@
           <w:b/>
           <w:bCs/>
         </w:rPr>
-        <w:t xml:space="preserve"> 20</w:t>
+        <w:t xml:space="preserve">Jan 2009 </w:t>
       </w:r>
       <w:r>
         <w:rPr>
@@ -17500,7 +17769,7 @@
           <w:b/>
           <w:bCs/>
         </w:rPr>
-        <w:t xml:space="preserve">16 </w:t>
+        <w:t>-</w:t>
       </w:r>
       <w:r>
         <w:rPr>
@@ -17508,256 +17777,6 @@
           <w:b/>
           <w:bCs/>
         </w:rPr>
-        <w:t>-</w:t>
-      </w:r>
-      <w:r>
-        <w:rPr>
-          <w:rFonts w:ascii="Times New Roman" w:hAnsi="Times New Roman" w:cs="Times New Roman"/>
-          <w:b/>
-          <w:bCs/>
-        </w:rPr>
-        <w:t xml:space="preserve"> Feb 2018</w:t>
-      </w:r>
-    </w:p>
-    <w:p>
-      <w:pPr>
-        <w:pStyle w:val="ListParagraph"/>
-        <w:numPr>
-          <w:ilvl w:val="0"/>
-          <w:numId w:val="53"/>
-        </w:numPr>
-        <w:spacing w:after="0" w:line="240" w:lineRule="auto"/>
-        <w:rPr>
-          <w:rFonts w:ascii="Times New Roman" w:hAnsi="Times New Roman" w:cs="Times New Roman"/>
-        </w:rPr>
-      </w:pPr>
-      <w:r>
-        <w:rPr>
-          <w:rFonts w:ascii="Times New Roman" w:hAnsi="Times New Roman" w:cs="Times New Roman"/>
-        </w:rPr>
-        <w:t>Set up and managed more than 75 Google Ads/AdWords accounts with combined monthly spend of more than $476,000, supporting lead generation and multichannel client programs</w:t>
-      </w:r>
-    </w:p>
-    <w:p>
-      <w:pPr>
-        <w:pStyle w:val="ListParagraph"/>
-        <w:numPr>
-          <w:ilvl w:val="0"/>
-          <w:numId w:val="53"/>
-        </w:numPr>
-        <w:spacing w:after="0" w:line="240" w:lineRule="auto"/>
-        <w:rPr>
-          <w:rFonts w:ascii="Times New Roman" w:hAnsi="Times New Roman" w:cs="Times New Roman"/>
-        </w:rPr>
-      </w:pPr>
-      <w:r>
-        <w:rPr>
-          <w:rFonts w:ascii="Times New Roman" w:hAnsi="Times New Roman" w:cs="Times New Roman"/>
-        </w:rPr>
-        <w:t>Consulted directly with clients on business goals, pain points, campaign structure, and budget allocation across website development, SEO, email campaigns, paid search, display, mobile, remarketing, YouTube, and social media platforms</w:t>
-      </w:r>
-    </w:p>
-    <w:p>
-      <w:pPr>
-        <w:pStyle w:val="ListParagraph"/>
-        <w:numPr>
-          <w:ilvl w:val="0"/>
-          <w:numId w:val="53"/>
-        </w:numPr>
-        <w:spacing w:after="0" w:line="240" w:lineRule="auto"/>
-        <w:rPr>
-          <w:rFonts w:ascii="Times New Roman" w:hAnsi="Times New Roman" w:cs="Times New Roman"/>
-        </w:rPr>
-      </w:pPr>
-      <w:r>
-        <w:rPr>
-          <w:rFonts w:ascii="Times New Roman" w:hAnsi="Times New Roman" w:cs="Times New Roman"/>
-        </w:rPr>
-        <w:t>Used industry-leading analytical tools to evaluate account performance and make data-driven recommendations</w:t>
-      </w:r>
-    </w:p>
-    <w:p>
-      <w:pPr>
-        <w:pStyle w:val="ListParagraph"/>
-        <w:numPr>
-          <w:ilvl w:val="0"/>
-          <w:numId w:val="53"/>
-        </w:numPr>
-        <w:spacing w:after="0" w:line="240" w:lineRule="auto"/>
-        <w:rPr>
-          <w:rFonts w:ascii="Times New Roman" w:hAnsi="Times New Roman" w:cs="Times New Roman"/>
-        </w:rPr>
-      </w:pPr>
-      <w:r>
-        <w:rPr>
-          <w:rFonts w:ascii="Times New Roman" w:hAnsi="Times New Roman" w:cs="Times New Roman"/>
-        </w:rPr>
-        <w:t>Conducted keyword, audience, and competitive research to develop targeting, messaging, campaign, and growth recommendations</w:t>
-      </w:r>
-    </w:p>
-    <w:p>
-      <w:pPr>
-        <w:pStyle w:val="ListParagraph"/>
-        <w:numPr>
-          <w:ilvl w:val="0"/>
-          <w:numId w:val="53"/>
-        </w:numPr>
-        <w:spacing w:after="0" w:line="240" w:lineRule="auto"/>
-        <w:rPr>
-          <w:rFonts w:ascii="Times New Roman" w:hAnsi="Times New Roman" w:cs="Times New Roman"/>
-        </w:rPr>
-      </w:pPr>
-      <w:r>
-        <w:rPr>
-          <w:rFonts w:ascii="Times New Roman" w:hAnsi="Times New Roman" w:cs="Times New Roman"/>
-        </w:rPr>
-        <w:t>Built reporting pipelines using Funnel.io to consolidate data sources and presented performance data through Google Data Studio/Looker Studio</w:t>
-      </w:r>
-    </w:p>
-    <w:p>
-      <w:pPr>
-        <w:pStyle w:val="ListParagraph"/>
-        <w:numPr>
-          <w:ilvl w:val="0"/>
-          <w:numId w:val="53"/>
-        </w:numPr>
-        <w:spacing w:after="0" w:line="240" w:lineRule="auto"/>
-        <w:rPr>
-          <w:rFonts w:ascii="Times New Roman" w:hAnsi="Times New Roman" w:cs="Times New Roman"/>
-        </w:rPr>
-      </w:pPr>
-      <w:r>
-        <w:rPr>
-          <w:rFonts w:ascii="Times New Roman" w:hAnsi="Times New Roman" w:cs="Times New Roman"/>
-        </w:rPr>
-        <w:t>Created custom scripts for continuous, automated monitoring of client marketing efforts</w:t>
-      </w:r>
-    </w:p>
-    <w:p>
-      <w:pPr>
-        <w:pStyle w:val="ListParagraph"/>
-        <w:numPr>
-          <w:ilvl w:val="0"/>
-          <w:numId w:val="53"/>
-        </w:numPr>
-        <w:spacing w:after="0" w:line="240" w:lineRule="auto"/>
-        <w:rPr>
-          <w:rFonts w:ascii="Times New Roman" w:hAnsi="Times New Roman" w:cs="Times New Roman"/>
-        </w:rPr>
-      </w:pPr>
-      <w:r>
-        <w:rPr>
-          <w:rFonts w:ascii="Times New Roman" w:hAnsi="Times New Roman" w:cs="Times New Roman"/>
-        </w:rPr>
-        <w:t>Developed a repeatable Google Ads account-management system that maintained consistent service quality across clients regardless of spend; the system was adopted across the agency</w:t>
-      </w:r>
-    </w:p>
-    <w:p>
-      <w:pPr>
-        <w:pStyle w:val="ListParagraph"/>
-        <w:numPr>
-          <w:ilvl w:val="0"/>
-          <w:numId w:val="53"/>
-        </w:numPr>
-        <w:spacing w:after="0" w:line="240" w:lineRule="auto"/>
-        <w:rPr>
-          <w:rFonts w:ascii="Times New Roman" w:hAnsi="Times New Roman" w:cs="Times New Roman"/>
-        </w:rPr>
-      </w:pPr>
-      <w:r>
-        <w:rPr>
-          <w:rFonts w:ascii="Times New Roman" w:hAnsi="Times New Roman" w:cs="Times New Roman"/>
-        </w:rPr>
-        <w:t>Built conversion and attribution models and designed A/B and multivariate tests across multiple levels of the marketing funnel</w:t>
-      </w:r>
-    </w:p>
-    <w:p>
-      <w:pPr>
-        <w:spacing w:after="0" w:line="240" w:lineRule="auto"/>
-        <w:rPr>
-          <w:rFonts w:ascii="Times New Roman" w:hAnsi="Times New Roman" w:cs="Times New Roman"/>
-        </w:rPr>
-      </w:pPr>
-    </w:p>
-    <w:p>
-      <w:pPr>
-        <w:spacing w:after="0" w:line="240" w:lineRule="auto"/>
-        <w:rPr>
-          <w:rFonts w:ascii="Times New Roman" w:hAnsi="Times New Roman" w:cs="Times New Roman"/>
-          <w:b/>
-          <w:bCs/>
-        </w:rPr>
-      </w:pPr>
-      <w:r>
-        <w:rPr>
-          <w:rFonts w:ascii="Times New Roman" w:hAnsi="Times New Roman" w:cs="Times New Roman"/>
-          <w:b/>
-          <w:bCs/>
-        </w:rPr>
-        <w:t xml:space="preserve">Marketing Strategy &amp; Development </w:t>
-      </w:r>
-      <w:r>
-        <w:rPr>
-          <w:rFonts w:ascii="Times New Roman" w:hAnsi="Times New Roman" w:cs="Times New Roman"/>
-          <w:b/>
-          <w:bCs/>
-        </w:rPr>
-        <w:t>– Bowen Law Professional Group - Salt Lake City, UT</w:t>
-      </w:r>
-      <w:r>
-        <w:rPr>
-          <w:rFonts w:ascii="Times New Roman" w:hAnsi="Times New Roman" w:cs="Times New Roman"/>
-          <w:b/>
-          <w:bCs/>
-        </w:rPr>
-        <w:tab/>
-      </w:r>
-      <w:r>
-        <w:rPr>
-          <w:rFonts w:ascii="Times New Roman" w:hAnsi="Times New Roman" w:cs="Times New Roman"/>
-          <w:b/>
-          <w:bCs/>
-        </w:rPr>
-        <w:tab/>
-      </w:r>
-      <w:r>
-        <w:rPr>
-          <w:rFonts w:ascii="Times New Roman" w:hAnsi="Times New Roman" w:cs="Times New Roman"/>
-          <w:b/>
-          <w:bCs/>
-        </w:rPr>
-        <w:t xml:space="preserve">          </w:t>
-      </w:r>
-      <w:r>
-        <w:rPr>
-          <w:rFonts w:ascii="Times New Roman" w:hAnsi="Times New Roman" w:cs="Times New Roman"/>
-          <w:b/>
-          <w:bCs/>
-        </w:rPr>
-        <w:t xml:space="preserve">  </w:t>
-      </w:r>
-      <w:r>
-        <w:rPr>
-          <w:rFonts w:ascii="Times New Roman" w:hAnsi="Times New Roman" w:cs="Times New Roman"/>
-          <w:b/>
-          <w:bCs/>
-        </w:rPr>
-        <w:t xml:space="preserve">Jan 2009 </w:t>
-      </w:r>
-      <w:r>
-        <w:rPr>
-          <w:rFonts w:ascii="Times New Roman" w:hAnsi="Times New Roman" w:cs="Times New Roman"/>
-          <w:b/>
-          <w:bCs/>
-        </w:rPr>
-        <w:t>-</w:t>
-      </w:r>
-      <w:r>
-        <w:rPr>
-          <w:rFonts w:ascii="Times New Roman" w:hAnsi="Times New Roman" w:cs="Times New Roman"/>
-          <w:b/>
-          <w:bCs/>
-        </w:rPr>
         <w:t xml:space="preserve"> June 2013</w:t>
       </w:r>
     </w:p>
@@ -17846,6 +17865,7 @@
         <w:rPr>
           <w:rFonts w:ascii="Times New Roman" w:hAnsi="Times New Roman" w:cs="Times New Roman"/>
         </w:rPr>
+        <w:lastRenderedPageBreak/>
         <w:t>Conducted comprehensive market research, persuaded management to add new services, and oversaw their development and implementation. Worked with leadership to create tax and finance departments that together contributed more than 25% of firm revenue</w:t>
       </w:r>
     </w:p>
@@ -17979,7 +17999,6 @@
         <w:rPr>
           <w:rFonts w:ascii="Times New Roman" w:hAnsi="Times New Roman" w:cs="Times New Roman"/>
         </w:rPr>
-        <w:lastRenderedPageBreak/>
         <w:t>Converted all paper forms into electronic, interactive formats using Adobe Acrobat and LiveCycle, increasing the speed and quantity of market-data acquisition</w:t>
       </w:r>
     </w:p>
@@ -18005,6 +18024,13 @@
           <w:bCs/>
         </w:rPr>
         <w:t>Variations of Specialization</w:t>
+      </w:r>
+      <w:r>
+        <w:rPr>
+          <w:b w:val="0"/>
+          <w:bCs/>
+        </w:rPr>
+        <w:t>/Main Titles</w:t>
       </w:r>
     </w:p>
     <w:p>
@@ -25742,6 +25768,7 @@
   <w:style w:type="character" w:default="1" w:styleId="DefaultParagraphFont">
     <w:name w:val="Default Paragraph Font"/>
     <w:uiPriority w:val="1"/>
+    <w:semiHidden/>
     <w:unhideWhenUsed/>
   </w:style>
   <w:style w:type="table" w:default="1" w:styleId="TableNormal">

--- a/input/master-resume/master-resume-v4.docx
+++ b/input/master-resume/master-resume-v4.docx
@@ -207,7 +207,7 @@
         <w:rPr>
           <w:rFonts w:ascii="Times New Roman" w:hAnsi="Times New Roman" w:cs="Times New Roman"/>
         </w:rPr>
-        <w:t>Managed 75+ Google Ads accounts with more than $276,000 in combined monthly spend while advising clients on channel allocation, campaign structure, and growth priorities</w:t>
+        <w:t>Managed 75+ Google Ads accounts with more than $476,000 in combined monthly spend while advising clients on channel allocation, campaign structure, and growth priorities</w:t>
       </w:r>
     </w:p>
     <w:p>
@@ -523,7 +523,7 @@
         <w:rPr>
           <w:rFonts w:ascii="Times New Roman" w:hAnsi="Times New Roman" w:cs="Times New Roman"/>
         </w:rPr>
-        <w:t>Managed 75+ Google Ads accounts with more than $276K in combined monthly spend while advising clients on channel allocation, campaign structure, and growth priorities</w:t>
+        <w:t>Managed 75+ Google Ads accounts with more than $476K in combined monthly spend while advising clients on channel allocation, campaign structure, and growth priorities</w:t>
       </w:r>
     </w:p>
     <w:p>
@@ -646,7 +646,7 @@
         <w:rPr>
           <w:rFonts w:ascii="Times New Roman" w:hAnsi="Times New Roman" w:cs="Times New Roman"/>
         </w:rPr>
-        <w:t>Managed 75+ Google Ads accounts with more than $276,000 in combined monthly spend while advising clients on channel allocation, campaign structure, and growth priorities</w:t>
+        <w:t>Managed 75+ Google Ads accounts with more than $476,000 in combined monthly spend while advising clients on channel allocation, campaign structure, and growth priorities</w:t>
       </w:r>
     </w:p>
     <w:p>
@@ -15345,7 +15345,7 @@
         <w:rPr>
           <w:rFonts w:ascii="Times New Roman" w:hAnsi="Times New Roman" w:cs="Times New Roman"/>
         </w:rPr>
-        <w:t>South Jordan, UT | August 2021 - April 2022</w:t>
+        <w:t>South Jordan, UT | August 2020 - April 2022</w:t>
       </w:r>
     </w:p>
     <w:p>

--- a/input/master-resume/master-resume-v4.docx
+++ b/input/master-resume/master-resume-v4.docx
@@ -3357,13 +3357,8 @@
           </w:tcPr>
           <w:p>
             <w:r>
-              <w:t xml:space="preserve">Codex, ChatGPT, Cursor; project workflows also reference Claude, Perplexity, and </w:t>
+              <w:t>Codex, ChatGPT, Cursor; project workflows also reference Claude, Perplexity, and AntiGravity</w:t>
             </w:r>
-            <w:proofErr w:type="spellStart"/>
-            <w:r>
-              <w:t>AntiGravity</w:t>
-            </w:r>
-            <w:proofErr w:type="spellEnd"/>
           </w:p>
         </w:tc>
       </w:tr>
@@ -3478,15 +3473,7 @@
           </w:tcPr>
           <w:p>
             <w:r>
-              <w:t xml:space="preserve">python-docx, </w:t>
-            </w:r>
-            <w:proofErr w:type="spellStart"/>
-            <w:r>
-              <w:t>WordprocessingML</w:t>
-            </w:r>
-            <w:proofErr w:type="spellEnd"/>
-            <w:r>
-              <w:t>/XML, Microsoft Word automation, PowerShell validation bridge</w:t>
+              <w:t>python-docx, WordprocessingML/XML, Microsoft Word automation, PowerShell validation bridge</w:t>
             </w:r>
           </w:p>
         </w:tc>
@@ -3573,15 +3560,7 @@
           </w:tcPr>
           <w:p>
             <w:r>
-              <w:t xml:space="preserve">REST APIs, RSS, public JSON feeds, structured </w:t>
-            </w:r>
-            <w:proofErr w:type="spellStart"/>
-            <w:r>
-              <w:t>JobPosting</w:t>
-            </w:r>
-            <w:proofErr w:type="spellEnd"/>
-            <w:r>
-              <w:t xml:space="preserve"> data, Brave Search, Firecrawl</w:t>
+              <w:t>REST APIs, RSS, public JSON feeds, structured JobPosting data, Brave Search, Firecrawl</w:t>
             </w:r>
           </w:p>
         </w:tc>
@@ -3755,15 +3734,7 @@
           </w:tcPr>
           <w:p>
             <w:r>
-              <w:t xml:space="preserve">Flask, Vercel, </w:t>
-            </w:r>
-            <w:proofErr w:type="spellStart"/>
-            <w:r>
-              <w:t>Upstash</w:t>
-            </w:r>
-            <w:proofErr w:type="spellEnd"/>
-            <w:r>
-              <w:t xml:space="preserve"> Redis, outbound Windows worker</w:t>
+              <w:t>Flask, Vercel, Upstash Redis, outbound Windows worker</w:t>
             </w:r>
           </w:p>
         </w:tc>
@@ -4573,42 +4544,9 @@
     <w:p/>
     <w:p>
       <w:r>
-        <w:t>Therapy</w:t>
-      </w:r>
-    </w:p>
-    <w:p>
-      <w:r>
-        <w:t>Space Force</w:t>
-      </w:r>
-    </w:p>
-    <w:p>
-      <w:r>
-        <w:tab/>
-        <w:t>Use ChatGPT to create Summary</w:t>
-      </w:r>
-    </w:p>
-    <w:p>
-      <w:r>
-        <w:t>Vortex</w:t>
-      </w:r>
-    </w:p>
-    <w:p>
-      <w:pPr>
-        <w:ind w:firstLine="720"/>
-      </w:pPr>
-      <w:r>
-        <w:t>Use ChatGPT to create Summary</w:t>
-      </w:r>
-    </w:p>
-    <w:p>
-      <w:r>
-        <w:t>R1 Industrie</w:t>
-      </w:r>
-      <w:r>
-        <w:t>s</w:t>
-      </w:r>
-    </w:p>
-    <w:p/>
+        <w:t>**********what is this?***************</w:t>
+      </w:r>
+    </w:p>
     <w:p>
       <w:pPr>
         <w:spacing w:after="0" w:line="240" w:lineRule="auto"/>
@@ -5021,6 +4959,28 @@
           <w:rFonts w:ascii="Times New Roman" w:hAnsi="Times New Roman" w:cs="Times New Roman"/>
         </w:rPr>
         <w:t>that included Performance Max and Google Shopping performance, affiliate commissions, and predictive projections</w:t>
+      </w:r>
+    </w:p>
+    <w:p>
+      <w:pPr>
+        <w:spacing w:after="0" w:line="240" w:lineRule="auto"/>
+        <w:rPr>
+          <w:rFonts w:ascii="Times New Roman" w:hAnsi="Times New Roman" w:cs="Times New Roman"/>
+        </w:rPr>
+      </w:pPr>
+    </w:p>
+    <w:p>
+      <w:pPr>
+        <w:spacing w:after="0" w:line="240" w:lineRule="auto"/>
+        <w:rPr>
+          <w:rFonts w:ascii="Times New Roman" w:hAnsi="Times New Roman" w:cs="Times New Roman"/>
+        </w:rPr>
+      </w:pPr>
+      <w:r>
+        <w:rPr>
+          <w:rFonts w:ascii="Times New Roman" w:hAnsi="Times New Roman" w:cs="Times New Roman"/>
+        </w:rPr>
+        <w:t>**************************************</w:t>
       </w:r>
     </w:p>
     <w:p>
@@ -5911,15 +5871,7 @@
           </w:tcPr>
           <w:p>
             <w:r>
-              <w:t xml:space="preserve">PostgreSQL, </w:t>
-            </w:r>
-            <w:proofErr w:type="spellStart"/>
-            <w:r>
-              <w:t>pg</w:t>
-            </w:r>
-            <w:proofErr w:type="spellEnd"/>
-            <w:r>
-              <w:t>, Auth.js PostgreSQL adapter, SQL migrations</w:t>
+              <w:t>PostgreSQL, pg, Auth.js PostgreSQL adapter, SQL migrations</w:t>
             </w:r>
           </w:p>
         </w:tc>
@@ -6063,13 +6015,8 @@
             <w:hideMark/>
           </w:tcPr>
           <w:p>
-            <w:proofErr w:type="spellStart"/>
             <w:r>
-              <w:t>ESLint</w:t>
-            </w:r>
-            <w:proofErr w:type="spellEnd"/>
-            <w:r>
-              <w:t>, TypeScript checks, build checks, custom verification scripts</w:t>
+              <w:t>ESLint, TypeScript checks, build checks, custom verification scripts</w:t>
             </w:r>
           </w:p>
         </w:tc>
@@ -6225,21 +6172,8 @@
           </w:tcPr>
           <w:p>
             <w:r>
-              <w:t>google-ads-</w:t>
+              <w:t>google-ads-api.ts, ga4-api.ts, search-console-api.ts</w:t>
             </w:r>
-            <w:proofErr w:type="spellStart"/>
-            <w:r>
-              <w:t>api.ts</w:t>
-            </w:r>
-            <w:proofErr w:type="spellEnd"/>
-            <w:r>
-              <w:t>, ga4-api.ts, search-console-</w:t>
-            </w:r>
-            <w:proofErr w:type="spellStart"/>
-            <w:r>
-              <w:t>api.ts</w:t>
-            </w:r>
-            <w:proofErr w:type="spellEnd"/>
           </w:p>
         </w:tc>
         <w:tc>
@@ -6267,29 +6201,8 @@
           </w:tcPr>
           <w:p>
             <w:r>
-              <w:t>google-</w:t>
+              <w:t>google-ads.ts, dashboard-kpis.ts, chart-data.ts</w:t>
             </w:r>
-            <w:proofErr w:type="spellStart"/>
-            <w:r>
-              <w:t>ads.ts</w:t>
-            </w:r>
-            <w:proofErr w:type="spellEnd"/>
-            <w:r>
-              <w:t>, dashboard-</w:t>
-            </w:r>
-            <w:proofErr w:type="spellStart"/>
-            <w:r>
-              <w:t>kpis.ts</w:t>
-            </w:r>
-            <w:proofErr w:type="spellEnd"/>
-            <w:r>
-              <w:t>, chart-</w:t>
-            </w:r>
-            <w:proofErr w:type="spellStart"/>
-            <w:r>
-              <w:t>data.ts</w:t>
-            </w:r>
-            <w:proofErr w:type="spellEnd"/>
           </w:p>
         </w:tc>
         <w:tc>
@@ -6317,13 +6230,8 @@
           </w:tcPr>
           <w:p>
             <w:r>
-              <w:t>campaign-performance-</w:t>
+              <w:t>campaign-performance-analyzer.ts</w:t>
             </w:r>
-            <w:proofErr w:type="spellStart"/>
-            <w:r>
-              <w:t>analyzer.ts</w:t>
-            </w:r>
-            <w:proofErr w:type="spellEnd"/>
           </w:p>
         </w:tc>
         <w:tc>
@@ -6351,21 +6259,8 @@
           </w:tcPr>
           <w:p>
             <w:r>
-              <w:t>account-</w:t>
+              <w:t>account-audit.ts, account-score.ts</w:t>
             </w:r>
-            <w:proofErr w:type="spellStart"/>
-            <w:r>
-              <w:t>audit.ts</w:t>
-            </w:r>
-            <w:proofErr w:type="spellEnd"/>
-            <w:r>
-              <w:t>, account-</w:t>
-            </w:r>
-            <w:proofErr w:type="spellStart"/>
-            <w:r>
-              <w:t>score.ts</w:t>
-            </w:r>
-            <w:proofErr w:type="spellEnd"/>
           </w:p>
         </w:tc>
         <w:tc>
@@ -6393,29 +6288,8 @@
           </w:tcPr>
           <w:p>
             <w:r>
-              <w:t>marketing-</w:t>
+              <w:t>marketing-insights.ts, openai-structured-response.ts</w:t>
             </w:r>
-            <w:proofErr w:type="spellStart"/>
-            <w:r>
-              <w:t>insights.ts</w:t>
-            </w:r>
-            <w:proofErr w:type="spellEnd"/>
-            <w:r>
-              <w:t xml:space="preserve">, </w:t>
-            </w:r>
-            <w:proofErr w:type="spellStart"/>
-            <w:r>
-              <w:t>openai</w:t>
-            </w:r>
-            <w:proofErr w:type="spellEnd"/>
-            <w:r>
-              <w:t>-structured-</w:t>
-            </w:r>
-            <w:proofErr w:type="spellStart"/>
-            <w:r>
-              <w:t>response.ts</w:t>
-            </w:r>
-            <w:proofErr w:type="spellEnd"/>
           </w:p>
         </w:tc>
         <w:tc>
@@ -6443,13 +6317,8 @@
           </w:tcPr>
           <w:p>
             <w:r>
-              <w:t>marketing-data-</w:t>
+              <w:t>marketing-data-chat.ts</w:t>
             </w:r>
-            <w:proofErr w:type="spellStart"/>
-            <w:r>
-              <w:t>chat.ts</w:t>
-            </w:r>
-            <w:proofErr w:type="spellEnd"/>
           </w:p>
         </w:tc>
         <w:tc>
@@ -6477,21 +6346,8 @@
           </w:tcPr>
           <w:p>
             <w:r>
-              <w:t>specialist-</w:t>
+              <w:t>specialist-agents.ts, specialist-analysis.ts</w:t>
             </w:r>
-            <w:proofErr w:type="spellStart"/>
-            <w:r>
-              <w:t>agents.ts</w:t>
-            </w:r>
-            <w:proofErr w:type="spellEnd"/>
-            <w:r>
-              <w:t>, specialist-</w:t>
-            </w:r>
-            <w:proofErr w:type="spellStart"/>
-            <w:r>
-              <w:t>analysis.ts</w:t>
-            </w:r>
-            <w:proofErr w:type="spellEnd"/>
           </w:p>
         </w:tc>
         <w:tc>
@@ -6518,19 +6374,9 @@
             <w:hideMark/>
           </w:tcPr>
           <w:p>
-            <w:proofErr w:type="spellStart"/>
             <w:r>
-              <w:t>seo</w:t>
+              <w:t>seo-rank-tracking.ts</w:t>
             </w:r>
-            <w:proofErr w:type="spellEnd"/>
-            <w:r>
-              <w:t>-rank-</w:t>
-            </w:r>
-            <w:proofErr w:type="spellStart"/>
-            <w:r>
-              <w:t>tracking.ts</w:t>
-            </w:r>
-            <w:proofErr w:type="spellEnd"/>
           </w:p>
         </w:tc>
         <w:tc>
@@ -6645,13 +6491,8 @@
           </w:tcPr>
           <w:p>
             <w:r>
-              <w:t>negative-keyword-</w:t>
+              <w:t>negative-keyword-proposals.ts</w:t>
             </w:r>
-            <w:proofErr w:type="spellStart"/>
-            <w:r>
-              <w:t>proposals.ts</w:t>
-            </w:r>
-            <w:proofErr w:type="spellEnd"/>
           </w:p>
         </w:tc>
         <w:tc>
@@ -6679,21 +6520,8 @@
           </w:tcPr>
           <w:p>
             <w:r>
-              <w:t>run-daily-</w:t>
+              <w:t>run-daily-analysis.ts, run-weekly-report.ts</w:t>
             </w:r>
-            <w:proofErr w:type="spellStart"/>
-            <w:r>
-              <w:t>analysis.ts</w:t>
-            </w:r>
-            <w:proofErr w:type="spellEnd"/>
-            <w:r>
-              <w:t>, run-weekly-</w:t>
-            </w:r>
-            <w:proofErr w:type="spellStart"/>
-            <w:r>
-              <w:t>report.ts</w:t>
-            </w:r>
-            <w:proofErr w:type="spellEnd"/>
           </w:p>
         </w:tc>
         <w:tc>
@@ -6750,21 +6578,8 @@
           </w:tcPr>
           <w:p>
             <w:r>
-              <w:t>migrate-</w:t>
+              <w:t>migrate-database.ts, grant-workspace.ts</w:t>
             </w:r>
-            <w:proofErr w:type="spellStart"/>
-            <w:r>
-              <w:t>database.ts</w:t>
-            </w:r>
-            <w:proofErr w:type="spellEnd"/>
-            <w:r>
-              <w:t>, grant-</w:t>
-            </w:r>
-            <w:proofErr w:type="spellStart"/>
-            <w:r>
-              <w:t>workspace.ts</w:t>
-            </w:r>
-            <w:proofErr w:type="spellEnd"/>
           </w:p>
         </w:tc>
         <w:tc>
@@ -7803,15 +7618,7 @@
           </w:tcPr>
           <w:p>
             <w:r>
-              <w:t xml:space="preserve">TypeScript, JavaScript, </w:t>
-            </w:r>
-            <w:proofErr w:type="gramStart"/>
-            <w:r>
-              <w:t>React</w:t>
-            </w:r>
-            <w:proofErr w:type="gramEnd"/>
-            <w:r>
-              <w:t xml:space="preserve"> 19, Next.js 15, App Router, React Server Components, Server Actions</w:t>
+              <w:t>TypeScript, JavaScript, React 19, Next.js 15, App Router, React Server Components, Server Actions</w:t>
             </w:r>
           </w:p>
         </w:tc>
@@ -7871,23 +7678,7 @@
           </w:tcPr>
           <w:p>
             <w:r>
-              <w:t xml:space="preserve">Tailwind CSS 4, </w:t>
-            </w:r>
-            <w:proofErr w:type="spellStart"/>
-            <w:r>
-              <w:t>PostCSS</w:t>
-            </w:r>
-            <w:proofErr w:type="spellEnd"/>
-            <w:r>
-              <w:t xml:space="preserve">, Radix UI, Headless UI, Heroicons, </w:t>
-            </w:r>
-            <w:proofErr w:type="spellStart"/>
-            <w:r>
-              <w:t>Lucide</w:t>
-            </w:r>
-            <w:proofErr w:type="spellEnd"/>
-            <w:r>
-              <w:t xml:space="preserve"> icons</w:t>
+              <w:t>Tailwind CSS 4, PostCSS, Radix UI, Headless UI, Heroicons, Lucide icons</w:t>
             </w:r>
           </w:p>
         </w:tc>
@@ -7977,31 +7768,7 @@
           </w:tcPr>
           <w:p>
             <w:r>
-              <w:t xml:space="preserve">Google Analytics 4, </w:t>
-            </w:r>
-            <w:proofErr w:type="spellStart"/>
-            <w:r>
-              <w:t>gtag</w:t>
-            </w:r>
-            <w:proofErr w:type="spellEnd"/>
-            <w:r>
-              <w:t xml:space="preserve">, </w:t>
-            </w:r>
-            <w:proofErr w:type="spellStart"/>
-            <w:r>
-              <w:t>dataLayer</w:t>
-            </w:r>
-            <w:proofErr w:type="spellEnd"/>
-            <w:r>
-              <w:t xml:space="preserve">, typed e-commerce events, </w:t>
-            </w:r>
-            <w:proofErr w:type="spellStart"/>
-            <w:r>
-              <w:t>DebugView</w:t>
-            </w:r>
-            <w:proofErr w:type="spellEnd"/>
-            <w:r>
-              <w:t xml:space="preserve"> support, event documentation</w:t>
+              <w:t>Google Analytics 4, gtag, dataLayer, typed e-commerce events, DebugView support, event documentation</w:t>
             </w:r>
           </w:p>
         </w:tc>
@@ -8061,15 +7828,7 @@
           </w:tcPr>
           <w:p>
             <w:r>
-              <w:t xml:space="preserve">JSON-LD product and offer schema, canonicals, </w:t>
-            </w:r>
-            <w:proofErr w:type="gramStart"/>
-            <w:r>
-              <w:t>robots</w:t>
-            </w:r>
-            <w:proofErr w:type="gramEnd"/>
-            <w:r>
-              <w:t xml:space="preserve"> rules, XML sitemaps, redirects, Open Graph images</w:t>
+              <w:t>JSON-LD product and offer schema, canonicals, robots rules, XML sitemaps, redirects, Open Graph images</w:t>
             </w:r>
           </w:p>
         </w:tc>
@@ -8099,15 +7858,7 @@
           </w:tcPr>
           <w:p>
             <w:r>
-              <w:t xml:space="preserve">Docker, Node.js 22, </w:t>
-            </w:r>
-            <w:proofErr w:type="spellStart"/>
-            <w:r>
-              <w:t>pnpm</w:t>
-            </w:r>
-            <w:proofErr w:type="spellEnd"/>
-            <w:r>
-              <w:t>, Railway configuration, Cloudflare documented architecture</w:t>
+              <w:t>Docker, Node.js 22, pnpm, Railway configuration, Cloudflare documented architecture</w:t>
             </w:r>
           </w:p>
         </w:tc>
@@ -8137,15 +7888,7 @@
           </w:tcPr>
           <w:p>
             <w:r>
-              <w:t xml:space="preserve">Git, GitHub branches and pull requests, VS Code-compatible project settings, </w:t>
-            </w:r>
-            <w:proofErr w:type="spellStart"/>
-            <w:r>
-              <w:t>Turbopack</w:t>
-            </w:r>
-            <w:proofErr w:type="spellEnd"/>
-            <w:r>
-              <w:t>, Prettier</w:t>
+              <w:t>Git, GitHub branches and pull requests, VS Code-compatible project settings, Turbopack, Prettier</w:t>
             </w:r>
           </w:p>
         </w:tc>
@@ -8273,21 +8016,8 @@
           </w:tcPr>
           <w:p>
             <w:r>
-              <w:t>lib/</w:t>
+              <w:t>lib/shopify/index.ts</w:t>
             </w:r>
-            <w:proofErr w:type="spellStart"/>
-            <w:r>
-              <w:t>shopify</w:t>
-            </w:r>
-            <w:proofErr w:type="spellEnd"/>
-            <w:r>
-              <w:t>/</w:t>
-            </w:r>
-            <w:proofErr w:type="spellStart"/>
-            <w:r>
-              <w:t>index.ts</w:t>
-            </w:r>
-            <w:proofErr w:type="spellEnd"/>
           </w:p>
         </w:tc>
         <w:tc>
@@ -8316,15 +8046,7 @@
           </w:tcPr>
           <w:p>
             <w:r>
-              <w:t>lib/</w:t>
-            </w:r>
-            <w:proofErr w:type="spellStart"/>
-            <w:r>
-              <w:t>shopify</w:t>
-            </w:r>
-            <w:proofErr w:type="spellEnd"/>
-            <w:r>
-              <w:t>/queries and mutations</w:t>
+              <w:t>lib/shopify/queries and mutations</w:t>
             </w:r>
           </w:p>
         </w:tc>
@@ -8354,21 +8076,8 @@
           </w:tcPr>
           <w:p>
             <w:r>
-              <w:t>lib/</w:t>
+              <w:t>lib/shopify/admin.ts</w:t>
             </w:r>
-            <w:proofErr w:type="spellStart"/>
-            <w:r>
-              <w:t>shopify</w:t>
-            </w:r>
-            <w:proofErr w:type="spellEnd"/>
-            <w:r>
-              <w:t>/</w:t>
-            </w:r>
-            <w:proofErr w:type="spellStart"/>
-            <w:r>
-              <w:t>admin.ts</w:t>
-            </w:r>
-            <w:proofErr w:type="spellEnd"/>
           </w:p>
         </w:tc>
         <w:tc>
@@ -8457,13 +8166,8 @@
           </w:tcPr>
           <w:p>
             <w:r>
-              <w:t>components/layout/header/predictive-</w:t>
+              <w:t>components/layout/header/predictive-search.tsx</w:t>
             </w:r>
-            <w:proofErr w:type="spellStart"/>
-            <w:r>
-              <w:t>search.tsx</w:t>
-            </w:r>
-            <w:proofErr w:type="spellEnd"/>
           </w:p>
         </w:tc>
         <w:tc>
@@ -8552,23 +8256,7 @@
           </w:tcPr>
           <w:p>
             <w:r>
-              <w:t>lib/</w:t>
-            </w:r>
-            <w:proofErr w:type="spellStart"/>
-            <w:r>
-              <w:t>seo.ts</w:t>
-            </w:r>
-            <w:proofErr w:type="spellEnd"/>
-            <w:r>
-              <w:t>, lib/</w:t>
-            </w:r>
-            <w:proofErr w:type="spellStart"/>
-            <w:r>
-              <w:t>redirects.ts</w:t>
-            </w:r>
-            <w:proofErr w:type="spellEnd"/>
-            <w:r>
-              <w:t>, app/sitemap</w:t>
+              <w:t>lib/seo.ts, lib/redirects.ts, app/sitemap</w:t>
             </w:r>
           </w:p>
         </w:tc>
@@ -8598,13 +8286,8 @@
           </w:tcPr>
           <w:p>
             <w:r>
-              <w:t>scripts/push-</w:t>
+              <w:t>scripts/push-policies.mjs</w:t>
             </w:r>
-            <w:proofErr w:type="spellStart"/>
-            <w:r>
-              <w:t>policies.mjs</w:t>
-            </w:r>
-            <w:proofErr w:type="spellEnd"/>
           </w:p>
         </w:tc>
         <w:tc>
@@ -8632,21 +8315,9 @@
             <w:hideMark/>
           </w:tcPr>
           <w:p>
-            <w:proofErr w:type="spellStart"/>
             <w:r>
-              <w:t>Dockerfile</w:t>
+              <w:t>Dockerfile and railway.json</w:t>
             </w:r>
-            <w:proofErr w:type="spellEnd"/>
-            <w:r>
-              <w:t xml:space="preserve"> and </w:t>
-            </w:r>
-            <w:proofErr w:type="spellStart"/>
-            <w:proofErr w:type="gramStart"/>
-            <w:r>
-              <w:t>railway.json</w:t>
-            </w:r>
-            <w:proofErr w:type="spellEnd"/>
-            <w:proofErr w:type="gramEnd"/>
           </w:p>
         </w:tc>
         <w:tc>
@@ -8675,21 +8346,8 @@
           </w:tcPr>
           <w:p>
             <w:r>
-              <w:t>.</w:t>
+              <w:t>.github/workflows/warm-feed.yml</w:t>
             </w:r>
-            <w:proofErr w:type="spellStart"/>
-            <w:r>
-              <w:t>github</w:t>
-            </w:r>
-            <w:proofErr w:type="spellEnd"/>
-            <w:r>
-              <w:t>/workflows/warm-</w:t>
-            </w:r>
-            <w:proofErr w:type="spellStart"/>
-            <w:r>
-              <w:t>feed.yml</w:t>
-            </w:r>
-            <w:proofErr w:type="spellEnd"/>
           </w:p>
         </w:tc>
         <w:tc>
@@ -8825,15 +8483,7 @@
         </w:numPr>
       </w:pPr>
       <w:r>
-        <w:t xml:space="preserve">Maintained development instructions, </w:t>
-      </w:r>
-      <w:proofErr w:type="gramStart"/>
-      <w:r>
-        <w:t>an analytics</w:t>
-      </w:r>
-      <w:proofErr w:type="gramEnd"/>
-      <w:r>
-        <w:t xml:space="preserve"> tracking plan, Git workflow documentation, and a multi-stage deployment configuration.</w:t>
+        <w:t>Maintained development instructions, an analytics tracking plan, Git workflow documentation, and a multi-stage deployment configuration.</w:t>
       </w:r>
     </w:p>
     <w:p>
@@ -9049,7 +8699,6 @@
         <w:rPr>
           <w:rStyle w:val="Strong"/>
         </w:rPr>
-        <w:lastRenderedPageBreak/>
         <w:t>Skills</w:t>
       </w:r>
     </w:p>
@@ -9635,24 +9284,7 @@
           <w:szCs w:val="18"/>
         </w:rPr>
         <w:br/>
-      </w:r>
-      <w:proofErr w:type="spellStart"/>
-      <w:r>
-        <w:rPr>
-          <w:rFonts w:ascii="Times New Roman" w:hAnsi="Times New Roman" w:cs="Times New Roman"/>
-          <w:sz w:val="18"/>
-          <w:szCs w:val="18"/>
-        </w:rPr>
-        <w:t>Vercel</w:t>
-      </w:r>
-      <w:proofErr w:type="spellEnd"/>
-      <w:r>
-        <w:rPr>
-          <w:rFonts w:ascii="Times New Roman" w:hAnsi="Times New Roman" w:cs="Times New Roman"/>
-          <w:sz w:val="18"/>
-          <w:szCs w:val="18"/>
-        </w:rPr>
-        <w:t xml:space="preserve"> Cron</w:t>
+        <w:t>Vercel Cron</w:t>
       </w:r>
       <w:r>
         <w:rPr>
@@ -14715,6 +14347,7 @@
         <w:rPr>
           <w:rFonts w:ascii="Times New Roman" w:hAnsi="Times New Roman" w:cs="Times New Roman"/>
         </w:rPr>
+        <w:lastRenderedPageBreak/>
         <w:t>Measurement &amp; Optimization: GA4, Google Tag Manager, conversion tracking, data-driven attribution, Funnel.io, Looker Studio, Tableau, Excel, SQL, Python, Databricks, forecasting, A/B testing and multivariate testing</w:t>
       </w:r>
     </w:p>
@@ -14736,6 +14369,3426 @@
         </w:rPr>
         <w:t>E-Commerce &amp; Client Growth: Shopify, Magento, Amazon Marketing Services, SEO, affiliate marketing, landing pages, competitive analysis, financial reporting, client presentations and cross-functional collaboration</w:t>
       </w:r>
+    </w:p>
+    <w:p>
+      <w:pPr>
+        <w:spacing w:after="0" w:line="240" w:lineRule="auto"/>
+        <w:rPr>
+          <w:rFonts w:ascii="Times New Roman" w:hAnsi="Times New Roman" w:cs="Times New Roman"/>
+        </w:rPr>
+      </w:pPr>
+    </w:p>
+    <w:p>
+      <w:pPr>
+        <w:spacing w:after="0" w:line="240" w:lineRule="auto"/>
+        <w:rPr>
+          <w:rFonts w:ascii="Times New Roman" w:hAnsi="Times New Roman" w:cs="Times New Roman"/>
+        </w:rPr>
+      </w:pPr>
+    </w:p>
+    <w:p>
+      <w:pPr>
+        <w:spacing w:after="0" w:line="240" w:lineRule="auto"/>
+        <w:rPr>
+          <w:rFonts w:ascii="Times New Roman" w:hAnsi="Times New Roman" w:cs="Times New Roman"/>
+        </w:rPr>
+      </w:pPr>
+    </w:p>
+    <w:p>
+      <w:pPr>
+        <w:spacing w:after="0" w:line="240" w:lineRule="auto"/>
+        <w:rPr>
+          <w:rFonts w:ascii="Times New Roman" w:hAnsi="Times New Roman" w:cs="Times New Roman"/>
+        </w:rPr>
+      </w:pPr>
+    </w:p>
+    <w:p>
+      <w:pPr>
+        <w:spacing w:after="0" w:line="240" w:lineRule="auto"/>
+        <w:rPr>
+          <w:rFonts w:ascii="Times New Roman" w:hAnsi="Times New Roman" w:cs="Times New Roman"/>
+        </w:rPr>
+      </w:pPr>
+    </w:p>
+    <w:p>
+      <w:pPr>
+        <w:spacing w:after="0" w:line="240" w:lineRule="auto"/>
+        <w:rPr>
+          <w:rFonts w:ascii="Times New Roman" w:hAnsi="Times New Roman" w:cs="Times New Roman"/>
+        </w:rPr>
+      </w:pPr>
+      <w:r>
+        <w:rPr>
+          <w:rFonts w:ascii="Times New Roman" w:hAnsi="Times New Roman" w:cs="Times New Roman"/>
+          <w:b/>
+          <w:bCs/>
+        </w:rPr>
+        <w:t>AI and Coding Assistants</w:t>
+      </w:r>
+    </w:p>
+    <w:p>
+      <w:pPr>
+        <w:pStyle w:val="ListParagraph"/>
+        <w:numPr>
+          <w:ilvl w:val="0"/>
+          <w:numId w:val="17"/>
+        </w:numPr>
+        <w:spacing w:after="0" w:line="240" w:lineRule="auto"/>
+        <w:rPr>
+          <w:rFonts w:ascii="Times New Roman" w:hAnsi="Times New Roman" w:cs="Times New Roman"/>
+        </w:rPr>
+      </w:pPr>
+      <w:r>
+        <w:rPr>
+          <w:rFonts w:ascii="Times New Roman" w:hAnsi="Times New Roman" w:cs="Times New Roman"/>
+        </w:rPr>
+        <w:t>ChatGPT</w:t>
+      </w:r>
+    </w:p>
+    <w:p>
+      <w:pPr>
+        <w:pStyle w:val="ListParagraph"/>
+        <w:numPr>
+          <w:ilvl w:val="0"/>
+          <w:numId w:val="17"/>
+        </w:numPr>
+        <w:spacing w:after="0" w:line="240" w:lineRule="auto"/>
+        <w:rPr>
+          <w:rFonts w:ascii="Times New Roman" w:hAnsi="Times New Roman" w:cs="Times New Roman"/>
+        </w:rPr>
+      </w:pPr>
+      <w:r>
+        <w:rPr>
+          <w:rFonts w:ascii="Times New Roman" w:hAnsi="Times New Roman" w:cs="Times New Roman"/>
+        </w:rPr>
+        <w:t>Claude</w:t>
+      </w:r>
+    </w:p>
+    <w:p>
+      <w:pPr>
+        <w:pStyle w:val="ListParagraph"/>
+        <w:numPr>
+          <w:ilvl w:val="0"/>
+          <w:numId w:val="17"/>
+        </w:numPr>
+        <w:spacing w:after="0" w:line="240" w:lineRule="auto"/>
+        <w:rPr>
+          <w:rFonts w:ascii="Times New Roman" w:hAnsi="Times New Roman" w:cs="Times New Roman"/>
+        </w:rPr>
+      </w:pPr>
+      <w:r>
+        <w:rPr>
+          <w:rFonts w:ascii="Times New Roman" w:hAnsi="Times New Roman" w:cs="Times New Roman"/>
+        </w:rPr>
+        <w:t>Claude Code</w:t>
+      </w:r>
+    </w:p>
+    <w:p>
+      <w:pPr>
+        <w:pStyle w:val="ListParagraph"/>
+        <w:numPr>
+          <w:ilvl w:val="0"/>
+          <w:numId w:val="17"/>
+        </w:numPr>
+        <w:spacing w:after="0" w:line="240" w:lineRule="auto"/>
+        <w:rPr>
+          <w:rFonts w:ascii="Times New Roman" w:hAnsi="Times New Roman" w:cs="Times New Roman"/>
+        </w:rPr>
+      </w:pPr>
+      <w:r>
+        <w:rPr>
+          <w:rFonts w:ascii="Times New Roman" w:hAnsi="Times New Roman" w:cs="Times New Roman"/>
+        </w:rPr>
+        <w:t>Codex</w:t>
+      </w:r>
+    </w:p>
+    <w:p>
+      <w:pPr>
+        <w:pStyle w:val="ListParagraph"/>
+        <w:numPr>
+          <w:ilvl w:val="0"/>
+          <w:numId w:val="17"/>
+        </w:numPr>
+        <w:spacing w:after="0" w:line="240" w:lineRule="auto"/>
+        <w:rPr>
+          <w:rFonts w:ascii="Times New Roman" w:hAnsi="Times New Roman" w:cs="Times New Roman"/>
+        </w:rPr>
+      </w:pPr>
+      <w:r>
+        <w:rPr>
+          <w:rFonts w:ascii="Times New Roman" w:hAnsi="Times New Roman" w:cs="Times New Roman"/>
+        </w:rPr>
+        <w:t>Codex CLI</w:t>
+      </w:r>
+    </w:p>
+    <w:p>
+      <w:pPr>
+        <w:pStyle w:val="ListParagraph"/>
+        <w:numPr>
+          <w:ilvl w:val="0"/>
+          <w:numId w:val="17"/>
+        </w:numPr>
+        <w:spacing w:after="0" w:line="240" w:lineRule="auto"/>
+        <w:rPr>
+          <w:rFonts w:ascii="Times New Roman" w:hAnsi="Times New Roman" w:cs="Times New Roman"/>
+        </w:rPr>
+      </w:pPr>
+      <w:r>
+        <w:rPr>
+          <w:rFonts w:ascii="Times New Roman" w:hAnsi="Times New Roman" w:cs="Times New Roman"/>
+        </w:rPr>
+        <w:t>Cursor</w:t>
+      </w:r>
+    </w:p>
+    <w:p>
+      <w:pPr>
+        <w:pStyle w:val="ListParagraph"/>
+        <w:numPr>
+          <w:ilvl w:val="0"/>
+          <w:numId w:val="17"/>
+        </w:numPr>
+        <w:spacing w:after="0" w:line="240" w:lineRule="auto"/>
+        <w:rPr>
+          <w:rFonts w:ascii="Times New Roman" w:hAnsi="Times New Roman" w:cs="Times New Roman"/>
+        </w:rPr>
+      </w:pPr>
+      <w:r>
+        <w:rPr>
+          <w:rFonts w:ascii="Times New Roman" w:hAnsi="Times New Roman" w:cs="Times New Roman"/>
+        </w:rPr>
+        <w:t>Gemini</w:t>
+      </w:r>
+    </w:p>
+    <w:p>
+      <w:pPr>
+        <w:pStyle w:val="ListParagraph"/>
+        <w:numPr>
+          <w:ilvl w:val="0"/>
+          <w:numId w:val="17"/>
+        </w:numPr>
+        <w:spacing w:after="0" w:line="240" w:lineRule="auto"/>
+        <w:rPr>
+          <w:rFonts w:ascii="Times New Roman" w:hAnsi="Times New Roman" w:cs="Times New Roman"/>
+        </w:rPr>
+      </w:pPr>
+      <w:r>
+        <w:rPr>
+          <w:rFonts w:ascii="Times New Roman" w:hAnsi="Times New Roman" w:cs="Times New Roman"/>
+        </w:rPr>
+        <w:t>Perplexity</w:t>
+      </w:r>
+    </w:p>
+    <w:p>
+      <w:pPr>
+        <w:pStyle w:val="ListParagraph"/>
+        <w:numPr>
+          <w:ilvl w:val="0"/>
+          <w:numId w:val="17"/>
+        </w:numPr>
+        <w:spacing w:after="0" w:line="240" w:lineRule="auto"/>
+        <w:rPr>
+          <w:rFonts w:ascii="Times New Roman" w:hAnsi="Times New Roman" w:cs="Times New Roman"/>
+        </w:rPr>
+      </w:pPr>
+      <w:r>
+        <w:rPr>
+          <w:rFonts w:ascii="Times New Roman" w:hAnsi="Times New Roman" w:cs="Times New Roman"/>
+        </w:rPr>
+        <w:t>Antigravity</w:t>
+      </w:r>
+    </w:p>
+    <w:p>
+      <w:pPr>
+        <w:pStyle w:val="ListParagraph"/>
+        <w:numPr>
+          <w:ilvl w:val="0"/>
+          <w:numId w:val="17"/>
+        </w:numPr>
+        <w:spacing w:after="0" w:line="240" w:lineRule="auto"/>
+        <w:rPr>
+          <w:rFonts w:ascii="Times New Roman" w:hAnsi="Times New Roman" w:cs="Times New Roman"/>
+        </w:rPr>
+      </w:pPr>
+      <w:r>
+        <w:rPr>
+          <w:rFonts w:ascii="Times New Roman" w:hAnsi="Times New Roman" w:cs="Times New Roman"/>
+        </w:rPr>
+        <w:t>OpenClaw</w:t>
+      </w:r>
+    </w:p>
+    <w:p>
+      <w:pPr>
+        <w:pStyle w:val="ListParagraph"/>
+        <w:numPr>
+          <w:ilvl w:val="0"/>
+          <w:numId w:val="17"/>
+        </w:numPr>
+        <w:spacing w:after="0" w:line="240" w:lineRule="auto"/>
+        <w:rPr>
+          <w:rFonts w:ascii="Times New Roman" w:hAnsi="Times New Roman" w:cs="Times New Roman"/>
+        </w:rPr>
+      </w:pPr>
+      <w:r>
+        <w:rPr>
+          <w:rFonts w:ascii="Times New Roman" w:hAnsi="Times New Roman" w:cs="Times New Roman"/>
+        </w:rPr>
+        <w:t>FireCrawl</w:t>
+      </w:r>
+    </w:p>
+    <w:p>
+      <w:pPr>
+        <w:spacing w:after="0" w:line="240" w:lineRule="auto"/>
+        <w:rPr>
+          <w:rFonts w:ascii="Times New Roman" w:hAnsi="Times New Roman" w:cs="Times New Roman"/>
+        </w:rPr>
+      </w:pPr>
+      <w:r>
+        <w:rPr>
+          <w:rFonts w:ascii="Times New Roman" w:hAnsi="Times New Roman" w:cs="Times New Roman"/>
+          <w:b/>
+          <w:bCs/>
+        </w:rPr>
+        <w:t>Advertising Platforms</w:t>
+      </w:r>
+    </w:p>
+    <w:p>
+      <w:pPr>
+        <w:pStyle w:val="ListParagraph"/>
+        <w:numPr>
+          <w:ilvl w:val="0"/>
+          <w:numId w:val="17"/>
+        </w:numPr>
+        <w:spacing w:after="0" w:line="240" w:lineRule="auto"/>
+        <w:rPr>
+          <w:rFonts w:ascii="Times New Roman" w:hAnsi="Times New Roman" w:cs="Times New Roman"/>
+        </w:rPr>
+      </w:pPr>
+      <w:r>
+        <w:rPr>
+          <w:rFonts w:ascii="Times New Roman" w:hAnsi="Times New Roman" w:cs="Times New Roman"/>
+        </w:rPr>
+        <w:t>Google Ads / AdWords</w:t>
+      </w:r>
+    </w:p>
+    <w:p>
+      <w:pPr>
+        <w:pStyle w:val="ListParagraph"/>
+        <w:numPr>
+          <w:ilvl w:val="0"/>
+          <w:numId w:val="17"/>
+        </w:numPr>
+        <w:spacing w:after="0" w:line="240" w:lineRule="auto"/>
+        <w:rPr>
+          <w:rFonts w:ascii="Times New Roman" w:hAnsi="Times New Roman" w:cs="Times New Roman"/>
+        </w:rPr>
+      </w:pPr>
+      <w:r>
+        <w:rPr>
+          <w:rFonts w:ascii="Times New Roman" w:hAnsi="Times New Roman" w:cs="Times New Roman"/>
+        </w:rPr>
+        <w:t>Microsoft Ads / Bing Ads</w:t>
+      </w:r>
+    </w:p>
+    <w:p>
+      <w:pPr>
+        <w:pStyle w:val="ListParagraph"/>
+        <w:numPr>
+          <w:ilvl w:val="0"/>
+          <w:numId w:val="17"/>
+        </w:numPr>
+        <w:spacing w:after="0" w:line="240" w:lineRule="auto"/>
+        <w:rPr>
+          <w:rFonts w:ascii="Times New Roman" w:hAnsi="Times New Roman" w:cs="Times New Roman"/>
+        </w:rPr>
+      </w:pPr>
+      <w:r>
+        <w:rPr>
+          <w:rFonts w:ascii="Times New Roman" w:hAnsi="Times New Roman" w:cs="Times New Roman"/>
+        </w:rPr>
+        <w:t>Google Ads Editor</w:t>
+      </w:r>
+    </w:p>
+    <w:p>
+      <w:pPr>
+        <w:pStyle w:val="ListParagraph"/>
+        <w:numPr>
+          <w:ilvl w:val="0"/>
+          <w:numId w:val="17"/>
+        </w:numPr>
+        <w:spacing w:after="0" w:line="240" w:lineRule="auto"/>
+        <w:rPr>
+          <w:rFonts w:ascii="Times New Roman" w:hAnsi="Times New Roman" w:cs="Times New Roman"/>
+        </w:rPr>
+      </w:pPr>
+      <w:r>
+        <w:rPr>
+          <w:rFonts w:ascii="Times New Roman" w:hAnsi="Times New Roman" w:cs="Times New Roman"/>
+        </w:rPr>
+        <w:t>Bing Ads Editor</w:t>
+      </w:r>
+    </w:p>
+    <w:p>
+      <w:pPr>
+        <w:pStyle w:val="ListParagraph"/>
+        <w:numPr>
+          <w:ilvl w:val="0"/>
+          <w:numId w:val="17"/>
+        </w:numPr>
+        <w:spacing w:after="0" w:line="240" w:lineRule="auto"/>
+        <w:rPr>
+          <w:rFonts w:ascii="Times New Roman" w:hAnsi="Times New Roman" w:cs="Times New Roman"/>
+        </w:rPr>
+      </w:pPr>
+      <w:r>
+        <w:rPr>
+          <w:rFonts w:ascii="Times New Roman" w:hAnsi="Times New Roman" w:cs="Times New Roman"/>
+        </w:rPr>
+        <w:t>Meta / Facebook Ads</w:t>
+      </w:r>
+    </w:p>
+    <w:p>
+      <w:pPr>
+        <w:pStyle w:val="ListParagraph"/>
+        <w:numPr>
+          <w:ilvl w:val="0"/>
+          <w:numId w:val="17"/>
+        </w:numPr>
+        <w:spacing w:after="0" w:line="240" w:lineRule="auto"/>
+        <w:rPr>
+          <w:rFonts w:ascii="Times New Roman" w:hAnsi="Times New Roman" w:cs="Times New Roman"/>
+        </w:rPr>
+      </w:pPr>
+      <w:r>
+        <w:rPr>
+          <w:rFonts w:ascii="Times New Roman" w:hAnsi="Times New Roman" w:cs="Times New Roman"/>
+        </w:rPr>
+        <w:t>Facebook Ads Manager</w:t>
+      </w:r>
+    </w:p>
+    <w:p>
+      <w:pPr>
+        <w:pStyle w:val="ListParagraph"/>
+        <w:numPr>
+          <w:ilvl w:val="0"/>
+          <w:numId w:val="17"/>
+        </w:numPr>
+        <w:spacing w:after="0" w:line="240" w:lineRule="auto"/>
+        <w:rPr>
+          <w:rFonts w:ascii="Times New Roman" w:hAnsi="Times New Roman" w:cs="Times New Roman"/>
+        </w:rPr>
+      </w:pPr>
+      <w:r>
+        <w:rPr>
+          <w:rFonts w:ascii="Times New Roman" w:hAnsi="Times New Roman" w:cs="Times New Roman"/>
+        </w:rPr>
+        <w:t>Instagram</w:t>
+      </w:r>
+    </w:p>
+    <w:p>
+      <w:pPr>
+        <w:pStyle w:val="ListParagraph"/>
+        <w:numPr>
+          <w:ilvl w:val="0"/>
+          <w:numId w:val="17"/>
+        </w:numPr>
+        <w:spacing w:after="0" w:line="240" w:lineRule="auto"/>
+        <w:rPr>
+          <w:rFonts w:ascii="Times New Roman" w:hAnsi="Times New Roman" w:cs="Times New Roman"/>
+        </w:rPr>
+      </w:pPr>
+      <w:r>
+        <w:rPr>
+          <w:rFonts w:ascii="Times New Roman" w:hAnsi="Times New Roman" w:cs="Times New Roman"/>
+        </w:rPr>
+        <w:t>LinkedIn</w:t>
+      </w:r>
+    </w:p>
+    <w:p>
+      <w:pPr>
+        <w:pStyle w:val="ListParagraph"/>
+        <w:numPr>
+          <w:ilvl w:val="0"/>
+          <w:numId w:val="17"/>
+        </w:numPr>
+        <w:spacing w:after="0" w:line="240" w:lineRule="auto"/>
+        <w:rPr>
+          <w:rFonts w:ascii="Times New Roman" w:hAnsi="Times New Roman" w:cs="Times New Roman"/>
+        </w:rPr>
+      </w:pPr>
+      <w:r>
+        <w:rPr>
+          <w:rFonts w:ascii="Times New Roman" w:hAnsi="Times New Roman" w:cs="Times New Roman"/>
+        </w:rPr>
+        <w:t>TikTok</w:t>
+      </w:r>
+    </w:p>
+    <w:p>
+      <w:pPr>
+        <w:pStyle w:val="ListParagraph"/>
+        <w:numPr>
+          <w:ilvl w:val="0"/>
+          <w:numId w:val="17"/>
+        </w:numPr>
+        <w:spacing w:after="0" w:line="240" w:lineRule="auto"/>
+        <w:rPr>
+          <w:rFonts w:ascii="Times New Roman" w:hAnsi="Times New Roman" w:cs="Times New Roman"/>
+        </w:rPr>
+      </w:pPr>
+      <w:r>
+        <w:rPr>
+          <w:rFonts w:ascii="Times New Roman" w:hAnsi="Times New Roman" w:cs="Times New Roman"/>
+        </w:rPr>
+        <w:t>Pinterest</w:t>
+      </w:r>
+    </w:p>
+    <w:p>
+      <w:pPr>
+        <w:pStyle w:val="ListParagraph"/>
+        <w:numPr>
+          <w:ilvl w:val="0"/>
+          <w:numId w:val="17"/>
+        </w:numPr>
+        <w:spacing w:after="0" w:line="240" w:lineRule="auto"/>
+        <w:rPr>
+          <w:rFonts w:ascii="Times New Roman" w:hAnsi="Times New Roman" w:cs="Times New Roman"/>
+        </w:rPr>
+      </w:pPr>
+      <w:r>
+        <w:rPr>
+          <w:rFonts w:ascii="Times New Roman" w:hAnsi="Times New Roman" w:cs="Times New Roman"/>
+        </w:rPr>
+        <w:t>Snapchat</w:t>
+      </w:r>
+    </w:p>
+    <w:p>
+      <w:pPr>
+        <w:pStyle w:val="ListParagraph"/>
+        <w:numPr>
+          <w:ilvl w:val="0"/>
+          <w:numId w:val="17"/>
+        </w:numPr>
+        <w:spacing w:after="0" w:line="240" w:lineRule="auto"/>
+        <w:rPr>
+          <w:rFonts w:ascii="Times New Roman" w:hAnsi="Times New Roman" w:cs="Times New Roman"/>
+        </w:rPr>
+      </w:pPr>
+      <w:r>
+        <w:rPr>
+          <w:rFonts w:ascii="Times New Roman" w:hAnsi="Times New Roman" w:cs="Times New Roman"/>
+        </w:rPr>
+        <w:t>Twitter Ads</w:t>
+      </w:r>
+    </w:p>
+    <w:p>
+      <w:pPr>
+        <w:pStyle w:val="ListParagraph"/>
+        <w:numPr>
+          <w:ilvl w:val="0"/>
+          <w:numId w:val="17"/>
+        </w:numPr>
+        <w:spacing w:after="0" w:line="240" w:lineRule="auto"/>
+        <w:rPr>
+          <w:rFonts w:ascii="Times New Roman" w:hAnsi="Times New Roman" w:cs="Times New Roman"/>
+        </w:rPr>
+      </w:pPr>
+      <w:r>
+        <w:rPr>
+          <w:rFonts w:ascii="Times New Roman" w:hAnsi="Times New Roman" w:cs="Times New Roman"/>
+        </w:rPr>
+        <w:t>YouTube</w:t>
+      </w:r>
+    </w:p>
+    <w:p>
+      <w:pPr>
+        <w:pStyle w:val="ListParagraph"/>
+        <w:numPr>
+          <w:ilvl w:val="0"/>
+          <w:numId w:val="17"/>
+        </w:numPr>
+        <w:spacing w:after="0" w:line="240" w:lineRule="auto"/>
+        <w:rPr>
+          <w:rFonts w:ascii="Times New Roman" w:hAnsi="Times New Roman" w:cs="Times New Roman"/>
+        </w:rPr>
+      </w:pPr>
+      <w:r>
+        <w:rPr>
+          <w:rFonts w:ascii="Times New Roman" w:hAnsi="Times New Roman" w:cs="Times New Roman"/>
+        </w:rPr>
+        <w:t>Amazon Marketing Services</w:t>
+      </w:r>
+    </w:p>
+    <w:p>
+      <w:pPr>
+        <w:pStyle w:val="ListParagraph"/>
+        <w:numPr>
+          <w:ilvl w:val="0"/>
+          <w:numId w:val="17"/>
+        </w:numPr>
+        <w:spacing w:after="0" w:line="240" w:lineRule="auto"/>
+        <w:rPr>
+          <w:rFonts w:ascii="Times New Roman" w:hAnsi="Times New Roman" w:cs="Times New Roman"/>
+        </w:rPr>
+      </w:pPr>
+      <w:r>
+        <w:rPr>
+          <w:rFonts w:ascii="Times New Roman" w:hAnsi="Times New Roman" w:cs="Times New Roman"/>
+        </w:rPr>
+        <w:t>Yahoo Gemini</w:t>
+      </w:r>
+    </w:p>
+    <w:p>
+      <w:pPr>
+        <w:spacing w:after="0" w:line="240" w:lineRule="auto"/>
+        <w:rPr>
+          <w:rFonts w:ascii="Times New Roman" w:hAnsi="Times New Roman" w:cs="Times New Roman"/>
+        </w:rPr>
+      </w:pPr>
+      <w:r>
+        <w:rPr>
+          <w:rFonts w:ascii="Times New Roman" w:hAnsi="Times New Roman" w:cs="Times New Roman"/>
+          <w:b/>
+          <w:bCs/>
+        </w:rPr>
+        <w:t>Analytics and Reporting</w:t>
+      </w:r>
+    </w:p>
+    <w:p>
+      <w:pPr>
+        <w:pStyle w:val="ListParagraph"/>
+        <w:numPr>
+          <w:ilvl w:val="0"/>
+          <w:numId w:val="17"/>
+        </w:numPr>
+        <w:spacing w:after="0" w:line="240" w:lineRule="auto"/>
+        <w:rPr>
+          <w:rFonts w:ascii="Times New Roman" w:hAnsi="Times New Roman" w:cs="Times New Roman"/>
+        </w:rPr>
+      </w:pPr>
+      <w:r>
+        <w:rPr>
+          <w:rFonts w:ascii="Times New Roman" w:hAnsi="Times New Roman" w:cs="Times New Roman"/>
+        </w:rPr>
+        <w:t>Google Analytics 4</w:t>
+      </w:r>
+    </w:p>
+    <w:p>
+      <w:pPr>
+        <w:pStyle w:val="ListParagraph"/>
+        <w:numPr>
+          <w:ilvl w:val="0"/>
+          <w:numId w:val="17"/>
+        </w:numPr>
+        <w:spacing w:after="0" w:line="240" w:lineRule="auto"/>
+        <w:rPr>
+          <w:rFonts w:ascii="Times New Roman" w:hAnsi="Times New Roman" w:cs="Times New Roman"/>
+        </w:rPr>
+      </w:pPr>
+      <w:r>
+        <w:rPr>
+          <w:rFonts w:ascii="Times New Roman" w:hAnsi="Times New Roman" w:cs="Times New Roman"/>
+        </w:rPr>
+        <w:t>Universal Analytics</w:t>
+      </w:r>
+    </w:p>
+    <w:p>
+      <w:pPr>
+        <w:pStyle w:val="ListParagraph"/>
+        <w:numPr>
+          <w:ilvl w:val="0"/>
+          <w:numId w:val="17"/>
+        </w:numPr>
+        <w:spacing w:after="0" w:line="240" w:lineRule="auto"/>
+        <w:rPr>
+          <w:rFonts w:ascii="Times New Roman" w:hAnsi="Times New Roman" w:cs="Times New Roman"/>
+        </w:rPr>
+      </w:pPr>
+      <w:r>
+        <w:rPr>
+          <w:rFonts w:ascii="Times New Roman" w:hAnsi="Times New Roman" w:cs="Times New Roman"/>
+        </w:rPr>
+        <w:t>Google Tag Manager</w:t>
+      </w:r>
+    </w:p>
+    <w:p>
+      <w:pPr>
+        <w:pStyle w:val="ListParagraph"/>
+        <w:numPr>
+          <w:ilvl w:val="0"/>
+          <w:numId w:val="17"/>
+        </w:numPr>
+        <w:spacing w:after="0" w:line="240" w:lineRule="auto"/>
+        <w:rPr>
+          <w:rFonts w:ascii="Times New Roman" w:hAnsi="Times New Roman" w:cs="Times New Roman"/>
+        </w:rPr>
+      </w:pPr>
+      <w:r>
+        <w:rPr>
+          <w:rFonts w:ascii="Times New Roman" w:hAnsi="Times New Roman" w:cs="Times New Roman"/>
+        </w:rPr>
+        <w:t>Looker Studio / Google Data Studio</w:t>
+      </w:r>
+    </w:p>
+    <w:p>
+      <w:pPr>
+        <w:pStyle w:val="ListParagraph"/>
+        <w:numPr>
+          <w:ilvl w:val="0"/>
+          <w:numId w:val="17"/>
+        </w:numPr>
+        <w:spacing w:after="0" w:line="240" w:lineRule="auto"/>
+        <w:rPr>
+          <w:rFonts w:ascii="Times New Roman" w:hAnsi="Times New Roman" w:cs="Times New Roman"/>
+        </w:rPr>
+      </w:pPr>
+      <w:r>
+        <w:rPr>
+          <w:rFonts w:ascii="Times New Roman" w:hAnsi="Times New Roman" w:cs="Times New Roman"/>
+        </w:rPr>
+        <w:t>Adobe Analytics / Omniture</w:t>
+      </w:r>
+    </w:p>
+    <w:p>
+      <w:pPr>
+        <w:pStyle w:val="ListParagraph"/>
+        <w:numPr>
+          <w:ilvl w:val="0"/>
+          <w:numId w:val="17"/>
+        </w:numPr>
+        <w:spacing w:after="0" w:line="240" w:lineRule="auto"/>
+        <w:rPr>
+          <w:rFonts w:ascii="Times New Roman" w:hAnsi="Times New Roman" w:cs="Times New Roman"/>
+        </w:rPr>
+      </w:pPr>
+      <w:r>
+        <w:rPr>
+          <w:rFonts w:ascii="Times New Roman" w:hAnsi="Times New Roman" w:cs="Times New Roman"/>
+        </w:rPr>
+        <w:t>Tableau</w:t>
+      </w:r>
+    </w:p>
+    <w:p>
+      <w:pPr>
+        <w:pStyle w:val="ListParagraph"/>
+        <w:numPr>
+          <w:ilvl w:val="0"/>
+          <w:numId w:val="17"/>
+        </w:numPr>
+        <w:spacing w:after="0" w:line="240" w:lineRule="auto"/>
+        <w:rPr>
+          <w:rFonts w:ascii="Times New Roman" w:hAnsi="Times New Roman" w:cs="Times New Roman"/>
+        </w:rPr>
+      </w:pPr>
+      <w:r>
+        <w:rPr>
+          <w:rFonts w:ascii="Times New Roman" w:hAnsi="Times New Roman" w:cs="Times New Roman"/>
+        </w:rPr>
+        <w:t>Power BI</w:t>
+      </w:r>
+    </w:p>
+    <w:p>
+      <w:pPr>
+        <w:pStyle w:val="ListParagraph"/>
+        <w:numPr>
+          <w:ilvl w:val="0"/>
+          <w:numId w:val="17"/>
+        </w:numPr>
+        <w:spacing w:after="0" w:line="240" w:lineRule="auto"/>
+        <w:rPr>
+          <w:rFonts w:ascii="Times New Roman" w:hAnsi="Times New Roman" w:cs="Times New Roman"/>
+        </w:rPr>
+      </w:pPr>
+      <w:r>
+        <w:rPr>
+          <w:rFonts w:ascii="Times New Roman" w:hAnsi="Times New Roman" w:cs="Times New Roman"/>
+        </w:rPr>
+        <w:t>Databricks</w:t>
+      </w:r>
+    </w:p>
+    <w:p>
+      <w:pPr>
+        <w:pStyle w:val="ListParagraph"/>
+        <w:numPr>
+          <w:ilvl w:val="0"/>
+          <w:numId w:val="17"/>
+        </w:numPr>
+        <w:spacing w:after="0" w:line="240" w:lineRule="auto"/>
+        <w:rPr>
+          <w:rFonts w:ascii="Times New Roman" w:hAnsi="Times New Roman" w:cs="Times New Roman"/>
+        </w:rPr>
+      </w:pPr>
+      <w:r>
+        <w:rPr>
+          <w:rFonts w:ascii="Times New Roman" w:hAnsi="Times New Roman" w:cs="Times New Roman"/>
+        </w:rPr>
+        <w:t>Funnel.io</w:t>
+      </w:r>
+    </w:p>
+    <w:p>
+      <w:pPr>
+        <w:pStyle w:val="ListParagraph"/>
+        <w:numPr>
+          <w:ilvl w:val="0"/>
+          <w:numId w:val="17"/>
+        </w:numPr>
+        <w:spacing w:after="0" w:line="240" w:lineRule="auto"/>
+        <w:rPr>
+          <w:rFonts w:ascii="Times New Roman" w:hAnsi="Times New Roman" w:cs="Times New Roman"/>
+        </w:rPr>
+      </w:pPr>
+      <w:r>
+        <w:rPr>
+          <w:rFonts w:ascii="Times New Roman" w:hAnsi="Times New Roman" w:cs="Times New Roman"/>
+        </w:rPr>
+        <w:t>Triple Whale</w:t>
+      </w:r>
+    </w:p>
+    <w:p>
+      <w:pPr>
+        <w:pStyle w:val="ListParagraph"/>
+        <w:numPr>
+          <w:ilvl w:val="0"/>
+          <w:numId w:val="17"/>
+        </w:numPr>
+        <w:spacing w:after="0" w:line="240" w:lineRule="auto"/>
+        <w:rPr>
+          <w:rFonts w:ascii="Times New Roman" w:hAnsi="Times New Roman" w:cs="Times New Roman"/>
+        </w:rPr>
+      </w:pPr>
+      <w:r>
+        <w:rPr>
+          <w:rFonts w:ascii="Times New Roman" w:hAnsi="Times New Roman" w:cs="Times New Roman"/>
+        </w:rPr>
+        <w:t>Nielsen</w:t>
+      </w:r>
+    </w:p>
+    <w:p>
+      <w:pPr>
+        <w:pStyle w:val="ListParagraph"/>
+        <w:numPr>
+          <w:ilvl w:val="0"/>
+          <w:numId w:val="17"/>
+        </w:numPr>
+        <w:spacing w:after="0" w:line="240" w:lineRule="auto"/>
+        <w:rPr>
+          <w:rFonts w:ascii="Times New Roman" w:hAnsi="Times New Roman" w:cs="Times New Roman"/>
+        </w:rPr>
+      </w:pPr>
+      <w:r>
+        <w:rPr>
+          <w:rFonts w:ascii="Times New Roman" w:hAnsi="Times New Roman" w:cs="Times New Roman"/>
+        </w:rPr>
+        <w:t>iSpot</w:t>
+      </w:r>
+    </w:p>
+    <w:p>
+      <w:pPr>
+        <w:pStyle w:val="ListParagraph"/>
+        <w:numPr>
+          <w:ilvl w:val="0"/>
+          <w:numId w:val="17"/>
+        </w:numPr>
+        <w:spacing w:after="0" w:line="240" w:lineRule="auto"/>
+        <w:rPr>
+          <w:rFonts w:ascii="Times New Roman" w:hAnsi="Times New Roman" w:cs="Times New Roman"/>
+        </w:rPr>
+      </w:pPr>
+      <w:r>
+        <w:rPr>
+          <w:rFonts w:ascii="Times New Roman" w:hAnsi="Times New Roman" w:cs="Times New Roman"/>
+        </w:rPr>
+        <w:lastRenderedPageBreak/>
+        <w:t>Namogoo</w:t>
+      </w:r>
+    </w:p>
+    <w:p>
+      <w:pPr>
+        <w:spacing w:after="0" w:line="240" w:lineRule="auto"/>
+        <w:rPr>
+          <w:rFonts w:ascii="Times New Roman" w:hAnsi="Times New Roman" w:cs="Times New Roman"/>
+        </w:rPr>
+      </w:pPr>
+      <w:r>
+        <w:rPr>
+          <w:rFonts w:ascii="Times New Roman" w:hAnsi="Times New Roman" w:cs="Times New Roman"/>
+          <w:b/>
+          <w:bCs/>
+        </w:rPr>
+        <w:t>SEO and Research</w:t>
+      </w:r>
+    </w:p>
+    <w:p>
+      <w:pPr>
+        <w:pStyle w:val="ListParagraph"/>
+        <w:numPr>
+          <w:ilvl w:val="0"/>
+          <w:numId w:val="17"/>
+        </w:numPr>
+        <w:spacing w:after="0" w:line="240" w:lineRule="auto"/>
+        <w:rPr>
+          <w:rFonts w:ascii="Times New Roman" w:hAnsi="Times New Roman" w:cs="Times New Roman"/>
+        </w:rPr>
+      </w:pPr>
+      <w:r>
+        <w:rPr>
+          <w:rFonts w:ascii="Times New Roman" w:hAnsi="Times New Roman" w:cs="Times New Roman"/>
+        </w:rPr>
+        <w:t>Google Search Console</w:t>
+      </w:r>
+    </w:p>
+    <w:p>
+      <w:pPr>
+        <w:pStyle w:val="ListParagraph"/>
+        <w:numPr>
+          <w:ilvl w:val="0"/>
+          <w:numId w:val="17"/>
+        </w:numPr>
+        <w:spacing w:after="0" w:line="240" w:lineRule="auto"/>
+        <w:rPr>
+          <w:rFonts w:ascii="Times New Roman" w:hAnsi="Times New Roman" w:cs="Times New Roman"/>
+        </w:rPr>
+      </w:pPr>
+      <w:r>
+        <w:rPr>
+          <w:rFonts w:ascii="Times New Roman" w:hAnsi="Times New Roman" w:cs="Times New Roman"/>
+        </w:rPr>
+        <w:t>Google Keyword Planner</w:t>
+      </w:r>
+    </w:p>
+    <w:p>
+      <w:pPr>
+        <w:pStyle w:val="ListParagraph"/>
+        <w:numPr>
+          <w:ilvl w:val="0"/>
+          <w:numId w:val="17"/>
+        </w:numPr>
+        <w:spacing w:after="0" w:line="240" w:lineRule="auto"/>
+        <w:rPr>
+          <w:rFonts w:ascii="Times New Roman" w:hAnsi="Times New Roman" w:cs="Times New Roman"/>
+        </w:rPr>
+      </w:pPr>
+      <w:r>
+        <w:rPr>
+          <w:rFonts w:ascii="Times New Roman" w:hAnsi="Times New Roman" w:cs="Times New Roman"/>
+        </w:rPr>
+        <w:t>Google Trends</w:t>
+      </w:r>
+    </w:p>
+    <w:p>
+      <w:pPr>
+        <w:pStyle w:val="ListParagraph"/>
+        <w:numPr>
+          <w:ilvl w:val="0"/>
+          <w:numId w:val="17"/>
+        </w:numPr>
+        <w:spacing w:after="0" w:line="240" w:lineRule="auto"/>
+        <w:rPr>
+          <w:rFonts w:ascii="Times New Roman" w:hAnsi="Times New Roman" w:cs="Times New Roman"/>
+        </w:rPr>
+      </w:pPr>
+      <w:r>
+        <w:rPr>
+          <w:rFonts w:ascii="Times New Roman" w:hAnsi="Times New Roman" w:cs="Times New Roman"/>
+        </w:rPr>
+        <w:t>Google Merchant Center</w:t>
+      </w:r>
+    </w:p>
+    <w:p>
+      <w:pPr>
+        <w:pStyle w:val="ListParagraph"/>
+        <w:numPr>
+          <w:ilvl w:val="0"/>
+          <w:numId w:val="17"/>
+        </w:numPr>
+        <w:spacing w:after="0" w:line="240" w:lineRule="auto"/>
+        <w:rPr>
+          <w:rFonts w:ascii="Times New Roman" w:hAnsi="Times New Roman" w:cs="Times New Roman"/>
+        </w:rPr>
+      </w:pPr>
+      <w:r>
+        <w:rPr>
+          <w:rFonts w:ascii="Times New Roman" w:hAnsi="Times New Roman" w:cs="Times New Roman"/>
+        </w:rPr>
+        <w:t>Moz</w:t>
+      </w:r>
+    </w:p>
+    <w:p>
+      <w:pPr>
+        <w:pStyle w:val="ListParagraph"/>
+        <w:numPr>
+          <w:ilvl w:val="0"/>
+          <w:numId w:val="17"/>
+        </w:numPr>
+        <w:spacing w:after="0" w:line="240" w:lineRule="auto"/>
+        <w:rPr>
+          <w:rFonts w:ascii="Times New Roman" w:hAnsi="Times New Roman" w:cs="Times New Roman"/>
+        </w:rPr>
+      </w:pPr>
+      <w:r>
+        <w:rPr>
+          <w:rFonts w:ascii="Times New Roman" w:hAnsi="Times New Roman" w:cs="Times New Roman"/>
+        </w:rPr>
+        <w:t>Alexa</w:t>
+      </w:r>
+    </w:p>
+    <w:p>
+      <w:pPr>
+        <w:pStyle w:val="ListParagraph"/>
+        <w:numPr>
+          <w:ilvl w:val="0"/>
+          <w:numId w:val="17"/>
+        </w:numPr>
+        <w:spacing w:after="0" w:line="240" w:lineRule="auto"/>
+        <w:rPr>
+          <w:rFonts w:ascii="Times New Roman" w:hAnsi="Times New Roman" w:cs="Times New Roman"/>
+        </w:rPr>
+      </w:pPr>
+      <w:r>
+        <w:rPr>
+          <w:rFonts w:ascii="Times New Roman" w:hAnsi="Times New Roman" w:cs="Times New Roman"/>
+        </w:rPr>
+        <w:t>SimilarWeb</w:t>
+      </w:r>
+    </w:p>
+    <w:p>
+      <w:pPr>
+        <w:pStyle w:val="ListParagraph"/>
+        <w:numPr>
+          <w:ilvl w:val="0"/>
+          <w:numId w:val="17"/>
+        </w:numPr>
+        <w:spacing w:after="0" w:line="240" w:lineRule="auto"/>
+        <w:rPr>
+          <w:rFonts w:ascii="Times New Roman" w:hAnsi="Times New Roman" w:cs="Times New Roman"/>
+        </w:rPr>
+      </w:pPr>
+      <w:r>
+        <w:rPr>
+          <w:rFonts w:ascii="Times New Roman" w:hAnsi="Times New Roman" w:cs="Times New Roman"/>
+        </w:rPr>
+        <w:t>SEMrush</w:t>
+      </w:r>
+    </w:p>
+    <w:p>
+      <w:pPr>
+        <w:spacing w:after="0" w:line="240" w:lineRule="auto"/>
+        <w:rPr>
+          <w:rFonts w:ascii="Times New Roman" w:hAnsi="Times New Roman" w:cs="Times New Roman"/>
+        </w:rPr>
+      </w:pPr>
+      <w:r>
+        <w:rPr>
+          <w:rFonts w:ascii="Times New Roman" w:hAnsi="Times New Roman" w:cs="Times New Roman"/>
+          <w:b/>
+          <w:bCs/>
+        </w:rPr>
+        <w:t>CRM and Marketing Automation</w:t>
+      </w:r>
+    </w:p>
+    <w:p>
+      <w:pPr>
+        <w:pStyle w:val="ListParagraph"/>
+        <w:numPr>
+          <w:ilvl w:val="0"/>
+          <w:numId w:val="17"/>
+        </w:numPr>
+        <w:spacing w:after="0" w:line="240" w:lineRule="auto"/>
+        <w:rPr>
+          <w:rFonts w:ascii="Times New Roman" w:hAnsi="Times New Roman" w:cs="Times New Roman"/>
+        </w:rPr>
+      </w:pPr>
+      <w:r>
+        <w:rPr>
+          <w:rFonts w:ascii="Times New Roman" w:hAnsi="Times New Roman" w:cs="Times New Roman"/>
+        </w:rPr>
+        <w:t>HubSpot / HubSpot CRM</w:t>
+      </w:r>
+    </w:p>
+    <w:p>
+      <w:pPr>
+        <w:pStyle w:val="ListParagraph"/>
+        <w:numPr>
+          <w:ilvl w:val="0"/>
+          <w:numId w:val="17"/>
+        </w:numPr>
+        <w:spacing w:after="0" w:line="240" w:lineRule="auto"/>
+        <w:rPr>
+          <w:rFonts w:ascii="Times New Roman" w:hAnsi="Times New Roman" w:cs="Times New Roman"/>
+        </w:rPr>
+      </w:pPr>
+      <w:r>
+        <w:rPr>
+          <w:rFonts w:ascii="Times New Roman" w:hAnsi="Times New Roman" w:cs="Times New Roman"/>
+        </w:rPr>
+        <w:t>Salesforce</w:t>
+      </w:r>
+    </w:p>
+    <w:p>
+      <w:pPr>
+        <w:pStyle w:val="ListParagraph"/>
+        <w:numPr>
+          <w:ilvl w:val="0"/>
+          <w:numId w:val="17"/>
+        </w:numPr>
+        <w:spacing w:after="0" w:line="240" w:lineRule="auto"/>
+        <w:rPr>
+          <w:rFonts w:ascii="Times New Roman" w:hAnsi="Times New Roman" w:cs="Times New Roman"/>
+        </w:rPr>
+      </w:pPr>
+      <w:r>
+        <w:rPr>
+          <w:rFonts w:ascii="Times New Roman" w:hAnsi="Times New Roman" w:cs="Times New Roman"/>
+        </w:rPr>
+        <w:t>Salesforce Marketing Cloud</w:t>
+      </w:r>
+    </w:p>
+    <w:p>
+      <w:pPr>
+        <w:pStyle w:val="ListParagraph"/>
+        <w:numPr>
+          <w:ilvl w:val="0"/>
+          <w:numId w:val="17"/>
+        </w:numPr>
+        <w:spacing w:after="0" w:line="240" w:lineRule="auto"/>
+        <w:rPr>
+          <w:rFonts w:ascii="Times New Roman" w:hAnsi="Times New Roman" w:cs="Times New Roman"/>
+        </w:rPr>
+      </w:pPr>
+      <w:r>
+        <w:rPr>
+          <w:rFonts w:ascii="Times New Roman" w:hAnsi="Times New Roman" w:cs="Times New Roman"/>
+        </w:rPr>
+        <w:t>Marketo</w:t>
+      </w:r>
+    </w:p>
+    <w:p>
+      <w:pPr>
+        <w:pStyle w:val="ListParagraph"/>
+        <w:numPr>
+          <w:ilvl w:val="0"/>
+          <w:numId w:val="17"/>
+        </w:numPr>
+        <w:spacing w:after="0" w:line="240" w:lineRule="auto"/>
+        <w:rPr>
+          <w:rFonts w:ascii="Times New Roman" w:hAnsi="Times New Roman" w:cs="Times New Roman"/>
+        </w:rPr>
+      </w:pPr>
+      <w:r>
+        <w:rPr>
+          <w:rFonts w:ascii="Times New Roman" w:hAnsi="Times New Roman" w:cs="Times New Roman"/>
+        </w:rPr>
+        <w:t>Pardot</w:t>
+      </w:r>
+    </w:p>
+    <w:p>
+      <w:pPr>
+        <w:pStyle w:val="ListParagraph"/>
+        <w:numPr>
+          <w:ilvl w:val="0"/>
+          <w:numId w:val="17"/>
+        </w:numPr>
+        <w:spacing w:after="0" w:line="240" w:lineRule="auto"/>
+        <w:rPr>
+          <w:rFonts w:ascii="Times New Roman" w:hAnsi="Times New Roman" w:cs="Times New Roman"/>
+        </w:rPr>
+      </w:pPr>
+      <w:r>
+        <w:rPr>
+          <w:rFonts w:ascii="Times New Roman" w:hAnsi="Times New Roman" w:cs="Times New Roman"/>
+        </w:rPr>
+        <w:t>Adobe Campaign</w:t>
+      </w:r>
+    </w:p>
+    <w:p>
+      <w:pPr>
+        <w:pStyle w:val="ListParagraph"/>
+        <w:numPr>
+          <w:ilvl w:val="0"/>
+          <w:numId w:val="17"/>
+        </w:numPr>
+        <w:spacing w:after="0" w:line="240" w:lineRule="auto"/>
+        <w:rPr>
+          <w:rFonts w:ascii="Times New Roman" w:hAnsi="Times New Roman" w:cs="Times New Roman"/>
+        </w:rPr>
+      </w:pPr>
+      <w:r>
+        <w:rPr>
+          <w:rFonts w:ascii="Times New Roman" w:hAnsi="Times New Roman" w:cs="Times New Roman"/>
+        </w:rPr>
+        <w:t>Zoho CRM</w:t>
+      </w:r>
+    </w:p>
+    <w:p>
+      <w:pPr>
+        <w:pStyle w:val="ListParagraph"/>
+        <w:numPr>
+          <w:ilvl w:val="0"/>
+          <w:numId w:val="17"/>
+        </w:numPr>
+        <w:spacing w:after="0" w:line="240" w:lineRule="auto"/>
+        <w:rPr>
+          <w:rFonts w:ascii="Times New Roman" w:hAnsi="Times New Roman" w:cs="Times New Roman"/>
+        </w:rPr>
+      </w:pPr>
+      <w:r>
+        <w:rPr>
+          <w:rFonts w:ascii="Times New Roman" w:hAnsi="Times New Roman" w:cs="Times New Roman"/>
+        </w:rPr>
+        <w:t>GoHighLevel</w:t>
+      </w:r>
+    </w:p>
+    <w:p>
+      <w:pPr>
+        <w:pStyle w:val="ListParagraph"/>
+        <w:numPr>
+          <w:ilvl w:val="0"/>
+          <w:numId w:val="17"/>
+        </w:numPr>
+        <w:spacing w:after="0" w:line="240" w:lineRule="auto"/>
+        <w:rPr>
+          <w:rFonts w:ascii="Times New Roman" w:hAnsi="Times New Roman" w:cs="Times New Roman"/>
+        </w:rPr>
+      </w:pPr>
+      <w:r>
+        <w:rPr>
+          <w:rFonts w:ascii="Times New Roman" w:hAnsi="Times New Roman" w:cs="Times New Roman"/>
+        </w:rPr>
+        <w:t>ServiceTitan</w:t>
+      </w:r>
+    </w:p>
+    <w:p>
+      <w:pPr>
+        <w:pStyle w:val="ListParagraph"/>
+        <w:numPr>
+          <w:ilvl w:val="0"/>
+          <w:numId w:val="17"/>
+        </w:numPr>
+        <w:spacing w:after="0" w:line="240" w:lineRule="auto"/>
+        <w:rPr>
+          <w:rFonts w:ascii="Times New Roman" w:hAnsi="Times New Roman" w:cs="Times New Roman"/>
+        </w:rPr>
+      </w:pPr>
+      <w:r>
+        <w:rPr>
+          <w:rFonts w:ascii="Times New Roman" w:hAnsi="Times New Roman" w:cs="Times New Roman"/>
+        </w:rPr>
+        <w:t>Zapier</w:t>
+      </w:r>
+    </w:p>
+    <w:p>
+      <w:pPr>
+        <w:spacing w:after="0" w:line="240" w:lineRule="auto"/>
+        <w:rPr>
+          <w:rFonts w:ascii="Times New Roman" w:hAnsi="Times New Roman" w:cs="Times New Roman"/>
+        </w:rPr>
+      </w:pPr>
+      <w:r>
+        <w:rPr>
+          <w:rFonts w:ascii="Times New Roman" w:hAnsi="Times New Roman" w:cs="Times New Roman"/>
+          <w:b/>
+          <w:bCs/>
+        </w:rPr>
+        <w:t>Email and Social Media Management</w:t>
+      </w:r>
+    </w:p>
+    <w:p>
+      <w:pPr>
+        <w:pStyle w:val="ListParagraph"/>
+        <w:numPr>
+          <w:ilvl w:val="0"/>
+          <w:numId w:val="17"/>
+        </w:numPr>
+        <w:spacing w:after="0" w:line="240" w:lineRule="auto"/>
+        <w:rPr>
+          <w:rFonts w:ascii="Times New Roman" w:hAnsi="Times New Roman" w:cs="Times New Roman"/>
+        </w:rPr>
+      </w:pPr>
+      <w:r>
+        <w:rPr>
+          <w:rFonts w:ascii="Times New Roman" w:hAnsi="Times New Roman" w:cs="Times New Roman"/>
+        </w:rPr>
+        <w:t>Mailchimp</w:t>
+      </w:r>
+    </w:p>
+    <w:p>
+      <w:pPr>
+        <w:pStyle w:val="ListParagraph"/>
+        <w:numPr>
+          <w:ilvl w:val="0"/>
+          <w:numId w:val="17"/>
+        </w:numPr>
+        <w:spacing w:after="0" w:line="240" w:lineRule="auto"/>
+        <w:rPr>
+          <w:rFonts w:ascii="Times New Roman" w:hAnsi="Times New Roman" w:cs="Times New Roman"/>
+        </w:rPr>
+      </w:pPr>
+      <w:r>
+        <w:rPr>
+          <w:rFonts w:ascii="Times New Roman" w:hAnsi="Times New Roman" w:cs="Times New Roman"/>
+        </w:rPr>
+        <w:t>Constant Contact</w:t>
+      </w:r>
+    </w:p>
+    <w:p>
+      <w:pPr>
+        <w:pStyle w:val="ListParagraph"/>
+        <w:numPr>
+          <w:ilvl w:val="0"/>
+          <w:numId w:val="17"/>
+        </w:numPr>
+        <w:spacing w:after="0" w:line="240" w:lineRule="auto"/>
+        <w:rPr>
+          <w:rFonts w:ascii="Times New Roman" w:hAnsi="Times New Roman" w:cs="Times New Roman"/>
+        </w:rPr>
+      </w:pPr>
+      <w:r>
+        <w:rPr>
+          <w:rFonts w:ascii="Times New Roman" w:hAnsi="Times New Roman" w:cs="Times New Roman"/>
+        </w:rPr>
+        <w:t>Klaviyo</w:t>
+      </w:r>
+    </w:p>
+    <w:p>
+      <w:pPr>
+        <w:pStyle w:val="ListParagraph"/>
+        <w:numPr>
+          <w:ilvl w:val="0"/>
+          <w:numId w:val="17"/>
+        </w:numPr>
+        <w:spacing w:after="0" w:line="240" w:lineRule="auto"/>
+        <w:rPr>
+          <w:rFonts w:ascii="Times New Roman" w:hAnsi="Times New Roman" w:cs="Times New Roman"/>
+        </w:rPr>
+      </w:pPr>
+      <w:r>
+        <w:rPr>
+          <w:rFonts w:ascii="Times New Roman" w:hAnsi="Times New Roman" w:cs="Times New Roman"/>
+        </w:rPr>
+        <w:t>Buffer</w:t>
+      </w:r>
+    </w:p>
+    <w:p>
+      <w:pPr>
+        <w:pStyle w:val="ListParagraph"/>
+        <w:numPr>
+          <w:ilvl w:val="0"/>
+          <w:numId w:val="17"/>
+        </w:numPr>
+        <w:spacing w:after="0" w:line="240" w:lineRule="auto"/>
+        <w:rPr>
+          <w:rFonts w:ascii="Times New Roman" w:hAnsi="Times New Roman" w:cs="Times New Roman"/>
+        </w:rPr>
+      </w:pPr>
+      <w:r>
+        <w:rPr>
+          <w:rFonts w:ascii="Times New Roman" w:hAnsi="Times New Roman" w:cs="Times New Roman"/>
+        </w:rPr>
+        <w:t>Hootsuite</w:t>
+      </w:r>
+    </w:p>
+    <w:p>
+      <w:pPr>
+        <w:spacing w:after="0" w:line="240" w:lineRule="auto"/>
+        <w:rPr>
+          <w:rFonts w:ascii="Times New Roman" w:hAnsi="Times New Roman" w:cs="Times New Roman"/>
+        </w:rPr>
+      </w:pPr>
+      <w:r>
+        <w:rPr>
+          <w:rFonts w:ascii="Times New Roman" w:hAnsi="Times New Roman" w:cs="Times New Roman"/>
+          <w:b/>
+          <w:bCs/>
+        </w:rPr>
+        <w:t>E-Commerce and Business Operations</w:t>
+      </w:r>
+    </w:p>
+    <w:p>
+      <w:pPr>
+        <w:pStyle w:val="ListParagraph"/>
+        <w:numPr>
+          <w:ilvl w:val="0"/>
+          <w:numId w:val="17"/>
+        </w:numPr>
+        <w:spacing w:after="0" w:line="240" w:lineRule="auto"/>
+        <w:rPr>
+          <w:rFonts w:ascii="Times New Roman" w:hAnsi="Times New Roman" w:cs="Times New Roman"/>
+        </w:rPr>
+      </w:pPr>
+      <w:r>
+        <w:rPr>
+          <w:rFonts w:ascii="Times New Roman" w:hAnsi="Times New Roman" w:cs="Times New Roman"/>
+        </w:rPr>
+        <w:t>Shopify</w:t>
+      </w:r>
+    </w:p>
+    <w:p>
+      <w:pPr>
+        <w:pStyle w:val="ListParagraph"/>
+        <w:numPr>
+          <w:ilvl w:val="0"/>
+          <w:numId w:val="17"/>
+        </w:numPr>
+        <w:spacing w:after="0" w:line="240" w:lineRule="auto"/>
+        <w:rPr>
+          <w:rFonts w:ascii="Times New Roman" w:hAnsi="Times New Roman" w:cs="Times New Roman"/>
+        </w:rPr>
+      </w:pPr>
+      <w:r>
+        <w:rPr>
+          <w:rFonts w:ascii="Times New Roman" w:hAnsi="Times New Roman" w:cs="Times New Roman"/>
+        </w:rPr>
+        <w:t>Magento</w:t>
+      </w:r>
+    </w:p>
+    <w:p>
+      <w:pPr>
+        <w:pStyle w:val="ListParagraph"/>
+        <w:numPr>
+          <w:ilvl w:val="0"/>
+          <w:numId w:val="17"/>
+        </w:numPr>
+        <w:spacing w:after="0" w:line="240" w:lineRule="auto"/>
+        <w:rPr>
+          <w:rFonts w:ascii="Times New Roman" w:hAnsi="Times New Roman" w:cs="Times New Roman"/>
+        </w:rPr>
+      </w:pPr>
+      <w:r>
+        <w:rPr>
+          <w:rFonts w:ascii="Times New Roman" w:hAnsi="Times New Roman" w:cs="Times New Roman"/>
+        </w:rPr>
+        <w:t>WordPress</w:t>
+      </w:r>
+    </w:p>
+    <w:p>
+      <w:pPr>
+        <w:pStyle w:val="ListParagraph"/>
+        <w:numPr>
+          <w:ilvl w:val="0"/>
+          <w:numId w:val="17"/>
+        </w:numPr>
+        <w:spacing w:after="0" w:line="240" w:lineRule="auto"/>
+        <w:rPr>
+          <w:rFonts w:ascii="Times New Roman" w:hAnsi="Times New Roman" w:cs="Times New Roman"/>
+        </w:rPr>
+      </w:pPr>
+      <w:r>
+        <w:rPr>
+          <w:rFonts w:ascii="Times New Roman" w:hAnsi="Times New Roman" w:cs="Times New Roman"/>
+        </w:rPr>
+        <w:t>Amazon Seller Central</w:t>
+      </w:r>
+    </w:p>
+    <w:p>
+      <w:pPr>
+        <w:pStyle w:val="ListParagraph"/>
+        <w:numPr>
+          <w:ilvl w:val="0"/>
+          <w:numId w:val="17"/>
+        </w:numPr>
+        <w:spacing w:after="0" w:line="240" w:lineRule="auto"/>
+        <w:rPr>
+          <w:rFonts w:ascii="Times New Roman" w:hAnsi="Times New Roman" w:cs="Times New Roman"/>
+        </w:rPr>
+      </w:pPr>
+      <w:r>
+        <w:rPr>
+          <w:rFonts w:ascii="Times New Roman" w:hAnsi="Times New Roman" w:cs="Times New Roman"/>
+        </w:rPr>
+        <w:t>Amazon Vendor Central</w:t>
+      </w:r>
+    </w:p>
+    <w:p>
+      <w:pPr>
+        <w:pStyle w:val="ListParagraph"/>
+        <w:numPr>
+          <w:ilvl w:val="0"/>
+          <w:numId w:val="17"/>
+        </w:numPr>
+        <w:spacing w:after="0" w:line="240" w:lineRule="auto"/>
+        <w:rPr>
+          <w:rFonts w:ascii="Times New Roman" w:hAnsi="Times New Roman" w:cs="Times New Roman"/>
+        </w:rPr>
+      </w:pPr>
+      <w:r>
+        <w:rPr>
+          <w:rFonts w:ascii="Times New Roman" w:hAnsi="Times New Roman" w:cs="Times New Roman"/>
+        </w:rPr>
+        <w:t>Amazon Premium Analytics</w:t>
+      </w:r>
+    </w:p>
+    <w:p>
+      <w:pPr>
+        <w:pStyle w:val="ListParagraph"/>
+        <w:numPr>
+          <w:ilvl w:val="0"/>
+          <w:numId w:val="17"/>
+        </w:numPr>
+        <w:spacing w:after="0" w:line="240" w:lineRule="auto"/>
+        <w:rPr>
+          <w:rFonts w:ascii="Times New Roman" w:hAnsi="Times New Roman" w:cs="Times New Roman"/>
+        </w:rPr>
+      </w:pPr>
+      <w:r>
+        <w:rPr>
+          <w:rFonts w:ascii="Times New Roman" w:hAnsi="Times New Roman" w:cs="Times New Roman"/>
+        </w:rPr>
+        <w:t>ACCTivate</w:t>
+      </w:r>
+    </w:p>
+    <w:p>
+      <w:pPr>
+        <w:pStyle w:val="ListParagraph"/>
+        <w:numPr>
+          <w:ilvl w:val="0"/>
+          <w:numId w:val="17"/>
+        </w:numPr>
+        <w:spacing w:after="0" w:line="240" w:lineRule="auto"/>
+        <w:rPr>
+          <w:rFonts w:ascii="Times New Roman" w:hAnsi="Times New Roman" w:cs="Times New Roman"/>
+        </w:rPr>
+      </w:pPr>
+      <w:r>
+        <w:rPr>
+          <w:rFonts w:ascii="Times New Roman" w:hAnsi="Times New Roman" w:cs="Times New Roman"/>
+        </w:rPr>
+        <w:t>QuickBooks</w:t>
+      </w:r>
+    </w:p>
+    <w:p>
+      <w:pPr>
+        <w:spacing w:after="0" w:line="240" w:lineRule="auto"/>
+        <w:rPr>
+          <w:rFonts w:ascii="Times New Roman" w:hAnsi="Times New Roman" w:cs="Times New Roman"/>
+        </w:rPr>
+      </w:pPr>
+      <w:r>
+        <w:rPr>
+          <w:rFonts w:ascii="Times New Roman" w:hAnsi="Times New Roman" w:cs="Times New Roman"/>
+          <w:b/>
+          <w:bCs/>
+        </w:rPr>
+        <w:t>Creative and Document Tools</w:t>
+      </w:r>
+    </w:p>
+    <w:p>
+      <w:pPr>
+        <w:pStyle w:val="ListParagraph"/>
+        <w:numPr>
+          <w:ilvl w:val="0"/>
+          <w:numId w:val="17"/>
+        </w:numPr>
+        <w:spacing w:after="0" w:line="240" w:lineRule="auto"/>
+        <w:rPr>
+          <w:rFonts w:ascii="Times New Roman" w:hAnsi="Times New Roman" w:cs="Times New Roman"/>
+        </w:rPr>
+      </w:pPr>
+      <w:r>
+        <w:rPr>
+          <w:rFonts w:ascii="Times New Roman" w:hAnsi="Times New Roman" w:cs="Times New Roman"/>
+        </w:rPr>
+        <w:t>Adobe Creative Suite</w:t>
+      </w:r>
+    </w:p>
+    <w:p>
+      <w:pPr>
+        <w:pStyle w:val="ListParagraph"/>
+        <w:numPr>
+          <w:ilvl w:val="0"/>
+          <w:numId w:val="17"/>
+        </w:numPr>
+        <w:spacing w:after="0" w:line="240" w:lineRule="auto"/>
+        <w:rPr>
+          <w:rFonts w:ascii="Times New Roman" w:hAnsi="Times New Roman" w:cs="Times New Roman"/>
+        </w:rPr>
+      </w:pPr>
+      <w:r>
+        <w:rPr>
+          <w:rFonts w:ascii="Times New Roman" w:hAnsi="Times New Roman" w:cs="Times New Roman"/>
+        </w:rPr>
+        <w:t>Adobe Photoshop</w:t>
+      </w:r>
+    </w:p>
+    <w:p>
+      <w:pPr>
+        <w:pStyle w:val="ListParagraph"/>
+        <w:numPr>
+          <w:ilvl w:val="0"/>
+          <w:numId w:val="17"/>
+        </w:numPr>
+        <w:spacing w:after="0" w:line="240" w:lineRule="auto"/>
+        <w:rPr>
+          <w:rFonts w:ascii="Times New Roman" w:hAnsi="Times New Roman" w:cs="Times New Roman"/>
+        </w:rPr>
+      </w:pPr>
+      <w:r>
+        <w:rPr>
+          <w:rFonts w:ascii="Times New Roman" w:hAnsi="Times New Roman" w:cs="Times New Roman"/>
+        </w:rPr>
+        <w:t>Adobe Illustrator</w:t>
+      </w:r>
+    </w:p>
+    <w:p>
+      <w:pPr>
+        <w:pStyle w:val="ListParagraph"/>
+        <w:numPr>
+          <w:ilvl w:val="0"/>
+          <w:numId w:val="17"/>
+        </w:numPr>
+        <w:spacing w:after="0" w:line="240" w:lineRule="auto"/>
+        <w:rPr>
+          <w:rFonts w:ascii="Times New Roman" w:hAnsi="Times New Roman" w:cs="Times New Roman"/>
+        </w:rPr>
+      </w:pPr>
+      <w:r>
+        <w:rPr>
+          <w:rFonts w:ascii="Times New Roman" w:hAnsi="Times New Roman" w:cs="Times New Roman"/>
+        </w:rPr>
+        <w:t>Adobe InDesign</w:t>
+      </w:r>
+    </w:p>
+    <w:p>
+      <w:pPr>
+        <w:pStyle w:val="ListParagraph"/>
+        <w:numPr>
+          <w:ilvl w:val="0"/>
+          <w:numId w:val="17"/>
+        </w:numPr>
+        <w:spacing w:after="0" w:line="240" w:lineRule="auto"/>
+        <w:rPr>
+          <w:rFonts w:ascii="Times New Roman" w:hAnsi="Times New Roman" w:cs="Times New Roman"/>
+        </w:rPr>
+      </w:pPr>
+      <w:r>
+        <w:rPr>
+          <w:rFonts w:ascii="Times New Roman" w:hAnsi="Times New Roman" w:cs="Times New Roman"/>
+        </w:rPr>
+        <w:t>Adobe Acrobat</w:t>
+      </w:r>
+    </w:p>
+    <w:p>
+      <w:pPr>
+        <w:pStyle w:val="ListParagraph"/>
+        <w:numPr>
+          <w:ilvl w:val="0"/>
+          <w:numId w:val="17"/>
+        </w:numPr>
+        <w:spacing w:after="0" w:line="240" w:lineRule="auto"/>
+        <w:rPr>
+          <w:rFonts w:ascii="Times New Roman" w:hAnsi="Times New Roman" w:cs="Times New Roman"/>
+        </w:rPr>
+      </w:pPr>
+      <w:r>
+        <w:rPr>
+          <w:rFonts w:ascii="Times New Roman" w:hAnsi="Times New Roman" w:cs="Times New Roman"/>
+        </w:rPr>
+        <w:t>Adobe LiveCycle</w:t>
+      </w:r>
+    </w:p>
+    <w:p>
+      <w:pPr>
+        <w:pStyle w:val="ListParagraph"/>
+        <w:numPr>
+          <w:ilvl w:val="0"/>
+          <w:numId w:val="17"/>
+        </w:numPr>
+        <w:spacing w:after="0" w:line="240" w:lineRule="auto"/>
+        <w:rPr>
+          <w:rFonts w:ascii="Times New Roman" w:hAnsi="Times New Roman" w:cs="Times New Roman"/>
+        </w:rPr>
+      </w:pPr>
+      <w:r>
+        <w:rPr>
+          <w:rFonts w:ascii="Times New Roman" w:hAnsi="Times New Roman" w:cs="Times New Roman"/>
+        </w:rPr>
+        <w:t>Canva</w:t>
+      </w:r>
+    </w:p>
+    <w:p>
+      <w:pPr>
+        <w:spacing w:after="0" w:line="240" w:lineRule="auto"/>
+        <w:rPr>
+          <w:rFonts w:ascii="Times New Roman" w:hAnsi="Times New Roman" w:cs="Times New Roman"/>
+        </w:rPr>
+      </w:pPr>
+      <w:r>
+        <w:rPr>
+          <w:rFonts w:ascii="Times New Roman" w:hAnsi="Times New Roman" w:cs="Times New Roman"/>
+          <w:b/>
+          <w:bCs/>
+        </w:rPr>
+        <w:t>Office and Collaboration</w:t>
+      </w:r>
+    </w:p>
+    <w:p>
+      <w:pPr>
+        <w:pStyle w:val="ListParagraph"/>
+        <w:numPr>
+          <w:ilvl w:val="0"/>
+          <w:numId w:val="17"/>
+        </w:numPr>
+        <w:spacing w:after="0" w:line="240" w:lineRule="auto"/>
+        <w:rPr>
+          <w:rFonts w:ascii="Times New Roman" w:hAnsi="Times New Roman" w:cs="Times New Roman"/>
+        </w:rPr>
+      </w:pPr>
+      <w:r>
+        <w:rPr>
+          <w:rFonts w:ascii="Times New Roman" w:hAnsi="Times New Roman" w:cs="Times New Roman"/>
+        </w:rPr>
+        <w:t>Microsoft Office</w:t>
+      </w:r>
+    </w:p>
+    <w:p>
+      <w:pPr>
+        <w:pStyle w:val="ListParagraph"/>
+        <w:numPr>
+          <w:ilvl w:val="0"/>
+          <w:numId w:val="17"/>
+        </w:numPr>
+        <w:spacing w:after="0" w:line="240" w:lineRule="auto"/>
+        <w:rPr>
+          <w:rFonts w:ascii="Times New Roman" w:hAnsi="Times New Roman" w:cs="Times New Roman"/>
+        </w:rPr>
+      </w:pPr>
+      <w:r>
+        <w:rPr>
+          <w:rFonts w:ascii="Times New Roman" w:hAnsi="Times New Roman" w:cs="Times New Roman"/>
+        </w:rPr>
+        <w:t>Microsoft Excel</w:t>
+      </w:r>
+    </w:p>
+    <w:p>
+      <w:pPr>
+        <w:pStyle w:val="ListParagraph"/>
+        <w:numPr>
+          <w:ilvl w:val="0"/>
+          <w:numId w:val="17"/>
+        </w:numPr>
+        <w:spacing w:after="0" w:line="240" w:lineRule="auto"/>
+        <w:rPr>
+          <w:rFonts w:ascii="Times New Roman" w:hAnsi="Times New Roman" w:cs="Times New Roman"/>
+        </w:rPr>
+      </w:pPr>
+      <w:r>
+        <w:rPr>
+          <w:rFonts w:ascii="Times New Roman" w:hAnsi="Times New Roman" w:cs="Times New Roman"/>
+        </w:rPr>
+        <w:t>Microsoft Word</w:t>
+      </w:r>
+    </w:p>
+    <w:p>
+      <w:pPr>
+        <w:pStyle w:val="ListParagraph"/>
+        <w:numPr>
+          <w:ilvl w:val="0"/>
+          <w:numId w:val="17"/>
+        </w:numPr>
+        <w:spacing w:after="0" w:line="240" w:lineRule="auto"/>
+        <w:rPr>
+          <w:rFonts w:ascii="Times New Roman" w:hAnsi="Times New Roman" w:cs="Times New Roman"/>
+        </w:rPr>
+      </w:pPr>
+      <w:r>
+        <w:rPr>
+          <w:rFonts w:ascii="Times New Roman" w:hAnsi="Times New Roman" w:cs="Times New Roman"/>
+        </w:rPr>
+        <w:t>Microsoft PowerPoint</w:t>
+      </w:r>
+    </w:p>
+    <w:p>
+      <w:pPr>
+        <w:pStyle w:val="ListParagraph"/>
+        <w:numPr>
+          <w:ilvl w:val="0"/>
+          <w:numId w:val="17"/>
+        </w:numPr>
+        <w:spacing w:after="0" w:line="240" w:lineRule="auto"/>
+        <w:rPr>
+          <w:rFonts w:ascii="Times New Roman" w:hAnsi="Times New Roman" w:cs="Times New Roman"/>
+        </w:rPr>
+      </w:pPr>
+      <w:r>
+        <w:rPr>
+          <w:rFonts w:ascii="Times New Roman" w:hAnsi="Times New Roman" w:cs="Times New Roman"/>
+        </w:rPr>
+        <w:t>Microsoft Access</w:t>
+      </w:r>
+    </w:p>
+    <w:p>
+      <w:pPr>
+        <w:pStyle w:val="ListParagraph"/>
+        <w:numPr>
+          <w:ilvl w:val="0"/>
+          <w:numId w:val="17"/>
+        </w:numPr>
+        <w:spacing w:after="0" w:line="240" w:lineRule="auto"/>
+        <w:rPr>
+          <w:rFonts w:ascii="Times New Roman" w:hAnsi="Times New Roman" w:cs="Times New Roman"/>
+        </w:rPr>
+      </w:pPr>
+      <w:r>
+        <w:rPr>
+          <w:rFonts w:ascii="Times New Roman" w:hAnsi="Times New Roman" w:cs="Times New Roman"/>
+        </w:rPr>
+        <w:t>Microsoft Visio</w:t>
+      </w:r>
+    </w:p>
+    <w:p>
+      <w:pPr>
+        <w:pStyle w:val="ListParagraph"/>
+        <w:numPr>
+          <w:ilvl w:val="0"/>
+          <w:numId w:val="17"/>
+        </w:numPr>
+        <w:spacing w:after="0" w:line="240" w:lineRule="auto"/>
+        <w:rPr>
+          <w:rFonts w:ascii="Times New Roman" w:hAnsi="Times New Roman" w:cs="Times New Roman"/>
+        </w:rPr>
+      </w:pPr>
+      <w:r>
+        <w:rPr>
+          <w:rFonts w:ascii="Times New Roman" w:hAnsi="Times New Roman" w:cs="Times New Roman"/>
+        </w:rPr>
+        <w:t>Microsoft Project</w:t>
+      </w:r>
+    </w:p>
+    <w:p>
+      <w:pPr>
+        <w:pStyle w:val="ListParagraph"/>
+        <w:numPr>
+          <w:ilvl w:val="0"/>
+          <w:numId w:val="17"/>
+        </w:numPr>
+        <w:spacing w:after="0" w:line="240" w:lineRule="auto"/>
+        <w:rPr>
+          <w:rFonts w:ascii="Times New Roman" w:hAnsi="Times New Roman" w:cs="Times New Roman"/>
+        </w:rPr>
+      </w:pPr>
+      <w:r>
+        <w:rPr>
+          <w:rFonts w:ascii="Times New Roman" w:hAnsi="Times New Roman" w:cs="Times New Roman"/>
+        </w:rPr>
+        <w:lastRenderedPageBreak/>
+        <w:t>Google Workspace / Google Suite</w:t>
+      </w:r>
+    </w:p>
+    <w:p>
+      <w:pPr>
+        <w:pStyle w:val="ListParagraph"/>
+        <w:numPr>
+          <w:ilvl w:val="0"/>
+          <w:numId w:val="17"/>
+        </w:numPr>
+        <w:spacing w:after="0" w:line="240" w:lineRule="auto"/>
+        <w:rPr>
+          <w:rFonts w:ascii="Times New Roman" w:hAnsi="Times New Roman" w:cs="Times New Roman"/>
+        </w:rPr>
+      </w:pPr>
+      <w:r>
+        <w:rPr>
+          <w:rFonts w:ascii="Times New Roman" w:hAnsi="Times New Roman" w:cs="Times New Roman"/>
+        </w:rPr>
+        <w:t>Google Sheets</w:t>
+      </w:r>
+    </w:p>
+    <w:p>
+      <w:pPr>
+        <w:pStyle w:val="ListParagraph"/>
+        <w:numPr>
+          <w:ilvl w:val="0"/>
+          <w:numId w:val="17"/>
+        </w:numPr>
+        <w:spacing w:after="0" w:line="240" w:lineRule="auto"/>
+        <w:rPr>
+          <w:rFonts w:ascii="Times New Roman" w:hAnsi="Times New Roman" w:cs="Times New Roman"/>
+        </w:rPr>
+      </w:pPr>
+      <w:r>
+        <w:rPr>
+          <w:rFonts w:ascii="Times New Roman" w:hAnsi="Times New Roman" w:cs="Times New Roman"/>
+        </w:rPr>
+        <w:t>Google Drive</w:t>
+      </w:r>
+    </w:p>
+    <w:p>
+      <w:pPr>
+        <w:pStyle w:val="ListParagraph"/>
+        <w:numPr>
+          <w:ilvl w:val="0"/>
+          <w:numId w:val="17"/>
+        </w:numPr>
+        <w:spacing w:after="0" w:line="240" w:lineRule="auto"/>
+        <w:rPr>
+          <w:rFonts w:ascii="Times New Roman" w:hAnsi="Times New Roman" w:cs="Times New Roman"/>
+        </w:rPr>
+      </w:pPr>
+      <w:r>
+        <w:rPr>
+          <w:rFonts w:ascii="Times New Roman" w:hAnsi="Times New Roman" w:cs="Times New Roman"/>
+        </w:rPr>
+        <w:t>Gmail</w:t>
+      </w:r>
+    </w:p>
+    <w:p>
+      <w:pPr>
+        <w:pStyle w:val="ListParagraph"/>
+        <w:numPr>
+          <w:ilvl w:val="0"/>
+          <w:numId w:val="17"/>
+        </w:numPr>
+        <w:spacing w:after="0" w:line="240" w:lineRule="auto"/>
+        <w:rPr>
+          <w:rFonts w:ascii="Times New Roman" w:hAnsi="Times New Roman" w:cs="Times New Roman"/>
+        </w:rPr>
+      </w:pPr>
+      <w:r>
+        <w:rPr>
+          <w:rFonts w:ascii="Times New Roman" w:hAnsi="Times New Roman" w:cs="Times New Roman"/>
+        </w:rPr>
+        <w:t>Dropbox Business</w:t>
+      </w:r>
+    </w:p>
+    <w:p>
+      <w:pPr>
+        <w:pStyle w:val="ListParagraph"/>
+        <w:numPr>
+          <w:ilvl w:val="0"/>
+          <w:numId w:val="17"/>
+        </w:numPr>
+        <w:spacing w:after="0" w:line="240" w:lineRule="auto"/>
+        <w:rPr>
+          <w:rFonts w:ascii="Times New Roman" w:hAnsi="Times New Roman" w:cs="Times New Roman"/>
+        </w:rPr>
+      </w:pPr>
+      <w:r>
+        <w:rPr>
+          <w:rFonts w:ascii="Times New Roman" w:hAnsi="Times New Roman" w:cs="Times New Roman"/>
+        </w:rPr>
+        <w:t>Slack</w:t>
+      </w:r>
+    </w:p>
+    <w:p>
+      <w:pPr>
+        <w:pStyle w:val="ListParagraph"/>
+        <w:numPr>
+          <w:ilvl w:val="0"/>
+          <w:numId w:val="17"/>
+        </w:numPr>
+        <w:spacing w:after="0" w:line="240" w:lineRule="auto"/>
+        <w:rPr>
+          <w:rFonts w:ascii="Times New Roman" w:hAnsi="Times New Roman" w:cs="Times New Roman"/>
+        </w:rPr>
+      </w:pPr>
+      <w:r>
+        <w:rPr>
+          <w:rFonts w:ascii="Times New Roman" w:hAnsi="Times New Roman" w:cs="Times New Roman"/>
+        </w:rPr>
+        <w:t>Wrike</w:t>
+      </w:r>
+    </w:p>
+    <w:p>
+      <w:pPr>
+        <w:pStyle w:val="ListParagraph"/>
+        <w:numPr>
+          <w:ilvl w:val="0"/>
+          <w:numId w:val="17"/>
+        </w:numPr>
+        <w:spacing w:after="0" w:line="240" w:lineRule="auto"/>
+        <w:rPr>
+          <w:rFonts w:ascii="Times New Roman" w:hAnsi="Times New Roman" w:cs="Times New Roman"/>
+        </w:rPr>
+      </w:pPr>
+      <w:r>
+        <w:rPr>
+          <w:rFonts w:ascii="Times New Roman" w:hAnsi="Times New Roman" w:cs="Times New Roman"/>
+        </w:rPr>
+        <w:t>Jira</w:t>
+      </w:r>
+    </w:p>
+    <w:p>
+      <w:pPr>
+        <w:pStyle w:val="ListParagraph"/>
+        <w:numPr>
+          <w:ilvl w:val="0"/>
+          <w:numId w:val="17"/>
+        </w:numPr>
+        <w:spacing w:after="0" w:line="240" w:lineRule="auto"/>
+        <w:rPr>
+          <w:rFonts w:ascii="Times New Roman" w:hAnsi="Times New Roman" w:cs="Times New Roman"/>
+        </w:rPr>
+      </w:pPr>
+      <w:r>
+        <w:rPr>
+          <w:rFonts w:ascii="Times New Roman" w:hAnsi="Times New Roman" w:cs="Times New Roman"/>
+        </w:rPr>
+        <w:t>Lucidchart</w:t>
+      </w:r>
+    </w:p>
+    <w:p>
+      <w:pPr>
+        <w:spacing w:after="0" w:line="240" w:lineRule="auto"/>
+        <w:rPr>
+          <w:rFonts w:ascii="Times New Roman" w:hAnsi="Times New Roman" w:cs="Times New Roman"/>
+        </w:rPr>
+      </w:pPr>
+      <w:r>
+        <w:rPr>
+          <w:rFonts w:ascii="Times New Roman" w:hAnsi="Times New Roman" w:cs="Times New Roman"/>
+          <w:b/>
+          <w:bCs/>
+        </w:rPr>
+        <w:t>Development and Version Control</w:t>
+      </w:r>
+    </w:p>
+    <w:p>
+      <w:pPr>
+        <w:pStyle w:val="ListParagraph"/>
+        <w:numPr>
+          <w:ilvl w:val="0"/>
+          <w:numId w:val="17"/>
+        </w:numPr>
+        <w:spacing w:after="0" w:line="240" w:lineRule="auto"/>
+        <w:rPr>
+          <w:rFonts w:ascii="Times New Roman" w:hAnsi="Times New Roman" w:cs="Times New Roman"/>
+        </w:rPr>
+      </w:pPr>
+      <w:r>
+        <w:rPr>
+          <w:rFonts w:ascii="Times New Roman" w:hAnsi="Times New Roman" w:cs="Times New Roman"/>
+        </w:rPr>
+        <w:t>Visual Studio Code</w:t>
+      </w:r>
+    </w:p>
+    <w:p>
+      <w:pPr>
+        <w:pStyle w:val="ListParagraph"/>
+        <w:numPr>
+          <w:ilvl w:val="0"/>
+          <w:numId w:val="17"/>
+        </w:numPr>
+        <w:spacing w:after="0" w:line="240" w:lineRule="auto"/>
+        <w:rPr>
+          <w:rFonts w:ascii="Times New Roman" w:hAnsi="Times New Roman" w:cs="Times New Roman"/>
+        </w:rPr>
+      </w:pPr>
+      <w:r>
+        <w:rPr>
+          <w:rFonts w:ascii="Times New Roman" w:hAnsi="Times New Roman" w:cs="Times New Roman"/>
+        </w:rPr>
+        <w:t>Visual Studio</w:t>
+      </w:r>
+    </w:p>
+    <w:p>
+      <w:pPr>
+        <w:pStyle w:val="ListParagraph"/>
+        <w:numPr>
+          <w:ilvl w:val="0"/>
+          <w:numId w:val="17"/>
+        </w:numPr>
+        <w:spacing w:after="0" w:line="240" w:lineRule="auto"/>
+        <w:rPr>
+          <w:rFonts w:ascii="Times New Roman" w:hAnsi="Times New Roman" w:cs="Times New Roman"/>
+        </w:rPr>
+      </w:pPr>
+      <w:r>
+        <w:rPr>
+          <w:rFonts w:ascii="Times New Roman" w:hAnsi="Times New Roman" w:cs="Times New Roman"/>
+        </w:rPr>
+        <w:t>DBeaver</w:t>
+      </w:r>
+    </w:p>
+    <w:p>
+      <w:pPr>
+        <w:pStyle w:val="ListParagraph"/>
+        <w:numPr>
+          <w:ilvl w:val="0"/>
+          <w:numId w:val="17"/>
+        </w:numPr>
+        <w:spacing w:after="0" w:line="240" w:lineRule="auto"/>
+        <w:rPr>
+          <w:rFonts w:ascii="Times New Roman" w:hAnsi="Times New Roman" w:cs="Times New Roman"/>
+        </w:rPr>
+      </w:pPr>
+      <w:r>
+        <w:rPr>
+          <w:rFonts w:ascii="Times New Roman" w:hAnsi="Times New Roman" w:cs="Times New Roman"/>
+        </w:rPr>
+        <w:t>Git</w:t>
+      </w:r>
+    </w:p>
+    <w:p>
+      <w:pPr>
+        <w:pStyle w:val="ListParagraph"/>
+        <w:numPr>
+          <w:ilvl w:val="0"/>
+          <w:numId w:val="17"/>
+        </w:numPr>
+        <w:spacing w:after="0" w:line="240" w:lineRule="auto"/>
+        <w:rPr>
+          <w:rFonts w:ascii="Times New Roman" w:hAnsi="Times New Roman" w:cs="Times New Roman"/>
+        </w:rPr>
+      </w:pPr>
+      <w:r>
+        <w:rPr>
+          <w:rFonts w:ascii="Times New Roman" w:hAnsi="Times New Roman" w:cs="Times New Roman"/>
+        </w:rPr>
+        <w:t>GitHub</w:t>
+      </w:r>
+    </w:p>
+    <w:p>
+      <w:pPr>
+        <w:pStyle w:val="ListParagraph"/>
+        <w:numPr>
+          <w:ilvl w:val="0"/>
+          <w:numId w:val="17"/>
+        </w:numPr>
+        <w:spacing w:after="0" w:line="240" w:lineRule="auto"/>
+        <w:rPr>
+          <w:rFonts w:ascii="Times New Roman" w:hAnsi="Times New Roman" w:cs="Times New Roman"/>
+        </w:rPr>
+      </w:pPr>
+      <w:r>
+        <w:rPr>
+          <w:rFonts w:ascii="Times New Roman" w:hAnsi="Times New Roman" w:cs="Times New Roman"/>
+        </w:rPr>
+        <w:t>GitHub Actions</w:t>
+      </w:r>
+    </w:p>
+    <w:p>
+      <w:pPr>
+        <w:pStyle w:val="ListParagraph"/>
+        <w:numPr>
+          <w:ilvl w:val="0"/>
+          <w:numId w:val="17"/>
+        </w:numPr>
+        <w:spacing w:after="0" w:line="240" w:lineRule="auto"/>
+        <w:rPr>
+          <w:rFonts w:ascii="Times New Roman" w:hAnsi="Times New Roman" w:cs="Times New Roman"/>
+        </w:rPr>
+      </w:pPr>
+      <w:r>
+        <w:rPr>
+          <w:rFonts w:ascii="Times New Roman" w:hAnsi="Times New Roman" w:cs="Times New Roman"/>
+        </w:rPr>
+        <w:t>PowerShell</w:t>
+      </w:r>
+    </w:p>
+    <w:p>
+      <w:pPr>
+        <w:pStyle w:val="ListParagraph"/>
+        <w:numPr>
+          <w:ilvl w:val="0"/>
+          <w:numId w:val="17"/>
+        </w:numPr>
+        <w:spacing w:after="0" w:line="240" w:lineRule="auto"/>
+        <w:rPr>
+          <w:rFonts w:ascii="Times New Roman" w:hAnsi="Times New Roman" w:cs="Times New Roman"/>
+        </w:rPr>
+      </w:pPr>
+      <w:r>
+        <w:rPr>
+          <w:rFonts w:ascii="Times New Roman" w:hAnsi="Times New Roman" w:cs="Times New Roman"/>
+        </w:rPr>
+        <w:t>Windows Task Scheduler</w:t>
+      </w:r>
+    </w:p>
+    <w:p>
+      <w:pPr>
+        <w:spacing w:after="0" w:line="240" w:lineRule="auto"/>
+        <w:rPr>
+          <w:rFonts w:ascii="Times New Roman" w:hAnsi="Times New Roman" w:cs="Times New Roman"/>
+        </w:rPr>
+      </w:pPr>
+      <w:r>
+        <w:rPr>
+          <w:rFonts w:ascii="Times New Roman" w:hAnsi="Times New Roman" w:cs="Times New Roman"/>
+          <w:b/>
+          <w:bCs/>
+        </w:rPr>
+        <w:t>Frameworks and Interface Libraries</w:t>
+      </w:r>
+    </w:p>
+    <w:p>
+      <w:pPr>
+        <w:pStyle w:val="ListParagraph"/>
+        <w:numPr>
+          <w:ilvl w:val="0"/>
+          <w:numId w:val="17"/>
+        </w:numPr>
+        <w:spacing w:after="0" w:line="240" w:lineRule="auto"/>
+        <w:rPr>
+          <w:rFonts w:ascii="Times New Roman" w:hAnsi="Times New Roman" w:cs="Times New Roman"/>
+        </w:rPr>
+      </w:pPr>
+      <w:r>
+        <w:rPr>
+          <w:rFonts w:ascii="Times New Roman" w:hAnsi="Times New Roman" w:cs="Times New Roman"/>
+        </w:rPr>
+        <w:t>React</w:t>
+      </w:r>
+    </w:p>
+    <w:p>
+      <w:pPr>
+        <w:pStyle w:val="ListParagraph"/>
+        <w:numPr>
+          <w:ilvl w:val="0"/>
+          <w:numId w:val="17"/>
+        </w:numPr>
+        <w:spacing w:after="0" w:line="240" w:lineRule="auto"/>
+        <w:rPr>
+          <w:rFonts w:ascii="Times New Roman" w:hAnsi="Times New Roman" w:cs="Times New Roman"/>
+        </w:rPr>
+      </w:pPr>
+      <w:r>
+        <w:rPr>
+          <w:rFonts w:ascii="Times New Roman" w:hAnsi="Times New Roman" w:cs="Times New Roman"/>
+        </w:rPr>
+        <w:t>Next.js</w:t>
+      </w:r>
+    </w:p>
+    <w:p>
+      <w:pPr>
+        <w:pStyle w:val="ListParagraph"/>
+        <w:numPr>
+          <w:ilvl w:val="0"/>
+          <w:numId w:val="17"/>
+        </w:numPr>
+        <w:spacing w:after="0" w:line="240" w:lineRule="auto"/>
+        <w:rPr>
+          <w:rFonts w:ascii="Times New Roman" w:hAnsi="Times New Roman" w:cs="Times New Roman"/>
+        </w:rPr>
+      </w:pPr>
+      <w:r>
+        <w:rPr>
+          <w:rFonts w:ascii="Times New Roman" w:hAnsi="Times New Roman" w:cs="Times New Roman"/>
+        </w:rPr>
+        <w:t>Next.js Commerce</w:t>
+      </w:r>
+    </w:p>
+    <w:p>
+      <w:pPr>
+        <w:pStyle w:val="ListParagraph"/>
+        <w:numPr>
+          <w:ilvl w:val="0"/>
+          <w:numId w:val="17"/>
+        </w:numPr>
+        <w:spacing w:after="0" w:line="240" w:lineRule="auto"/>
+        <w:rPr>
+          <w:rFonts w:ascii="Times New Roman" w:hAnsi="Times New Roman" w:cs="Times New Roman"/>
+        </w:rPr>
+      </w:pPr>
+      <w:r>
+        <w:rPr>
+          <w:rFonts w:ascii="Times New Roman" w:hAnsi="Times New Roman" w:cs="Times New Roman"/>
+        </w:rPr>
+        <w:t>Flask</w:t>
+      </w:r>
+    </w:p>
+    <w:p>
+      <w:pPr>
+        <w:pStyle w:val="ListParagraph"/>
+        <w:numPr>
+          <w:ilvl w:val="0"/>
+          <w:numId w:val="17"/>
+        </w:numPr>
+        <w:spacing w:after="0" w:line="240" w:lineRule="auto"/>
+        <w:rPr>
+          <w:rFonts w:ascii="Times New Roman" w:hAnsi="Times New Roman" w:cs="Times New Roman"/>
+        </w:rPr>
+      </w:pPr>
+      <w:r>
+        <w:rPr>
+          <w:rFonts w:ascii="Times New Roman" w:hAnsi="Times New Roman" w:cs="Times New Roman"/>
+        </w:rPr>
+        <w:t>Tailwind CSS</w:t>
+      </w:r>
+    </w:p>
+    <w:p>
+      <w:pPr>
+        <w:pStyle w:val="ListParagraph"/>
+        <w:numPr>
+          <w:ilvl w:val="0"/>
+          <w:numId w:val="17"/>
+        </w:numPr>
+        <w:spacing w:after="0" w:line="240" w:lineRule="auto"/>
+        <w:rPr>
+          <w:rFonts w:ascii="Times New Roman" w:hAnsi="Times New Roman" w:cs="Times New Roman"/>
+        </w:rPr>
+      </w:pPr>
+      <w:r>
+        <w:rPr>
+          <w:rFonts w:ascii="Times New Roman" w:hAnsi="Times New Roman" w:cs="Times New Roman"/>
+        </w:rPr>
+        <w:t>PostCSS</w:t>
+      </w:r>
+    </w:p>
+    <w:p>
+      <w:pPr>
+        <w:pStyle w:val="ListParagraph"/>
+        <w:numPr>
+          <w:ilvl w:val="0"/>
+          <w:numId w:val="17"/>
+        </w:numPr>
+        <w:spacing w:after="0" w:line="240" w:lineRule="auto"/>
+        <w:rPr>
+          <w:rFonts w:ascii="Times New Roman" w:hAnsi="Times New Roman" w:cs="Times New Roman"/>
+        </w:rPr>
+      </w:pPr>
+      <w:r>
+        <w:rPr>
+          <w:rFonts w:ascii="Times New Roman" w:hAnsi="Times New Roman" w:cs="Times New Roman"/>
+        </w:rPr>
+        <w:t>Recharts</w:t>
+      </w:r>
+    </w:p>
+    <w:p>
+      <w:pPr>
+        <w:pStyle w:val="ListParagraph"/>
+        <w:numPr>
+          <w:ilvl w:val="0"/>
+          <w:numId w:val="17"/>
+        </w:numPr>
+        <w:spacing w:after="0" w:line="240" w:lineRule="auto"/>
+        <w:rPr>
+          <w:rFonts w:ascii="Times New Roman" w:hAnsi="Times New Roman" w:cs="Times New Roman"/>
+        </w:rPr>
+      </w:pPr>
+      <w:r>
+        <w:rPr>
+          <w:rFonts w:ascii="Times New Roman" w:hAnsi="Times New Roman" w:cs="Times New Roman"/>
+        </w:rPr>
+        <w:t>Radix UI</w:t>
+      </w:r>
+    </w:p>
+    <w:p>
+      <w:pPr>
+        <w:pStyle w:val="ListParagraph"/>
+        <w:numPr>
+          <w:ilvl w:val="0"/>
+          <w:numId w:val="17"/>
+        </w:numPr>
+        <w:spacing w:after="0" w:line="240" w:lineRule="auto"/>
+        <w:rPr>
+          <w:rFonts w:ascii="Times New Roman" w:hAnsi="Times New Roman" w:cs="Times New Roman"/>
+        </w:rPr>
+      </w:pPr>
+      <w:r>
+        <w:rPr>
+          <w:rFonts w:ascii="Times New Roman" w:hAnsi="Times New Roman" w:cs="Times New Roman"/>
+        </w:rPr>
+        <w:t>Headless UI</w:t>
+      </w:r>
+    </w:p>
+    <w:p>
+      <w:pPr>
+        <w:pStyle w:val="ListParagraph"/>
+        <w:numPr>
+          <w:ilvl w:val="0"/>
+          <w:numId w:val="17"/>
+        </w:numPr>
+        <w:spacing w:after="0" w:line="240" w:lineRule="auto"/>
+        <w:rPr>
+          <w:rFonts w:ascii="Times New Roman" w:hAnsi="Times New Roman" w:cs="Times New Roman"/>
+        </w:rPr>
+      </w:pPr>
+      <w:r>
+        <w:rPr>
+          <w:rFonts w:ascii="Times New Roman" w:hAnsi="Times New Roman" w:cs="Times New Roman"/>
+        </w:rPr>
+        <w:t>Heroicons</w:t>
+      </w:r>
+    </w:p>
+    <w:p>
+      <w:pPr>
+        <w:pStyle w:val="ListParagraph"/>
+        <w:numPr>
+          <w:ilvl w:val="0"/>
+          <w:numId w:val="17"/>
+        </w:numPr>
+        <w:spacing w:after="0" w:line="240" w:lineRule="auto"/>
+        <w:rPr>
+          <w:rFonts w:ascii="Times New Roman" w:hAnsi="Times New Roman" w:cs="Times New Roman"/>
+        </w:rPr>
+      </w:pPr>
+      <w:r>
+        <w:rPr>
+          <w:rFonts w:ascii="Times New Roman" w:hAnsi="Times New Roman" w:cs="Times New Roman"/>
+        </w:rPr>
+        <w:t>Lucide</w:t>
+      </w:r>
+    </w:p>
+    <w:p>
+      <w:pPr>
+        <w:spacing w:after="0" w:line="240" w:lineRule="auto"/>
+        <w:rPr>
+          <w:rFonts w:ascii="Times New Roman" w:hAnsi="Times New Roman" w:cs="Times New Roman"/>
+        </w:rPr>
+      </w:pPr>
+      <w:r>
+        <w:rPr>
+          <w:rFonts w:ascii="Times New Roman" w:hAnsi="Times New Roman" w:cs="Times New Roman"/>
+          <w:b/>
+          <w:bCs/>
+        </w:rPr>
+        <w:t>Development Utilities and Libraries</w:t>
+      </w:r>
+    </w:p>
+    <w:p>
+      <w:pPr>
+        <w:pStyle w:val="ListParagraph"/>
+        <w:numPr>
+          <w:ilvl w:val="0"/>
+          <w:numId w:val="17"/>
+        </w:numPr>
+        <w:spacing w:after="0" w:line="240" w:lineRule="auto"/>
+        <w:rPr>
+          <w:rFonts w:ascii="Times New Roman" w:hAnsi="Times New Roman" w:cs="Times New Roman"/>
+        </w:rPr>
+      </w:pPr>
+      <w:r>
+        <w:rPr>
+          <w:rFonts w:ascii="Times New Roman" w:hAnsi="Times New Roman" w:cs="Times New Roman"/>
+        </w:rPr>
+        <w:t>Node.js</w:t>
+      </w:r>
+    </w:p>
+    <w:p>
+      <w:pPr>
+        <w:pStyle w:val="ListParagraph"/>
+        <w:numPr>
+          <w:ilvl w:val="0"/>
+          <w:numId w:val="17"/>
+        </w:numPr>
+        <w:spacing w:after="0" w:line="240" w:lineRule="auto"/>
+        <w:rPr>
+          <w:rFonts w:ascii="Times New Roman" w:hAnsi="Times New Roman" w:cs="Times New Roman"/>
+        </w:rPr>
+      </w:pPr>
+      <w:r>
+        <w:rPr>
+          <w:rFonts w:ascii="Times New Roman" w:hAnsi="Times New Roman" w:cs="Times New Roman"/>
+        </w:rPr>
+        <w:t>npm</w:t>
+      </w:r>
+    </w:p>
+    <w:p>
+      <w:pPr>
+        <w:pStyle w:val="ListParagraph"/>
+        <w:numPr>
+          <w:ilvl w:val="0"/>
+          <w:numId w:val="17"/>
+        </w:numPr>
+        <w:spacing w:after="0" w:line="240" w:lineRule="auto"/>
+        <w:rPr>
+          <w:rFonts w:ascii="Times New Roman" w:hAnsi="Times New Roman" w:cs="Times New Roman"/>
+        </w:rPr>
+      </w:pPr>
+      <w:r>
+        <w:rPr>
+          <w:rFonts w:ascii="Times New Roman" w:hAnsi="Times New Roman" w:cs="Times New Roman"/>
+        </w:rPr>
+        <w:t>pnpm</w:t>
+      </w:r>
+    </w:p>
+    <w:p>
+      <w:pPr>
+        <w:pStyle w:val="ListParagraph"/>
+        <w:numPr>
+          <w:ilvl w:val="0"/>
+          <w:numId w:val="17"/>
+        </w:numPr>
+        <w:spacing w:after="0" w:line="240" w:lineRule="auto"/>
+        <w:rPr>
+          <w:rFonts w:ascii="Times New Roman" w:hAnsi="Times New Roman" w:cs="Times New Roman"/>
+        </w:rPr>
+      </w:pPr>
+      <w:r>
+        <w:rPr>
+          <w:rFonts w:ascii="Times New Roman" w:hAnsi="Times New Roman" w:cs="Times New Roman"/>
+        </w:rPr>
+        <w:t>Turbopack</w:t>
+      </w:r>
+    </w:p>
+    <w:p>
+      <w:pPr>
+        <w:pStyle w:val="ListParagraph"/>
+        <w:numPr>
+          <w:ilvl w:val="0"/>
+          <w:numId w:val="17"/>
+        </w:numPr>
+        <w:spacing w:after="0" w:line="240" w:lineRule="auto"/>
+        <w:rPr>
+          <w:rFonts w:ascii="Times New Roman" w:hAnsi="Times New Roman" w:cs="Times New Roman"/>
+        </w:rPr>
+      </w:pPr>
+      <w:r>
+        <w:rPr>
+          <w:rFonts w:ascii="Times New Roman" w:hAnsi="Times New Roman" w:cs="Times New Roman"/>
+        </w:rPr>
+        <w:t>Prettier</w:t>
+      </w:r>
+    </w:p>
+    <w:p>
+      <w:pPr>
+        <w:pStyle w:val="ListParagraph"/>
+        <w:numPr>
+          <w:ilvl w:val="0"/>
+          <w:numId w:val="17"/>
+        </w:numPr>
+        <w:spacing w:after="0" w:line="240" w:lineRule="auto"/>
+        <w:rPr>
+          <w:rFonts w:ascii="Times New Roman" w:hAnsi="Times New Roman" w:cs="Times New Roman"/>
+        </w:rPr>
+      </w:pPr>
+      <w:r>
+        <w:rPr>
+          <w:rFonts w:ascii="Times New Roman" w:hAnsi="Times New Roman" w:cs="Times New Roman"/>
+        </w:rPr>
+        <w:t>ESLint</w:t>
+      </w:r>
+    </w:p>
+    <w:p>
+      <w:pPr>
+        <w:pStyle w:val="ListParagraph"/>
+        <w:numPr>
+          <w:ilvl w:val="0"/>
+          <w:numId w:val="17"/>
+        </w:numPr>
+        <w:spacing w:after="0" w:line="240" w:lineRule="auto"/>
+        <w:rPr>
+          <w:rFonts w:ascii="Times New Roman" w:hAnsi="Times New Roman" w:cs="Times New Roman"/>
+        </w:rPr>
+      </w:pPr>
+      <w:r>
+        <w:rPr>
+          <w:rFonts w:ascii="Times New Roman" w:hAnsi="Times New Roman" w:cs="Times New Roman"/>
+        </w:rPr>
+        <w:t>Playwright</w:t>
+      </w:r>
+    </w:p>
+    <w:p>
+      <w:pPr>
+        <w:pStyle w:val="ListParagraph"/>
+        <w:numPr>
+          <w:ilvl w:val="0"/>
+          <w:numId w:val="17"/>
+        </w:numPr>
+        <w:spacing w:after="0" w:line="240" w:lineRule="auto"/>
+        <w:rPr>
+          <w:rFonts w:ascii="Times New Roman" w:hAnsi="Times New Roman" w:cs="Times New Roman"/>
+        </w:rPr>
+      </w:pPr>
+      <w:r>
+        <w:rPr>
+          <w:rFonts w:ascii="Times New Roman" w:hAnsi="Times New Roman" w:cs="Times New Roman"/>
+        </w:rPr>
+        <w:t>Zod</w:t>
+      </w:r>
+    </w:p>
+    <w:p>
+      <w:pPr>
+        <w:pStyle w:val="ListParagraph"/>
+        <w:numPr>
+          <w:ilvl w:val="0"/>
+          <w:numId w:val="17"/>
+        </w:numPr>
+        <w:spacing w:after="0" w:line="240" w:lineRule="auto"/>
+        <w:rPr>
+          <w:rFonts w:ascii="Times New Roman" w:hAnsi="Times New Roman" w:cs="Times New Roman"/>
+        </w:rPr>
+      </w:pPr>
+      <w:r>
+        <w:rPr>
+          <w:rFonts w:ascii="Times New Roman" w:hAnsi="Times New Roman" w:cs="Times New Roman"/>
+        </w:rPr>
+        <w:t>Pandas</w:t>
+      </w:r>
+    </w:p>
+    <w:p>
+      <w:pPr>
+        <w:pStyle w:val="ListParagraph"/>
+        <w:numPr>
+          <w:ilvl w:val="0"/>
+          <w:numId w:val="17"/>
+        </w:numPr>
+        <w:spacing w:after="0" w:line="240" w:lineRule="auto"/>
+        <w:rPr>
+          <w:rFonts w:ascii="Times New Roman" w:hAnsi="Times New Roman" w:cs="Times New Roman"/>
+        </w:rPr>
+      </w:pPr>
+      <w:r>
+        <w:rPr>
+          <w:rFonts w:ascii="Times New Roman" w:hAnsi="Times New Roman" w:cs="Times New Roman"/>
+        </w:rPr>
+        <w:t>Auth.js</w:t>
+      </w:r>
+    </w:p>
+    <w:p>
+      <w:pPr>
+        <w:pStyle w:val="ListParagraph"/>
+        <w:numPr>
+          <w:ilvl w:val="0"/>
+          <w:numId w:val="17"/>
+        </w:numPr>
+        <w:spacing w:after="0" w:line="240" w:lineRule="auto"/>
+        <w:rPr>
+          <w:rFonts w:ascii="Times New Roman" w:hAnsi="Times New Roman" w:cs="Times New Roman"/>
+        </w:rPr>
+      </w:pPr>
+      <w:r>
+        <w:rPr>
+          <w:rFonts w:ascii="Times New Roman" w:hAnsi="Times New Roman" w:cs="Times New Roman"/>
+        </w:rPr>
+        <w:t>pg</w:t>
+      </w:r>
+    </w:p>
+    <w:p>
+      <w:pPr>
+        <w:pStyle w:val="ListParagraph"/>
+        <w:numPr>
+          <w:ilvl w:val="0"/>
+          <w:numId w:val="17"/>
+        </w:numPr>
+        <w:spacing w:after="0" w:line="240" w:lineRule="auto"/>
+        <w:rPr>
+          <w:rFonts w:ascii="Times New Roman" w:hAnsi="Times New Roman" w:cs="Times New Roman"/>
+        </w:rPr>
+      </w:pPr>
+      <w:r>
+        <w:rPr>
+          <w:rFonts w:ascii="Times New Roman" w:hAnsi="Times New Roman" w:cs="Times New Roman"/>
+        </w:rPr>
+        <w:t>Papa Parse</w:t>
+      </w:r>
+    </w:p>
+    <w:p>
+      <w:pPr>
+        <w:pStyle w:val="ListParagraph"/>
+        <w:numPr>
+          <w:ilvl w:val="0"/>
+          <w:numId w:val="17"/>
+        </w:numPr>
+        <w:spacing w:after="0" w:line="240" w:lineRule="auto"/>
+        <w:rPr>
+          <w:rFonts w:ascii="Times New Roman" w:hAnsi="Times New Roman" w:cs="Times New Roman"/>
+        </w:rPr>
+      </w:pPr>
+      <w:r>
+        <w:rPr>
+          <w:rFonts w:ascii="Times New Roman" w:hAnsi="Times New Roman" w:cs="Times New Roman"/>
+        </w:rPr>
+        <w:t>python-docx</w:t>
+      </w:r>
+    </w:p>
+    <w:p>
+      <w:pPr>
+        <w:pStyle w:val="ListParagraph"/>
+        <w:numPr>
+          <w:ilvl w:val="0"/>
+          <w:numId w:val="17"/>
+        </w:numPr>
+        <w:spacing w:after="0" w:line="240" w:lineRule="auto"/>
+        <w:rPr>
+          <w:rFonts w:ascii="Times New Roman" w:hAnsi="Times New Roman" w:cs="Times New Roman"/>
+        </w:rPr>
+      </w:pPr>
+      <w:r>
+        <w:rPr>
+          <w:rFonts w:ascii="Times New Roman" w:hAnsi="Times New Roman" w:cs="Times New Roman"/>
+        </w:rPr>
+        <w:t>PyMuPDF</w:t>
+      </w:r>
+    </w:p>
+    <w:p>
+      <w:pPr>
+        <w:pStyle w:val="ListParagraph"/>
+        <w:numPr>
+          <w:ilvl w:val="0"/>
+          <w:numId w:val="17"/>
+        </w:numPr>
+        <w:spacing w:after="0" w:line="240" w:lineRule="auto"/>
+        <w:rPr>
+          <w:rFonts w:ascii="Times New Roman" w:hAnsi="Times New Roman" w:cs="Times New Roman"/>
+        </w:rPr>
+      </w:pPr>
+      <w:r>
+        <w:rPr>
+          <w:rFonts w:ascii="Times New Roman" w:hAnsi="Times New Roman" w:cs="Times New Roman"/>
+        </w:rPr>
+        <w:t>pdf-lib</w:t>
+      </w:r>
+    </w:p>
+    <w:p>
+      <w:pPr>
+        <w:spacing w:after="0" w:line="240" w:lineRule="auto"/>
+        <w:rPr>
+          <w:rFonts w:ascii="Times New Roman" w:hAnsi="Times New Roman" w:cs="Times New Roman"/>
+        </w:rPr>
+      </w:pPr>
+      <w:r>
+        <w:rPr>
+          <w:rFonts w:ascii="Times New Roman" w:hAnsi="Times New Roman" w:cs="Times New Roman"/>
+          <w:b/>
+          <w:bCs/>
+        </w:rPr>
+        <w:t>Databases, Hosting, and Storage</w:t>
+      </w:r>
+    </w:p>
+    <w:p>
+      <w:pPr>
+        <w:pStyle w:val="ListParagraph"/>
+        <w:numPr>
+          <w:ilvl w:val="0"/>
+          <w:numId w:val="17"/>
+        </w:numPr>
+        <w:spacing w:after="0" w:line="240" w:lineRule="auto"/>
+        <w:rPr>
+          <w:rFonts w:ascii="Times New Roman" w:hAnsi="Times New Roman" w:cs="Times New Roman"/>
+        </w:rPr>
+      </w:pPr>
+      <w:r>
+        <w:rPr>
+          <w:rFonts w:ascii="Times New Roman" w:hAnsi="Times New Roman" w:cs="Times New Roman"/>
+        </w:rPr>
+        <w:t>SQLite</w:t>
+      </w:r>
+    </w:p>
+    <w:p>
+      <w:pPr>
+        <w:pStyle w:val="ListParagraph"/>
+        <w:numPr>
+          <w:ilvl w:val="0"/>
+          <w:numId w:val="17"/>
+        </w:numPr>
+        <w:spacing w:after="0" w:line="240" w:lineRule="auto"/>
+        <w:rPr>
+          <w:rFonts w:ascii="Times New Roman" w:hAnsi="Times New Roman" w:cs="Times New Roman"/>
+        </w:rPr>
+      </w:pPr>
+      <w:r>
+        <w:rPr>
+          <w:rFonts w:ascii="Times New Roman" w:hAnsi="Times New Roman" w:cs="Times New Roman"/>
+        </w:rPr>
+        <w:t>PostgreSQL</w:t>
+      </w:r>
+    </w:p>
+    <w:p>
+      <w:pPr>
+        <w:pStyle w:val="ListParagraph"/>
+        <w:numPr>
+          <w:ilvl w:val="0"/>
+          <w:numId w:val="17"/>
+        </w:numPr>
+        <w:spacing w:after="0" w:line="240" w:lineRule="auto"/>
+        <w:rPr>
+          <w:rFonts w:ascii="Times New Roman" w:hAnsi="Times New Roman" w:cs="Times New Roman"/>
+        </w:rPr>
+      </w:pPr>
+      <w:r>
+        <w:rPr>
+          <w:rFonts w:ascii="Times New Roman" w:hAnsi="Times New Roman" w:cs="Times New Roman"/>
+        </w:rPr>
+        <w:t>Snowflake</w:t>
+      </w:r>
+    </w:p>
+    <w:p>
+      <w:pPr>
+        <w:pStyle w:val="ListParagraph"/>
+        <w:numPr>
+          <w:ilvl w:val="0"/>
+          <w:numId w:val="17"/>
+        </w:numPr>
+        <w:spacing w:after="0" w:line="240" w:lineRule="auto"/>
+        <w:rPr>
+          <w:rFonts w:ascii="Times New Roman" w:hAnsi="Times New Roman" w:cs="Times New Roman"/>
+        </w:rPr>
+      </w:pPr>
+      <w:r>
+        <w:rPr>
+          <w:rFonts w:ascii="Times New Roman" w:hAnsi="Times New Roman" w:cs="Times New Roman"/>
+        </w:rPr>
+        <w:t>Upstash Redis</w:t>
+      </w:r>
+    </w:p>
+    <w:p>
+      <w:pPr>
+        <w:pStyle w:val="ListParagraph"/>
+        <w:numPr>
+          <w:ilvl w:val="0"/>
+          <w:numId w:val="17"/>
+        </w:numPr>
+        <w:spacing w:after="0" w:line="240" w:lineRule="auto"/>
+        <w:rPr>
+          <w:rFonts w:ascii="Times New Roman" w:hAnsi="Times New Roman" w:cs="Times New Roman"/>
+        </w:rPr>
+      </w:pPr>
+      <w:r>
+        <w:rPr>
+          <w:rFonts w:ascii="Times New Roman" w:hAnsi="Times New Roman" w:cs="Times New Roman"/>
+        </w:rPr>
+        <w:t>Docker</w:t>
+      </w:r>
+    </w:p>
+    <w:p>
+      <w:pPr>
+        <w:pStyle w:val="ListParagraph"/>
+        <w:numPr>
+          <w:ilvl w:val="0"/>
+          <w:numId w:val="17"/>
+        </w:numPr>
+        <w:spacing w:after="0" w:line="240" w:lineRule="auto"/>
+        <w:rPr>
+          <w:rFonts w:ascii="Times New Roman" w:hAnsi="Times New Roman" w:cs="Times New Roman"/>
+        </w:rPr>
+      </w:pPr>
+      <w:r>
+        <w:rPr>
+          <w:rFonts w:ascii="Times New Roman" w:hAnsi="Times New Roman" w:cs="Times New Roman"/>
+        </w:rPr>
+        <w:lastRenderedPageBreak/>
+        <w:t>Railway</w:t>
+      </w:r>
+    </w:p>
+    <w:p>
+      <w:pPr>
+        <w:pStyle w:val="ListParagraph"/>
+        <w:numPr>
+          <w:ilvl w:val="0"/>
+          <w:numId w:val="17"/>
+        </w:numPr>
+        <w:spacing w:after="0" w:line="240" w:lineRule="auto"/>
+        <w:rPr>
+          <w:rFonts w:ascii="Times New Roman" w:hAnsi="Times New Roman" w:cs="Times New Roman"/>
+        </w:rPr>
+      </w:pPr>
+      <w:r>
+        <w:rPr>
+          <w:rFonts w:ascii="Times New Roman" w:hAnsi="Times New Roman" w:cs="Times New Roman"/>
+        </w:rPr>
+        <w:t>Vercel</w:t>
+      </w:r>
+    </w:p>
+    <w:p>
+      <w:pPr>
+        <w:pStyle w:val="ListParagraph"/>
+        <w:numPr>
+          <w:ilvl w:val="0"/>
+          <w:numId w:val="17"/>
+        </w:numPr>
+        <w:spacing w:after="0" w:line="240" w:lineRule="auto"/>
+        <w:rPr>
+          <w:rFonts w:ascii="Times New Roman" w:hAnsi="Times New Roman" w:cs="Times New Roman"/>
+        </w:rPr>
+      </w:pPr>
+      <w:r>
+        <w:rPr>
+          <w:rFonts w:ascii="Times New Roman" w:hAnsi="Times New Roman" w:cs="Times New Roman"/>
+        </w:rPr>
+        <w:t>Vercel Cron</w:t>
+      </w:r>
+    </w:p>
+    <w:p>
+      <w:pPr>
+        <w:pStyle w:val="ListParagraph"/>
+        <w:numPr>
+          <w:ilvl w:val="0"/>
+          <w:numId w:val="17"/>
+        </w:numPr>
+        <w:spacing w:after="0" w:line="240" w:lineRule="auto"/>
+        <w:rPr>
+          <w:rFonts w:ascii="Times New Roman" w:hAnsi="Times New Roman" w:cs="Times New Roman"/>
+        </w:rPr>
+      </w:pPr>
+      <w:r>
+        <w:rPr>
+          <w:rFonts w:ascii="Times New Roman" w:hAnsi="Times New Roman" w:cs="Times New Roman"/>
+        </w:rPr>
+        <w:t>Vercel Blob</w:t>
+      </w:r>
+    </w:p>
+    <w:p>
+      <w:pPr>
+        <w:pStyle w:val="ListParagraph"/>
+        <w:numPr>
+          <w:ilvl w:val="0"/>
+          <w:numId w:val="17"/>
+        </w:numPr>
+        <w:spacing w:after="0" w:line="240" w:lineRule="auto"/>
+        <w:rPr>
+          <w:rFonts w:ascii="Times New Roman" w:hAnsi="Times New Roman" w:cs="Times New Roman"/>
+        </w:rPr>
+      </w:pPr>
+      <w:r>
+        <w:rPr>
+          <w:rFonts w:ascii="Times New Roman" w:hAnsi="Times New Roman" w:cs="Times New Roman"/>
+        </w:rPr>
+        <w:t>Cloudflare — documented project architecture</w:t>
+      </w:r>
+    </w:p>
+    <w:p>
+      <w:pPr>
+        <w:spacing w:after="0" w:line="240" w:lineRule="auto"/>
+        <w:rPr>
+          <w:rFonts w:ascii="Times New Roman" w:hAnsi="Times New Roman" w:cs="Times New Roman"/>
+        </w:rPr>
+      </w:pPr>
+      <w:r>
+        <w:rPr>
+          <w:rFonts w:ascii="Times New Roman" w:hAnsi="Times New Roman" w:cs="Times New Roman"/>
+          <w:b/>
+          <w:bCs/>
+        </w:rPr>
+        <w:t>Search and Retrieval</w:t>
+      </w:r>
+    </w:p>
+    <w:p>
+      <w:pPr>
+        <w:pStyle w:val="ListParagraph"/>
+        <w:numPr>
+          <w:ilvl w:val="0"/>
+          <w:numId w:val="17"/>
+        </w:numPr>
+        <w:spacing w:after="0" w:line="240" w:lineRule="auto"/>
+        <w:rPr>
+          <w:rFonts w:ascii="Times New Roman" w:hAnsi="Times New Roman" w:cs="Times New Roman"/>
+        </w:rPr>
+      </w:pPr>
+      <w:r>
+        <w:rPr>
+          <w:rFonts w:ascii="Times New Roman" w:hAnsi="Times New Roman" w:cs="Times New Roman"/>
+        </w:rPr>
+        <w:t>Brave Search</w:t>
+      </w:r>
+    </w:p>
+    <w:p>
+      <w:pPr>
+        <w:pStyle w:val="ListParagraph"/>
+        <w:numPr>
+          <w:ilvl w:val="0"/>
+          <w:numId w:val="17"/>
+        </w:numPr>
+        <w:spacing w:after="0" w:line="240" w:lineRule="auto"/>
+        <w:rPr>
+          <w:rFonts w:ascii="Times New Roman" w:hAnsi="Times New Roman" w:cs="Times New Roman"/>
+        </w:rPr>
+      </w:pPr>
+      <w:r>
+        <w:rPr>
+          <w:rFonts w:ascii="Times New Roman" w:hAnsi="Times New Roman" w:cs="Times New Roman"/>
+        </w:rPr>
+        <w:t>Firecrawl</w:t>
+      </w:r>
+    </w:p>
+    <w:p>
+      <w:pPr>
+        <w:spacing w:after="0" w:line="240" w:lineRule="auto"/>
+        <w:rPr>
+          <w:rFonts w:ascii="Times New Roman" w:hAnsi="Times New Roman" w:cs="Times New Roman"/>
+        </w:rPr>
+      </w:pPr>
+      <w:r>
+        <w:rPr>
+          <w:rFonts w:ascii="Times New Roman" w:hAnsi="Times New Roman" w:cs="Times New Roman"/>
+          <w:b/>
+          <w:bCs/>
+        </w:rPr>
+        <w:t>Programming Languages</w:t>
+      </w:r>
+    </w:p>
+    <w:p>
+      <w:pPr>
+        <w:pStyle w:val="ListParagraph"/>
+        <w:numPr>
+          <w:ilvl w:val="0"/>
+          <w:numId w:val="17"/>
+        </w:numPr>
+        <w:spacing w:after="0" w:line="240" w:lineRule="auto"/>
+        <w:rPr>
+          <w:rFonts w:ascii="Times New Roman" w:hAnsi="Times New Roman" w:cs="Times New Roman"/>
+        </w:rPr>
+      </w:pPr>
+      <w:r>
+        <w:rPr>
+          <w:rFonts w:ascii="Times New Roman" w:hAnsi="Times New Roman" w:cs="Times New Roman"/>
+        </w:rPr>
+        <w:t>Python</w:t>
+      </w:r>
+    </w:p>
+    <w:p>
+      <w:pPr>
+        <w:pStyle w:val="ListParagraph"/>
+        <w:numPr>
+          <w:ilvl w:val="0"/>
+          <w:numId w:val="17"/>
+        </w:numPr>
+        <w:spacing w:after="0" w:line="240" w:lineRule="auto"/>
+        <w:rPr>
+          <w:rFonts w:ascii="Times New Roman" w:hAnsi="Times New Roman" w:cs="Times New Roman"/>
+        </w:rPr>
+      </w:pPr>
+      <w:r>
+        <w:rPr>
+          <w:rFonts w:ascii="Times New Roman" w:hAnsi="Times New Roman" w:cs="Times New Roman"/>
+        </w:rPr>
+        <w:t>R</w:t>
+      </w:r>
+    </w:p>
+    <w:p>
+      <w:pPr>
+        <w:pStyle w:val="ListParagraph"/>
+        <w:numPr>
+          <w:ilvl w:val="0"/>
+          <w:numId w:val="17"/>
+        </w:numPr>
+        <w:spacing w:after="0" w:line="240" w:lineRule="auto"/>
+        <w:rPr>
+          <w:rFonts w:ascii="Times New Roman" w:hAnsi="Times New Roman" w:cs="Times New Roman"/>
+        </w:rPr>
+      </w:pPr>
+      <w:r>
+        <w:rPr>
+          <w:rFonts w:ascii="Times New Roman" w:hAnsi="Times New Roman" w:cs="Times New Roman"/>
+        </w:rPr>
+        <w:t>SQL</w:t>
+      </w:r>
+    </w:p>
+    <w:p>
+      <w:pPr>
+        <w:pStyle w:val="ListParagraph"/>
+        <w:numPr>
+          <w:ilvl w:val="0"/>
+          <w:numId w:val="17"/>
+        </w:numPr>
+        <w:spacing w:after="0" w:line="240" w:lineRule="auto"/>
+        <w:rPr>
+          <w:rFonts w:ascii="Times New Roman" w:hAnsi="Times New Roman" w:cs="Times New Roman"/>
+        </w:rPr>
+      </w:pPr>
+      <w:r>
+        <w:rPr>
+          <w:rFonts w:ascii="Times New Roman" w:hAnsi="Times New Roman" w:cs="Times New Roman"/>
+        </w:rPr>
+        <w:t>JavaScript</w:t>
+      </w:r>
+    </w:p>
+    <w:p>
+      <w:pPr>
+        <w:pStyle w:val="ListParagraph"/>
+        <w:numPr>
+          <w:ilvl w:val="0"/>
+          <w:numId w:val="17"/>
+        </w:numPr>
+        <w:spacing w:after="0" w:line="240" w:lineRule="auto"/>
+        <w:rPr>
+          <w:rFonts w:ascii="Times New Roman" w:hAnsi="Times New Roman" w:cs="Times New Roman"/>
+        </w:rPr>
+      </w:pPr>
+      <w:r>
+        <w:rPr>
+          <w:rFonts w:ascii="Times New Roman" w:hAnsi="Times New Roman" w:cs="Times New Roman"/>
+        </w:rPr>
+        <w:t>TypeScript</w:t>
+      </w:r>
+    </w:p>
+    <w:p>
+      <w:pPr>
+        <w:pStyle w:val="ListParagraph"/>
+        <w:numPr>
+          <w:ilvl w:val="0"/>
+          <w:numId w:val="17"/>
+        </w:numPr>
+        <w:spacing w:after="0" w:line="240" w:lineRule="auto"/>
+        <w:rPr>
+          <w:rFonts w:ascii="Times New Roman" w:hAnsi="Times New Roman" w:cs="Times New Roman"/>
+        </w:rPr>
+      </w:pPr>
+      <w:r>
+        <w:rPr>
+          <w:rFonts w:ascii="Times New Roman" w:hAnsi="Times New Roman" w:cs="Times New Roman"/>
+        </w:rPr>
+        <w:t>VBA</w:t>
+      </w:r>
+    </w:p>
+    <w:p>
+      <w:pPr>
+        <w:pStyle w:val="ListParagraph"/>
+        <w:numPr>
+          <w:ilvl w:val="0"/>
+          <w:numId w:val="17"/>
+        </w:numPr>
+        <w:spacing w:after="0" w:line="240" w:lineRule="auto"/>
+        <w:rPr>
+          <w:rFonts w:ascii="Times New Roman" w:hAnsi="Times New Roman" w:cs="Times New Roman"/>
+        </w:rPr>
+      </w:pPr>
+      <w:r>
+        <w:rPr>
+          <w:rFonts w:ascii="Times New Roman" w:hAnsi="Times New Roman" w:cs="Times New Roman"/>
+        </w:rPr>
+        <w:t>PHP</w:t>
+      </w:r>
+    </w:p>
+    <w:p>
+      <w:pPr>
+        <w:spacing w:after="0" w:line="240" w:lineRule="auto"/>
+        <w:rPr>
+          <w:rFonts w:ascii="Times New Roman" w:hAnsi="Times New Roman" w:cs="Times New Roman"/>
+        </w:rPr>
+      </w:pPr>
+      <w:r>
+        <w:rPr>
+          <w:rFonts w:ascii="Times New Roman" w:hAnsi="Times New Roman" w:cs="Times New Roman"/>
+          <w:b/>
+          <w:bCs/>
+        </w:rPr>
+        <w:t>Web Languages, Query Languages, and Data Formats</w:t>
+      </w:r>
+    </w:p>
+    <w:p>
+      <w:pPr>
+        <w:pStyle w:val="ListParagraph"/>
+        <w:numPr>
+          <w:ilvl w:val="0"/>
+          <w:numId w:val="17"/>
+        </w:numPr>
+        <w:spacing w:after="0" w:line="240" w:lineRule="auto"/>
+        <w:rPr>
+          <w:rFonts w:ascii="Times New Roman" w:hAnsi="Times New Roman" w:cs="Times New Roman"/>
+        </w:rPr>
+      </w:pPr>
+      <w:r>
+        <w:rPr>
+          <w:rFonts w:ascii="Times New Roman" w:hAnsi="Times New Roman" w:cs="Times New Roman"/>
+        </w:rPr>
+        <w:t>HTML5</w:t>
+      </w:r>
+    </w:p>
+    <w:p>
+      <w:pPr>
+        <w:pStyle w:val="ListParagraph"/>
+        <w:numPr>
+          <w:ilvl w:val="0"/>
+          <w:numId w:val="17"/>
+        </w:numPr>
+        <w:spacing w:after="0" w:line="240" w:lineRule="auto"/>
+        <w:rPr>
+          <w:rFonts w:ascii="Times New Roman" w:hAnsi="Times New Roman" w:cs="Times New Roman"/>
+        </w:rPr>
+      </w:pPr>
+      <w:r>
+        <w:rPr>
+          <w:rFonts w:ascii="Times New Roman" w:hAnsi="Times New Roman" w:cs="Times New Roman"/>
+        </w:rPr>
+        <w:t>CSS3</w:t>
+      </w:r>
+    </w:p>
+    <w:p>
+      <w:pPr>
+        <w:pStyle w:val="ListParagraph"/>
+        <w:numPr>
+          <w:ilvl w:val="0"/>
+          <w:numId w:val="17"/>
+        </w:numPr>
+        <w:spacing w:after="0" w:line="240" w:lineRule="auto"/>
+        <w:rPr>
+          <w:rFonts w:ascii="Times New Roman" w:hAnsi="Times New Roman" w:cs="Times New Roman"/>
+        </w:rPr>
+      </w:pPr>
+      <w:r>
+        <w:rPr>
+          <w:rFonts w:ascii="Times New Roman" w:hAnsi="Times New Roman" w:cs="Times New Roman"/>
+        </w:rPr>
+        <w:t>GraphQL</w:t>
+      </w:r>
+    </w:p>
+    <w:p>
+      <w:pPr>
+        <w:pStyle w:val="ListParagraph"/>
+        <w:numPr>
+          <w:ilvl w:val="0"/>
+          <w:numId w:val="17"/>
+        </w:numPr>
+        <w:spacing w:after="0" w:line="240" w:lineRule="auto"/>
+        <w:rPr>
+          <w:rFonts w:ascii="Times New Roman" w:hAnsi="Times New Roman" w:cs="Times New Roman"/>
+        </w:rPr>
+      </w:pPr>
+      <w:r>
+        <w:rPr>
+          <w:rFonts w:ascii="Times New Roman" w:hAnsi="Times New Roman" w:cs="Times New Roman"/>
+        </w:rPr>
+        <w:t>XML</w:t>
+      </w:r>
+    </w:p>
+    <w:p>
+      <w:pPr>
+        <w:pStyle w:val="ListParagraph"/>
+        <w:numPr>
+          <w:ilvl w:val="0"/>
+          <w:numId w:val="17"/>
+        </w:numPr>
+        <w:spacing w:after="0" w:line="240" w:lineRule="auto"/>
+        <w:rPr>
+          <w:rFonts w:ascii="Times New Roman" w:hAnsi="Times New Roman" w:cs="Times New Roman"/>
+        </w:rPr>
+      </w:pPr>
+      <w:r>
+        <w:rPr>
+          <w:rFonts w:ascii="Times New Roman" w:hAnsi="Times New Roman" w:cs="Times New Roman"/>
+        </w:rPr>
+        <w:t>JSON</w:t>
+      </w:r>
+    </w:p>
+    <w:p>
+      <w:pPr>
+        <w:pStyle w:val="ListParagraph"/>
+        <w:numPr>
+          <w:ilvl w:val="0"/>
+          <w:numId w:val="17"/>
+        </w:numPr>
+        <w:spacing w:after="0" w:line="240" w:lineRule="auto"/>
+        <w:rPr>
+          <w:rFonts w:ascii="Times New Roman" w:hAnsi="Times New Roman" w:cs="Times New Roman"/>
+        </w:rPr>
+      </w:pPr>
+      <w:r>
+        <w:rPr>
+          <w:rFonts w:ascii="Times New Roman" w:hAnsi="Times New Roman" w:cs="Times New Roman"/>
+        </w:rPr>
+        <w:t>JSONL</w:t>
+      </w:r>
+    </w:p>
+    <w:p>
+      <w:pPr>
+        <w:pStyle w:val="ListParagraph"/>
+        <w:numPr>
+          <w:ilvl w:val="0"/>
+          <w:numId w:val="17"/>
+        </w:numPr>
+        <w:spacing w:after="0" w:line="240" w:lineRule="auto"/>
+        <w:rPr>
+          <w:rFonts w:ascii="Times New Roman" w:hAnsi="Times New Roman" w:cs="Times New Roman"/>
+        </w:rPr>
+      </w:pPr>
+      <w:r>
+        <w:rPr>
+          <w:rFonts w:ascii="Times New Roman" w:hAnsi="Times New Roman" w:cs="Times New Roman"/>
+        </w:rPr>
+        <w:t>Markdown</w:t>
+      </w:r>
+    </w:p>
+    <w:p>
+      <w:pPr>
+        <w:spacing w:after="0" w:line="240" w:lineRule="auto"/>
+        <w:rPr>
+          <w:rFonts w:ascii="Times New Roman" w:hAnsi="Times New Roman" w:cs="Times New Roman"/>
+        </w:rPr>
+      </w:pPr>
+      <w:r>
+        <w:rPr>
+          <w:rFonts w:ascii="Times New Roman" w:hAnsi="Times New Roman" w:cs="Times New Roman"/>
+          <w:b/>
+          <w:bCs/>
+        </w:rPr>
+        <w:t>APIs and SDKs</w:t>
+      </w:r>
+    </w:p>
+    <w:p>
+      <w:pPr>
+        <w:pStyle w:val="ListParagraph"/>
+        <w:numPr>
+          <w:ilvl w:val="0"/>
+          <w:numId w:val="17"/>
+        </w:numPr>
+        <w:spacing w:after="0" w:line="240" w:lineRule="auto"/>
+        <w:rPr>
+          <w:rFonts w:ascii="Times New Roman" w:hAnsi="Times New Roman" w:cs="Times New Roman"/>
+        </w:rPr>
+      </w:pPr>
+      <w:r>
+        <w:rPr>
+          <w:rFonts w:ascii="Times New Roman" w:hAnsi="Times New Roman" w:cs="Times New Roman"/>
+        </w:rPr>
+        <w:t>OpenAI Node SDK</w:t>
+      </w:r>
+    </w:p>
+    <w:p>
+      <w:pPr>
+        <w:pStyle w:val="ListParagraph"/>
+        <w:numPr>
+          <w:ilvl w:val="0"/>
+          <w:numId w:val="17"/>
+        </w:numPr>
+        <w:spacing w:after="0" w:line="240" w:lineRule="auto"/>
+        <w:rPr>
+          <w:rFonts w:ascii="Times New Roman" w:hAnsi="Times New Roman" w:cs="Times New Roman"/>
+        </w:rPr>
+      </w:pPr>
+      <w:r>
+        <w:rPr>
+          <w:rFonts w:ascii="Times New Roman" w:hAnsi="Times New Roman" w:cs="Times New Roman"/>
+        </w:rPr>
+        <w:t>OpenAI Responses API</w:t>
+      </w:r>
+    </w:p>
+    <w:p>
+      <w:pPr>
+        <w:pStyle w:val="ListParagraph"/>
+        <w:numPr>
+          <w:ilvl w:val="0"/>
+          <w:numId w:val="17"/>
+        </w:numPr>
+        <w:spacing w:after="0" w:line="240" w:lineRule="auto"/>
+        <w:rPr>
+          <w:rFonts w:ascii="Times New Roman" w:hAnsi="Times New Roman" w:cs="Times New Roman"/>
+        </w:rPr>
+      </w:pPr>
+      <w:r>
+        <w:rPr>
+          <w:rFonts w:ascii="Times New Roman" w:hAnsi="Times New Roman" w:cs="Times New Roman"/>
+        </w:rPr>
+        <w:t>Google Ads API</w:t>
+      </w:r>
+    </w:p>
+    <w:p>
+      <w:pPr>
+        <w:pStyle w:val="ListParagraph"/>
+        <w:numPr>
+          <w:ilvl w:val="0"/>
+          <w:numId w:val="17"/>
+        </w:numPr>
+        <w:spacing w:after="0" w:line="240" w:lineRule="auto"/>
+        <w:rPr>
+          <w:rFonts w:ascii="Times New Roman" w:hAnsi="Times New Roman" w:cs="Times New Roman"/>
+        </w:rPr>
+      </w:pPr>
+      <w:r>
+        <w:rPr>
+          <w:rFonts w:ascii="Times New Roman" w:hAnsi="Times New Roman" w:cs="Times New Roman"/>
+        </w:rPr>
+        <w:t>Google Analytics Data API</w:t>
+      </w:r>
+    </w:p>
+    <w:p>
+      <w:pPr>
+        <w:pStyle w:val="ListParagraph"/>
+        <w:numPr>
+          <w:ilvl w:val="0"/>
+          <w:numId w:val="17"/>
+        </w:numPr>
+        <w:spacing w:after="0" w:line="240" w:lineRule="auto"/>
+        <w:rPr>
+          <w:rFonts w:ascii="Times New Roman" w:hAnsi="Times New Roman" w:cs="Times New Roman"/>
+        </w:rPr>
+      </w:pPr>
+      <w:r>
+        <w:rPr>
+          <w:rFonts w:ascii="Times New Roman" w:hAnsi="Times New Roman" w:cs="Times New Roman"/>
+        </w:rPr>
+        <w:t>Google Search Console API</w:t>
+      </w:r>
+    </w:p>
+    <w:p>
+      <w:pPr>
+        <w:pStyle w:val="ListParagraph"/>
+        <w:numPr>
+          <w:ilvl w:val="0"/>
+          <w:numId w:val="17"/>
+        </w:numPr>
+        <w:spacing w:after="0" w:line="240" w:lineRule="auto"/>
+        <w:rPr>
+          <w:rFonts w:ascii="Times New Roman" w:hAnsi="Times New Roman" w:cs="Times New Roman"/>
+        </w:rPr>
+      </w:pPr>
+      <w:r>
+        <w:rPr>
+          <w:rFonts w:ascii="Times New Roman" w:hAnsi="Times New Roman" w:cs="Times New Roman"/>
+        </w:rPr>
+        <w:t>Google Sheets API</w:t>
+      </w:r>
+    </w:p>
+    <w:p>
+      <w:pPr>
+        <w:pStyle w:val="ListParagraph"/>
+        <w:numPr>
+          <w:ilvl w:val="0"/>
+          <w:numId w:val="17"/>
+        </w:numPr>
+        <w:spacing w:after="0" w:line="240" w:lineRule="auto"/>
+        <w:rPr>
+          <w:rFonts w:ascii="Times New Roman" w:hAnsi="Times New Roman" w:cs="Times New Roman"/>
+        </w:rPr>
+      </w:pPr>
+      <w:r>
+        <w:rPr>
+          <w:rFonts w:ascii="Times New Roman" w:hAnsi="Times New Roman" w:cs="Times New Roman"/>
+        </w:rPr>
+        <w:t>Gmail API</w:t>
+      </w:r>
+    </w:p>
+    <w:p>
+      <w:pPr>
+        <w:pStyle w:val="ListParagraph"/>
+        <w:numPr>
+          <w:ilvl w:val="0"/>
+          <w:numId w:val="17"/>
+        </w:numPr>
+        <w:spacing w:after="0" w:line="240" w:lineRule="auto"/>
+        <w:rPr>
+          <w:rFonts w:ascii="Times New Roman" w:hAnsi="Times New Roman" w:cs="Times New Roman"/>
+        </w:rPr>
+      </w:pPr>
+      <w:r>
+        <w:rPr>
+          <w:rFonts w:ascii="Times New Roman" w:hAnsi="Times New Roman" w:cs="Times New Roman"/>
+        </w:rPr>
+        <w:t>Google Search API</w:t>
+      </w:r>
+    </w:p>
+    <w:p>
+      <w:pPr>
+        <w:pStyle w:val="ListParagraph"/>
+        <w:numPr>
+          <w:ilvl w:val="0"/>
+          <w:numId w:val="17"/>
+        </w:numPr>
+        <w:spacing w:after="0" w:line="240" w:lineRule="auto"/>
+        <w:rPr>
+          <w:rFonts w:ascii="Times New Roman" w:hAnsi="Times New Roman" w:cs="Times New Roman"/>
+        </w:rPr>
+      </w:pPr>
+      <w:r>
+        <w:rPr>
+          <w:rFonts w:ascii="Times New Roman" w:hAnsi="Times New Roman" w:cs="Times New Roman"/>
+        </w:rPr>
+        <w:t>Shopify Storefront GraphQL API</w:t>
+      </w:r>
+    </w:p>
+    <w:p>
+      <w:pPr>
+        <w:pStyle w:val="ListParagraph"/>
+        <w:numPr>
+          <w:ilvl w:val="0"/>
+          <w:numId w:val="17"/>
+        </w:numPr>
+        <w:spacing w:after="0" w:line="240" w:lineRule="auto"/>
+        <w:rPr>
+          <w:rFonts w:ascii="Times New Roman" w:hAnsi="Times New Roman" w:cs="Times New Roman"/>
+        </w:rPr>
+      </w:pPr>
+      <w:r>
+        <w:rPr>
+          <w:rFonts w:ascii="Times New Roman" w:hAnsi="Times New Roman" w:cs="Times New Roman"/>
+        </w:rPr>
+        <w:t>Shopify Admin GraphQL API</w:t>
+      </w:r>
+    </w:p>
+    <w:p>
+      <w:pPr>
+        <w:spacing w:after="0" w:line="240" w:lineRule="auto"/>
+        <w:rPr>
+          <w:rFonts w:ascii="Times New Roman" w:hAnsi="Times New Roman" w:cs="Times New Roman"/>
+        </w:rPr>
+      </w:pPr>
     </w:p>
     <w:p>
       <w:pPr>
@@ -15211,7 +18264,6 @@
         <w:rPr>
           <w:rFonts w:ascii="Times New Roman" w:hAnsi="Times New Roman" w:cs="Times New Roman"/>
         </w:rPr>
-        <w:lastRenderedPageBreak/>
         <w:t>Analyzed max CPC versus smart bidding, brand CPC optimization, non-brand target CPA, Performance Max and Google Shopping mix, audience performance, data-driven attribution, incremental CPA, lifetime value, affiliate commissions, and AI-assisted promotion performance using Namogoo</w:t>
       </w:r>
     </w:p>
@@ -15830,7 +18882,6 @@
         <w:rPr>
           <w:rFonts w:ascii="Times New Roman" w:hAnsi="Times New Roman" w:cs="Times New Roman"/>
         </w:rPr>
-        <w:lastRenderedPageBreak/>
         <w:t>Managed Google Ads, Microsoft Ads, Amazon, Meta, Instagram, and TikTok across an approximately $400K monthly advertising budget</w:t>
       </w:r>
     </w:p>
@@ -16662,7 +19713,6 @@
         <w:rPr>
           <w:rFonts w:ascii="Times New Roman" w:hAnsi="Times New Roman" w:cs="Times New Roman"/>
         </w:rPr>
-        <w:lastRenderedPageBreak/>
         <w:t>Directed digital marketing and e-commerce for a large B2B distributor, coordinating execution and reporting across marketing, sales, operations, finance, IT, and product teams</w:t>
       </w:r>
     </w:p>
@@ -17258,7 +20308,6 @@
         <w:rPr>
           <w:rFonts w:ascii="Times New Roman" w:hAnsi="Times New Roman" w:cs="Times New Roman"/>
         </w:rPr>
-        <w:lastRenderedPageBreak/>
         <w:t>Conducted advanced keyword research, channel analysis, monitored trends, created custom attribution models, acquisition analysis, conversion path and funnel analysis, landing page optimization, A/B multivariate testing, conversion rate optimization (CRO), created advanced bid strategies and testing, setup bid experiments, created an affiliate program strategy, and created ad copy for search and display ads using Adobe design software</w:t>
       </w:r>
     </w:p>
@@ -17865,7 +20914,6 @@
         <w:rPr>
           <w:rFonts w:ascii="Times New Roman" w:hAnsi="Times New Roman" w:cs="Times New Roman"/>
         </w:rPr>
-        <w:lastRenderedPageBreak/>
         <w:t>Conducted comprehensive market research, persuaded management to add new services, and oversaw their development and implementation. Worked with leadership to create tax and finance departments that together contributed more than 25% of firm revenue</w:t>
       </w:r>
     </w:p>
@@ -19011,6 +22059,155 @@
     </w:lvl>
   </w:abstractNum>
   <w:abstractNum w:abstractNumId="3" w15:restartNumberingAfterBreak="0">
+    <w:nsid w:val="01E44543"/>
+    <w:multiLevelType w:val="multilevel"/>
+    <w:tmpl w:val="DFA09860"/>
+    <w:lvl w:ilvl="0">
+      <w:start w:val="1"/>
+      <w:numFmt w:val="bullet"/>
+      <w:lvlText w:val=""/>
+      <w:lvlJc w:val="left"/>
+      <w:pPr>
+        <w:tabs>
+          <w:tab w:val="num" w:pos="720"/>
+        </w:tabs>
+        <w:ind w:left="720" w:hanging="360"/>
+      </w:pPr>
+      <w:rPr>
+        <w:rFonts w:ascii="Symbol" w:hAnsi="Symbol" w:hint="default"/>
+        <w:sz w:val="20"/>
+      </w:rPr>
+    </w:lvl>
+    <w:lvl w:ilvl="1" w:tentative="1">
+      <w:start w:val="1"/>
+      <w:numFmt w:val="bullet"/>
+      <w:lvlText w:val="o"/>
+      <w:lvlJc w:val="left"/>
+      <w:pPr>
+        <w:tabs>
+          <w:tab w:val="num" w:pos="1440"/>
+        </w:tabs>
+        <w:ind w:left="1440" w:hanging="360"/>
+      </w:pPr>
+      <w:rPr>
+        <w:rFonts w:ascii="Courier New" w:hAnsi="Courier New" w:hint="default"/>
+        <w:sz w:val="20"/>
+      </w:rPr>
+    </w:lvl>
+    <w:lvl w:ilvl="2" w:tentative="1">
+      <w:start w:val="1"/>
+      <w:numFmt w:val="bullet"/>
+      <w:lvlText w:val=""/>
+      <w:lvlJc w:val="left"/>
+      <w:pPr>
+        <w:tabs>
+          <w:tab w:val="num" w:pos="2160"/>
+        </w:tabs>
+        <w:ind w:left="2160" w:hanging="360"/>
+      </w:pPr>
+      <w:rPr>
+        <w:rFonts w:ascii="Wingdings" w:hAnsi="Wingdings" w:hint="default"/>
+        <w:sz w:val="20"/>
+      </w:rPr>
+    </w:lvl>
+    <w:lvl w:ilvl="3" w:tentative="1">
+      <w:start w:val="1"/>
+      <w:numFmt w:val="bullet"/>
+      <w:lvlText w:val=""/>
+      <w:lvlJc w:val="left"/>
+      <w:pPr>
+        <w:tabs>
+          <w:tab w:val="num" w:pos="2880"/>
+        </w:tabs>
+        <w:ind w:left="2880" w:hanging="360"/>
+      </w:pPr>
+      <w:rPr>
+        <w:rFonts w:ascii="Wingdings" w:hAnsi="Wingdings" w:hint="default"/>
+        <w:sz w:val="20"/>
+      </w:rPr>
+    </w:lvl>
+    <w:lvl w:ilvl="4" w:tentative="1">
+      <w:start w:val="1"/>
+      <w:numFmt w:val="bullet"/>
+      <w:lvlText w:val=""/>
+      <w:lvlJc w:val="left"/>
+      <w:pPr>
+        <w:tabs>
+          <w:tab w:val="num" w:pos="3600"/>
+        </w:tabs>
+        <w:ind w:left="3600" w:hanging="360"/>
+      </w:pPr>
+      <w:rPr>
+        <w:rFonts w:ascii="Wingdings" w:hAnsi="Wingdings" w:hint="default"/>
+        <w:sz w:val="20"/>
+      </w:rPr>
+    </w:lvl>
+    <w:lvl w:ilvl="5" w:tentative="1">
+      <w:start w:val="1"/>
+      <w:numFmt w:val="bullet"/>
+      <w:lvlText w:val=""/>
+      <w:lvlJc w:val="left"/>
+      <w:pPr>
+        <w:tabs>
+          <w:tab w:val="num" w:pos="4320"/>
+        </w:tabs>
+        <w:ind w:left="4320" w:hanging="360"/>
+      </w:pPr>
+      <w:rPr>
+        <w:rFonts w:ascii="Wingdings" w:hAnsi="Wingdings" w:hint="default"/>
+        <w:sz w:val="20"/>
+      </w:rPr>
+    </w:lvl>
+    <w:lvl w:ilvl="6" w:tentative="1">
+      <w:start w:val="1"/>
+      <w:numFmt w:val="bullet"/>
+      <w:lvlText w:val=""/>
+      <w:lvlJc w:val="left"/>
+      <w:pPr>
+        <w:tabs>
+          <w:tab w:val="num" w:pos="5040"/>
+        </w:tabs>
+        <w:ind w:left="5040" w:hanging="360"/>
+      </w:pPr>
+      <w:rPr>
+        <w:rFonts w:ascii="Wingdings" w:hAnsi="Wingdings" w:hint="default"/>
+        <w:sz w:val="20"/>
+      </w:rPr>
+    </w:lvl>
+    <w:lvl w:ilvl="7" w:tentative="1">
+      <w:start w:val="1"/>
+      <w:numFmt w:val="bullet"/>
+      <w:lvlText w:val=""/>
+      <w:lvlJc w:val="left"/>
+      <w:pPr>
+        <w:tabs>
+          <w:tab w:val="num" w:pos="5760"/>
+        </w:tabs>
+        <w:ind w:left="5760" w:hanging="360"/>
+      </w:pPr>
+      <w:rPr>
+        <w:rFonts w:ascii="Wingdings" w:hAnsi="Wingdings" w:hint="default"/>
+        <w:sz w:val="20"/>
+      </w:rPr>
+    </w:lvl>
+    <w:lvl w:ilvl="8" w:tentative="1">
+      <w:start w:val="1"/>
+      <w:numFmt w:val="bullet"/>
+      <w:lvlText w:val=""/>
+      <w:lvlJc w:val="left"/>
+      <w:pPr>
+        <w:tabs>
+          <w:tab w:val="num" w:pos="6480"/>
+        </w:tabs>
+        <w:ind w:left="6480" w:hanging="360"/>
+      </w:pPr>
+      <w:rPr>
+        <w:rFonts w:ascii="Wingdings" w:hAnsi="Wingdings" w:hint="default"/>
+        <w:sz w:val="20"/>
+      </w:rPr>
+    </w:lvl>
+  </w:abstractNum>
+  <w:abstractNum w:abstractNumId="4" w15:restartNumberingAfterBreak="0">
     <w:nsid w:val="03D525D3"/>
     <w:multiLevelType w:val="hybridMultilevel"/>
     <w:tmpl w:val="F03AA168"/>
@@ -19122,7 +22319,7 @@
       </w:rPr>
     </w:lvl>
   </w:abstractNum>
-  <w:abstractNum w:abstractNumId="4" w15:restartNumberingAfterBreak="0">
+  <w:abstractNum w:abstractNumId="5" w15:restartNumberingAfterBreak="0">
     <w:nsid w:val="0675690A"/>
     <w:multiLevelType w:val="multilevel"/>
     <w:tmpl w:val="F0A82364"/>
@@ -19271,7 +22468,7 @@
       </w:rPr>
     </w:lvl>
   </w:abstractNum>
-  <w:abstractNum w:abstractNumId="5" w15:restartNumberingAfterBreak="0">
+  <w:abstractNum w:abstractNumId="6" w15:restartNumberingAfterBreak="0">
     <w:nsid w:val="08CF2923"/>
     <w:multiLevelType w:val="hybridMultilevel"/>
     <w:tmpl w:val="4C2CC774"/>
@@ -19383,7 +22580,7 @@
       </w:rPr>
     </w:lvl>
   </w:abstractNum>
-  <w:abstractNum w:abstractNumId="6" w15:restartNumberingAfterBreak="0">
+  <w:abstractNum w:abstractNumId="7" w15:restartNumberingAfterBreak="0">
     <w:nsid w:val="09220510"/>
     <w:multiLevelType w:val="hybridMultilevel"/>
     <w:tmpl w:val="D15EB6B2"/>
@@ -19469,7 +22666,7 @@
       </w:pPr>
     </w:lvl>
   </w:abstractNum>
-  <w:abstractNum w:abstractNumId="7" w15:restartNumberingAfterBreak="0">
+  <w:abstractNum w:abstractNumId="8" w15:restartNumberingAfterBreak="0">
     <w:nsid w:val="0C985388"/>
     <w:multiLevelType w:val="hybridMultilevel"/>
     <w:tmpl w:val="C80043FE"/>
@@ -19581,7 +22778,7 @@
       </w:rPr>
     </w:lvl>
   </w:abstractNum>
-  <w:abstractNum w:abstractNumId="8" w15:restartNumberingAfterBreak="0">
+  <w:abstractNum w:abstractNumId="9" w15:restartNumberingAfterBreak="0">
     <w:nsid w:val="0CCC1E5A"/>
     <w:multiLevelType w:val="hybridMultilevel"/>
     <w:tmpl w:val="5C9ADF84"/>
@@ -19693,7 +22890,7 @@
       </w:rPr>
     </w:lvl>
   </w:abstractNum>
-  <w:abstractNum w:abstractNumId="9" w15:restartNumberingAfterBreak="0">
+  <w:abstractNum w:abstractNumId="10" w15:restartNumberingAfterBreak="0">
     <w:nsid w:val="100E24EC"/>
     <w:multiLevelType w:val="hybridMultilevel"/>
     <w:tmpl w:val="4F76C7AA"/>
@@ -19805,7 +23002,7 @@
       </w:rPr>
     </w:lvl>
   </w:abstractNum>
-  <w:abstractNum w:abstractNumId="10" w15:restartNumberingAfterBreak="0">
+  <w:abstractNum w:abstractNumId="11" w15:restartNumberingAfterBreak="0">
     <w:nsid w:val="10444460"/>
     <w:multiLevelType w:val="multilevel"/>
     <w:tmpl w:val="A08E1A1E"/>
@@ -19918,7 +23115,7 @@
       </w:pPr>
     </w:lvl>
   </w:abstractNum>
-  <w:abstractNum w:abstractNumId="11" w15:restartNumberingAfterBreak="0">
+  <w:abstractNum w:abstractNumId="12" w15:restartNumberingAfterBreak="0">
     <w:nsid w:val="122B270B"/>
     <w:multiLevelType w:val="hybridMultilevel"/>
     <w:tmpl w:val="11984AC4"/>
@@ -20030,7 +23227,7 @@
       </w:rPr>
     </w:lvl>
   </w:abstractNum>
-  <w:abstractNum w:abstractNumId="12" w15:restartNumberingAfterBreak="0">
+  <w:abstractNum w:abstractNumId="13" w15:restartNumberingAfterBreak="0">
     <w:nsid w:val="13530438"/>
     <w:multiLevelType w:val="hybridMultilevel"/>
     <w:tmpl w:val="F6FEF4C0"/>
@@ -20142,7 +23339,7 @@
       </w:rPr>
     </w:lvl>
   </w:abstractNum>
-  <w:abstractNum w:abstractNumId="13" w15:restartNumberingAfterBreak="0">
+  <w:abstractNum w:abstractNumId="14" w15:restartNumberingAfterBreak="0">
     <w:nsid w:val="14C21D2C"/>
     <w:multiLevelType w:val="multilevel"/>
     <w:tmpl w:val="C89CC56E"/>
@@ -20291,7 +23488,7 @@
       </w:rPr>
     </w:lvl>
   </w:abstractNum>
-  <w:abstractNum w:abstractNumId="14" w15:restartNumberingAfterBreak="0">
+  <w:abstractNum w:abstractNumId="15" w15:restartNumberingAfterBreak="0">
     <w:nsid w:val="15C37FEC"/>
     <w:multiLevelType w:val="hybridMultilevel"/>
     <w:tmpl w:val="0F44F9AC"/>
@@ -20404,7 +23601,156 @@
       </w:rPr>
     </w:lvl>
   </w:abstractNum>
-  <w:abstractNum w:abstractNumId="15" w15:restartNumberingAfterBreak="0">
+  <w:abstractNum w:abstractNumId="16" w15:restartNumberingAfterBreak="0">
+    <w:nsid w:val="17DE66AE"/>
+    <w:multiLevelType w:val="multilevel"/>
+    <w:tmpl w:val="D71033F2"/>
+    <w:lvl w:ilvl="0">
+      <w:start w:val="1"/>
+      <w:numFmt w:val="bullet"/>
+      <w:lvlText w:val=""/>
+      <w:lvlJc w:val="left"/>
+      <w:pPr>
+        <w:tabs>
+          <w:tab w:val="num" w:pos="720"/>
+        </w:tabs>
+        <w:ind w:left="720" w:hanging="360"/>
+      </w:pPr>
+      <w:rPr>
+        <w:rFonts w:ascii="Symbol" w:hAnsi="Symbol" w:hint="default"/>
+        <w:sz w:val="20"/>
+      </w:rPr>
+    </w:lvl>
+    <w:lvl w:ilvl="1" w:tentative="1">
+      <w:start w:val="1"/>
+      <w:numFmt w:val="bullet"/>
+      <w:lvlText w:val="o"/>
+      <w:lvlJc w:val="left"/>
+      <w:pPr>
+        <w:tabs>
+          <w:tab w:val="num" w:pos="1440"/>
+        </w:tabs>
+        <w:ind w:left="1440" w:hanging="360"/>
+      </w:pPr>
+      <w:rPr>
+        <w:rFonts w:ascii="Courier New" w:hAnsi="Courier New" w:hint="default"/>
+        <w:sz w:val="20"/>
+      </w:rPr>
+    </w:lvl>
+    <w:lvl w:ilvl="2" w:tentative="1">
+      <w:start w:val="1"/>
+      <w:numFmt w:val="bullet"/>
+      <w:lvlText w:val=""/>
+      <w:lvlJc w:val="left"/>
+      <w:pPr>
+        <w:tabs>
+          <w:tab w:val="num" w:pos="2160"/>
+        </w:tabs>
+        <w:ind w:left="2160" w:hanging="360"/>
+      </w:pPr>
+      <w:rPr>
+        <w:rFonts w:ascii="Wingdings" w:hAnsi="Wingdings" w:hint="default"/>
+        <w:sz w:val="20"/>
+      </w:rPr>
+    </w:lvl>
+    <w:lvl w:ilvl="3" w:tentative="1">
+      <w:start w:val="1"/>
+      <w:numFmt w:val="bullet"/>
+      <w:lvlText w:val=""/>
+      <w:lvlJc w:val="left"/>
+      <w:pPr>
+        <w:tabs>
+          <w:tab w:val="num" w:pos="2880"/>
+        </w:tabs>
+        <w:ind w:left="2880" w:hanging="360"/>
+      </w:pPr>
+      <w:rPr>
+        <w:rFonts w:ascii="Wingdings" w:hAnsi="Wingdings" w:hint="default"/>
+        <w:sz w:val="20"/>
+      </w:rPr>
+    </w:lvl>
+    <w:lvl w:ilvl="4" w:tentative="1">
+      <w:start w:val="1"/>
+      <w:numFmt w:val="bullet"/>
+      <w:lvlText w:val=""/>
+      <w:lvlJc w:val="left"/>
+      <w:pPr>
+        <w:tabs>
+          <w:tab w:val="num" w:pos="3600"/>
+        </w:tabs>
+        <w:ind w:left="3600" w:hanging="360"/>
+      </w:pPr>
+      <w:rPr>
+        <w:rFonts w:ascii="Wingdings" w:hAnsi="Wingdings" w:hint="default"/>
+        <w:sz w:val="20"/>
+      </w:rPr>
+    </w:lvl>
+    <w:lvl w:ilvl="5" w:tentative="1">
+      <w:start w:val="1"/>
+      <w:numFmt w:val="bullet"/>
+      <w:lvlText w:val=""/>
+      <w:lvlJc w:val="left"/>
+      <w:pPr>
+        <w:tabs>
+          <w:tab w:val="num" w:pos="4320"/>
+        </w:tabs>
+        <w:ind w:left="4320" w:hanging="360"/>
+      </w:pPr>
+      <w:rPr>
+        <w:rFonts w:ascii="Wingdings" w:hAnsi="Wingdings" w:hint="default"/>
+        <w:sz w:val="20"/>
+      </w:rPr>
+    </w:lvl>
+    <w:lvl w:ilvl="6" w:tentative="1">
+      <w:start w:val="1"/>
+      <w:numFmt w:val="bullet"/>
+      <w:lvlText w:val=""/>
+      <w:lvlJc w:val="left"/>
+      <w:pPr>
+        <w:tabs>
+          <w:tab w:val="num" w:pos="5040"/>
+        </w:tabs>
+        <w:ind w:left="5040" w:hanging="360"/>
+      </w:pPr>
+      <w:rPr>
+        <w:rFonts w:ascii="Wingdings" w:hAnsi="Wingdings" w:hint="default"/>
+        <w:sz w:val="20"/>
+      </w:rPr>
+    </w:lvl>
+    <w:lvl w:ilvl="7" w:tentative="1">
+      <w:start w:val="1"/>
+      <w:numFmt w:val="bullet"/>
+      <w:lvlText w:val=""/>
+      <w:lvlJc w:val="left"/>
+      <w:pPr>
+        <w:tabs>
+          <w:tab w:val="num" w:pos="5760"/>
+        </w:tabs>
+        <w:ind w:left="5760" w:hanging="360"/>
+      </w:pPr>
+      <w:rPr>
+        <w:rFonts w:ascii="Wingdings" w:hAnsi="Wingdings" w:hint="default"/>
+        <w:sz w:val="20"/>
+      </w:rPr>
+    </w:lvl>
+    <w:lvl w:ilvl="8" w:tentative="1">
+      <w:start w:val="1"/>
+      <w:numFmt w:val="bullet"/>
+      <w:lvlText w:val=""/>
+      <w:lvlJc w:val="left"/>
+      <w:pPr>
+        <w:tabs>
+          <w:tab w:val="num" w:pos="6480"/>
+        </w:tabs>
+        <w:ind w:left="6480" w:hanging="360"/>
+      </w:pPr>
+      <w:rPr>
+        <w:rFonts w:ascii="Wingdings" w:hAnsi="Wingdings" w:hint="default"/>
+        <w:sz w:val="20"/>
+      </w:rPr>
+    </w:lvl>
+  </w:abstractNum>
+  <w:abstractNum w:abstractNumId="17" w15:restartNumberingAfterBreak="0">
     <w:nsid w:val="1D9356E3"/>
     <w:multiLevelType w:val="hybridMultilevel"/>
     <w:tmpl w:val="F6B89E18"/>
@@ -20516,7 +23862,7 @@
       </w:rPr>
     </w:lvl>
   </w:abstractNum>
-  <w:abstractNum w:abstractNumId="16" w15:restartNumberingAfterBreak="0">
+  <w:abstractNum w:abstractNumId="18" w15:restartNumberingAfterBreak="0">
     <w:nsid w:val="1F801BDE"/>
     <w:multiLevelType w:val="hybridMultilevel"/>
     <w:tmpl w:val="93FA6134"/>
@@ -20628,7 +23974,7 @@
       </w:rPr>
     </w:lvl>
   </w:abstractNum>
-  <w:abstractNum w:abstractNumId="17" w15:restartNumberingAfterBreak="0">
+  <w:abstractNum w:abstractNumId="19" w15:restartNumberingAfterBreak="0">
     <w:nsid w:val="203D00DB"/>
     <w:multiLevelType w:val="hybridMultilevel"/>
     <w:tmpl w:val="FF785B4E"/>
@@ -20740,7 +24086,7 @@
       </w:rPr>
     </w:lvl>
   </w:abstractNum>
-  <w:abstractNum w:abstractNumId="18" w15:restartNumberingAfterBreak="0">
+  <w:abstractNum w:abstractNumId="20" w15:restartNumberingAfterBreak="0">
     <w:nsid w:val="21FA2373"/>
     <w:multiLevelType w:val="hybridMultilevel"/>
     <w:tmpl w:val="5762DEBE"/>
@@ -20852,7 +24198,7 @@
       </w:rPr>
     </w:lvl>
   </w:abstractNum>
-  <w:abstractNum w:abstractNumId="19" w15:restartNumberingAfterBreak="0">
+  <w:abstractNum w:abstractNumId="21" w15:restartNumberingAfterBreak="0">
     <w:nsid w:val="23634225"/>
     <w:multiLevelType w:val="multilevel"/>
     <w:tmpl w:val="6F3A79A4"/>
@@ -21001,7 +24347,156 @@
       </w:rPr>
     </w:lvl>
   </w:abstractNum>
-  <w:abstractNum w:abstractNumId="20" w15:restartNumberingAfterBreak="0">
+  <w:abstractNum w:abstractNumId="22" w15:restartNumberingAfterBreak="0">
+    <w:nsid w:val="24214DC6"/>
+    <w:multiLevelType w:val="multilevel"/>
+    <w:tmpl w:val="CEFC54E2"/>
+    <w:lvl w:ilvl="0">
+      <w:start w:val="1"/>
+      <w:numFmt w:val="bullet"/>
+      <w:lvlText w:val=""/>
+      <w:lvlJc w:val="left"/>
+      <w:pPr>
+        <w:tabs>
+          <w:tab w:val="num" w:pos="720"/>
+        </w:tabs>
+        <w:ind w:left="720" w:hanging="360"/>
+      </w:pPr>
+      <w:rPr>
+        <w:rFonts w:ascii="Symbol" w:hAnsi="Symbol" w:hint="default"/>
+        <w:sz w:val="20"/>
+      </w:rPr>
+    </w:lvl>
+    <w:lvl w:ilvl="1" w:tentative="1">
+      <w:start w:val="1"/>
+      <w:numFmt w:val="bullet"/>
+      <w:lvlText w:val="o"/>
+      <w:lvlJc w:val="left"/>
+      <w:pPr>
+        <w:tabs>
+          <w:tab w:val="num" w:pos="1440"/>
+        </w:tabs>
+        <w:ind w:left="1440" w:hanging="360"/>
+      </w:pPr>
+      <w:rPr>
+        <w:rFonts w:ascii="Courier New" w:hAnsi="Courier New" w:hint="default"/>
+        <w:sz w:val="20"/>
+      </w:rPr>
+    </w:lvl>
+    <w:lvl w:ilvl="2" w:tentative="1">
+      <w:start w:val="1"/>
+      <w:numFmt w:val="bullet"/>
+      <w:lvlText w:val=""/>
+      <w:lvlJc w:val="left"/>
+      <w:pPr>
+        <w:tabs>
+          <w:tab w:val="num" w:pos="2160"/>
+        </w:tabs>
+        <w:ind w:left="2160" w:hanging="360"/>
+      </w:pPr>
+      <w:rPr>
+        <w:rFonts w:ascii="Wingdings" w:hAnsi="Wingdings" w:hint="default"/>
+        <w:sz w:val="20"/>
+      </w:rPr>
+    </w:lvl>
+    <w:lvl w:ilvl="3" w:tentative="1">
+      <w:start w:val="1"/>
+      <w:numFmt w:val="bullet"/>
+      <w:lvlText w:val=""/>
+      <w:lvlJc w:val="left"/>
+      <w:pPr>
+        <w:tabs>
+          <w:tab w:val="num" w:pos="2880"/>
+        </w:tabs>
+        <w:ind w:left="2880" w:hanging="360"/>
+      </w:pPr>
+      <w:rPr>
+        <w:rFonts w:ascii="Wingdings" w:hAnsi="Wingdings" w:hint="default"/>
+        <w:sz w:val="20"/>
+      </w:rPr>
+    </w:lvl>
+    <w:lvl w:ilvl="4" w:tentative="1">
+      <w:start w:val="1"/>
+      <w:numFmt w:val="bullet"/>
+      <w:lvlText w:val=""/>
+      <w:lvlJc w:val="left"/>
+      <w:pPr>
+        <w:tabs>
+          <w:tab w:val="num" w:pos="3600"/>
+        </w:tabs>
+        <w:ind w:left="3600" w:hanging="360"/>
+      </w:pPr>
+      <w:rPr>
+        <w:rFonts w:ascii="Wingdings" w:hAnsi="Wingdings" w:hint="default"/>
+        <w:sz w:val="20"/>
+      </w:rPr>
+    </w:lvl>
+    <w:lvl w:ilvl="5" w:tentative="1">
+      <w:start w:val="1"/>
+      <w:numFmt w:val="bullet"/>
+      <w:lvlText w:val=""/>
+      <w:lvlJc w:val="left"/>
+      <w:pPr>
+        <w:tabs>
+          <w:tab w:val="num" w:pos="4320"/>
+        </w:tabs>
+        <w:ind w:left="4320" w:hanging="360"/>
+      </w:pPr>
+      <w:rPr>
+        <w:rFonts w:ascii="Wingdings" w:hAnsi="Wingdings" w:hint="default"/>
+        <w:sz w:val="20"/>
+      </w:rPr>
+    </w:lvl>
+    <w:lvl w:ilvl="6" w:tentative="1">
+      <w:start w:val="1"/>
+      <w:numFmt w:val="bullet"/>
+      <w:lvlText w:val=""/>
+      <w:lvlJc w:val="left"/>
+      <w:pPr>
+        <w:tabs>
+          <w:tab w:val="num" w:pos="5040"/>
+        </w:tabs>
+        <w:ind w:left="5040" w:hanging="360"/>
+      </w:pPr>
+      <w:rPr>
+        <w:rFonts w:ascii="Wingdings" w:hAnsi="Wingdings" w:hint="default"/>
+        <w:sz w:val="20"/>
+      </w:rPr>
+    </w:lvl>
+    <w:lvl w:ilvl="7" w:tentative="1">
+      <w:start w:val="1"/>
+      <w:numFmt w:val="bullet"/>
+      <w:lvlText w:val=""/>
+      <w:lvlJc w:val="left"/>
+      <w:pPr>
+        <w:tabs>
+          <w:tab w:val="num" w:pos="5760"/>
+        </w:tabs>
+        <w:ind w:left="5760" w:hanging="360"/>
+      </w:pPr>
+      <w:rPr>
+        <w:rFonts w:ascii="Wingdings" w:hAnsi="Wingdings" w:hint="default"/>
+        <w:sz w:val="20"/>
+      </w:rPr>
+    </w:lvl>
+    <w:lvl w:ilvl="8" w:tentative="1">
+      <w:start w:val="1"/>
+      <w:numFmt w:val="bullet"/>
+      <w:lvlText w:val=""/>
+      <w:lvlJc w:val="left"/>
+      <w:pPr>
+        <w:tabs>
+          <w:tab w:val="num" w:pos="6480"/>
+        </w:tabs>
+        <w:ind w:left="6480" w:hanging="360"/>
+      </w:pPr>
+      <w:rPr>
+        <w:rFonts w:ascii="Wingdings" w:hAnsi="Wingdings" w:hint="default"/>
+        <w:sz w:val="20"/>
+      </w:rPr>
+    </w:lvl>
+  </w:abstractNum>
+  <w:abstractNum w:abstractNumId="23" w15:restartNumberingAfterBreak="0">
     <w:nsid w:val="25642E82"/>
     <w:multiLevelType w:val="hybridMultilevel"/>
     <w:tmpl w:val="CAB28F0E"/>
@@ -21113,7 +24608,7 @@
       </w:rPr>
     </w:lvl>
   </w:abstractNum>
-  <w:abstractNum w:abstractNumId="21" w15:restartNumberingAfterBreak="0">
+  <w:abstractNum w:abstractNumId="24" w15:restartNumberingAfterBreak="0">
     <w:nsid w:val="25A9047E"/>
     <w:multiLevelType w:val="multilevel"/>
     <w:tmpl w:val="0A7EE83E"/>
@@ -21262,7 +24757,305 @@
       </w:rPr>
     </w:lvl>
   </w:abstractNum>
-  <w:abstractNum w:abstractNumId="22" w15:restartNumberingAfterBreak="0">
+  <w:abstractNum w:abstractNumId="25" w15:restartNumberingAfterBreak="0">
+    <w:nsid w:val="2CAE59B2"/>
+    <w:multiLevelType w:val="multilevel"/>
+    <w:tmpl w:val="72F251F0"/>
+    <w:lvl w:ilvl="0">
+      <w:start w:val="1"/>
+      <w:numFmt w:val="bullet"/>
+      <w:lvlText w:val=""/>
+      <w:lvlJc w:val="left"/>
+      <w:pPr>
+        <w:tabs>
+          <w:tab w:val="num" w:pos="720"/>
+        </w:tabs>
+        <w:ind w:left="720" w:hanging="360"/>
+      </w:pPr>
+      <w:rPr>
+        <w:rFonts w:ascii="Symbol" w:hAnsi="Symbol" w:hint="default"/>
+        <w:sz w:val="20"/>
+      </w:rPr>
+    </w:lvl>
+    <w:lvl w:ilvl="1" w:tentative="1">
+      <w:start w:val="1"/>
+      <w:numFmt w:val="bullet"/>
+      <w:lvlText w:val="o"/>
+      <w:lvlJc w:val="left"/>
+      <w:pPr>
+        <w:tabs>
+          <w:tab w:val="num" w:pos="1440"/>
+        </w:tabs>
+        <w:ind w:left="1440" w:hanging="360"/>
+      </w:pPr>
+      <w:rPr>
+        <w:rFonts w:ascii="Courier New" w:hAnsi="Courier New" w:hint="default"/>
+        <w:sz w:val="20"/>
+      </w:rPr>
+    </w:lvl>
+    <w:lvl w:ilvl="2" w:tentative="1">
+      <w:start w:val="1"/>
+      <w:numFmt w:val="bullet"/>
+      <w:lvlText w:val=""/>
+      <w:lvlJc w:val="left"/>
+      <w:pPr>
+        <w:tabs>
+          <w:tab w:val="num" w:pos="2160"/>
+        </w:tabs>
+        <w:ind w:left="2160" w:hanging="360"/>
+      </w:pPr>
+      <w:rPr>
+        <w:rFonts w:ascii="Wingdings" w:hAnsi="Wingdings" w:hint="default"/>
+        <w:sz w:val="20"/>
+      </w:rPr>
+    </w:lvl>
+    <w:lvl w:ilvl="3" w:tentative="1">
+      <w:start w:val="1"/>
+      <w:numFmt w:val="bullet"/>
+      <w:lvlText w:val=""/>
+      <w:lvlJc w:val="left"/>
+      <w:pPr>
+        <w:tabs>
+          <w:tab w:val="num" w:pos="2880"/>
+        </w:tabs>
+        <w:ind w:left="2880" w:hanging="360"/>
+      </w:pPr>
+      <w:rPr>
+        <w:rFonts w:ascii="Wingdings" w:hAnsi="Wingdings" w:hint="default"/>
+        <w:sz w:val="20"/>
+      </w:rPr>
+    </w:lvl>
+    <w:lvl w:ilvl="4" w:tentative="1">
+      <w:start w:val="1"/>
+      <w:numFmt w:val="bullet"/>
+      <w:lvlText w:val=""/>
+      <w:lvlJc w:val="left"/>
+      <w:pPr>
+        <w:tabs>
+          <w:tab w:val="num" w:pos="3600"/>
+        </w:tabs>
+        <w:ind w:left="3600" w:hanging="360"/>
+      </w:pPr>
+      <w:rPr>
+        <w:rFonts w:ascii="Wingdings" w:hAnsi="Wingdings" w:hint="default"/>
+        <w:sz w:val="20"/>
+      </w:rPr>
+    </w:lvl>
+    <w:lvl w:ilvl="5" w:tentative="1">
+      <w:start w:val="1"/>
+      <w:numFmt w:val="bullet"/>
+      <w:lvlText w:val=""/>
+      <w:lvlJc w:val="left"/>
+      <w:pPr>
+        <w:tabs>
+          <w:tab w:val="num" w:pos="4320"/>
+        </w:tabs>
+        <w:ind w:left="4320" w:hanging="360"/>
+      </w:pPr>
+      <w:rPr>
+        <w:rFonts w:ascii="Wingdings" w:hAnsi="Wingdings" w:hint="default"/>
+        <w:sz w:val="20"/>
+      </w:rPr>
+    </w:lvl>
+    <w:lvl w:ilvl="6" w:tentative="1">
+      <w:start w:val="1"/>
+      <w:numFmt w:val="bullet"/>
+      <w:lvlText w:val=""/>
+      <w:lvlJc w:val="left"/>
+      <w:pPr>
+        <w:tabs>
+          <w:tab w:val="num" w:pos="5040"/>
+        </w:tabs>
+        <w:ind w:left="5040" w:hanging="360"/>
+      </w:pPr>
+      <w:rPr>
+        <w:rFonts w:ascii="Wingdings" w:hAnsi="Wingdings" w:hint="default"/>
+        <w:sz w:val="20"/>
+      </w:rPr>
+    </w:lvl>
+    <w:lvl w:ilvl="7" w:tentative="1">
+      <w:start w:val="1"/>
+      <w:numFmt w:val="bullet"/>
+      <w:lvlText w:val=""/>
+      <w:lvlJc w:val="left"/>
+      <w:pPr>
+        <w:tabs>
+          <w:tab w:val="num" w:pos="5760"/>
+        </w:tabs>
+        <w:ind w:left="5760" w:hanging="360"/>
+      </w:pPr>
+      <w:rPr>
+        <w:rFonts w:ascii="Wingdings" w:hAnsi="Wingdings" w:hint="default"/>
+        <w:sz w:val="20"/>
+      </w:rPr>
+    </w:lvl>
+    <w:lvl w:ilvl="8" w:tentative="1">
+      <w:start w:val="1"/>
+      <w:numFmt w:val="bullet"/>
+      <w:lvlText w:val=""/>
+      <w:lvlJc w:val="left"/>
+      <w:pPr>
+        <w:tabs>
+          <w:tab w:val="num" w:pos="6480"/>
+        </w:tabs>
+        <w:ind w:left="6480" w:hanging="360"/>
+      </w:pPr>
+      <w:rPr>
+        <w:rFonts w:ascii="Wingdings" w:hAnsi="Wingdings" w:hint="default"/>
+        <w:sz w:val="20"/>
+      </w:rPr>
+    </w:lvl>
+  </w:abstractNum>
+  <w:abstractNum w:abstractNumId="26" w15:restartNumberingAfterBreak="0">
+    <w:nsid w:val="2DAA1367"/>
+    <w:multiLevelType w:val="multilevel"/>
+    <w:tmpl w:val="3A3ECF9A"/>
+    <w:lvl w:ilvl="0">
+      <w:start w:val="1"/>
+      <w:numFmt w:val="bullet"/>
+      <w:lvlText w:val=""/>
+      <w:lvlJc w:val="left"/>
+      <w:pPr>
+        <w:tabs>
+          <w:tab w:val="num" w:pos="720"/>
+        </w:tabs>
+        <w:ind w:left="720" w:hanging="360"/>
+      </w:pPr>
+      <w:rPr>
+        <w:rFonts w:ascii="Symbol" w:hAnsi="Symbol" w:hint="default"/>
+        <w:sz w:val="20"/>
+      </w:rPr>
+    </w:lvl>
+    <w:lvl w:ilvl="1" w:tentative="1">
+      <w:start w:val="1"/>
+      <w:numFmt w:val="bullet"/>
+      <w:lvlText w:val="o"/>
+      <w:lvlJc w:val="left"/>
+      <w:pPr>
+        <w:tabs>
+          <w:tab w:val="num" w:pos="1440"/>
+        </w:tabs>
+        <w:ind w:left="1440" w:hanging="360"/>
+      </w:pPr>
+      <w:rPr>
+        <w:rFonts w:ascii="Courier New" w:hAnsi="Courier New" w:hint="default"/>
+        <w:sz w:val="20"/>
+      </w:rPr>
+    </w:lvl>
+    <w:lvl w:ilvl="2" w:tentative="1">
+      <w:start w:val="1"/>
+      <w:numFmt w:val="bullet"/>
+      <w:lvlText w:val=""/>
+      <w:lvlJc w:val="left"/>
+      <w:pPr>
+        <w:tabs>
+          <w:tab w:val="num" w:pos="2160"/>
+        </w:tabs>
+        <w:ind w:left="2160" w:hanging="360"/>
+      </w:pPr>
+      <w:rPr>
+        <w:rFonts w:ascii="Wingdings" w:hAnsi="Wingdings" w:hint="default"/>
+        <w:sz w:val="20"/>
+      </w:rPr>
+    </w:lvl>
+    <w:lvl w:ilvl="3" w:tentative="1">
+      <w:start w:val="1"/>
+      <w:numFmt w:val="bullet"/>
+      <w:lvlText w:val=""/>
+      <w:lvlJc w:val="left"/>
+      <w:pPr>
+        <w:tabs>
+          <w:tab w:val="num" w:pos="2880"/>
+        </w:tabs>
+        <w:ind w:left="2880" w:hanging="360"/>
+      </w:pPr>
+      <w:rPr>
+        <w:rFonts w:ascii="Wingdings" w:hAnsi="Wingdings" w:hint="default"/>
+        <w:sz w:val="20"/>
+      </w:rPr>
+    </w:lvl>
+    <w:lvl w:ilvl="4" w:tentative="1">
+      <w:start w:val="1"/>
+      <w:numFmt w:val="bullet"/>
+      <w:lvlText w:val=""/>
+      <w:lvlJc w:val="left"/>
+      <w:pPr>
+        <w:tabs>
+          <w:tab w:val="num" w:pos="3600"/>
+        </w:tabs>
+        <w:ind w:left="3600" w:hanging="360"/>
+      </w:pPr>
+      <w:rPr>
+        <w:rFonts w:ascii="Wingdings" w:hAnsi="Wingdings" w:hint="default"/>
+        <w:sz w:val="20"/>
+      </w:rPr>
+    </w:lvl>
+    <w:lvl w:ilvl="5" w:tentative="1">
+      <w:start w:val="1"/>
+      <w:numFmt w:val="bullet"/>
+      <w:lvlText w:val=""/>
+      <w:lvlJc w:val="left"/>
+      <w:pPr>
+        <w:tabs>
+          <w:tab w:val="num" w:pos="4320"/>
+        </w:tabs>
+        <w:ind w:left="4320" w:hanging="360"/>
+      </w:pPr>
+      <w:rPr>
+        <w:rFonts w:ascii="Wingdings" w:hAnsi="Wingdings" w:hint="default"/>
+        <w:sz w:val="20"/>
+      </w:rPr>
+    </w:lvl>
+    <w:lvl w:ilvl="6" w:tentative="1">
+      <w:start w:val="1"/>
+      <w:numFmt w:val="bullet"/>
+      <w:lvlText w:val=""/>
+      <w:lvlJc w:val="left"/>
+      <w:pPr>
+        <w:tabs>
+          <w:tab w:val="num" w:pos="5040"/>
+        </w:tabs>
+        <w:ind w:left="5040" w:hanging="360"/>
+      </w:pPr>
+      <w:rPr>
+        <w:rFonts w:ascii="Wingdings" w:hAnsi="Wingdings" w:hint="default"/>
+        <w:sz w:val="20"/>
+      </w:rPr>
+    </w:lvl>
+    <w:lvl w:ilvl="7" w:tentative="1">
+      <w:start w:val="1"/>
+      <w:numFmt w:val="bullet"/>
+      <w:lvlText w:val=""/>
+      <w:lvlJc w:val="left"/>
+      <w:pPr>
+        <w:tabs>
+          <w:tab w:val="num" w:pos="5760"/>
+        </w:tabs>
+        <w:ind w:left="5760" w:hanging="360"/>
+      </w:pPr>
+      <w:rPr>
+        <w:rFonts w:ascii="Wingdings" w:hAnsi="Wingdings" w:hint="default"/>
+        <w:sz w:val="20"/>
+      </w:rPr>
+    </w:lvl>
+    <w:lvl w:ilvl="8" w:tentative="1">
+      <w:start w:val="1"/>
+      <w:numFmt w:val="bullet"/>
+      <w:lvlText w:val=""/>
+      <w:lvlJc w:val="left"/>
+      <w:pPr>
+        <w:tabs>
+          <w:tab w:val="num" w:pos="6480"/>
+        </w:tabs>
+        <w:ind w:left="6480" w:hanging="360"/>
+      </w:pPr>
+      <w:rPr>
+        <w:rFonts w:ascii="Wingdings" w:hAnsi="Wingdings" w:hint="default"/>
+        <w:sz w:val="20"/>
+      </w:rPr>
+    </w:lvl>
+  </w:abstractNum>
+  <w:abstractNum w:abstractNumId="27" w15:restartNumberingAfterBreak="0">
     <w:nsid w:val="2EC16168"/>
     <w:multiLevelType w:val="hybridMultilevel"/>
     <w:tmpl w:val="17F21F9A"/>
@@ -21374,7 +25167,156 @@
       </w:rPr>
     </w:lvl>
   </w:abstractNum>
-  <w:abstractNum w:abstractNumId="23" w15:restartNumberingAfterBreak="0">
+  <w:abstractNum w:abstractNumId="28" w15:restartNumberingAfterBreak="0">
+    <w:nsid w:val="30FA2EA1"/>
+    <w:multiLevelType w:val="multilevel"/>
+    <w:tmpl w:val="3C6E930A"/>
+    <w:lvl w:ilvl="0">
+      <w:start w:val="1"/>
+      <w:numFmt w:val="bullet"/>
+      <w:lvlText w:val=""/>
+      <w:lvlJc w:val="left"/>
+      <w:pPr>
+        <w:tabs>
+          <w:tab w:val="num" w:pos="720"/>
+        </w:tabs>
+        <w:ind w:left="720" w:hanging="360"/>
+      </w:pPr>
+      <w:rPr>
+        <w:rFonts w:ascii="Symbol" w:hAnsi="Symbol" w:hint="default"/>
+        <w:sz w:val="20"/>
+      </w:rPr>
+    </w:lvl>
+    <w:lvl w:ilvl="1" w:tentative="1">
+      <w:start w:val="1"/>
+      <w:numFmt w:val="bullet"/>
+      <w:lvlText w:val="o"/>
+      <w:lvlJc w:val="left"/>
+      <w:pPr>
+        <w:tabs>
+          <w:tab w:val="num" w:pos="1440"/>
+        </w:tabs>
+        <w:ind w:left="1440" w:hanging="360"/>
+      </w:pPr>
+      <w:rPr>
+        <w:rFonts w:ascii="Courier New" w:hAnsi="Courier New" w:hint="default"/>
+        <w:sz w:val="20"/>
+      </w:rPr>
+    </w:lvl>
+    <w:lvl w:ilvl="2" w:tentative="1">
+      <w:start w:val="1"/>
+      <w:numFmt w:val="bullet"/>
+      <w:lvlText w:val=""/>
+      <w:lvlJc w:val="left"/>
+      <w:pPr>
+        <w:tabs>
+          <w:tab w:val="num" w:pos="2160"/>
+        </w:tabs>
+        <w:ind w:left="2160" w:hanging="360"/>
+      </w:pPr>
+      <w:rPr>
+        <w:rFonts w:ascii="Wingdings" w:hAnsi="Wingdings" w:hint="default"/>
+        <w:sz w:val="20"/>
+      </w:rPr>
+    </w:lvl>
+    <w:lvl w:ilvl="3" w:tentative="1">
+      <w:start w:val="1"/>
+      <w:numFmt w:val="bullet"/>
+      <w:lvlText w:val=""/>
+      <w:lvlJc w:val="left"/>
+      <w:pPr>
+        <w:tabs>
+          <w:tab w:val="num" w:pos="2880"/>
+        </w:tabs>
+        <w:ind w:left="2880" w:hanging="360"/>
+      </w:pPr>
+      <w:rPr>
+        <w:rFonts w:ascii="Wingdings" w:hAnsi="Wingdings" w:hint="default"/>
+        <w:sz w:val="20"/>
+      </w:rPr>
+    </w:lvl>
+    <w:lvl w:ilvl="4" w:tentative="1">
+      <w:start w:val="1"/>
+      <w:numFmt w:val="bullet"/>
+      <w:lvlText w:val=""/>
+      <w:lvlJc w:val="left"/>
+      <w:pPr>
+        <w:tabs>
+          <w:tab w:val="num" w:pos="3600"/>
+        </w:tabs>
+        <w:ind w:left="3600" w:hanging="360"/>
+      </w:pPr>
+      <w:rPr>
+        <w:rFonts w:ascii="Wingdings" w:hAnsi="Wingdings" w:hint="default"/>
+        <w:sz w:val="20"/>
+      </w:rPr>
+    </w:lvl>
+    <w:lvl w:ilvl="5" w:tentative="1">
+      <w:start w:val="1"/>
+      <w:numFmt w:val="bullet"/>
+      <w:lvlText w:val=""/>
+      <w:lvlJc w:val="left"/>
+      <w:pPr>
+        <w:tabs>
+          <w:tab w:val="num" w:pos="4320"/>
+        </w:tabs>
+        <w:ind w:left="4320" w:hanging="360"/>
+      </w:pPr>
+      <w:rPr>
+        <w:rFonts w:ascii="Wingdings" w:hAnsi="Wingdings" w:hint="default"/>
+        <w:sz w:val="20"/>
+      </w:rPr>
+    </w:lvl>
+    <w:lvl w:ilvl="6" w:tentative="1">
+      <w:start w:val="1"/>
+      <w:numFmt w:val="bullet"/>
+      <w:lvlText w:val=""/>
+      <w:lvlJc w:val="left"/>
+      <w:pPr>
+        <w:tabs>
+          <w:tab w:val="num" w:pos="5040"/>
+        </w:tabs>
+        <w:ind w:left="5040" w:hanging="360"/>
+      </w:pPr>
+      <w:rPr>
+        <w:rFonts w:ascii="Wingdings" w:hAnsi="Wingdings" w:hint="default"/>
+        <w:sz w:val="20"/>
+      </w:rPr>
+    </w:lvl>
+    <w:lvl w:ilvl="7" w:tentative="1">
+      <w:start w:val="1"/>
+      <w:numFmt w:val="bullet"/>
+      <w:lvlText w:val=""/>
+      <w:lvlJc w:val="left"/>
+      <w:pPr>
+        <w:tabs>
+          <w:tab w:val="num" w:pos="5760"/>
+        </w:tabs>
+        <w:ind w:left="5760" w:hanging="360"/>
+      </w:pPr>
+      <w:rPr>
+        <w:rFonts w:ascii="Wingdings" w:hAnsi="Wingdings" w:hint="default"/>
+        <w:sz w:val="20"/>
+      </w:rPr>
+    </w:lvl>
+    <w:lvl w:ilvl="8" w:tentative="1">
+      <w:start w:val="1"/>
+      <w:numFmt w:val="bullet"/>
+      <w:lvlText w:val=""/>
+      <w:lvlJc w:val="left"/>
+      <w:pPr>
+        <w:tabs>
+          <w:tab w:val="num" w:pos="6480"/>
+        </w:tabs>
+        <w:ind w:left="6480" w:hanging="360"/>
+      </w:pPr>
+      <w:rPr>
+        <w:rFonts w:ascii="Wingdings" w:hAnsi="Wingdings" w:hint="default"/>
+        <w:sz w:val="20"/>
+      </w:rPr>
+    </w:lvl>
+  </w:abstractNum>
+  <w:abstractNum w:abstractNumId="29" w15:restartNumberingAfterBreak="0">
     <w:nsid w:val="327B4D2E"/>
     <w:multiLevelType w:val="hybridMultilevel"/>
     <w:tmpl w:val="0E3A124C"/>
@@ -21486,7 +25428,156 @@
       </w:rPr>
     </w:lvl>
   </w:abstractNum>
-  <w:abstractNum w:abstractNumId="24" w15:restartNumberingAfterBreak="0">
+  <w:abstractNum w:abstractNumId="30" w15:restartNumberingAfterBreak="0">
+    <w:nsid w:val="3A02122A"/>
+    <w:multiLevelType w:val="multilevel"/>
+    <w:tmpl w:val="0ACECC08"/>
+    <w:lvl w:ilvl="0">
+      <w:start w:val="1"/>
+      <w:numFmt w:val="bullet"/>
+      <w:lvlText w:val=""/>
+      <w:lvlJc w:val="left"/>
+      <w:pPr>
+        <w:tabs>
+          <w:tab w:val="num" w:pos="720"/>
+        </w:tabs>
+        <w:ind w:left="720" w:hanging="360"/>
+      </w:pPr>
+      <w:rPr>
+        <w:rFonts w:ascii="Symbol" w:hAnsi="Symbol" w:hint="default"/>
+        <w:sz w:val="20"/>
+      </w:rPr>
+    </w:lvl>
+    <w:lvl w:ilvl="1" w:tentative="1">
+      <w:start w:val="1"/>
+      <w:numFmt w:val="bullet"/>
+      <w:lvlText w:val="o"/>
+      <w:lvlJc w:val="left"/>
+      <w:pPr>
+        <w:tabs>
+          <w:tab w:val="num" w:pos="1440"/>
+        </w:tabs>
+        <w:ind w:left="1440" w:hanging="360"/>
+      </w:pPr>
+      <w:rPr>
+        <w:rFonts w:ascii="Courier New" w:hAnsi="Courier New" w:hint="default"/>
+        <w:sz w:val="20"/>
+      </w:rPr>
+    </w:lvl>
+    <w:lvl w:ilvl="2" w:tentative="1">
+      <w:start w:val="1"/>
+      <w:numFmt w:val="bullet"/>
+      <w:lvlText w:val=""/>
+      <w:lvlJc w:val="left"/>
+      <w:pPr>
+        <w:tabs>
+          <w:tab w:val="num" w:pos="2160"/>
+        </w:tabs>
+        <w:ind w:left="2160" w:hanging="360"/>
+      </w:pPr>
+      <w:rPr>
+        <w:rFonts w:ascii="Wingdings" w:hAnsi="Wingdings" w:hint="default"/>
+        <w:sz w:val="20"/>
+      </w:rPr>
+    </w:lvl>
+    <w:lvl w:ilvl="3" w:tentative="1">
+      <w:start w:val="1"/>
+      <w:numFmt w:val="bullet"/>
+      <w:lvlText w:val=""/>
+      <w:lvlJc w:val="left"/>
+      <w:pPr>
+        <w:tabs>
+          <w:tab w:val="num" w:pos="2880"/>
+        </w:tabs>
+        <w:ind w:left="2880" w:hanging="360"/>
+      </w:pPr>
+      <w:rPr>
+        <w:rFonts w:ascii="Wingdings" w:hAnsi="Wingdings" w:hint="default"/>
+        <w:sz w:val="20"/>
+      </w:rPr>
+    </w:lvl>
+    <w:lvl w:ilvl="4" w:tentative="1">
+      <w:start w:val="1"/>
+      <w:numFmt w:val="bullet"/>
+      <w:lvlText w:val=""/>
+      <w:lvlJc w:val="left"/>
+      <w:pPr>
+        <w:tabs>
+          <w:tab w:val="num" w:pos="3600"/>
+        </w:tabs>
+        <w:ind w:left="3600" w:hanging="360"/>
+      </w:pPr>
+      <w:rPr>
+        <w:rFonts w:ascii="Wingdings" w:hAnsi="Wingdings" w:hint="default"/>
+        <w:sz w:val="20"/>
+      </w:rPr>
+    </w:lvl>
+    <w:lvl w:ilvl="5" w:tentative="1">
+      <w:start w:val="1"/>
+      <w:numFmt w:val="bullet"/>
+      <w:lvlText w:val=""/>
+      <w:lvlJc w:val="left"/>
+      <w:pPr>
+        <w:tabs>
+          <w:tab w:val="num" w:pos="4320"/>
+        </w:tabs>
+        <w:ind w:left="4320" w:hanging="360"/>
+      </w:pPr>
+      <w:rPr>
+        <w:rFonts w:ascii="Wingdings" w:hAnsi="Wingdings" w:hint="default"/>
+        <w:sz w:val="20"/>
+      </w:rPr>
+    </w:lvl>
+    <w:lvl w:ilvl="6" w:tentative="1">
+      <w:start w:val="1"/>
+      <w:numFmt w:val="bullet"/>
+      <w:lvlText w:val=""/>
+      <w:lvlJc w:val="left"/>
+      <w:pPr>
+        <w:tabs>
+          <w:tab w:val="num" w:pos="5040"/>
+        </w:tabs>
+        <w:ind w:left="5040" w:hanging="360"/>
+      </w:pPr>
+      <w:rPr>
+        <w:rFonts w:ascii="Wingdings" w:hAnsi="Wingdings" w:hint="default"/>
+        <w:sz w:val="20"/>
+      </w:rPr>
+    </w:lvl>
+    <w:lvl w:ilvl="7" w:tentative="1">
+      <w:start w:val="1"/>
+      <w:numFmt w:val="bullet"/>
+      <w:lvlText w:val=""/>
+      <w:lvlJc w:val="left"/>
+      <w:pPr>
+        <w:tabs>
+          <w:tab w:val="num" w:pos="5760"/>
+        </w:tabs>
+        <w:ind w:left="5760" w:hanging="360"/>
+      </w:pPr>
+      <w:rPr>
+        <w:rFonts w:ascii="Wingdings" w:hAnsi="Wingdings" w:hint="default"/>
+        <w:sz w:val="20"/>
+      </w:rPr>
+    </w:lvl>
+    <w:lvl w:ilvl="8" w:tentative="1">
+      <w:start w:val="1"/>
+      <w:numFmt w:val="bullet"/>
+      <w:lvlText w:val=""/>
+      <w:lvlJc w:val="left"/>
+      <w:pPr>
+        <w:tabs>
+          <w:tab w:val="num" w:pos="6480"/>
+        </w:tabs>
+        <w:ind w:left="6480" w:hanging="360"/>
+      </w:pPr>
+      <w:rPr>
+        <w:rFonts w:ascii="Wingdings" w:hAnsi="Wingdings" w:hint="default"/>
+        <w:sz w:val="20"/>
+      </w:rPr>
+    </w:lvl>
+  </w:abstractNum>
+  <w:abstractNum w:abstractNumId="31" w15:restartNumberingAfterBreak="0">
     <w:nsid w:val="3A301044"/>
     <w:multiLevelType w:val="multilevel"/>
     <w:tmpl w:val="61F45444"/>
@@ -21635,7 +25726,7 @@
       </w:rPr>
     </w:lvl>
   </w:abstractNum>
-  <w:abstractNum w:abstractNumId="25" w15:restartNumberingAfterBreak="0">
+  <w:abstractNum w:abstractNumId="32" w15:restartNumberingAfterBreak="0">
     <w:nsid w:val="3CA258DF"/>
     <w:multiLevelType w:val="hybridMultilevel"/>
     <w:tmpl w:val="639E2DD4"/>
@@ -21747,7 +25838,156 @@
       </w:rPr>
     </w:lvl>
   </w:abstractNum>
-  <w:abstractNum w:abstractNumId="26" w15:restartNumberingAfterBreak="0">
+  <w:abstractNum w:abstractNumId="33" w15:restartNumberingAfterBreak="0">
+    <w:nsid w:val="3D412240"/>
+    <w:multiLevelType w:val="multilevel"/>
+    <w:tmpl w:val="60B8D7F0"/>
+    <w:lvl w:ilvl="0">
+      <w:start w:val="1"/>
+      <w:numFmt w:val="bullet"/>
+      <w:lvlText w:val=""/>
+      <w:lvlJc w:val="left"/>
+      <w:pPr>
+        <w:tabs>
+          <w:tab w:val="num" w:pos="720"/>
+        </w:tabs>
+        <w:ind w:left="720" w:hanging="360"/>
+      </w:pPr>
+      <w:rPr>
+        <w:rFonts w:ascii="Symbol" w:hAnsi="Symbol" w:hint="default"/>
+        <w:sz w:val="20"/>
+      </w:rPr>
+    </w:lvl>
+    <w:lvl w:ilvl="1" w:tentative="1">
+      <w:start w:val="1"/>
+      <w:numFmt w:val="bullet"/>
+      <w:lvlText w:val="o"/>
+      <w:lvlJc w:val="left"/>
+      <w:pPr>
+        <w:tabs>
+          <w:tab w:val="num" w:pos="1440"/>
+        </w:tabs>
+        <w:ind w:left="1440" w:hanging="360"/>
+      </w:pPr>
+      <w:rPr>
+        <w:rFonts w:ascii="Courier New" w:hAnsi="Courier New" w:hint="default"/>
+        <w:sz w:val="20"/>
+      </w:rPr>
+    </w:lvl>
+    <w:lvl w:ilvl="2" w:tentative="1">
+      <w:start w:val="1"/>
+      <w:numFmt w:val="bullet"/>
+      <w:lvlText w:val=""/>
+      <w:lvlJc w:val="left"/>
+      <w:pPr>
+        <w:tabs>
+          <w:tab w:val="num" w:pos="2160"/>
+        </w:tabs>
+        <w:ind w:left="2160" w:hanging="360"/>
+      </w:pPr>
+      <w:rPr>
+        <w:rFonts w:ascii="Wingdings" w:hAnsi="Wingdings" w:hint="default"/>
+        <w:sz w:val="20"/>
+      </w:rPr>
+    </w:lvl>
+    <w:lvl w:ilvl="3" w:tentative="1">
+      <w:start w:val="1"/>
+      <w:numFmt w:val="bullet"/>
+      <w:lvlText w:val=""/>
+      <w:lvlJc w:val="left"/>
+      <w:pPr>
+        <w:tabs>
+          <w:tab w:val="num" w:pos="2880"/>
+        </w:tabs>
+        <w:ind w:left="2880" w:hanging="360"/>
+      </w:pPr>
+      <w:rPr>
+        <w:rFonts w:ascii="Wingdings" w:hAnsi="Wingdings" w:hint="default"/>
+        <w:sz w:val="20"/>
+      </w:rPr>
+    </w:lvl>
+    <w:lvl w:ilvl="4" w:tentative="1">
+      <w:start w:val="1"/>
+      <w:numFmt w:val="bullet"/>
+      <w:lvlText w:val=""/>
+      <w:lvlJc w:val="left"/>
+      <w:pPr>
+        <w:tabs>
+          <w:tab w:val="num" w:pos="3600"/>
+        </w:tabs>
+        <w:ind w:left="3600" w:hanging="360"/>
+      </w:pPr>
+      <w:rPr>
+        <w:rFonts w:ascii="Wingdings" w:hAnsi="Wingdings" w:hint="default"/>
+        <w:sz w:val="20"/>
+      </w:rPr>
+    </w:lvl>
+    <w:lvl w:ilvl="5" w:tentative="1">
+      <w:start w:val="1"/>
+      <w:numFmt w:val="bullet"/>
+      <w:lvlText w:val=""/>
+      <w:lvlJc w:val="left"/>
+      <w:pPr>
+        <w:tabs>
+          <w:tab w:val="num" w:pos="4320"/>
+        </w:tabs>
+        <w:ind w:left="4320" w:hanging="360"/>
+      </w:pPr>
+      <w:rPr>
+        <w:rFonts w:ascii="Wingdings" w:hAnsi="Wingdings" w:hint="default"/>
+        <w:sz w:val="20"/>
+      </w:rPr>
+    </w:lvl>
+    <w:lvl w:ilvl="6" w:tentative="1">
+      <w:start w:val="1"/>
+      <w:numFmt w:val="bullet"/>
+      <w:lvlText w:val=""/>
+      <w:lvlJc w:val="left"/>
+      <w:pPr>
+        <w:tabs>
+          <w:tab w:val="num" w:pos="5040"/>
+        </w:tabs>
+        <w:ind w:left="5040" w:hanging="360"/>
+      </w:pPr>
+      <w:rPr>
+        <w:rFonts w:ascii="Wingdings" w:hAnsi="Wingdings" w:hint="default"/>
+        <w:sz w:val="20"/>
+      </w:rPr>
+    </w:lvl>
+    <w:lvl w:ilvl="7" w:tentative="1">
+      <w:start w:val="1"/>
+      <w:numFmt w:val="bullet"/>
+      <w:lvlText w:val=""/>
+      <w:lvlJc w:val="left"/>
+      <w:pPr>
+        <w:tabs>
+          <w:tab w:val="num" w:pos="5760"/>
+        </w:tabs>
+        <w:ind w:left="5760" w:hanging="360"/>
+      </w:pPr>
+      <w:rPr>
+        <w:rFonts w:ascii="Wingdings" w:hAnsi="Wingdings" w:hint="default"/>
+        <w:sz w:val="20"/>
+      </w:rPr>
+    </w:lvl>
+    <w:lvl w:ilvl="8" w:tentative="1">
+      <w:start w:val="1"/>
+      <w:numFmt w:val="bullet"/>
+      <w:lvlText w:val=""/>
+      <w:lvlJc w:val="left"/>
+      <w:pPr>
+        <w:tabs>
+          <w:tab w:val="num" w:pos="6480"/>
+        </w:tabs>
+        <w:ind w:left="6480" w:hanging="360"/>
+      </w:pPr>
+      <w:rPr>
+        <w:rFonts w:ascii="Wingdings" w:hAnsi="Wingdings" w:hint="default"/>
+        <w:sz w:val="20"/>
+      </w:rPr>
+    </w:lvl>
+  </w:abstractNum>
+  <w:abstractNum w:abstractNumId="34" w15:restartNumberingAfterBreak="0">
     <w:nsid w:val="3D6912DC"/>
     <w:multiLevelType w:val="hybridMultilevel"/>
     <w:tmpl w:val="A1C0BE90"/>
@@ -21859,7 +26099,7 @@
       </w:rPr>
     </w:lvl>
   </w:abstractNum>
-  <w:abstractNum w:abstractNumId="27" w15:restartNumberingAfterBreak="0">
+  <w:abstractNum w:abstractNumId="35" w15:restartNumberingAfterBreak="0">
     <w:nsid w:val="40A70CB3"/>
     <w:multiLevelType w:val="hybridMultilevel"/>
     <w:tmpl w:val="537E61C6"/>
@@ -21971,7 +26211,7 @@
       </w:rPr>
     </w:lvl>
   </w:abstractNum>
-  <w:abstractNum w:abstractNumId="28" w15:restartNumberingAfterBreak="0">
+  <w:abstractNum w:abstractNumId="36" w15:restartNumberingAfterBreak="0">
     <w:nsid w:val="41AD4C9D"/>
     <w:multiLevelType w:val="hybridMultilevel"/>
     <w:tmpl w:val="D08E54CE"/>
@@ -22083,7 +26323,156 @@
       </w:rPr>
     </w:lvl>
   </w:abstractNum>
-  <w:abstractNum w:abstractNumId="29" w15:restartNumberingAfterBreak="0">
+  <w:abstractNum w:abstractNumId="37" w15:restartNumberingAfterBreak="0">
+    <w:nsid w:val="41DD08F9"/>
+    <w:multiLevelType w:val="multilevel"/>
+    <w:tmpl w:val="D6C84012"/>
+    <w:lvl w:ilvl="0">
+      <w:start w:val="1"/>
+      <w:numFmt w:val="bullet"/>
+      <w:lvlText w:val=""/>
+      <w:lvlJc w:val="left"/>
+      <w:pPr>
+        <w:tabs>
+          <w:tab w:val="num" w:pos="720"/>
+        </w:tabs>
+        <w:ind w:left="720" w:hanging="360"/>
+      </w:pPr>
+      <w:rPr>
+        <w:rFonts w:ascii="Symbol" w:hAnsi="Symbol" w:hint="default"/>
+        <w:sz w:val="20"/>
+      </w:rPr>
+    </w:lvl>
+    <w:lvl w:ilvl="1" w:tentative="1">
+      <w:start w:val="1"/>
+      <w:numFmt w:val="bullet"/>
+      <w:lvlText w:val="o"/>
+      <w:lvlJc w:val="left"/>
+      <w:pPr>
+        <w:tabs>
+          <w:tab w:val="num" w:pos="1440"/>
+        </w:tabs>
+        <w:ind w:left="1440" w:hanging="360"/>
+      </w:pPr>
+      <w:rPr>
+        <w:rFonts w:ascii="Courier New" w:hAnsi="Courier New" w:hint="default"/>
+        <w:sz w:val="20"/>
+      </w:rPr>
+    </w:lvl>
+    <w:lvl w:ilvl="2" w:tentative="1">
+      <w:start w:val="1"/>
+      <w:numFmt w:val="bullet"/>
+      <w:lvlText w:val=""/>
+      <w:lvlJc w:val="left"/>
+      <w:pPr>
+        <w:tabs>
+          <w:tab w:val="num" w:pos="2160"/>
+        </w:tabs>
+        <w:ind w:left="2160" w:hanging="360"/>
+      </w:pPr>
+      <w:rPr>
+        <w:rFonts w:ascii="Wingdings" w:hAnsi="Wingdings" w:hint="default"/>
+        <w:sz w:val="20"/>
+      </w:rPr>
+    </w:lvl>
+    <w:lvl w:ilvl="3" w:tentative="1">
+      <w:start w:val="1"/>
+      <w:numFmt w:val="bullet"/>
+      <w:lvlText w:val=""/>
+      <w:lvlJc w:val="left"/>
+      <w:pPr>
+        <w:tabs>
+          <w:tab w:val="num" w:pos="2880"/>
+        </w:tabs>
+        <w:ind w:left="2880" w:hanging="360"/>
+      </w:pPr>
+      <w:rPr>
+        <w:rFonts w:ascii="Wingdings" w:hAnsi="Wingdings" w:hint="default"/>
+        <w:sz w:val="20"/>
+      </w:rPr>
+    </w:lvl>
+    <w:lvl w:ilvl="4" w:tentative="1">
+      <w:start w:val="1"/>
+      <w:numFmt w:val="bullet"/>
+      <w:lvlText w:val=""/>
+      <w:lvlJc w:val="left"/>
+      <w:pPr>
+        <w:tabs>
+          <w:tab w:val="num" w:pos="3600"/>
+        </w:tabs>
+        <w:ind w:left="3600" w:hanging="360"/>
+      </w:pPr>
+      <w:rPr>
+        <w:rFonts w:ascii="Wingdings" w:hAnsi="Wingdings" w:hint="default"/>
+        <w:sz w:val="20"/>
+      </w:rPr>
+    </w:lvl>
+    <w:lvl w:ilvl="5" w:tentative="1">
+      <w:start w:val="1"/>
+      <w:numFmt w:val="bullet"/>
+      <w:lvlText w:val=""/>
+      <w:lvlJc w:val="left"/>
+      <w:pPr>
+        <w:tabs>
+          <w:tab w:val="num" w:pos="4320"/>
+        </w:tabs>
+        <w:ind w:left="4320" w:hanging="360"/>
+      </w:pPr>
+      <w:rPr>
+        <w:rFonts w:ascii="Wingdings" w:hAnsi="Wingdings" w:hint="default"/>
+        <w:sz w:val="20"/>
+      </w:rPr>
+    </w:lvl>
+    <w:lvl w:ilvl="6" w:tentative="1">
+      <w:start w:val="1"/>
+      <w:numFmt w:val="bullet"/>
+      <w:lvlText w:val=""/>
+      <w:lvlJc w:val="left"/>
+      <w:pPr>
+        <w:tabs>
+          <w:tab w:val="num" w:pos="5040"/>
+        </w:tabs>
+        <w:ind w:left="5040" w:hanging="360"/>
+      </w:pPr>
+      <w:rPr>
+        <w:rFonts w:ascii="Wingdings" w:hAnsi="Wingdings" w:hint="default"/>
+        <w:sz w:val="20"/>
+      </w:rPr>
+    </w:lvl>
+    <w:lvl w:ilvl="7" w:tentative="1">
+      <w:start w:val="1"/>
+      <w:numFmt w:val="bullet"/>
+      <w:lvlText w:val=""/>
+      <w:lvlJc w:val="left"/>
+      <w:pPr>
+        <w:tabs>
+          <w:tab w:val="num" w:pos="5760"/>
+        </w:tabs>
+        <w:ind w:left="5760" w:hanging="360"/>
+      </w:pPr>
+      <w:rPr>
+        <w:rFonts w:ascii="Wingdings" w:hAnsi="Wingdings" w:hint="default"/>
+        <w:sz w:val="20"/>
+      </w:rPr>
+    </w:lvl>
+    <w:lvl w:ilvl="8" w:tentative="1">
+      <w:start w:val="1"/>
+      <w:numFmt w:val="bullet"/>
+      <w:lvlText w:val=""/>
+      <w:lvlJc w:val="left"/>
+      <w:pPr>
+        <w:tabs>
+          <w:tab w:val="num" w:pos="6480"/>
+        </w:tabs>
+        <w:ind w:left="6480" w:hanging="360"/>
+      </w:pPr>
+      <w:rPr>
+        <w:rFonts w:ascii="Wingdings" w:hAnsi="Wingdings" w:hint="default"/>
+        <w:sz w:val="20"/>
+      </w:rPr>
+    </w:lvl>
+  </w:abstractNum>
+  <w:abstractNum w:abstractNumId="38" w15:restartNumberingAfterBreak="0">
     <w:nsid w:val="426A1769"/>
     <w:multiLevelType w:val="multilevel"/>
     <w:tmpl w:val="B3F44534"/>
@@ -22196,7 +26585,7 @@
       </w:pPr>
     </w:lvl>
   </w:abstractNum>
-  <w:abstractNum w:abstractNumId="30" w15:restartNumberingAfterBreak="0">
+  <w:abstractNum w:abstractNumId="39" w15:restartNumberingAfterBreak="0">
     <w:nsid w:val="43640D37"/>
     <w:multiLevelType w:val="hybridMultilevel"/>
     <w:tmpl w:val="2D7069CC"/>
@@ -22309,7 +26698,156 @@
       </w:rPr>
     </w:lvl>
   </w:abstractNum>
-  <w:abstractNum w:abstractNumId="31" w15:restartNumberingAfterBreak="0">
+  <w:abstractNum w:abstractNumId="40" w15:restartNumberingAfterBreak="0">
+    <w:nsid w:val="44BB7B34"/>
+    <w:multiLevelType w:val="multilevel"/>
+    <w:tmpl w:val="817AA874"/>
+    <w:lvl w:ilvl="0">
+      <w:start w:val="1"/>
+      <w:numFmt w:val="bullet"/>
+      <w:lvlText w:val=""/>
+      <w:lvlJc w:val="left"/>
+      <w:pPr>
+        <w:tabs>
+          <w:tab w:val="num" w:pos="720"/>
+        </w:tabs>
+        <w:ind w:left="720" w:hanging="360"/>
+      </w:pPr>
+      <w:rPr>
+        <w:rFonts w:ascii="Symbol" w:hAnsi="Symbol" w:hint="default"/>
+        <w:sz w:val="20"/>
+      </w:rPr>
+    </w:lvl>
+    <w:lvl w:ilvl="1" w:tentative="1">
+      <w:start w:val="1"/>
+      <w:numFmt w:val="bullet"/>
+      <w:lvlText w:val="o"/>
+      <w:lvlJc w:val="left"/>
+      <w:pPr>
+        <w:tabs>
+          <w:tab w:val="num" w:pos="1440"/>
+        </w:tabs>
+        <w:ind w:left="1440" w:hanging="360"/>
+      </w:pPr>
+      <w:rPr>
+        <w:rFonts w:ascii="Courier New" w:hAnsi="Courier New" w:hint="default"/>
+        <w:sz w:val="20"/>
+      </w:rPr>
+    </w:lvl>
+    <w:lvl w:ilvl="2" w:tentative="1">
+      <w:start w:val="1"/>
+      <w:numFmt w:val="bullet"/>
+      <w:lvlText w:val=""/>
+      <w:lvlJc w:val="left"/>
+      <w:pPr>
+        <w:tabs>
+          <w:tab w:val="num" w:pos="2160"/>
+        </w:tabs>
+        <w:ind w:left="2160" w:hanging="360"/>
+      </w:pPr>
+      <w:rPr>
+        <w:rFonts w:ascii="Wingdings" w:hAnsi="Wingdings" w:hint="default"/>
+        <w:sz w:val="20"/>
+      </w:rPr>
+    </w:lvl>
+    <w:lvl w:ilvl="3" w:tentative="1">
+      <w:start w:val="1"/>
+      <w:numFmt w:val="bullet"/>
+      <w:lvlText w:val=""/>
+      <w:lvlJc w:val="left"/>
+      <w:pPr>
+        <w:tabs>
+          <w:tab w:val="num" w:pos="2880"/>
+        </w:tabs>
+        <w:ind w:left="2880" w:hanging="360"/>
+      </w:pPr>
+      <w:rPr>
+        <w:rFonts w:ascii="Wingdings" w:hAnsi="Wingdings" w:hint="default"/>
+        <w:sz w:val="20"/>
+      </w:rPr>
+    </w:lvl>
+    <w:lvl w:ilvl="4" w:tentative="1">
+      <w:start w:val="1"/>
+      <w:numFmt w:val="bullet"/>
+      <w:lvlText w:val=""/>
+      <w:lvlJc w:val="left"/>
+      <w:pPr>
+        <w:tabs>
+          <w:tab w:val="num" w:pos="3600"/>
+        </w:tabs>
+        <w:ind w:left="3600" w:hanging="360"/>
+      </w:pPr>
+      <w:rPr>
+        <w:rFonts w:ascii="Wingdings" w:hAnsi="Wingdings" w:hint="default"/>
+        <w:sz w:val="20"/>
+      </w:rPr>
+    </w:lvl>
+    <w:lvl w:ilvl="5" w:tentative="1">
+      <w:start w:val="1"/>
+      <w:numFmt w:val="bullet"/>
+      <w:lvlText w:val=""/>
+      <w:lvlJc w:val="left"/>
+      <w:pPr>
+        <w:tabs>
+          <w:tab w:val="num" w:pos="4320"/>
+        </w:tabs>
+        <w:ind w:left="4320" w:hanging="360"/>
+      </w:pPr>
+      <w:rPr>
+        <w:rFonts w:ascii="Wingdings" w:hAnsi="Wingdings" w:hint="default"/>
+        <w:sz w:val="20"/>
+      </w:rPr>
+    </w:lvl>
+    <w:lvl w:ilvl="6" w:tentative="1">
+      <w:start w:val="1"/>
+      <w:numFmt w:val="bullet"/>
+      <w:lvlText w:val=""/>
+      <w:lvlJc w:val="left"/>
+      <w:pPr>
+        <w:tabs>
+          <w:tab w:val="num" w:pos="5040"/>
+        </w:tabs>
+        <w:ind w:left="5040" w:hanging="360"/>
+      </w:pPr>
+      <w:rPr>
+        <w:rFonts w:ascii="Wingdings" w:hAnsi="Wingdings" w:hint="default"/>
+        <w:sz w:val="20"/>
+      </w:rPr>
+    </w:lvl>
+    <w:lvl w:ilvl="7" w:tentative="1">
+      <w:start w:val="1"/>
+      <w:numFmt w:val="bullet"/>
+      <w:lvlText w:val=""/>
+      <w:lvlJc w:val="left"/>
+      <w:pPr>
+        <w:tabs>
+          <w:tab w:val="num" w:pos="5760"/>
+        </w:tabs>
+        <w:ind w:left="5760" w:hanging="360"/>
+      </w:pPr>
+      <w:rPr>
+        <w:rFonts w:ascii="Wingdings" w:hAnsi="Wingdings" w:hint="default"/>
+        <w:sz w:val="20"/>
+      </w:rPr>
+    </w:lvl>
+    <w:lvl w:ilvl="8" w:tentative="1">
+      <w:start w:val="1"/>
+      <w:numFmt w:val="bullet"/>
+      <w:lvlText w:val=""/>
+      <w:lvlJc w:val="left"/>
+      <w:pPr>
+        <w:tabs>
+          <w:tab w:val="num" w:pos="6480"/>
+        </w:tabs>
+        <w:ind w:left="6480" w:hanging="360"/>
+      </w:pPr>
+      <w:rPr>
+        <w:rFonts w:ascii="Wingdings" w:hAnsi="Wingdings" w:hint="default"/>
+        <w:sz w:val="20"/>
+      </w:rPr>
+    </w:lvl>
+  </w:abstractNum>
+  <w:abstractNum w:abstractNumId="41" w15:restartNumberingAfterBreak="0">
     <w:nsid w:val="491D2065"/>
     <w:multiLevelType w:val="hybridMultilevel"/>
     <w:tmpl w:val="0A8E2B70"/>
@@ -22421,7 +26959,7 @@
       </w:rPr>
     </w:lvl>
   </w:abstractNum>
-  <w:abstractNum w:abstractNumId="32" w15:restartNumberingAfterBreak="0">
+  <w:abstractNum w:abstractNumId="42" w15:restartNumberingAfterBreak="0">
     <w:nsid w:val="4C2D304A"/>
     <w:multiLevelType w:val="hybridMultilevel"/>
     <w:tmpl w:val="62DE6FA8"/>
@@ -22533,7 +27071,7 @@
       </w:rPr>
     </w:lvl>
   </w:abstractNum>
-  <w:abstractNum w:abstractNumId="33" w15:restartNumberingAfterBreak="0">
+  <w:abstractNum w:abstractNumId="43" w15:restartNumberingAfterBreak="0">
     <w:nsid w:val="4E304F35"/>
     <w:multiLevelType w:val="hybridMultilevel"/>
     <w:tmpl w:val="E184468E"/>
@@ -22645,7 +27183,7 @@
       </w:rPr>
     </w:lvl>
   </w:abstractNum>
-  <w:abstractNum w:abstractNumId="34" w15:restartNumberingAfterBreak="0">
+  <w:abstractNum w:abstractNumId="44" w15:restartNumberingAfterBreak="0">
     <w:nsid w:val="543D6295"/>
     <w:multiLevelType w:val="multilevel"/>
     <w:tmpl w:val="4F944824"/>
@@ -22794,7 +27332,7 @@
       </w:rPr>
     </w:lvl>
   </w:abstractNum>
-  <w:abstractNum w:abstractNumId="35" w15:restartNumberingAfterBreak="0">
+  <w:abstractNum w:abstractNumId="45" w15:restartNumberingAfterBreak="0">
     <w:nsid w:val="548B1438"/>
     <w:multiLevelType w:val="hybridMultilevel"/>
     <w:tmpl w:val="C098072C"/>
@@ -22906,7 +27444,7 @@
       </w:rPr>
     </w:lvl>
   </w:abstractNum>
-  <w:abstractNum w:abstractNumId="36" w15:restartNumberingAfterBreak="0">
+  <w:abstractNum w:abstractNumId="46" w15:restartNumberingAfterBreak="0">
     <w:nsid w:val="57B762AD"/>
     <w:multiLevelType w:val="multilevel"/>
     <w:tmpl w:val="B40A54B6"/>
@@ -23055,7 +27593,156 @@
       </w:rPr>
     </w:lvl>
   </w:abstractNum>
-  <w:abstractNum w:abstractNumId="37" w15:restartNumberingAfterBreak="0">
+  <w:abstractNum w:abstractNumId="47" w15:restartNumberingAfterBreak="0">
+    <w:nsid w:val="58F279E8"/>
+    <w:multiLevelType w:val="multilevel"/>
+    <w:tmpl w:val="FCB203EE"/>
+    <w:lvl w:ilvl="0">
+      <w:start w:val="1"/>
+      <w:numFmt w:val="bullet"/>
+      <w:lvlText w:val=""/>
+      <w:lvlJc w:val="left"/>
+      <w:pPr>
+        <w:tabs>
+          <w:tab w:val="num" w:pos="720"/>
+        </w:tabs>
+        <w:ind w:left="720" w:hanging="360"/>
+      </w:pPr>
+      <w:rPr>
+        <w:rFonts w:ascii="Symbol" w:hAnsi="Symbol" w:hint="default"/>
+        <w:sz w:val="20"/>
+      </w:rPr>
+    </w:lvl>
+    <w:lvl w:ilvl="1" w:tentative="1">
+      <w:start w:val="1"/>
+      <w:numFmt w:val="bullet"/>
+      <w:lvlText w:val="o"/>
+      <w:lvlJc w:val="left"/>
+      <w:pPr>
+        <w:tabs>
+          <w:tab w:val="num" w:pos="1440"/>
+        </w:tabs>
+        <w:ind w:left="1440" w:hanging="360"/>
+      </w:pPr>
+      <w:rPr>
+        <w:rFonts w:ascii="Courier New" w:hAnsi="Courier New" w:hint="default"/>
+        <w:sz w:val="20"/>
+      </w:rPr>
+    </w:lvl>
+    <w:lvl w:ilvl="2" w:tentative="1">
+      <w:start w:val="1"/>
+      <w:numFmt w:val="bullet"/>
+      <w:lvlText w:val=""/>
+      <w:lvlJc w:val="left"/>
+      <w:pPr>
+        <w:tabs>
+          <w:tab w:val="num" w:pos="2160"/>
+        </w:tabs>
+        <w:ind w:left="2160" w:hanging="360"/>
+      </w:pPr>
+      <w:rPr>
+        <w:rFonts w:ascii="Wingdings" w:hAnsi="Wingdings" w:hint="default"/>
+        <w:sz w:val="20"/>
+      </w:rPr>
+    </w:lvl>
+    <w:lvl w:ilvl="3" w:tentative="1">
+      <w:start w:val="1"/>
+      <w:numFmt w:val="bullet"/>
+      <w:lvlText w:val=""/>
+      <w:lvlJc w:val="left"/>
+      <w:pPr>
+        <w:tabs>
+          <w:tab w:val="num" w:pos="2880"/>
+        </w:tabs>
+        <w:ind w:left="2880" w:hanging="360"/>
+      </w:pPr>
+      <w:rPr>
+        <w:rFonts w:ascii="Wingdings" w:hAnsi="Wingdings" w:hint="default"/>
+        <w:sz w:val="20"/>
+      </w:rPr>
+    </w:lvl>
+    <w:lvl w:ilvl="4" w:tentative="1">
+      <w:start w:val="1"/>
+      <w:numFmt w:val="bullet"/>
+      <w:lvlText w:val=""/>
+      <w:lvlJc w:val="left"/>
+      <w:pPr>
+        <w:tabs>
+          <w:tab w:val="num" w:pos="3600"/>
+        </w:tabs>
+        <w:ind w:left="3600" w:hanging="360"/>
+      </w:pPr>
+      <w:rPr>
+        <w:rFonts w:ascii="Wingdings" w:hAnsi="Wingdings" w:hint="default"/>
+        <w:sz w:val="20"/>
+      </w:rPr>
+    </w:lvl>
+    <w:lvl w:ilvl="5" w:tentative="1">
+      <w:start w:val="1"/>
+      <w:numFmt w:val="bullet"/>
+      <w:lvlText w:val=""/>
+      <w:lvlJc w:val="left"/>
+      <w:pPr>
+        <w:tabs>
+          <w:tab w:val="num" w:pos="4320"/>
+        </w:tabs>
+        <w:ind w:left="4320" w:hanging="360"/>
+      </w:pPr>
+      <w:rPr>
+        <w:rFonts w:ascii="Wingdings" w:hAnsi="Wingdings" w:hint="default"/>
+        <w:sz w:val="20"/>
+      </w:rPr>
+    </w:lvl>
+    <w:lvl w:ilvl="6" w:tentative="1">
+      <w:start w:val="1"/>
+      <w:numFmt w:val="bullet"/>
+      <w:lvlText w:val=""/>
+      <w:lvlJc w:val="left"/>
+      <w:pPr>
+        <w:tabs>
+          <w:tab w:val="num" w:pos="5040"/>
+        </w:tabs>
+        <w:ind w:left="5040" w:hanging="360"/>
+      </w:pPr>
+      <w:rPr>
+        <w:rFonts w:ascii="Wingdings" w:hAnsi="Wingdings" w:hint="default"/>
+        <w:sz w:val="20"/>
+      </w:rPr>
+    </w:lvl>
+    <w:lvl w:ilvl="7" w:tentative="1">
+      <w:start w:val="1"/>
+      <w:numFmt w:val="bullet"/>
+      <w:lvlText w:val=""/>
+      <w:lvlJc w:val="left"/>
+      <w:pPr>
+        <w:tabs>
+          <w:tab w:val="num" w:pos="5760"/>
+        </w:tabs>
+        <w:ind w:left="5760" w:hanging="360"/>
+      </w:pPr>
+      <w:rPr>
+        <w:rFonts w:ascii="Wingdings" w:hAnsi="Wingdings" w:hint="default"/>
+        <w:sz w:val="20"/>
+      </w:rPr>
+    </w:lvl>
+    <w:lvl w:ilvl="8" w:tentative="1">
+      <w:start w:val="1"/>
+      <w:numFmt w:val="bullet"/>
+      <w:lvlText w:val=""/>
+      <w:lvlJc w:val="left"/>
+      <w:pPr>
+        <w:tabs>
+          <w:tab w:val="num" w:pos="6480"/>
+        </w:tabs>
+        <w:ind w:left="6480" w:hanging="360"/>
+      </w:pPr>
+      <w:rPr>
+        <w:rFonts w:ascii="Wingdings" w:hAnsi="Wingdings" w:hint="default"/>
+        <w:sz w:val="20"/>
+      </w:rPr>
+    </w:lvl>
+  </w:abstractNum>
+  <w:abstractNum w:abstractNumId="48" w15:restartNumberingAfterBreak="0">
     <w:nsid w:val="5A605632"/>
     <w:multiLevelType w:val="hybridMultilevel"/>
     <w:tmpl w:val="76B0A03E"/>
@@ -23167,7 +27854,7 @@
       </w:rPr>
     </w:lvl>
   </w:abstractNum>
-  <w:abstractNum w:abstractNumId="38" w15:restartNumberingAfterBreak="0">
+  <w:abstractNum w:abstractNumId="49" w15:restartNumberingAfterBreak="0">
     <w:nsid w:val="5ABA4E55"/>
     <w:multiLevelType w:val="hybridMultilevel"/>
     <w:tmpl w:val="A9E89A42"/>
@@ -23279,7 +27966,7 @@
       </w:rPr>
     </w:lvl>
   </w:abstractNum>
-  <w:abstractNum w:abstractNumId="39" w15:restartNumberingAfterBreak="0">
+  <w:abstractNum w:abstractNumId="50" w15:restartNumberingAfterBreak="0">
     <w:nsid w:val="5C4B05A7"/>
     <w:multiLevelType w:val="hybridMultilevel"/>
     <w:tmpl w:val="B6D0C3D4"/>
@@ -23391,7 +28078,7 @@
       </w:rPr>
     </w:lvl>
   </w:abstractNum>
-  <w:abstractNum w:abstractNumId="40" w15:restartNumberingAfterBreak="0">
+  <w:abstractNum w:abstractNumId="51" w15:restartNumberingAfterBreak="0">
     <w:nsid w:val="5EEA76C3"/>
     <w:multiLevelType w:val="hybridMultilevel"/>
     <w:tmpl w:val="D7C89A68"/>
@@ -23503,7 +28190,7 @@
       </w:rPr>
     </w:lvl>
   </w:abstractNum>
-  <w:abstractNum w:abstractNumId="41" w15:restartNumberingAfterBreak="0">
+  <w:abstractNum w:abstractNumId="52" w15:restartNumberingAfterBreak="0">
     <w:nsid w:val="60BD6DD5"/>
     <w:multiLevelType w:val="hybridMultilevel"/>
     <w:tmpl w:val="AD74B58C"/>
@@ -23615,7 +28302,305 @@
       </w:rPr>
     </w:lvl>
   </w:abstractNum>
-  <w:abstractNum w:abstractNumId="42" w15:restartNumberingAfterBreak="0">
+  <w:abstractNum w:abstractNumId="53" w15:restartNumberingAfterBreak="0">
+    <w:nsid w:val="611E0AAB"/>
+    <w:multiLevelType w:val="multilevel"/>
+    <w:tmpl w:val="D7B0093E"/>
+    <w:lvl w:ilvl="0">
+      <w:start w:val="1"/>
+      <w:numFmt w:val="bullet"/>
+      <w:lvlText w:val=""/>
+      <w:lvlJc w:val="left"/>
+      <w:pPr>
+        <w:tabs>
+          <w:tab w:val="num" w:pos="720"/>
+        </w:tabs>
+        <w:ind w:left="720" w:hanging="360"/>
+      </w:pPr>
+      <w:rPr>
+        <w:rFonts w:ascii="Symbol" w:hAnsi="Symbol" w:hint="default"/>
+        <w:sz w:val="20"/>
+      </w:rPr>
+    </w:lvl>
+    <w:lvl w:ilvl="1" w:tentative="1">
+      <w:start w:val="1"/>
+      <w:numFmt w:val="bullet"/>
+      <w:lvlText w:val="o"/>
+      <w:lvlJc w:val="left"/>
+      <w:pPr>
+        <w:tabs>
+          <w:tab w:val="num" w:pos="1440"/>
+        </w:tabs>
+        <w:ind w:left="1440" w:hanging="360"/>
+      </w:pPr>
+      <w:rPr>
+        <w:rFonts w:ascii="Courier New" w:hAnsi="Courier New" w:hint="default"/>
+        <w:sz w:val="20"/>
+      </w:rPr>
+    </w:lvl>
+    <w:lvl w:ilvl="2" w:tentative="1">
+      <w:start w:val="1"/>
+      <w:numFmt w:val="bullet"/>
+      <w:lvlText w:val=""/>
+      <w:lvlJc w:val="left"/>
+      <w:pPr>
+        <w:tabs>
+          <w:tab w:val="num" w:pos="2160"/>
+        </w:tabs>
+        <w:ind w:left="2160" w:hanging="360"/>
+      </w:pPr>
+      <w:rPr>
+        <w:rFonts w:ascii="Wingdings" w:hAnsi="Wingdings" w:hint="default"/>
+        <w:sz w:val="20"/>
+      </w:rPr>
+    </w:lvl>
+    <w:lvl w:ilvl="3" w:tentative="1">
+      <w:start w:val="1"/>
+      <w:numFmt w:val="bullet"/>
+      <w:lvlText w:val=""/>
+      <w:lvlJc w:val="left"/>
+      <w:pPr>
+        <w:tabs>
+          <w:tab w:val="num" w:pos="2880"/>
+        </w:tabs>
+        <w:ind w:left="2880" w:hanging="360"/>
+      </w:pPr>
+      <w:rPr>
+        <w:rFonts w:ascii="Wingdings" w:hAnsi="Wingdings" w:hint="default"/>
+        <w:sz w:val="20"/>
+      </w:rPr>
+    </w:lvl>
+    <w:lvl w:ilvl="4" w:tentative="1">
+      <w:start w:val="1"/>
+      <w:numFmt w:val="bullet"/>
+      <w:lvlText w:val=""/>
+      <w:lvlJc w:val="left"/>
+      <w:pPr>
+        <w:tabs>
+          <w:tab w:val="num" w:pos="3600"/>
+        </w:tabs>
+        <w:ind w:left="3600" w:hanging="360"/>
+      </w:pPr>
+      <w:rPr>
+        <w:rFonts w:ascii="Wingdings" w:hAnsi="Wingdings" w:hint="default"/>
+        <w:sz w:val="20"/>
+      </w:rPr>
+    </w:lvl>
+    <w:lvl w:ilvl="5" w:tentative="1">
+      <w:start w:val="1"/>
+      <w:numFmt w:val="bullet"/>
+      <w:lvlText w:val=""/>
+      <w:lvlJc w:val="left"/>
+      <w:pPr>
+        <w:tabs>
+          <w:tab w:val="num" w:pos="4320"/>
+        </w:tabs>
+        <w:ind w:left="4320" w:hanging="360"/>
+      </w:pPr>
+      <w:rPr>
+        <w:rFonts w:ascii="Wingdings" w:hAnsi="Wingdings" w:hint="default"/>
+        <w:sz w:val="20"/>
+      </w:rPr>
+    </w:lvl>
+    <w:lvl w:ilvl="6" w:tentative="1">
+      <w:start w:val="1"/>
+      <w:numFmt w:val="bullet"/>
+      <w:lvlText w:val=""/>
+      <w:lvlJc w:val="left"/>
+      <w:pPr>
+        <w:tabs>
+          <w:tab w:val="num" w:pos="5040"/>
+        </w:tabs>
+        <w:ind w:left="5040" w:hanging="360"/>
+      </w:pPr>
+      <w:rPr>
+        <w:rFonts w:ascii="Wingdings" w:hAnsi="Wingdings" w:hint="default"/>
+        <w:sz w:val="20"/>
+      </w:rPr>
+    </w:lvl>
+    <w:lvl w:ilvl="7" w:tentative="1">
+      <w:start w:val="1"/>
+      <w:numFmt w:val="bullet"/>
+      <w:lvlText w:val=""/>
+      <w:lvlJc w:val="left"/>
+      <w:pPr>
+        <w:tabs>
+          <w:tab w:val="num" w:pos="5760"/>
+        </w:tabs>
+        <w:ind w:left="5760" w:hanging="360"/>
+      </w:pPr>
+      <w:rPr>
+        <w:rFonts w:ascii="Wingdings" w:hAnsi="Wingdings" w:hint="default"/>
+        <w:sz w:val="20"/>
+      </w:rPr>
+    </w:lvl>
+    <w:lvl w:ilvl="8" w:tentative="1">
+      <w:start w:val="1"/>
+      <w:numFmt w:val="bullet"/>
+      <w:lvlText w:val=""/>
+      <w:lvlJc w:val="left"/>
+      <w:pPr>
+        <w:tabs>
+          <w:tab w:val="num" w:pos="6480"/>
+        </w:tabs>
+        <w:ind w:left="6480" w:hanging="360"/>
+      </w:pPr>
+      <w:rPr>
+        <w:rFonts w:ascii="Wingdings" w:hAnsi="Wingdings" w:hint="default"/>
+        <w:sz w:val="20"/>
+      </w:rPr>
+    </w:lvl>
+  </w:abstractNum>
+  <w:abstractNum w:abstractNumId="54" w15:restartNumberingAfterBreak="0">
+    <w:nsid w:val="618D1A2B"/>
+    <w:multiLevelType w:val="multilevel"/>
+    <w:tmpl w:val="20C20BD6"/>
+    <w:lvl w:ilvl="0">
+      <w:start w:val="1"/>
+      <w:numFmt w:val="bullet"/>
+      <w:lvlText w:val=""/>
+      <w:lvlJc w:val="left"/>
+      <w:pPr>
+        <w:tabs>
+          <w:tab w:val="num" w:pos="720"/>
+        </w:tabs>
+        <w:ind w:left="720" w:hanging="360"/>
+      </w:pPr>
+      <w:rPr>
+        <w:rFonts w:ascii="Symbol" w:hAnsi="Symbol" w:hint="default"/>
+        <w:sz w:val="20"/>
+      </w:rPr>
+    </w:lvl>
+    <w:lvl w:ilvl="1" w:tentative="1">
+      <w:start w:val="1"/>
+      <w:numFmt w:val="bullet"/>
+      <w:lvlText w:val="o"/>
+      <w:lvlJc w:val="left"/>
+      <w:pPr>
+        <w:tabs>
+          <w:tab w:val="num" w:pos="1440"/>
+        </w:tabs>
+        <w:ind w:left="1440" w:hanging="360"/>
+      </w:pPr>
+      <w:rPr>
+        <w:rFonts w:ascii="Courier New" w:hAnsi="Courier New" w:hint="default"/>
+        <w:sz w:val="20"/>
+      </w:rPr>
+    </w:lvl>
+    <w:lvl w:ilvl="2" w:tentative="1">
+      <w:start w:val="1"/>
+      <w:numFmt w:val="bullet"/>
+      <w:lvlText w:val=""/>
+      <w:lvlJc w:val="left"/>
+      <w:pPr>
+        <w:tabs>
+          <w:tab w:val="num" w:pos="2160"/>
+        </w:tabs>
+        <w:ind w:left="2160" w:hanging="360"/>
+      </w:pPr>
+      <w:rPr>
+        <w:rFonts w:ascii="Wingdings" w:hAnsi="Wingdings" w:hint="default"/>
+        <w:sz w:val="20"/>
+      </w:rPr>
+    </w:lvl>
+    <w:lvl w:ilvl="3" w:tentative="1">
+      <w:start w:val="1"/>
+      <w:numFmt w:val="bullet"/>
+      <w:lvlText w:val=""/>
+      <w:lvlJc w:val="left"/>
+      <w:pPr>
+        <w:tabs>
+          <w:tab w:val="num" w:pos="2880"/>
+        </w:tabs>
+        <w:ind w:left="2880" w:hanging="360"/>
+      </w:pPr>
+      <w:rPr>
+        <w:rFonts w:ascii="Wingdings" w:hAnsi="Wingdings" w:hint="default"/>
+        <w:sz w:val="20"/>
+      </w:rPr>
+    </w:lvl>
+    <w:lvl w:ilvl="4" w:tentative="1">
+      <w:start w:val="1"/>
+      <w:numFmt w:val="bullet"/>
+      <w:lvlText w:val=""/>
+      <w:lvlJc w:val="left"/>
+      <w:pPr>
+        <w:tabs>
+          <w:tab w:val="num" w:pos="3600"/>
+        </w:tabs>
+        <w:ind w:left="3600" w:hanging="360"/>
+      </w:pPr>
+      <w:rPr>
+        <w:rFonts w:ascii="Wingdings" w:hAnsi="Wingdings" w:hint="default"/>
+        <w:sz w:val="20"/>
+      </w:rPr>
+    </w:lvl>
+    <w:lvl w:ilvl="5" w:tentative="1">
+      <w:start w:val="1"/>
+      <w:numFmt w:val="bullet"/>
+      <w:lvlText w:val=""/>
+      <w:lvlJc w:val="left"/>
+      <w:pPr>
+        <w:tabs>
+          <w:tab w:val="num" w:pos="4320"/>
+        </w:tabs>
+        <w:ind w:left="4320" w:hanging="360"/>
+      </w:pPr>
+      <w:rPr>
+        <w:rFonts w:ascii="Wingdings" w:hAnsi="Wingdings" w:hint="default"/>
+        <w:sz w:val="20"/>
+      </w:rPr>
+    </w:lvl>
+    <w:lvl w:ilvl="6" w:tentative="1">
+      <w:start w:val="1"/>
+      <w:numFmt w:val="bullet"/>
+      <w:lvlText w:val=""/>
+      <w:lvlJc w:val="left"/>
+      <w:pPr>
+        <w:tabs>
+          <w:tab w:val="num" w:pos="5040"/>
+        </w:tabs>
+        <w:ind w:left="5040" w:hanging="360"/>
+      </w:pPr>
+      <w:rPr>
+        <w:rFonts w:ascii="Wingdings" w:hAnsi="Wingdings" w:hint="default"/>
+        <w:sz w:val="20"/>
+      </w:rPr>
+    </w:lvl>
+    <w:lvl w:ilvl="7" w:tentative="1">
+      <w:start w:val="1"/>
+      <w:numFmt w:val="bullet"/>
+      <w:lvlText w:val=""/>
+      <w:lvlJc w:val="left"/>
+      <w:pPr>
+        <w:tabs>
+          <w:tab w:val="num" w:pos="5760"/>
+        </w:tabs>
+        <w:ind w:left="5760" w:hanging="360"/>
+      </w:pPr>
+      <w:rPr>
+        <w:rFonts w:ascii="Wingdings" w:hAnsi="Wingdings" w:hint="default"/>
+        <w:sz w:val="20"/>
+      </w:rPr>
+    </w:lvl>
+    <w:lvl w:ilvl="8" w:tentative="1">
+      <w:start w:val="1"/>
+      <w:numFmt w:val="bullet"/>
+      <w:lvlText w:val=""/>
+      <w:lvlJc w:val="left"/>
+      <w:pPr>
+        <w:tabs>
+          <w:tab w:val="num" w:pos="6480"/>
+        </w:tabs>
+        <w:ind w:left="6480" w:hanging="360"/>
+      </w:pPr>
+      <w:rPr>
+        <w:rFonts w:ascii="Wingdings" w:hAnsi="Wingdings" w:hint="default"/>
+        <w:sz w:val="20"/>
+      </w:rPr>
+    </w:lvl>
+  </w:abstractNum>
+  <w:abstractNum w:abstractNumId="55" w15:restartNumberingAfterBreak="0">
     <w:nsid w:val="636F7368"/>
     <w:multiLevelType w:val="hybridMultilevel"/>
     <w:tmpl w:val="4A6A53AA"/>
@@ -23727,7 +28712,156 @@
       </w:rPr>
     </w:lvl>
   </w:abstractNum>
-  <w:abstractNum w:abstractNumId="43" w15:restartNumberingAfterBreak="0">
+  <w:abstractNum w:abstractNumId="56" w15:restartNumberingAfterBreak="0">
+    <w:nsid w:val="657573AC"/>
+    <w:multiLevelType w:val="multilevel"/>
+    <w:tmpl w:val="C862DC58"/>
+    <w:lvl w:ilvl="0">
+      <w:start w:val="1"/>
+      <w:numFmt w:val="bullet"/>
+      <w:lvlText w:val=""/>
+      <w:lvlJc w:val="left"/>
+      <w:pPr>
+        <w:tabs>
+          <w:tab w:val="num" w:pos="720"/>
+        </w:tabs>
+        <w:ind w:left="720" w:hanging="360"/>
+      </w:pPr>
+      <w:rPr>
+        <w:rFonts w:ascii="Symbol" w:hAnsi="Symbol" w:hint="default"/>
+        <w:sz w:val="20"/>
+      </w:rPr>
+    </w:lvl>
+    <w:lvl w:ilvl="1" w:tentative="1">
+      <w:start w:val="1"/>
+      <w:numFmt w:val="bullet"/>
+      <w:lvlText w:val="o"/>
+      <w:lvlJc w:val="left"/>
+      <w:pPr>
+        <w:tabs>
+          <w:tab w:val="num" w:pos="1440"/>
+        </w:tabs>
+        <w:ind w:left="1440" w:hanging="360"/>
+      </w:pPr>
+      <w:rPr>
+        <w:rFonts w:ascii="Courier New" w:hAnsi="Courier New" w:hint="default"/>
+        <w:sz w:val="20"/>
+      </w:rPr>
+    </w:lvl>
+    <w:lvl w:ilvl="2" w:tentative="1">
+      <w:start w:val="1"/>
+      <w:numFmt w:val="bullet"/>
+      <w:lvlText w:val=""/>
+      <w:lvlJc w:val="left"/>
+      <w:pPr>
+        <w:tabs>
+          <w:tab w:val="num" w:pos="2160"/>
+        </w:tabs>
+        <w:ind w:left="2160" w:hanging="360"/>
+      </w:pPr>
+      <w:rPr>
+        <w:rFonts w:ascii="Wingdings" w:hAnsi="Wingdings" w:hint="default"/>
+        <w:sz w:val="20"/>
+      </w:rPr>
+    </w:lvl>
+    <w:lvl w:ilvl="3" w:tentative="1">
+      <w:start w:val="1"/>
+      <w:numFmt w:val="bullet"/>
+      <w:lvlText w:val=""/>
+      <w:lvlJc w:val="left"/>
+      <w:pPr>
+        <w:tabs>
+          <w:tab w:val="num" w:pos="2880"/>
+        </w:tabs>
+        <w:ind w:left="2880" w:hanging="360"/>
+      </w:pPr>
+      <w:rPr>
+        <w:rFonts w:ascii="Wingdings" w:hAnsi="Wingdings" w:hint="default"/>
+        <w:sz w:val="20"/>
+      </w:rPr>
+    </w:lvl>
+    <w:lvl w:ilvl="4" w:tentative="1">
+      <w:start w:val="1"/>
+      <w:numFmt w:val="bullet"/>
+      <w:lvlText w:val=""/>
+      <w:lvlJc w:val="left"/>
+      <w:pPr>
+        <w:tabs>
+          <w:tab w:val="num" w:pos="3600"/>
+        </w:tabs>
+        <w:ind w:left="3600" w:hanging="360"/>
+      </w:pPr>
+      <w:rPr>
+        <w:rFonts w:ascii="Wingdings" w:hAnsi="Wingdings" w:hint="default"/>
+        <w:sz w:val="20"/>
+      </w:rPr>
+    </w:lvl>
+    <w:lvl w:ilvl="5" w:tentative="1">
+      <w:start w:val="1"/>
+      <w:numFmt w:val="bullet"/>
+      <w:lvlText w:val=""/>
+      <w:lvlJc w:val="left"/>
+      <w:pPr>
+        <w:tabs>
+          <w:tab w:val="num" w:pos="4320"/>
+        </w:tabs>
+        <w:ind w:left="4320" w:hanging="360"/>
+      </w:pPr>
+      <w:rPr>
+        <w:rFonts w:ascii="Wingdings" w:hAnsi="Wingdings" w:hint="default"/>
+        <w:sz w:val="20"/>
+      </w:rPr>
+    </w:lvl>
+    <w:lvl w:ilvl="6" w:tentative="1">
+      <w:start w:val="1"/>
+      <w:numFmt w:val="bullet"/>
+      <w:lvlText w:val=""/>
+      <w:lvlJc w:val="left"/>
+      <w:pPr>
+        <w:tabs>
+          <w:tab w:val="num" w:pos="5040"/>
+        </w:tabs>
+        <w:ind w:left="5040" w:hanging="360"/>
+      </w:pPr>
+      <w:rPr>
+        <w:rFonts w:ascii="Wingdings" w:hAnsi="Wingdings" w:hint="default"/>
+        <w:sz w:val="20"/>
+      </w:rPr>
+    </w:lvl>
+    <w:lvl w:ilvl="7" w:tentative="1">
+      <w:start w:val="1"/>
+      <w:numFmt w:val="bullet"/>
+      <w:lvlText w:val=""/>
+      <w:lvlJc w:val="left"/>
+      <w:pPr>
+        <w:tabs>
+          <w:tab w:val="num" w:pos="5760"/>
+        </w:tabs>
+        <w:ind w:left="5760" w:hanging="360"/>
+      </w:pPr>
+      <w:rPr>
+        <w:rFonts w:ascii="Wingdings" w:hAnsi="Wingdings" w:hint="default"/>
+        <w:sz w:val="20"/>
+      </w:rPr>
+    </w:lvl>
+    <w:lvl w:ilvl="8" w:tentative="1">
+      <w:start w:val="1"/>
+      <w:numFmt w:val="bullet"/>
+      <w:lvlText w:val=""/>
+      <w:lvlJc w:val="left"/>
+      <w:pPr>
+        <w:tabs>
+          <w:tab w:val="num" w:pos="6480"/>
+        </w:tabs>
+        <w:ind w:left="6480" w:hanging="360"/>
+      </w:pPr>
+      <w:rPr>
+        <w:rFonts w:ascii="Wingdings" w:hAnsi="Wingdings" w:hint="default"/>
+        <w:sz w:val="20"/>
+      </w:rPr>
+    </w:lvl>
+  </w:abstractNum>
+  <w:abstractNum w:abstractNumId="57" w15:restartNumberingAfterBreak="0">
     <w:nsid w:val="65E54E58"/>
     <w:multiLevelType w:val="multilevel"/>
     <w:tmpl w:val="7E90BF9A"/>
@@ -23876,7 +29010,7 @@
       </w:rPr>
     </w:lvl>
   </w:abstractNum>
-  <w:abstractNum w:abstractNumId="44" w15:restartNumberingAfterBreak="0">
+  <w:abstractNum w:abstractNumId="58" w15:restartNumberingAfterBreak="0">
     <w:nsid w:val="65F40219"/>
     <w:multiLevelType w:val="hybridMultilevel"/>
     <w:tmpl w:val="5C8E4E2C"/>
@@ -23989,7 +29123,156 @@
       </w:rPr>
     </w:lvl>
   </w:abstractNum>
-  <w:abstractNum w:abstractNumId="45" w15:restartNumberingAfterBreak="0">
+  <w:abstractNum w:abstractNumId="59" w15:restartNumberingAfterBreak="0">
+    <w:nsid w:val="660C2435"/>
+    <w:multiLevelType w:val="multilevel"/>
+    <w:tmpl w:val="7D78FFF0"/>
+    <w:lvl w:ilvl="0">
+      <w:start w:val="1"/>
+      <w:numFmt w:val="bullet"/>
+      <w:lvlText w:val=""/>
+      <w:lvlJc w:val="left"/>
+      <w:pPr>
+        <w:tabs>
+          <w:tab w:val="num" w:pos="720"/>
+        </w:tabs>
+        <w:ind w:left="720" w:hanging="360"/>
+      </w:pPr>
+      <w:rPr>
+        <w:rFonts w:ascii="Symbol" w:hAnsi="Symbol" w:hint="default"/>
+        <w:sz w:val="20"/>
+      </w:rPr>
+    </w:lvl>
+    <w:lvl w:ilvl="1" w:tentative="1">
+      <w:start w:val="1"/>
+      <w:numFmt w:val="bullet"/>
+      <w:lvlText w:val="o"/>
+      <w:lvlJc w:val="left"/>
+      <w:pPr>
+        <w:tabs>
+          <w:tab w:val="num" w:pos="1440"/>
+        </w:tabs>
+        <w:ind w:left="1440" w:hanging="360"/>
+      </w:pPr>
+      <w:rPr>
+        <w:rFonts w:ascii="Courier New" w:hAnsi="Courier New" w:hint="default"/>
+        <w:sz w:val="20"/>
+      </w:rPr>
+    </w:lvl>
+    <w:lvl w:ilvl="2" w:tentative="1">
+      <w:start w:val="1"/>
+      <w:numFmt w:val="bullet"/>
+      <w:lvlText w:val=""/>
+      <w:lvlJc w:val="left"/>
+      <w:pPr>
+        <w:tabs>
+          <w:tab w:val="num" w:pos="2160"/>
+        </w:tabs>
+        <w:ind w:left="2160" w:hanging="360"/>
+      </w:pPr>
+      <w:rPr>
+        <w:rFonts w:ascii="Wingdings" w:hAnsi="Wingdings" w:hint="default"/>
+        <w:sz w:val="20"/>
+      </w:rPr>
+    </w:lvl>
+    <w:lvl w:ilvl="3" w:tentative="1">
+      <w:start w:val="1"/>
+      <w:numFmt w:val="bullet"/>
+      <w:lvlText w:val=""/>
+      <w:lvlJc w:val="left"/>
+      <w:pPr>
+        <w:tabs>
+          <w:tab w:val="num" w:pos="2880"/>
+        </w:tabs>
+        <w:ind w:left="2880" w:hanging="360"/>
+      </w:pPr>
+      <w:rPr>
+        <w:rFonts w:ascii="Wingdings" w:hAnsi="Wingdings" w:hint="default"/>
+        <w:sz w:val="20"/>
+      </w:rPr>
+    </w:lvl>
+    <w:lvl w:ilvl="4" w:tentative="1">
+      <w:start w:val="1"/>
+      <w:numFmt w:val="bullet"/>
+      <w:lvlText w:val=""/>
+      <w:lvlJc w:val="left"/>
+      <w:pPr>
+        <w:tabs>
+          <w:tab w:val="num" w:pos="3600"/>
+        </w:tabs>
+        <w:ind w:left="3600" w:hanging="360"/>
+      </w:pPr>
+      <w:rPr>
+        <w:rFonts w:ascii="Wingdings" w:hAnsi="Wingdings" w:hint="default"/>
+        <w:sz w:val="20"/>
+      </w:rPr>
+    </w:lvl>
+    <w:lvl w:ilvl="5" w:tentative="1">
+      <w:start w:val="1"/>
+      <w:numFmt w:val="bullet"/>
+      <w:lvlText w:val=""/>
+      <w:lvlJc w:val="left"/>
+      <w:pPr>
+        <w:tabs>
+          <w:tab w:val="num" w:pos="4320"/>
+        </w:tabs>
+        <w:ind w:left="4320" w:hanging="360"/>
+      </w:pPr>
+      <w:rPr>
+        <w:rFonts w:ascii="Wingdings" w:hAnsi="Wingdings" w:hint="default"/>
+        <w:sz w:val="20"/>
+      </w:rPr>
+    </w:lvl>
+    <w:lvl w:ilvl="6" w:tentative="1">
+      <w:start w:val="1"/>
+      <w:numFmt w:val="bullet"/>
+      <w:lvlText w:val=""/>
+      <w:lvlJc w:val="left"/>
+      <w:pPr>
+        <w:tabs>
+          <w:tab w:val="num" w:pos="5040"/>
+        </w:tabs>
+        <w:ind w:left="5040" w:hanging="360"/>
+      </w:pPr>
+      <w:rPr>
+        <w:rFonts w:ascii="Wingdings" w:hAnsi="Wingdings" w:hint="default"/>
+        <w:sz w:val="20"/>
+      </w:rPr>
+    </w:lvl>
+    <w:lvl w:ilvl="7" w:tentative="1">
+      <w:start w:val="1"/>
+      <w:numFmt w:val="bullet"/>
+      <w:lvlText w:val=""/>
+      <w:lvlJc w:val="left"/>
+      <w:pPr>
+        <w:tabs>
+          <w:tab w:val="num" w:pos="5760"/>
+        </w:tabs>
+        <w:ind w:left="5760" w:hanging="360"/>
+      </w:pPr>
+      <w:rPr>
+        <w:rFonts w:ascii="Wingdings" w:hAnsi="Wingdings" w:hint="default"/>
+        <w:sz w:val="20"/>
+      </w:rPr>
+    </w:lvl>
+    <w:lvl w:ilvl="8" w:tentative="1">
+      <w:start w:val="1"/>
+      <w:numFmt w:val="bullet"/>
+      <w:lvlText w:val=""/>
+      <w:lvlJc w:val="left"/>
+      <w:pPr>
+        <w:tabs>
+          <w:tab w:val="num" w:pos="6480"/>
+        </w:tabs>
+        <w:ind w:left="6480" w:hanging="360"/>
+      </w:pPr>
+      <w:rPr>
+        <w:rFonts w:ascii="Wingdings" w:hAnsi="Wingdings" w:hint="default"/>
+        <w:sz w:val="20"/>
+      </w:rPr>
+    </w:lvl>
+  </w:abstractNum>
+  <w:abstractNum w:abstractNumId="60" w15:restartNumberingAfterBreak="0">
     <w:nsid w:val="67D17B3A"/>
     <w:multiLevelType w:val="hybridMultilevel"/>
     <w:tmpl w:val="46FE0420"/>
@@ -24102,7 +29385,7 @@
       </w:rPr>
     </w:lvl>
   </w:abstractNum>
-  <w:abstractNum w:abstractNumId="46" w15:restartNumberingAfterBreak="0">
+  <w:abstractNum w:abstractNumId="61" w15:restartNumberingAfterBreak="0">
     <w:nsid w:val="6B155CA5"/>
     <w:multiLevelType w:val="hybridMultilevel"/>
     <w:tmpl w:val="429CDFA4"/>
@@ -24214,7 +29497,156 @@
       </w:rPr>
     </w:lvl>
   </w:abstractNum>
-  <w:abstractNum w:abstractNumId="47" w15:restartNumberingAfterBreak="0">
+  <w:abstractNum w:abstractNumId="62" w15:restartNumberingAfterBreak="0">
+    <w:nsid w:val="6FF42CAB"/>
+    <w:multiLevelType w:val="multilevel"/>
+    <w:tmpl w:val="B2DE63C8"/>
+    <w:lvl w:ilvl="0">
+      <w:start w:val="1"/>
+      <w:numFmt w:val="bullet"/>
+      <w:lvlText w:val=""/>
+      <w:lvlJc w:val="left"/>
+      <w:pPr>
+        <w:tabs>
+          <w:tab w:val="num" w:pos="720"/>
+        </w:tabs>
+        <w:ind w:left="720" w:hanging="360"/>
+      </w:pPr>
+      <w:rPr>
+        <w:rFonts w:ascii="Symbol" w:hAnsi="Symbol" w:hint="default"/>
+        <w:sz w:val="20"/>
+      </w:rPr>
+    </w:lvl>
+    <w:lvl w:ilvl="1" w:tentative="1">
+      <w:start w:val="1"/>
+      <w:numFmt w:val="bullet"/>
+      <w:lvlText w:val="o"/>
+      <w:lvlJc w:val="left"/>
+      <w:pPr>
+        <w:tabs>
+          <w:tab w:val="num" w:pos="1440"/>
+        </w:tabs>
+        <w:ind w:left="1440" w:hanging="360"/>
+      </w:pPr>
+      <w:rPr>
+        <w:rFonts w:ascii="Courier New" w:hAnsi="Courier New" w:hint="default"/>
+        <w:sz w:val="20"/>
+      </w:rPr>
+    </w:lvl>
+    <w:lvl w:ilvl="2" w:tentative="1">
+      <w:start w:val="1"/>
+      <w:numFmt w:val="bullet"/>
+      <w:lvlText w:val=""/>
+      <w:lvlJc w:val="left"/>
+      <w:pPr>
+        <w:tabs>
+          <w:tab w:val="num" w:pos="2160"/>
+        </w:tabs>
+        <w:ind w:left="2160" w:hanging="360"/>
+      </w:pPr>
+      <w:rPr>
+        <w:rFonts w:ascii="Wingdings" w:hAnsi="Wingdings" w:hint="default"/>
+        <w:sz w:val="20"/>
+      </w:rPr>
+    </w:lvl>
+    <w:lvl w:ilvl="3" w:tentative="1">
+      <w:start w:val="1"/>
+      <w:numFmt w:val="bullet"/>
+      <w:lvlText w:val=""/>
+      <w:lvlJc w:val="left"/>
+      <w:pPr>
+        <w:tabs>
+          <w:tab w:val="num" w:pos="2880"/>
+        </w:tabs>
+        <w:ind w:left="2880" w:hanging="360"/>
+      </w:pPr>
+      <w:rPr>
+        <w:rFonts w:ascii="Wingdings" w:hAnsi="Wingdings" w:hint="default"/>
+        <w:sz w:val="20"/>
+      </w:rPr>
+    </w:lvl>
+    <w:lvl w:ilvl="4" w:tentative="1">
+      <w:start w:val="1"/>
+      <w:numFmt w:val="bullet"/>
+      <w:lvlText w:val=""/>
+      <w:lvlJc w:val="left"/>
+      <w:pPr>
+        <w:tabs>
+          <w:tab w:val="num" w:pos="3600"/>
+        </w:tabs>
+        <w:ind w:left="3600" w:hanging="360"/>
+      </w:pPr>
+      <w:rPr>
+        <w:rFonts w:ascii="Wingdings" w:hAnsi="Wingdings" w:hint="default"/>
+        <w:sz w:val="20"/>
+      </w:rPr>
+    </w:lvl>
+    <w:lvl w:ilvl="5" w:tentative="1">
+      <w:start w:val="1"/>
+      <w:numFmt w:val="bullet"/>
+      <w:lvlText w:val=""/>
+      <w:lvlJc w:val="left"/>
+      <w:pPr>
+        <w:tabs>
+          <w:tab w:val="num" w:pos="4320"/>
+        </w:tabs>
+        <w:ind w:left="4320" w:hanging="360"/>
+      </w:pPr>
+      <w:rPr>
+        <w:rFonts w:ascii="Wingdings" w:hAnsi="Wingdings" w:hint="default"/>
+        <w:sz w:val="20"/>
+      </w:rPr>
+    </w:lvl>
+    <w:lvl w:ilvl="6" w:tentative="1">
+      <w:start w:val="1"/>
+      <w:numFmt w:val="bullet"/>
+      <w:lvlText w:val=""/>
+      <w:lvlJc w:val="left"/>
+      <w:pPr>
+        <w:tabs>
+          <w:tab w:val="num" w:pos="5040"/>
+        </w:tabs>
+        <w:ind w:left="5040" w:hanging="360"/>
+      </w:pPr>
+      <w:rPr>
+        <w:rFonts w:ascii="Wingdings" w:hAnsi="Wingdings" w:hint="default"/>
+        <w:sz w:val="20"/>
+      </w:rPr>
+    </w:lvl>
+    <w:lvl w:ilvl="7" w:tentative="1">
+      <w:start w:val="1"/>
+      <w:numFmt w:val="bullet"/>
+      <w:lvlText w:val=""/>
+      <w:lvlJc w:val="left"/>
+      <w:pPr>
+        <w:tabs>
+          <w:tab w:val="num" w:pos="5760"/>
+        </w:tabs>
+        <w:ind w:left="5760" w:hanging="360"/>
+      </w:pPr>
+      <w:rPr>
+        <w:rFonts w:ascii="Wingdings" w:hAnsi="Wingdings" w:hint="default"/>
+        <w:sz w:val="20"/>
+      </w:rPr>
+    </w:lvl>
+    <w:lvl w:ilvl="8" w:tentative="1">
+      <w:start w:val="1"/>
+      <w:numFmt w:val="bullet"/>
+      <w:lvlText w:val=""/>
+      <w:lvlJc w:val="left"/>
+      <w:pPr>
+        <w:tabs>
+          <w:tab w:val="num" w:pos="6480"/>
+        </w:tabs>
+        <w:ind w:left="6480" w:hanging="360"/>
+      </w:pPr>
+      <w:rPr>
+        <w:rFonts w:ascii="Wingdings" w:hAnsi="Wingdings" w:hint="default"/>
+        <w:sz w:val="20"/>
+      </w:rPr>
+    </w:lvl>
+  </w:abstractNum>
+  <w:abstractNum w:abstractNumId="63" w15:restartNumberingAfterBreak="0">
     <w:nsid w:val="71161929"/>
     <w:multiLevelType w:val="hybridMultilevel"/>
     <w:tmpl w:val="F7E0FB6C"/>
@@ -24326,7 +29758,7 @@
       </w:rPr>
     </w:lvl>
   </w:abstractNum>
-  <w:abstractNum w:abstractNumId="48" w15:restartNumberingAfterBreak="0">
+  <w:abstractNum w:abstractNumId="64" w15:restartNumberingAfterBreak="0">
     <w:nsid w:val="74E303E3"/>
     <w:multiLevelType w:val="hybridMultilevel"/>
     <w:tmpl w:val="95F42C0E"/>
@@ -24438,7 +29870,7 @@
       </w:rPr>
     </w:lvl>
   </w:abstractNum>
-  <w:abstractNum w:abstractNumId="49" w15:restartNumberingAfterBreak="0">
+  <w:abstractNum w:abstractNumId="65" w15:restartNumberingAfterBreak="0">
     <w:nsid w:val="785C3FEC"/>
     <w:multiLevelType w:val="hybridMultilevel"/>
     <w:tmpl w:val="4D02BECA"/>
@@ -24550,7 +29982,7 @@
       </w:rPr>
     </w:lvl>
   </w:abstractNum>
-  <w:abstractNum w:abstractNumId="50" w15:restartNumberingAfterBreak="0">
+  <w:abstractNum w:abstractNumId="66" w15:restartNumberingAfterBreak="0">
     <w:nsid w:val="79D06D7B"/>
     <w:multiLevelType w:val="hybridMultilevel"/>
     <w:tmpl w:val="C9962590"/>
@@ -24663,7 +30095,7 @@
       </w:rPr>
     </w:lvl>
   </w:abstractNum>
-  <w:abstractNum w:abstractNumId="51" w15:restartNumberingAfterBreak="0">
+  <w:abstractNum w:abstractNumId="67" w15:restartNumberingAfterBreak="0">
     <w:nsid w:val="7BA4267D"/>
     <w:multiLevelType w:val="hybridMultilevel"/>
     <w:tmpl w:val="AA32D8E2"/>
@@ -24775,7 +30207,454 @@
       </w:rPr>
     </w:lvl>
   </w:abstractNum>
-  <w:abstractNum w:abstractNumId="52" w15:restartNumberingAfterBreak="0">
+  <w:abstractNum w:abstractNumId="68" w15:restartNumberingAfterBreak="0">
+    <w:nsid w:val="7C021D12"/>
+    <w:multiLevelType w:val="multilevel"/>
+    <w:tmpl w:val="E2A224FE"/>
+    <w:lvl w:ilvl="0">
+      <w:start w:val="1"/>
+      <w:numFmt w:val="bullet"/>
+      <w:lvlText w:val=""/>
+      <w:lvlJc w:val="left"/>
+      <w:pPr>
+        <w:tabs>
+          <w:tab w:val="num" w:pos="720"/>
+        </w:tabs>
+        <w:ind w:left="720" w:hanging="360"/>
+      </w:pPr>
+      <w:rPr>
+        <w:rFonts w:ascii="Symbol" w:hAnsi="Symbol" w:hint="default"/>
+        <w:sz w:val="20"/>
+      </w:rPr>
+    </w:lvl>
+    <w:lvl w:ilvl="1" w:tentative="1">
+      <w:start w:val="1"/>
+      <w:numFmt w:val="bullet"/>
+      <w:lvlText w:val="o"/>
+      <w:lvlJc w:val="left"/>
+      <w:pPr>
+        <w:tabs>
+          <w:tab w:val="num" w:pos="1440"/>
+        </w:tabs>
+        <w:ind w:left="1440" w:hanging="360"/>
+      </w:pPr>
+      <w:rPr>
+        <w:rFonts w:ascii="Courier New" w:hAnsi="Courier New" w:hint="default"/>
+        <w:sz w:val="20"/>
+      </w:rPr>
+    </w:lvl>
+    <w:lvl w:ilvl="2" w:tentative="1">
+      <w:start w:val="1"/>
+      <w:numFmt w:val="bullet"/>
+      <w:lvlText w:val=""/>
+      <w:lvlJc w:val="left"/>
+      <w:pPr>
+        <w:tabs>
+          <w:tab w:val="num" w:pos="2160"/>
+        </w:tabs>
+        <w:ind w:left="2160" w:hanging="360"/>
+      </w:pPr>
+      <w:rPr>
+        <w:rFonts w:ascii="Wingdings" w:hAnsi="Wingdings" w:hint="default"/>
+        <w:sz w:val="20"/>
+      </w:rPr>
+    </w:lvl>
+    <w:lvl w:ilvl="3" w:tentative="1">
+      <w:start w:val="1"/>
+      <w:numFmt w:val="bullet"/>
+      <w:lvlText w:val=""/>
+      <w:lvlJc w:val="left"/>
+      <w:pPr>
+        <w:tabs>
+          <w:tab w:val="num" w:pos="2880"/>
+        </w:tabs>
+        <w:ind w:left="2880" w:hanging="360"/>
+      </w:pPr>
+      <w:rPr>
+        <w:rFonts w:ascii="Wingdings" w:hAnsi="Wingdings" w:hint="default"/>
+        <w:sz w:val="20"/>
+      </w:rPr>
+    </w:lvl>
+    <w:lvl w:ilvl="4" w:tentative="1">
+      <w:start w:val="1"/>
+      <w:numFmt w:val="bullet"/>
+      <w:lvlText w:val=""/>
+      <w:lvlJc w:val="left"/>
+      <w:pPr>
+        <w:tabs>
+          <w:tab w:val="num" w:pos="3600"/>
+        </w:tabs>
+        <w:ind w:left="3600" w:hanging="360"/>
+      </w:pPr>
+      <w:rPr>
+        <w:rFonts w:ascii="Wingdings" w:hAnsi="Wingdings" w:hint="default"/>
+        <w:sz w:val="20"/>
+      </w:rPr>
+    </w:lvl>
+    <w:lvl w:ilvl="5" w:tentative="1">
+      <w:start w:val="1"/>
+      <w:numFmt w:val="bullet"/>
+      <w:lvlText w:val=""/>
+      <w:lvlJc w:val="left"/>
+      <w:pPr>
+        <w:tabs>
+          <w:tab w:val="num" w:pos="4320"/>
+        </w:tabs>
+        <w:ind w:left="4320" w:hanging="360"/>
+      </w:pPr>
+      <w:rPr>
+        <w:rFonts w:ascii="Wingdings" w:hAnsi="Wingdings" w:hint="default"/>
+        <w:sz w:val="20"/>
+      </w:rPr>
+    </w:lvl>
+    <w:lvl w:ilvl="6" w:tentative="1">
+      <w:start w:val="1"/>
+      <w:numFmt w:val="bullet"/>
+      <w:lvlText w:val=""/>
+      <w:lvlJc w:val="left"/>
+      <w:pPr>
+        <w:tabs>
+          <w:tab w:val="num" w:pos="5040"/>
+        </w:tabs>
+        <w:ind w:left="5040" w:hanging="360"/>
+      </w:pPr>
+      <w:rPr>
+        <w:rFonts w:ascii="Wingdings" w:hAnsi="Wingdings" w:hint="default"/>
+        <w:sz w:val="20"/>
+      </w:rPr>
+    </w:lvl>
+    <w:lvl w:ilvl="7" w:tentative="1">
+      <w:start w:val="1"/>
+      <w:numFmt w:val="bullet"/>
+      <w:lvlText w:val=""/>
+      <w:lvlJc w:val="left"/>
+      <w:pPr>
+        <w:tabs>
+          <w:tab w:val="num" w:pos="5760"/>
+        </w:tabs>
+        <w:ind w:left="5760" w:hanging="360"/>
+      </w:pPr>
+      <w:rPr>
+        <w:rFonts w:ascii="Wingdings" w:hAnsi="Wingdings" w:hint="default"/>
+        <w:sz w:val="20"/>
+      </w:rPr>
+    </w:lvl>
+    <w:lvl w:ilvl="8" w:tentative="1">
+      <w:start w:val="1"/>
+      <w:numFmt w:val="bullet"/>
+      <w:lvlText w:val=""/>
+      <w:lvlJc w:val="left"/>
+      <w:pPr>
+        <w:tabs>
+          <w:tab w:val="num" w:pos="6480"/>
+        </w:tabs>
+        <w:ind w:left="6480" w:hanging="360"/>
+      </w:pPr>
+      <w:rPr>
+        <w:rFonts w:ascii="Wingdings" w:hAnsi="Wingdings" w:hint="default"/>
+        <w:sz w:val="20"/>
+      </w:rPr>
+    </w:lvl>
+  </w:abstractNum>
+  <w:abstractNum w:abstractNumId="69" w15:restartNumberingAfterBreak="0">
+    <w:nsid w:val="7CCB392D"/>
+    <w:multiLevelType w:val="multilevel"/>
+    <w:tmpl w:val="64DCCBE0"/>
+    <w:lvl w:ilvl="0">
+      <w:start w:val="1"/>
+      <w:numFmt w:val="bullet"/>
+      <w:lvlText w:val=""/>
+      <w:lvlJc w:val="left"/>
+      <w:pPr>
+        <w:tabs>
+          <w:tab w:val="num" w:pos="720"/>
+        </w:tabs>
+        <w:ind w:left="720" w:hanging="360"/>
+      </w:pPr>
+      <w:rPr>
+        <w:rFonts w:ascii="Symbol" w:hAnsi="Symbol" w:hint="default"/>
+        <w:sz w:val="20"/>
+      </w:rPr>
+    </w:lvl>
+    <w:lvl w:ilvl="1" w:tentative="1">
+      <w:start w:val="1"/>
+      <w:numFmt w:val="bullet"/>
+      <w:lvlText w:val="o"/>
+      <w:lvlJc w:val="left"/>
+      <w:pPr>
+        <w:tabs>
+          <w:tab w:val="num" w:pos="1440"/>
+        </w:tabs>
+        <w:ind w:left="1440" w:hanging="360"/>
+      </w:pPr>
+      <w:rPr>
+        <w:rFonts w:ascii="Courier New" w:hAnsi="Courier New" w:hint="default"/>
+        <w:sz w:val="20"/>
+      </w:rPr>
+    </w:lvl>
+    <w:lvl w:ilvl="2" w:tentative="1">
+      <w:start w:val="1"/>
+      <w:numFmt w:val="bullet"/>
+      <w:lvlText w:val=""/>
+      <w:lvlJc w:val="left"/>
+      <w:pPr>
+        <w:tabs>
+          <w:tab w:val="num" w:pos="2160"/>
+        </w:tabs>
+        <w:ind w:left="2160" w:hanging="360"/>
+      </w:pPr>
+      <w:rPr>
+        <w:rFonts w:ascii="Wingdings" w:hAnsi="Wingdings" w:hint="default"/>
+        <w:sz w:val="20"/>
+      </w:rPr>
+    </w:lvl>
+    <w:lvl w:ilvl="3" w:tentative="1">
+      <w:start w:val="1"/>
+      <w:numFmt w:val="bullet"/>
+      <w:lvlText w:val=""/>
+      <w:lvlJc w:val="left"/>
+      <w:pPr>
+        <w:tabs>
+          <w:tab w:val="num" w:pos="2880"/>
+        </w:tabs>
+        <w:ind w:left="2880" w:hanging="360"/>
+      </w:pPr>
+      <w:rPr>
+        <w:rFonts w:ascii="Wingdings" w:hAnsi="Wingdings" w:hint="default"/>
+        <w:sz w:val="20"/>
+      </w:rPr>
+    </w:lvl>
+    <w:lvl w:ilvl="4" w:tentative="1">
+      <w:start w:val="1"/>
+      <w:numFmt w:val="bullet"/>
+      <w:lvlText w:val=""/>
+      <w:lvlJc w:val="left"/>
+      <w:pPr>
+        <w:tabs>
+          <w:tab w:val="num" w:pos="3600"/>
+        </w:tabs>
+        <w:ind w:left="3600" w:hanging="360"/>
+      </w:pPr>
+      <w:rPr>
+        <w:rFonts w:ascii="Wingdings" w:hAnsi="Wingdings" w:hint="default"/>
+        <w:sz w:val="20"/>
+      </w:rPr>
+    </w:lvl>
+    <w:lvl w:ilvl="5" w:tentative="1">
+      <w:start w:val="1"/>
+      <w:numFmt w:val="bullet"/>
+      <w:lvlText w:val=""/>
+      <w:lvlJc w:val="left"/>
+      <w:pPr>
+        <w:tabs>
+          <w:tab w:val="num" w:pos="4320"/>
+        </w:tabs>
+        <w:ind w:left="4320" w:hanging="360"/>
+      </w:pPr>
+      <w:rPr>
+        <w:rFonts w:ascii="Wingdings" w:hAnsi="Wingdings" w:hint="default"/>
+        <w:sz w:val="20"/>
+      </w:rPr>
+    </w:lvl>
+    <w:lvl w:ilvl="6" w:tentative="1">
+      <w:start w:val="1"/>
+      <w:numFmt w:val="bullet"/>
+      <w:lvlText w:val=""/>
+      <w:lvlJc w:val="left"/>
+      <w:pPr>
+        <w:tabs>
+          <w:tab w:val="num" w:pos="5040"/>
+        </w:tabs>
+        <w:ind w:left="5040" w:hanging="360"/>
+      </w:pPr>
+      <w:rPr>
+        <w:rFonts w:ascii="Wingdings" w:hAnsi="Wingdings" w:hint="default"/>
+        <w:sz w:val="20"/>
+      </w:rPr>
+    </w:lvl>
+    <w:lvl w:ilvl="7" w:tentative="1">
+      <w:start w:val="1"/>
+      <w:numFmt w:val="bullet"/>
+      <w:lvlText w:val=""/>
+      <w:lvlJc w:val="left"/>
+      <w:pPr>
+        <w:tabs>
+          <w:tab w:val="num" w:pos="5760"/>
+        </w:tabs>
+        <w:ind w:left="5760" w:hanging="360"/>
+      </w:pPr>
+      <w:rPr>
+        <w:rFonts w:ascii="Wingdings" w:hAnsi="Wingdings" w:hint="default"/>
+        <w:sz w:val="20"/>
+      </w:rPr>
+    </w:lvl>
+    <w:lvl w:ilvl="8" w:tentative="1">
+      <w:start w:val="1"/>
+      <w:numFmt w:val="bullet"/>
+      <w:lvlText w:val=""/>
+      <w:lvlJc w:val="left"/>
+      <w:pPr>
+        <w:tabs>
+          <w:tab w:val="num" w:pos="6480"/>
+        </w:tabs>
+        <w:ind w:left="6480" w:hanging="360"/>
+      </w:pPr>
+      <w:rPr>
+        <w:rFonts w:ascii="Wingdings" w:hAnsi="Wingdings" w:hint="default"/>
+        <w:sz w:val="20"/>
+      </w:rPr>
+    </w:lvl>
+  </w:abstractNum>
+  <w:abstractNum w:abstractNumId="70" w15:restartNumberingAfterBreak="0">
+    <w:nsid w:val="7DCF33A2"/>
+    <w:multiLevelType w:val="multilevel"/>
+    <w:tmpl w:val="34ECAE38"/>
+    <w:lvl w:ilvl="0">
+      <w:start w:val="1"/>
+      <w:numFmt w:val="bullet"/>
+      <w:lvlText w:val=""/>
+      <w:lvlJc w:val="left"/>
+      <w:pPr>
+        <w:tabs>
+          <w:tab w:val="num" w:pos="720"/>
+        </w:tabs>
+        <w:ind w:left="720" w:hanging="360"/>
+      </w:pPr>
+      <w:rPr>
+        <w:rFonts w:ascii="Symbol" w:hAnsi="Symbol" w:hint="default"/>
+        <w:sz w:val="20"/>
+      </w:rPr>
+    </w:lvl>
+    <w:lvl w:ilvl="1" w:tentative="1">
+      <w:start w:val="1"/>
+      <w:numFmt w:val="bullet"/>
+      <w:lvlText w:val="o"/>
+      <w:lvlJc w:val="left"/>
+      <w:pPr>
+        <w:tabs>
+          <w:tab w:val="num" w:pos="1440"/>
+        </w:tabs>
+        <w:ind w:left="1440" w:hanging="360"/>
+      </w:pPr>
+      <w:rPr>
+        <w:rFonts w:ascii="Courier New" w:hAnsi="Courier New" w:hint="default"/>
+        <w:sz w:val="20"/>
+      </w:rPr>
+    </w:lvl>
+    <w:lvl w:ilvl="2" w:tentative="1">
+      <w:start w:val="1"/>
+      <w:numFmt w:val="bullet"/>
+      <w:lvlText w:val=""/>
+      <w:lvlJc w:val="left"/>
+      <w:pPr>
+        <w:tabs>
+          <w:tab w:val="num" w:pos="2160"/>
+        </w:tabs>
+        <w:ind w:left="2160" w:hanging="360"/>
+      </w:pPr>
+      <w:rPr>
+        <w:rFonts w:ascii="Wingdings" w:hAnsi="Wingdings" w:hint="default"/>
+        <w:sz w:val="20"/>
+      </w:rPr>
+    </w:lvl>
+    <w:lvl w:ilvl="3" w:tentative="1">
+      <w:start w:val="1"/>
+      <w:numFmt w:val="bullet"/>
+      <w:lvlText w:val=""/>
+      <w:lvlJc w:val="left"/>
+      <w:pPr>
+        <w:tabs>
+          <w:tab w:val="num" w:pos="2880"/>
+        </w:tabs>
+        <w:ind w:left="2880" w:hanging="360"/>
+      </w:pPr>
+      <w:rPr>
+        <w:rFonts w:ascii="Wingdings" w:hAnsi="Wingdings" w:hint="default"/>
+        <w:sz w:val="20"/>
+      </w:rPr>
+    </w:lvl>
+    <w:lvl w:ilvl="4" w:tentative="1">
+      <w:start w:val="1"/>
+      <w:numFmt w:val="bullet"/>
+      <w:lvlText w:val=""/>
+      <w:lvlJc w:val="left"/>
+      <w:pPr>
+        <w:tabs>
+          <w:tab w:val="num" w:pos="3600"/>
+        </w:tabs>
+        <w:ind w:left="3600" w:hanging="360"/>
+      </w:pPr>
+      <w:rPr>
+        <w:rFonts w:ascii="Wingdings" w:hAnsi="Wingdings" w:hint="default"/>
+        <w:sz w:val="20"/>
+      </w:rPr>
+    </w:lvl>
+    <w:lvl w:ilvl="5" w:tentative="1">
+      <w:start w:val="1"/>
+      <w:numFmt w:val="bullet"/>
+      <w:lvlText w:val=""/>
+      <w:lvlJc w:val="left"/>
+      <w:pPr>
+        <w:tabs>
+          <w:tab w:val="num" w:pos="4320"/>
+        </w:tabs>
+        <w:ind w:left="4320" w:hanging="360"/>
+      </w:pPr>
+      <w:rPr>
+        <w:rFonts w:ascii="Wingdings" w:hAnsi="Wingdings" w:hint="default"/>
+        <w:sz w:val="20"/>
+      </w:rPr>
+    </w:lvl>
+    <w:lvl w:ilvl="6" w:tentative="1">
+      <w:start w:val="1"/>
+      <w:numFmt w:val="bullet"/>
+      <w:lvlText w:val=""/>
+      <w:lvlJc w:val="left"/>
+      <w:pPr>
+        <w:tabs>
+          <w:tab w:val="num" w:pos="5040"/>
+        </w:tabs>
+        <w:ind w:left="5040" w:hanging="360"/>
+      </w:pPr>
+      <w:rPr>
+        <w:rFonts w:ascii="Wingdings" w:hAnsi="Wingdings" w:hint="default"/>
+        <w:sz w:val="20"/>
+      </w:rPr>
+    </w:lvl>
+    <w:lvl w:ilvl="7" w:tentative="1">
+      <w:start w:val="1"/>
+      <w:numFmt w:val="bullet"/>
+      <w:lvlText w:val=""/>
+      <w:lvlJc w:val="left"/>
+      <w:pPr>
+        <w:tabs>
+          <w:tab w:val="num" w:pos="5760"/>
+        </w:tabs>
+        <w:ind w:left="5760" w:hanging="360"/>
+      </w:pPr>
+      <w:rPr>
+        <w:rFonts w:ascii="Wingdings" w:hAnsi="Wingdings" w:hint="default"/>
+        <w:sz w:val="20"/>
+      </w:rPr>
+    </w:lvl>
+    <w:lvl w:ilvl="8" w:tentative="1">
+      <w:start w:val="1"/>
+      <w:numFmt w:val="bullet"/>
+      <w:lvlText w:val=""/>
+      <w:lvlJc w:val="left"/>
+      <w:pPr>
+        <w:tabs>
+          <w:tab w:val="num" w:pos="6480"/>
+        </w:tabs>
+        <w:ind w:left="6480" w:hanging="360"/>
+      </w:pPr>
+      <w:rPr>
+        <w:rFonts w:ascii="Wingdings" w:hAnsi="Wingdings" w:hint="default"/>
+        <w:sz w:val="20"/>
+      </w:rPr>
+    </w:lvl>
+  </w:abstractNum>
+  <w:abstractNum w:abstractNumId="71" w15:restartNumberingAfterBreak="0">
     <w:nsid w:val="7E2227F4"/>
     <w:multiLevelType w:val="hybridMultilevel"/>
     <w:tmpl w:val="C688EDEC"/>
@@ -24887,7 +30766,7 @@
       </w:rPr>
     </w:lvl>
   </w:abstractNum>
-  <w:abstractNum w:abstractNumId="53" w15:restartNumberingAfterBreak="0">
+  <w:abstractNum w:abstractNumId="72" w15:restartNumberingAfterBreak="0">
     <w:nsid w:val="7E3C0F12"/>
     <w:multiLevelType w:val="hybridMultilevel"/>
     <w:tmpl w:val="F42E34DA"/>
@@ -25000,130 +30879,130 @@
     </w:lvl>
   </w:abstractNum>
   <w:num w:numId="1" w16cid:durableId="1967078280">
-    <w:abstractNumId w:val="14"/>
+    <w:abstractNumId w:val="15"/>
   </w:num>
   <w:num w:numId="2" w16cid:durableId="1897621746">
+    <w:abstractNumId w:val="60"/>
+  </w:num>
+  <w:num w:numId="3" w16cid:durableId="1318266953">
+    <w:abstractNumId w:val="6"/>
+  </w:num>
+  <w:num w:numId="4" w16cid:durableId="825783448">
+    <w:abstractNumId w:val="58"/>
+  </w:num>
+  <w:num w:numId="5" w16cid:durableId="306085424">
+    <w:abstractNumId w:val="48"/>
+  </w:num>
+  <w:num w:numId="6" w16cid:durableId="674958043">
+    <w:abstractNumId w:val="9"/>
+  </w:num>
+  <w:num w:numId="7" w16cid:durableId="247423648">
+    <w:abstractNumId w:val="50"/>
+  </w:num>
+  <w:num w:numId="8" w16cid:durableId="384566048">
+    <w:abstractNumId w:val="13"/>
+  </w:num>
+  <w:num w:numId="9" w16cid:durableId="866912650">
+    <w:abstractNumId w:val="18"/>
+  </w:num>
+  <w:num w:numId="10" w16cid:durableId="589899546">
+    <w:abstractNumId w:val="34"/>
+  </w:num>
+  <w:num w:numId="11" w16cid:durableId="1879001495">
+    <w:abstractNumId w:val="63"/>
+  </w:num>
+  <w:num w:numId="12" w16cid:durableId="550268315">
+    <w:abstractNumId w:val="10"/>
+  </w:num>
+  <w:num w:numId="13" w16cid:durableId="284118771">
+    <w:abstractNumId w:val="72"/>
+  </w:num>
+  <w:num w:numId="14" w16cid:durableId="860162695">
+    <w:abstractNumId w:val="8"/>
+  </w:num>
+  <w:num w:numId="15" w16cid:durableId="1254361122">
+    <w:abstractNumId w:val="36"/>
+  </w:num>
+  <w:num w:numId="16" w16cid:durableId="325087984">
+    <w:abstractNumId w:val="27"/>
+  </w:num>
+  <w:num w:numId="17" w16cid:durableId="1520778839">
+    <w:abstractNumId w:val="35"/>
+  </w:num>
+  <w:num w:numId="18" w16cid:durableId="1767388190">
+    <w:abstractNumId w:val="12"/>
+  </w:num>
+  <w:num w:numId="19" w16cid:durableId="131292223">
+    <w:abstractNumId w:val="23"/>
+  </w:num>
+  <w:num w:numId="20" w16cid:durableId="1025134148">
+    <w:abstractNumId w:val="42"/>
+  </w:num>
+  <w:num w:numId="21" w16cid:durableId="227887157">
     <w:abstractNumId w:val="45"/>
   </w:num>
-  <w:num w:numId="3" w16cid:durableId="1318266953">
-    <w:abstractNumId w:val="5"/>
+  <w:num w:numId="22" w16cid:durableId="667289663">
+    <w:abstractNumId w:val="66"/>
   </w:num>
-  <w:num w:numId="4" w16cid:durableId="825783448">
+  <w:num w:numId="23" w16cid:durableId="561217507">
+    <w:abstractNumId w:val="29"/>
+  </w:num>
+  <w:num w:numId="24" w16cid:durableId="19474969">
+    <w:abstractNumId w:val="41"/>
+  </w:num>
+  <w:num w:numId="25" w16cid:durableId="1572306116">
+    <w:abstractNumId w:val="32"/>
+  </w:num>
+  <w:num w:numId="26" w16cid:durableId="1655059492">
+    <w:abstractNumId w:val="65"/>
+  </w:num>
+  <w:num w:numId="27" w16cid:durableId="287472595">
+    <w:abstractNumId w:val="19"/>
+  </w:num>
+  <w:num w:numId="28" w16cid:durableId="1797798232">
+    <w:abstractNumId w:val="17"/>
+  </w:num>
+  <w:num w:numId="29" w16cid:durableId="1881086860">
+    <w:abstractNumId w:val="67"/>
+  </w:num>
+  <w:num w:numId="30" w16cid:durableId="2067415247">
+    <w:abstractNumId w:val="64"/>
+  </w:num>
+  <w:num w:numId="31" w16cid:durableId="445077732">
+    <w:abstractNumId w:val="55"/>
+  </w:num>
+  <w:num w:numId="32" w16cid:durableId="1632974937">
+    <w:abstractNumId w:val="52"/>
+  </w:num>
+  <w:num w:numId="33" w16cid:durableId="317661244">
+    <w:abstractNumId w:val="51"/>
+  </w:num>
+  <w:num w:numId="34" w16cid:durableId="676075811">
+    <w:abstractNumId w:val="71"/>
+  </w:num>
+  <w:num w:numId="35" w16cid:durableId="478769676">
+    <w:abstractNumId w:val="7"/>
+  </w:num>
+  <w:num w:numId="36" w16cid:durableId="1966040173">
+    <w:abstractNumId w:val="61"/>
+  </w:num>
+  <w:num w:numId="37" w16cid:durableId="773019262">
+    <w:abstractNumId w:val="49"/>
+  </w:num>
+  <w:num w:numId="38" w16cid:durableId="365257005">
+    <w:abstractNumId w:val="31"/>
+  </w:num>
+  <w:num w:numId="39" w16cid:durableId="1840272551">
+    <w:abstractNumId w:val="43"/>
+  </w:num>
+  <w:num w:numId="40" w16cid:durableId="2026666138">
     <w:abstractNumId w:val="44"/>
   </w:num>
-  <w:num w:numId="5" w16cid:durableId="306085424">
-    <w:abstractNumId w:val="37"/>
-  </w:num>
-  <w:num w:numId="6" w16cid:durableId="674958043">
-    <w:abstractNumId w:val="8"/>
-  </w:num>
-  <w:num w:numId="7" w16cid:durableId="247423648">
-    <w:abstractNumId w:val="39"/>
-  </w:num>
-  <w:num w:numId="8" w16cid:durableId="384566048">
-    <w:abstractNumId w:val="12"/>
-  </w:num>
-  <w:num w:numId="9" w16cid:durableId="866912650">
-    <w:abstractNumId w:val="16"/>
-  </w:num>
-  <w:num w:numId="10" w16cid:durableId="589899546">
-    <w:abstractNumId w:val="26"/>
-  </w:num>
-  <w:num w:numId="11" w16cid:durableId="1879001495">
-    <w:abstractNumId w:val="47"/>
-  </w:num>
-  <w:num w:numId="12" w16cid:durableId="550268315">
-    <w:abstractNumId w:val="9"/>
-  </w:num>
-  <w:num w:numId="13" w16cid:durableId="284118771">
-    <w:abstractNumId w:val="53"/>
-  </w:num>
-  <w:num w:numId="14" w16cid:durableId="860162695">
-    <w:abstractNumId w:val="7"/>
-  </w:num>
-  <w:num w:numId="15" w16cid:durableId="1254361122">
-    <w:abstractNumId w:val="28"/>
-  </w:num>
-  <w:num w:numId="16" w16cid:durableId="325087984">
-    <w:abstractNumId w:val="22"/>
-  </w:num>
-  <w:num w:numId="17" w16cid:durableId="1520778839">
-    <w:abstractNumId w:val="27"/>
-  </w:num>
-  <w:num w:numId="18" w16cid:durableId="1767388190">
+  <w:num w:numId="41" w16cid:durableId="620068604">
     <w:abstractNumId w:val="11"/>
   </w:num>
-  <w:num w:numId="19" w16cid:durableId="131292223">
-    <w:abstractNumId w:val="20"/>
-  </w:num>
-  <w:num w:numId="20" w16cid:durableId="1025134148">
-    <w:abstractNumId w:val="32"/>
-  </w:num>
-  <w:num w:numId="21" w16cid:durableId="227887157">
-    <w:abstractNumId w:val="35"/>
-  </w:num>
-  <w:num w:numId="22" w16cid:durableId="667289663">
-    <w:abstractNumId w:val="50"/>
-  </w:num>
-  <w:num w:numId="23" w16cid:durableId="561217507">
-    <w:abstractNumId w:val="23"/>
-  </w:num>
-  <w:num w:numId="24" w16cid:durableId="19474969">
-    <w:abstractNumId w:val="31"/>
-  </w:num>
-  <w:num w:numId="25" w16cid:durableId="1572306116">
-    <w:abstractNumId w:val="25"/>
-  </w:num>
-  <w:num w:numId="26" w16cid:durableId="1655059492">
-    <w:abstractNumId w:val="49"/>
-  </w:num>
-  <w:num w:numId="27" w16cid:durableId="287472595">
-    <w:abstractNumId w:val="17"/>
-  </w:num>
-  <w:num w:numId="28" w16cid:durableId="1797798232">
-    <w:abstractNumId w:val="15"/>
-  </w:num>
-  <w:num w:numId="29" w16cid:durableId="1881086860">
-    <w:abstractNumId w:val="51"/>
-  </w:num>
-  <w:num w:numId="30" w16cid:durableId="2067415247">
-    <w:abstractNumId w:val="48"/>
-  </w:num>
-  <w:num w:numId="31" w16cid:durableId="445077732">
-    <w:abstractNumId w:val="42"/>
-  </w:num>
-  <w:num w:numId="32" w16cid:durableId="1632974937">
-    <w:abstractNumId w:val="41"/>
-  </w:num>
-  <w:num w:numId="33" w16cid:durableId="317661244">
-    <w:abstractNumId w:val="40"/>
-  </w:num>
-  <w:num w:numId="34" w16cid:durableId="676075811">
-    <w:abstractNumId w:val="52"/>
-  </w:num>
-  <w:num w:numId="35" w16cid:durableId="478769676">
-    <w:abstractNumId w:val="6"/>
-  </w:num>
-  <w:num w:numId="36" w16cid:durableId="1966040173">
-    <w:abstractNumId w:val="46"/>
-  </w:num>
-  <w:num w:numId="37" w16cid:durableId="773019262">
-    <w:abstractNumId w:val="38"/>
-  </w:num>
-  <w:num w:numId="38" w16cid:durableId="365257005">
+  <w:num w:numId="42" w16cid:durableId="141235157">
     <w:abstractNumId w:val="24"/>
-  </w:num>
-  <w:num w:numId="39" w16cid:durableId="1840272551">
-    <w:abstractNumId w:val="33"/>
-  </w:num>
-  <w:num w:numId="40" w16cid:durableId="2026666138">
-    <w:abstractNumId w:val="34"/>
-  </w:num>
-  <w:num w:numId="41" w16cid:durableId="620068604">
-    <w:abstractNumId w:val="10"/>
-  </w:num>
-  <w:num w:numId="42" w16cid:durableId="141235157">
-    <w:abstractNumId w:val="21"/>
   </w:num>
   <w:num w:numId="43" w16cid:durableId="1464230714">
     <w:abstractNumId w:val="2"/>
@@ -25132,34 +31011,91 @@
     <w:abstractNumId w:val="1"/>
   </w:num>
   <w:num w:numId="45" w16cid:durableId="308900509">
-    <w:abstractNumId w:val="19"/>
+    <w:abstractNumId w:val="21"/>
   </w:num>
   <w:num w:numId="46" w16cid:durableId="481851354">
-    <w:abstractNumId w:val="29"/>
+    <w:abstractNumId w:val="38"/>
   </w:num>
   <w:num w:numId="47" w16cid:durableId="507910652">
-    <w:abstractNumId w:val="36"/>
+    <w:abstractNumId w:val="46"/>
   </w:num>
   <w:num w:numId="48" w16cid:durableId="1478259049">
-    <w:abstractNumId w:val="13"/>
+    <w:abstractNumId w:val="14"/>
   </w:num>
   <w:num w:numId="49" w16cid:durableId="347759074">
+    <w:abstractNumId w:val="5"/>
+  </w:num>
+  <w:num w:numId="50" w16cid:durableId="279460120">
+    <w:abstractNumId w:val="57"/>
+  </w:num>
+  <w:num w:numId="51" w16cid:durableId="1131020742">
+    <w:abstractNumId w:val="39"/>
+  </w:num>
+  <w:num w:numId="52" w16cid:durableId="1536310028">
     <w:abstractNumId w:val="4"/>
   </w:num>
-  <w:num w:numId="50" w16cid:durableId="279460120">
-    <w:abstractNumId w:val="43"/>
-  </w:num>
-  <w:num w:numId="51" w16cid:durableId="1131020742">
-    <w:abstractNumId w:val="30"/>
-  </w:num>
-  <w:num w:numId="52" w16cid:durableId="1536310028">
-    <w:abstractNumId w:val="3"/>
-  </w:num>
   <w:num w:numId="53" w16cid:durableId="333610666">
-    <w:abstractNumId w:val="18"/>
+    <w:abstractNumId w:val="20"/>
   </w:num>
   <w:num w:numId="54" w16cid:durableId="1658412167">
     <w:abstractNumId w:val="0"/>
+  </w:num>
+  <w:num w:numId="55" w16cid:durableId="1181043653">
+    <w:abstractNumId w:val="33"/>
+  </w:num>
+  <w:num w:numId="56" w16cid:durableId="2081708287">
+    <w:abstractNumId w:val="40"/>
+  </w:num>
+  <w:num w:numId="57" w16cid:durableId="2010130805">
+    <w:abstractNumId w:val="69"/>
+  </w:num>
+  <w:num w:numId="58" w16cid:durableId="511065050">
+    <w:abstractNumId w:val="16"/>
+  </w:num>
+  <w:num w:numId="59" w16cid:durableId="1844516032">
+    <w:abstractNumId w:val="53"/>
+  </w:num>
+  <w:num w:numId="60" w16cid:durableId="2010017557">
+    <w:abstractNumId w:val="26"/>
+  </w:num>
+  <w:num w:numId="61" w16cid:durableId="2009289508">
+    <w:abstractNumId w:val="30"/>
+  </w:num>
+  <w:num w:numId="62" w16cid:durableId="825704416">
+    <w:abstractNumId w:val="37"/>
+  </w:num>
+  <w:num w:numId="63" w16cid:durableId="1527594415">
+    <w:abstractNumId w:val="25"/>
+  </w:num>
+  <w:num w:numId="64" w16cid:durableId="1002008412">
+    <w:abstractNumId w:val="28"/>
+  </w:num>
+  <w:num w:numId="65" w16cid:durableId="1082023651">
+    <w:abstractNumId w:val="54"/>
+  </w:num>
+  <w:num w:numId="66" w16cid:durableId="859011310">
+    <w:abstractNumId w:val="59"/>
+  </w:num>
+  <w:num w:numId="67" w16cid:durableId="520123408">
+    <w:abstractNumId w:val="3"/>
+  </w:num>
+  <w:num w:numId="68" w16cid:durableId="139466732">
+    <w:abstractNumId w:val="47"/>
+  </w:num>
+  <w:num w:numId="69" w16cid:durableId="1020401531">
+    <w:abstractNumId w:val="68"/>
+  </w:num>
+  <w:num w:numId="70" w16cid:durableId="364839728">
+    <w:abstractNumId w:val="70"/>
+  </w:num>
+  <w:num w:numId="71" w16cid:durableId="792943147">
+    <w:abstractNumId w:val="62"/>
+  </w:num>
+  <w:num w:numId="72" w16cid:durableId="1295675370">
+    <w:abstractNumId w:val="56"/>
+  </w:num>
+  <w:num w:numId="73" w16cid:durableId="1790313527">
+    <w:abstractNumId w:val="22"/>
   </w:num>
 </w:numbering>
 </file>
@@ -25768,7 +31704,6 @@
   <w:style w:type="character" w:default="1" w:styleId="DefaultParagraphFont">
     <w:name w:val="Default Paragraph Font"/>
     <w:uiPriority w:val="1"/>
-    <w:semiHidden/>
     <w:unhideWhenUsed/>
   </w:style>
   <w:style w:type="table" w:default="1" w:styleId="TableNormal">
